--- a/Church/2026/2026_0516_MenloChurch.docx
+++ b/Church/2026/2026_0516_MenloChurch.docx
@@ -55,10 +55,7 @@
     </w:p>
     <w:p>
       <w:r>
-        <w:t>No One Ever Told Me | Mother's Day | Vince &amp; Jo Vitale, Phil &amp; Alyssa EuBank</w:t>
-      </w:r>
-      <w:r>
-        <w:t xml:space="preserve"> </w:t>
+        <w:t xml:space="preserve">No One Ever Told Me | Mother's Day | Vince &amp; Jo Vitale, Phil &amp; Alyssa EuBank </w:t>
       </w:r>
       <w:r>
         <w:t>(</w:t>
@@ -257,24 +254,15 @@
     <w:p/>
     <w:p>
       <w:r>
-        <w:t>2</w:t>
-      </w:r>
-      <w:r>
-        <w:t>2</w:t>
-      </w:r>
-      <w:r>
-        <w:t>:</w:t>
-      </w:r>
-      <w:r>
-        <w:t>51</w:t>
-      </w:r>
-      <w:r>
-        <w:t>/1:15:12</w:t>
+        <w:t>22:51/1:15:12</w:t>
       </w:r>
     </w:p>
     <w:p/>
     <w:p>
       <w:r>
+        <w:rPr>
+          <w:noProof/>
+        </w:rPr>
         <w:drawing>
           <wp:inline distT="0" distB="0" distL="0" distR="0" wp14:anchorId="2655DDD3" wp14:editId="58B53F85">
             <wp:extent cx="3657600" cy="1722902"/>
@@ -422,17 +410,14 @@
     <w:p>
       <w:r>
         <w:lastRenderedPageBreak/>
-        <w:t>23:</w:t>
-      </w:r>
-      <w:r>
-        <w:t>34</w:t>
-      </w:r>
-      <w:r>
-        <w:t>/1:15:12</w:t>
-      </w:r>
-    </w:p>
-    <w:p>
-      <w:r>
+        <w:t>23:34/1:15:12</w:t>
+      </w:r>
+    </w:p>
+    <w:p>
+      <w:r>
+        <w:rPr>
+          <w:noProof/>
+        </w:rPr>
         <w:drawing>
           <wp:inline distT="0" distB="0" distL="0" distR="0" wp14:anchorId="5479B9B2" wp14:editId="5CD5C159">
             <wp:extent cx="4972744" cy="1914792"/>
@@ -523,14 +508,297 @@
     <w:p/>
     <w:p>
       <w:r>
-        <w:t>33:28</w:t>
+        <w:t>25</w:t>
+      </w:r>
+      <w:r>
+        <w:t>:10/1:15:12</w:t>
+      </w:r>
+    </w:p>
+    <w:p>
+      <w:r>
+        <w:t>Joe: I do the neuron-science research.</w:t>
+      </w:r>
+      <w:r>
+        <w:t xml:space="preserve"> I only watch sport games at home.</w:t>
+      </w:r>
+    </w:p>
+    <w:p/>
+    <w:p>
+      <w:r>
+        <w:t>3</w:t>
+      </w:r>
+      <w:r>
+        <w:t>4</w:t>
+      </w:r>
+      <w:r>
+        <w:t>:</w:t>
+      </w:r>
+      <w:r>
+        <w:t>10</w:t>
       </w:r>
       <w:r>
         <w:t>/1:15:12</w:t>
+      </w:r>
+    </w:p>
+    <w:p>
+      <w:r>
+        <w:t>Alys</w:t>
+      </w:r>
+      <w:r>
+        <w:t>s</w:t>
+      </w:r>
+      <w:r>
+        <w:t xml:space="preserve">a: </w:t>
+      </w:r>
+      <w:r>
+        <w:t>We moved to Bay Area and I stay at home for 16 years</w:t>
+      </w:r>
+      <w:r>
+        <w:t>. People here is very successful in their career.</w:t>
+      </w:r>
+      <w:r>
+        <w:t xml:space="preserve"> I look at the connection of community.</w:t>
+      </w:r>
+    </w:p>
+    <w:p/>
+    <w:p>
+      <w:r>
+        <w:t>3</w:t>
+      </w:r>
+      <w:r>
+        <w:t>7</w:t>
+      </w:r>
+      <w:r>
+        <w:t>:</w:t>
+      </w:r>
+      <w:r>
+        <w:t>46</w:t>
+      </w:r>
+      <w:r>
+        <w:t>/1:15:12</w:t>
+      </w:r>
+    </w:p>
+    <w:p>
+      <w:r>
+        <w:t xml:space="preserve">Vince: </w:t>
+      </w:r>
+      <w:r>
+        <w:t xml:space="preserve">AI bring another way of life. </w:t>
+      </w:r>
+      <w:r>
+        <w:t xml:space="preserve">The AI knowledge </w:t>
+      </w:r>
+      <w:r>
+        <w:t>and we do invest in</w:t>
+      </w:r>
+      <w:r>
+        <w:t xml:space="preserve"> AI way and influence people.</w:t>
+      </w:r>
+    </w:p>
+    <w:p/>
+    <w:p>
+      <w:r>
+        <w:t>40</w:t>
+      </w:r>
+      <w:r>
+        <w:t>:</w:t>
+      </w:r>
+      <w:r>
+        <w:t>50</w:t>
+      </w:r>
+      <w:r>
+        <w:t>/1:15:12</w:t>
+      </w:r>
+    </w:p>
+    <w:p>
+      <w:r>
+        <w:t>Alyssa: Connection in the family become remote.</w:t>
+      </w:r>
+    </w:p>
+    <w:p/>
+    <w:p>
+      <w:r>
+        <w:t>4</w:t>
+      </w:r>
+      <w:r>
+        <w:t>4</w:t>
+      </w:r>
+      <w:r>
+        <w:t>:</w:t>
+      </w:r>
+      <w:r>
+        <w:t>40</w:t>
+      </w:r>
+      <w:r>
+        <w:t>/1:15:12</w:t>
+      </w:r>
+    </w:p>
+    <w:p>
+      <w:r>
+        <w:t xml:space="preserve">Joe: </w:t>
+      </w:r>
+      <w:r>
+        <w:t>What is God think of you?</w:t>
+      </w:r>
+      <w:r>
+        <w:t xml:space="preserve"> I do better month to month.</w:t>
+      </w:r>
+      <w:r>
+        <w:t xml:space="preserve"> Gove gives us unconditional love.</w:t>
+      </w:r>
+    </w:p>
+    <w:p/>
+    <w:p>
+      <w:r>
+        <w:t>4</w:t>
+      </w:r>
+      <w:r>
+        <w:t>7</w:t>
+      </w:r>
+      <w:r>
+        <w:t>:</w:t>
+      </w:r>
+      <w:r>
+        <w:t>14</w:t>
+      </w:r>
+      <w:r>
+        <w:t>/1:15:12</w:t>
+      </w:r>
+    </w:p>
+    <w:p>
+      <w:r>
+        <w:t>Vince:</w:t>
+      </w:r>
+      <w:r>
+        <w:t xml:space="preserve"> We experience love each other.</w:t>
+      </w:r>
+    </w:p>
+    <w:p/>
+    <w:p>
+      <w:r>
+        <w:t>50</w:t>
+      </w:r>
+      <w:r>
+        <w:t>:1</w:t>
+      </w:r>
+      <w:r>
+        <w:t>0</w:t>
+      </w:r>
+      <w:r>
+        <w:t>/1:15:12</w:t>
+      </w:r>
+    </w:p>
+    <w:p>
+      <w:r>
+        <w:t>Joe:</w:t>
+      </w:r>
+      <w:r>
+        <w:t xml:space="preserve"> When I have deep question, I ask God what should I do.</w:t>
+      </w:r>
+    </w:p>
+    <w:p/>
+    <w:p>
+      <w:r>
+        <w:t>5</w:t>
+      </w:r>
+      <w:r>
+        <w:t>1</w:t>
+      </w:r>
+      <w:r>
+        <w:t>:10/1:15:12</w:t>
+      </w:r>
+    </w:p>
+    <w:p>
+      <w:r>
+        <w:t>Vince: I wan</w:t>
+      </w:r>
+      <w:r>
+        <w:t>t</w:t>
+      </w:r>
+      <w:r>
+        <w:t xml:space="preserve"> to have life conversation.</w:t>
+      </w:r>
+      <w:r>
+        <w:t xml:space="preserve"> The kids cannot sleep. </w:t>
+      </w:r>
+    </w:p>
+    <w:p/>
+    <w:p>
+      <w:r>
+        <w:t>52</w:t>
+      </w:r>
+      <w:r>
+        <w:t>:50/1:15:12</w:t>
+      </w:r>
+    </w:p>
+    <w:p>
+      <w:r>
+        <w:t>Alyssa:</w:t>
+      </w:r>
+      <w:r>
+        <w:t xml:space="preserve"> When you have tough situation, you will go through it.</w:t>
       </w:r>
     </w:p>
     <w:p/>
     <w:p/>
+    <w:p>
+      <w:r>
+        <w:t>5</w:t>
+      </w:r>
+      <w:r>
+        <w:t>4</w:t>
+      </w:r>
+      <w:r>
+        <w:t>:</w:t>
+      </w:r>
+      <w:r>
+        <w:t>1</w:t>
+      </w:r>
+      <w:r>
+        <w:t>0/1:15:12</w:t>
+      </w:r>
+    </w:p>
+    <w:p>
+      <w:r>
+        <w:t xml:space="preserve">Phill: When you have </w:t>
+      </w:r>
+      <w:r>
+        <w:t>Eternity inside you, you will go through the difficulty.</w:t>
+      </w:r>
+    </w:p>
+    <w:p/>
+    <w:p>
+      <w:r>
+        <w:t>5</w:t>
+      </w:r>
+      <w:r>
+        <w:t>5</w:t>
+      </w:r>
+      <w:r>
+        <w:t>:10/1:15:12</w:t>
+      </w:r>
+    </w:p>
+    <w:p>
+      <w:r>
+        <w:t>Joe: I have surgery and remove half of organ and pass the difficult time.</w:t>
+      </w:r>
+    </w:p>
+    <w:p/>
+    <w:p>
+      <w:r>
+        <w:t>55:10/1:15:12</w:t>
+      </w:r>
+    </w:p>
+    <w:p>
+      <w:r>
+        <w:t>Phil: We pray for Joe. God heal Joe and walk Joe with wisdom.</w:t>
+      </w:r>
+    </w:p>
+    <w:p>
+      <w:r>
+        <w:t xml:space="preserve"> </w:t>
+      </w:r>
+    </w:p>
     <w:p>
       <w:r>
         <w:t>======</w:t>
@@ -4154,6 +4422,7 @@
   <w:style w:type="character" w:default="1" w:styleId="DefaultParagraphFont">
     <w:name w:val="Default Paragraph Font"/>
     <w:uiPriority w:val="1"/>
+    <w:semiHidden/>
     <w:unhideWhenUsed/>
   </w:style>
   <w:style w:type="table" w:default="1" w:styleId="TableNormal">

--- a/Church/2026/2026_0516_MenloChurch.docx
+++ b/Church/2026/2026_0516_MenloChurch.docx
@@ -67,6 +67,293 @@
         <w:t>)</w:t>
       </w:r>
     </w:p>
+    <w:p/>
+    <w:p>
+      <w:r>
+        <w:t xml:space="preserve">"No One Ever Told Me," a Mother's Day message from Menlo Church featuring Vince &amp; Jo Vitale and Phil &amp; Alyssa EuBank, </w:t>
+      </w:r>
+      <w:r>
+        <w:t>emphasizes shifting from a performance-based, defensive mindset in relationships to</w:t>
+      </w:r>
+      <w:r>
+        <w:rPr>
+          <w:b/>
+          <w:bCs/>
+        </w:rPr>
+        <w:t xml:space="preserve"> one built on mutual grace and unconditional love. </w:t>
+      </w:r>
+      <w:r>
+        <w:t>The panel concludes that true familial freedom and deep connection come from accepting and offering the same grace received from God, rather than striving for perfection.</w:t>
+      </w:r>
+    </w:p>
+    <w:p/>
+    <w:p>
+      <w:r>
+        <w:rPr>
+          <w:b/>
+          <w:bCs/>
+        </w:rPr>
+        <w:t>"No One Ever Told Me"</w:t>
+      </w:r>
+      <w:r>
+        <w:t xml:space="preserve"> is a special Mother’s Day message and podcast episode produced by </w:t>
+      </w:r>
+      <w:hyperlink r:id="rId9" w:tgtFrame="_blank" w:history="1">
+        <w:r>
+          <w:rPr>
+            <w:rStyle w:val="Hyperlink"/>
+          </w:rPr>
+          <w:t>Menlo Church</w:t>
+        </w:r>
+      </w:hyperlink>
+      <w:r>
+        <w:t xml:space="preserve">. The discussion features an honest, podcast-style conversation between </w:t>
+      </w:r>
+      <w:r>
+        <w:rPr>
+          <w:b/>
+          <w:bCs/>
+        </w:rPr>
+        <w:t>Vince &amp; Jo Vitale</w:t>
+      </w:r>
+      <w:r>
+        <w:t xml:space="preserve"> alongside </w:t>
+      </w:r>
+      <w:r>
+        <w:rPr>
+          <w:b/>
+          <w:bCs/>
+        </w:rPr>
+        <w:t>Phil &amp; Alyssa EuBank</w:t>
+      </w:r>
+      <w:r>
+        <w:t>.</w:t>
+      </w:r>
+    </w:p>
+    <w:p>
+      <w:pPr>
+        <w:rPr>
+          <w:b/>
+          <w:bCs/>
+        </w:rPr>
+      </w:pPr>
+      <w:r>
+        <w:rPr>
+          <w:b/>
+          <w:bCs/>
+        </w:rPr>
+        <w:t>Core Message &amp; Themes</w:t>
+      </w:r>
+    </w:p>
+    <w:p>
+      <w:pPr>
+        <w:numPr>
+          <w:ilvl w:val="0"/>
+          <w:numId w:val="20"/>
+        </w:numPr>
+      </w:pPr>
+      <w:r>
+        <w:rPr>
+          <w:b/>
+          <w:bCs/>
+        </w:rPr>
+        <w:t>Validation for Mothers:</w:t>
+      </w:r>
+      <w:r>
+        <w:t xml:space="preserve"> The discussion explicitly focuses on helping mothers feel </w:t>
+      </w:r>
+      <w:r>
+        <w:rPr>
+          <w:b/>
+          <w:bCs/>
+        </w:rPr>
+        <w:t>seen, valued, and understood</w:t>
+      </w:r>
+      <w:r>
+        <w:t>, reminding them that their daily work is invaluable.</w:t>
+      </w:r>
+    </w:p>
+    <w:p>
+      <w:pPr>
+        <w:numPr>
+          <w:ilvl w:val="0"/>
+          <w:numId w:val="20"/>
+        </w:numPr>
+      </w:pPr>
+      <w:r>
+        <w:rPr>
+          <w:b/>
+          <w:bCs/>
+        </w:rPr>
+        <w:t>Combating Isolation:</w:t>
+      </w:r>
+      <w:r>
+        <w:t xml:space="preserve"> The speakers address the hidden challenges of motherhood and family life, offering reassurance to parents that </w:t>
+      </w:r>
+      <w:r>
+        <w:rPr>
+          <w:b/>
+          <w:bCs/>
+        </w:rPr>
+        <w:t>they are not alone</w:t>
+      </w:r>
+      <w:r>
+        <w:t xml:space="preserve"> in their struggles.</w:t>
+      </w:r>
+    </w:p>
+    <w:p>
+      <w:pPr>
+        <w:numPr>
+          <w:ilvl w:val="0"/>
+          <w:numId w:val="20"/>
+        </w:numPr>
+      </w:pPr>
+      <w:r>
+        <w:rPr>
+          <w:b/>
+          <w:bCs/>
+        </w:rPr>
+        <w:t>Grace vs. Performance:</w:t>
+      </w:r>
+      <w:r>
+        <w:t xml:space="preserve"> The couples discuss moving away from trying to "earn love" in marriage and family relationships, shifting instead toward an identity rooted in forgiveness and divine grace.</w:t>
+      </w:r>
+    </w:p>
+    <w:p>
+      <w:pPr>
+        <w:numPr>
+          <w:ilvl w:val="0"/>
+          <w:numId w:val="20"/>
+        </w:numPr>
+      </w:pPr>
+      <w:r>
+        <w:rPr>
+          <w:b/>
+          <w:bCs/>
+        </w:rPr>
+        <w:t>Navigating Information Overload:</w:t>
+      </w:r>
+      <w:r>
+        <w:t xml:space="preserve"> The message sits within a broader dialogue about finding true, lived wisdom in an age completely saturated with conflicting advice and online pressure. </w:t>
+      </w:r>
+    </w:p>
+    <w:p/>
+    <w:p>
+      <w:pPr>
+        <w:rPr>
+          <w:b/>
+          <w:bCs/>
+        </w:rPr>
+      </w:pPr>
+      <w:r>
+        <w:rPr>
+          <w:b/>
+          <w:bCs/>
+        </w:rPr>
+        <w:t>Professional Backgrounds</w:t>
+      </w:r>
+    </w:p>
+    <w:p>
+      <w:pPr>
+        <w:numPr>
+          <w:ilvl w:val="0"/>
+          <w:numId w:val="21"/>
+        </w:numPr>
+      </w:pPr>
+      <w:r>
+        <w:rPr>
+          <w:b/>
+          <w:bCs/>
+        </w:rPr>
+        <w:t>Dr. Vince Vitale</w:t>
+      </w:r>
+      <w:r>
+        <w:rPr>
+          <w:b/>
+          <w:bCs/>
+        </w:rPr>
+        <w:t xml:space="preserve">, </w:t>
+      </w:r>
+      <w:r>
+        <w:t>MS</w:t>
+      </w:r>
+      <w:r>
+        <w:t xml:space="preserve"> and PhD (DPhil)</w:t>
+      </w:r>
+      <w:r>
+        <w:t>,</w:t>
+      </w:r>
+      <w:r>
+        <w:t xml:space="preserve"> </w:t>
+      </w:r>
+      <w:r>
+        <w:rPr>
+          <w:b/>
+          <w:bCs/>
+        </w:rPr>
+        <w:t>University of Oxford</w:t>
+      </w:r>
+      <w:r>
+        <w:t>,</w:t>
+      </w:r>
+      <w:r>
+        <w:t xml:space="preserve"> </w:t>
+      </w:r>
+      <w:r>
+        <w:rPr>
+          <w:b/>
+          <w:bCs/>
+        </w:rPr>
+        <w:t>Oxford and Princeton Faculty</w:t>
+      </w:r>
+      <w:r>
+        <w:rPr>
+          <w:b/>
+          <w:bCs/>
+        </w:rPr>
+        <w:t>,</w:t>
+      </w:r>
+    </w:p>
+    <w:p>
+      <w:pPr>
+        <w:numPr>
+          <w:ilvl w:val="0"/>
+          <w:numId w:val="21"/>
+        </w:numPr>
+      </w:pPr>
+      <w:r>
+        <w:rPr>
+          <w:b/>
+          <w:bCs/>
+        </w:rPr>
+        <w:t>Dr. Jo Vitale:</w:t>
+      </w:r>
+      <w:r>
+        <w:t xml:space="preserve"> </w:t>
+      </w:r>
+      <w:r>
+        <w:t>PhD (DPhil)</w:t>
+      </w:r>
+      <w:r>
+        <w:t xml:space="preserve"> </w:t>
+      </w:r>
+      <w:r>
+        <w:t>in Old Testament studies</w:t>
+      </w:r>
+      <w:r>
+        <w:t xml:space="preserve">, </w:t>
+      </w:r>
+      <w:r>
+        <w:t>University of Oxford</w:t>
+      </w:r>
+      <w:r>
+        <w:t>. She</w:t>
+      </w:r>
+      <w:r>
+        <w:t xml:space="preserve"> focuses on the biblical women, beauty, and overcoming blame culture.</w:t>
+      </w:r>
+    </w:p>
+    <w:p/>
     <w:p/>
     <w:p>
       <w:r>
@@ -109,7 +396,7 @@
                     <pic:cNvPicPr/>
                   </pic:nvPicPr>
                   <pic:blipFill>
-                    <a:blip r:embed="rId9"/>
+                    <a:blip r:embed="rId10"/>
                     <a:stretch>
                       <a:fillRect/>
                     </a:stretch>
@@ -166,6 +453,7 @@
         <w:rPr>
           <w:noProof/>
         </w:rPr>
+        <w:lastRenderedPageBreak/>
         <w:drawing>
           <wp:inline distT="0" distB="0" distL="0" distR="0" wp14:anchorId="319DCCEE" wp14:editId="0DCB8D6C">
             <wp:extent cx="942975" cy="1150297"/>
@@ -182,7 +470,7 @@
                     <pic:cNvPicPr/>
                   </pic:nvPicPr>
                   <pic:blipFill>
-                    <a:blip r:embed="rId10"/>
+                    <a:blip r:embed="rId11"/>
                     <a:stretch>
                       <a:fillRect/>
                     </a:stretch>
@@ -225,7 +513,7 @@
                     <pic:cNvPicPr/>
                   </pic:nvPicPr>
                   <pic:blipFill>
-                    <a:blip r:embed="rId11"/>
+                    <a:blip r:embed="rId12"/>
                     <a:stretch>
                       <a:fillRect/>
                     </a:stretch>
@@ -279,7 +567,7 @@
                     <pic:cNvPicPr/>
                   </pic:nvPicPr>
                   <pic:blipFill>
-                    <a:blip r:embed="rId12"/>
+                    <a:blip r:embed="rId13"/>
                     <a:stretch>
                       <a:fillRect/>
                     </a:stretch>
@@ -333,7 +621,7 @@
                     <pic:cNvPicPr/>
                   </pic:nvPicPr>
                   <pic:blipFill>
-                    <a:blip r:embed="rId13"/>
+                    <a:blip r:embed="rId14"/>
                     <a:stretch>
                       <a:fillRect/>
                     </a:stretch>
@@ -379,7 +667,7 @@
                     <pic:cNvPicPr/>
                   </pic:nvPicPr>
                   <pic:blipFill>
-                    <a:blip r:embed="rId14"/>
+                    <a:blip r:embed="rId15"/>
                     <a:stretch>
                       <a:fillRect/>
                     </a:stretch>
@@ -409,7 +697,6 @@
     <w:p/>
     <w:p>
       <w:r>
-        <w:lastRenderedPageBreak/>
         <w:t>23:34/1:15:12</w:t>
       </w:r>
     </w:p>
@@ -434,7 +721,7 @@
                     <pic:cNvPicPr/>
                   </pic:nvPicPr>
                   <pic:blipFill>
-                    <a:blip r:embed="rId15"/>
+                    <a:blip r:embed="rId16"/>
                     <a:stretch>
                       <a:fillRect/>
                     </a:stretch>
@@ -484,6 +771,7 @@
     </w:p>
     <w:p>
       <w:r>
+        <w:lastRenderedPageBreak/>
         <w:t>Joe</w:t>
       </w:r>
       <w:r>
@@ -508,10 +796,7 @@
     <w:p/>
     <w:p>
       <w:r>
-        <w:t>25</w:t>
-      </w:r>
-      <w:r>
-        <w:t>:10/1:15:12</w:t>
+        <w:t>25:10/1:15:12</w:t>
       </w:r>
     </w:p>
     <w:p>
@@ -563,19 +848,7 @@
     <w:p/>
     <w:p>
       <w:r>
-        <w:t>3</w:t>
-      </w:r>
-      <w:r>
-        <w:t>7</w:t>
-      </w:r>
-      <w:r>
-        <w:t>:</w:t>
-      </w:r>
-      <w:r>
-        <w:t>46</w:t>
-      </w:r>
-      <w:r>
-        <w:t>/1:15:12</w:t>
+        <w:t>37:46/1:15:12</w:t>
       </w:r>
     </w:p>
     <w:p>
@@ -598,16 +871,7 @@
     <w:p/>
     <w:p>
       <w:r>
-        <w:t>40</w:t>
-      </w:r>
-      <w:r>
-        <w:t>:</w:t>
-      </w:r>
-      <w:r>
-        <w:t>50</w:t>
-      </w:r>
-      <w:r>
-        <w:t>/1:15:12</w:t>
+        <w:t>40:50/1:15:12</w:t>
       </w:r>
     </w:p>
     <w:p>
@@ -618,19 +882,7 @@
     <w:p/>
     <w:p>
       <w:r>
-        <w:t>4</w:t>
-      </w:r>
-      <w:r>
-        <w:t>4</w:t>
-      </w:r>
-      <w:r>
-        <w:t>:</w:t>
-      </w:r>
-      <w:r>
-        <w:t>40</w:t>
-      </w:r>
-      <w:r>
-        <w:t>/1:15:12</w:t>
+        <w:t>44:40/1:15:12</w:t>
       </w:r>
     </w:p>
     <w:p>
@@ -650,19 +902,7 @@
     <w:p/>
     <w:p>
       <w:r>
-        <w:t>4</w:t>
-      </w:r>
-      <w:r>
-        <w:t>7</w:t>
-      </w:r>
-      <w:r>
-        <w:t>:</w:t>
-      </w:r>
-      <w:r>
-        <w:t>14</w:t>
-      </w:r>
-      <w:r>
-        <w:t>/1:15:12</w:t>
+        <w:t>47:14/1:15:12</w:t>
       </w:r>
     </w:p>
     <w:p>
@@ -676,16 +916,7 @@
     <w:p/>
     <w:p>
       <w:r>
-        <w:t>50</w:t>
-      </w:r>
-      <w:r>
-        <w:t>:1</w:t>
-      </w:r>
-      <w:r>
-        <w:t>0</w:t>
-      </w:r>
-      <w:r>
-        <w:t>/1:15:12</w:t>
+        <w:t>50:10/1:15:12</w:t>
       </w:r>
     </w:p>
     <w:p>
@@ -699,13 +930,7 @@
     <w:p/>
     <w:p>
       <w:r>
-        <w:t>5</w:t>
-      </w:r>
-      <w:r>
-        <w:t>1</w:t>
-      </w:r>
-      <w:r>
-        <w:t>:10/1:15:12</w:t>
+        <w:t>51:10/1:15:12</w:t>
       </w:r>
     </w:p>
     <w:p>
@@ -725,10 +950,7 @@
     <w:p/>
     <w:p>
       <w:r>
-        <w:t>52</w:t>
-      </w:r>
-      <w:r>
-        <w:t>:50/1:15:12</w:t>
+        <w:t>52:50/1:15:12</w:t>
       </w:r>
     </w:p>
     <w:p>
@@ -743,13 +965,7 @@
     <w:p/>
     <w:p>
       <w:r>
-        <w:t>5</w:t>
-      </w:r>
-      <w:r>
-        <w:t>4</w:t>
-      </w:r>
-      <w:r>
-        <w:t>:</w:t>
+        <w:t>54:</w:t>
       </w:r>
       <w:r>
         <w:t>1</w:t>
@@ -760,22 +976,13 @@
     </w:p>
     <w:p>
       <w:r>
-        <w:t xml:space="preserve">Phill: When you have </w:t>
-      </w:r>
-      <w:r>
-        <w:t>Eternity inside you, you will go through the difficulty.</w:t>
+        <w:t>Phill: When you have Eternity inside you, you will go through the difficulty.</w:t>
       </w:r>
     </w:p>
     <w:p/>
     <w:p>
       <w:r>
-        <w:t>5</w:t>
-      </w:r>
-      <w:r>
-        <w:t>5</w:t>
-      </w:r>
-      <w:r>
-        <w:t>:10/1:15:12</w:t>
+        <w:t>55:10/1:15:12</w:t>
       </w:r>
     </w:p>
     <w:p>
@@ -828,7 +1035,7 @@
       </w:r>
     </w:p>
     <w:p>
-      <w:hyperlink r:id="rId16" w:history="1">
+      <w:hyperlink r:id="rId17" w:history="1">
         <w:r>
           <w:rPr>
             <w:rStyle w:val="Hyperlink"/>
@@ -853,7 +1060,7 @@
     </w:p>
     <w:p/>
     <w:sectPr>
-      <w:footerReference w:type="default" r:id="rId17"/>
+      <w:footerReference w:type="default" r:id="rId18"/>
       <w:pgSz w:w="12240" w:h="15840"/>
       <w:pgMar w:top="1440" w:right="1440" w:bottom="1530" w:left="1440" w:header="0" w:footer="720" w:gutter="0"/>
       <w:cols w:space="720"/>
@@ -1543,6 +1750,155 @@
     </w:lvl>
   </w:abstractNum>
   <w:abstractNum w:abstractNumId="4" w15:restartNumberingAfterBreak="0">
+    <w:nsid w:val="26553E4C"/>
+    <w:multiLevelType w:val="multilevel"/>
+    <w:tmpl w:val="3B30F1F0"/>
+    <w:lvl w:ilvl="0">
+      <w:start w:val="1"/>
+      <w:numFmt w:val="bullet"/>
+      <w:lvlText w:val=""/>
+      <w:lvlJc w:val="left"/>
+      <w:pPr>
+        <w:tabs>
+          <w:tab w:val="num" w:pos="720"/>
+        </w:tabs>
+        <w:ind w:left="720" w:hanging="360"/>
+      </w:pPr>
+      <w:rPr>
+        <w:rFonts w:ascii="Symbol" w:hAnsi="Symbol" w:hint="default"/>
+        <w:sz w:val="20"/>
+      </w:rPr>
+    </w:lvl>
+    <w:lvl w:ilvl="1" w:tentative="1">
+      <w:start w:val="1"/>
+      <w:numFmt w:val="bullet"/>
+      <w:lvlText w:val="o"/>
+      <w:lvlJc w:val="left"/>
+      <w:pPr>
+        <w:tabs>
+          <w:tab w:val="num" w:pos="1440"/>
+        </w:tabs>
+        <w:ind w:left="1440" w:hanging="360"/>
+      </w:pPr>
+      <w:rPr>
+        <w:rFonts w:ascii="Courier New" w:hAnsi="Courier New" w:hint="default"/>
+        <w:sz w:val="20"/>
+      </w:rPr>
+    </w:lvl>
+    <w:lvl w:ilvl="2" w:tentative="1">
+      <w:start w:val="1"/>
+      <w:numFmt w:val="bullet"/>
+      <w:lvlText w:val=""/>
+      <w:lvlJc w:val="left"/>
+      <w:pPr>
+        <w:tabs>
+          <w:tab w:val="num" w:pos="2160"/>
+        </w:tabs>
+        <w:ind w:left="2160" w:hanging="360"/>
+      </w:pPr>
+      <w:rPr>
+        <w:rFonts w:ascii="Wingdings" w:hAnsi="Wingdings" w:hint="default"/>
+        <w:sz w:val="20"/>
+      </w:rPr>
+    </w:lvl>
+    <w:lvl w:ilvl="3" w:tentative="1">
+      <w:start w:val="1"/>
+      <w:numFmt w:val="bullet"/>
+      <w:lvlText w:val=""/>
+      <w:lvlJc w:val="left"/>
+      <w:pPr>
+        <w:tabs>
+          <w:tab w:val="num" w:pos="2880"/>
+        </w:tabs>
+        <w:ind w:left="2880" w:hanging="360"/>
+      </w:pPr>
+      <w:rPr>
+        <w:rFonts w:ascii="Wingdings" w:hAnsi="Wingdings" w:hint="default"/>
+        <w:sz w:val="20"/>
+      </w:rPr>
+    </w:lvl>
+    <w:lvl w:ilvl="4" w:tentative="1">
+      <w:start w:val="1"/>
+      <w:numFmt w:val="bullet"/>
+      <w:lvlText w:val=""/>
+      <w:lvlJc w:val="left"/>
+      <w:pPr>
+        <w:tabs>
+          <w:tab w:val="num" w:pos="3600"/>
+        </w:tabs>
+        <w:ind w:left="3600" w:hanging="360"/>
+      </w:pPr>
+      <w:rPr>
+        <w:rFonts w:ascii="Wingdings" w:hAnsi="Wingdings" w:hint="default"/>
+        <w:sz w:val="20"/>
+      </w:rPr>
+    </w:lvl>
+    <w:lvl w:ilvl="5" w:tentative="1">
+      <w:start w:val="1"/>
+      <w:numFmt w:val="bullet"/>
+      <w:lvlText w:val=""/>
+      <w:lvlJc w:val="left"/>
+      <w:pPr>
+        <w:tabs>
+          <w:tab w:val="num" w:pos="4320"/>
+        </w:tabs>
+        <w:ind w:left="4320" w:hanging="360"/>
+      </w:pPr>
+      <w:rPr>
+        <w:rFonts w:ascii="Wingdings" w:hAnsi="Wingdings" w:hint="default"/>
+        <w:sz w:val="20"/>
+      </w:rPr>
+    </w:lvl>
+    <w:lvl w:ilvl="6" w:tentative="1">
+      <w:start w:val="1"/>
+      <w:numFmt w:val="bullet"/>
+      <w:lvlText w:val=""/>
+      <w:lvlJc w:val="left"/>
+      <w:pPr>
+        <w:tabs>
+          <w:tab w:val="num" w:pos="5040"/>
+        </w:tabs>
+        <w:ind w:left="5040" w:hanging="360"/>
+      </w:pPr>
+      <w:rPr>
+        <w:rFonts w:ascii="Wingdings" w:hAnsi="Wingdings" w:hint="default"/>
+        <w:sz w:val="20"/>
+      </w:rPr>
+    </w:lvl>
+    <w:lvl w:ilvl="7" w:tentative="1">
+      <w:start w:val="1"/>
+      <w:numFmt w:val="bullet"/>
+      <w:lvlText w:val=""/>
+      <w:lvlJc w:val="left"/>
+      <w:pPr>
+        <w:tabs>
+          <w:tab w:val="num" w:pos="5760"/>
+        </w:tabs>
+        <w:ind w:left="5760" w:hanging="360"/>
+      </w:pPr>
+      <w:rPr>
+        <w:rFonts w:ascii="Wingdings" w:hAnsi="Wingdings" w:hint="default"/>
+        <w:sz w:val="20"/>
+      </w:rPr>
+    </w:lvl>
+    <w:lvl w:ilvl="8" w:tentative="1">
+      <w:start w:val="1"/>
+      <w:numFmt w:val="bullet"/>
+      <w:lvlText w:val=""/>
+      <w:lvlJc w:val="left"/>
+      <w:pPr>
+        <w:tabs>
+          <w:tab w:val="num" w:pos="6480"/>
+        </w:tabs>
+        <w:ind w:left="6480" w:hanging="360"/>
+      </w:pPr>
+      <w:rPr>
+        <w:rFonts w:ascii="Wingdings" w:hAnsi="Wingdings" w:hint="default"/>
+        <w:sz w:val="20"/>
+      </w:rPr>
+    </w:lvl>
+  </w:abstractNum>
+  <w:abstractNum w:abstractNumId="5" w15:restartNumberingAfterBreak="0">
     <w:nsid w:val="29276FDC"/>
     <w:multiLevelType w:val="multilevel"/>
     <w:tmpl w:val="1F94D768"/>
@@ -1691,7 +2047,7 @@
       </w:rPr>
     </w:lvl>
   </w:abstractNum>
-  <w:abstractNum w:abstractNumId="5" w15:restartNumberingAfterBreak="0">
+  <w:abstractNum w:abstractNumId="6" w15:restartNumberingAfterBreak="0">
     <w:nsid w:val="2B6D2A93"/>
     <w:multiLevelType w:val="multilevel"/>
     <w:tmpl w:val="E2CC5E76"/>
@@ -1840,7 +2196,7 @@
       </w:rPr>
     </w:lvl>
   </w:abstractNum>
-  <w:abstractNum w:abstractNumId="6" w15:restartNumberingAfterBreak="0">
+  <w:abstractNum w:abstractNumId="7" w15:restartNumberingAfterBreak="0">
     <w:nsid w:val="36243EC5"/>
     <w:multiLevelType w:val="hybridMultilevel"/>
     <w:tmpl w:val="6A6C3886"/>
@@ -1929,7 +2285,7 @@
       </w:pPr>
     </w:lvl>
   </w:abstractNum>
-  <w:abstractNum w:abstractNumId="7" w15:restartNumberingAfterBreak="0">
+  <w:abstractNum w:abstractNumId="8" w15:restartNumberingAfterBreak="0">
     <w:nsid w:val="382824C5"/>
     <w:multiLevelType w:val="multilevel"/>
     <w:tmpl w:val="7F86977E"/>
@@ -2078,7 +2434,7 @@
       </w:rPr>
     </w:lvl>
   </w:abstractNum>
-  <w:abstractNum w:abstractNumId="8" w15:restartNumberingAfterBreak="0">
+  <w:abstractNum w:abstractNumId="9" w15:restartNumberingAfterBreak="0">
     <w:nsid w:val="42131A4B"/>
     <w:multiLevelType w:val="multilevel"/>
     <w:tmpl w:val="D0806716"/>
@@ -2227,7 +2583,7 @@
       </w:rPr>
     </w:lvl>
   </w:abstractNum>
-  <w:abstractNum w:abstractNumId="9" w15:restartNumberingAfterBreak="0">
+  <w:abstractNum w:abstractNumId="10" w15:restartNumberingAfterBreak="0">
     <w:nsid w:val="43000B16"/>
     <w:multiLevelType w:val="multilevel"/>
     <w:tmpl w:val="E2381AEE"/>
@@ -2376,7 +2732,7 @@
       </w:rPr>
     </w:lvl>
   </w:abstractNum>
-  <w:abstractNum w:abstractNumId="10" w15:restartNumberingAfterBreak="0">
+  <w:abstractNum w:abstractNumId="11" w15:restartNumberingAfterBreak="0">
     <w:nsid w:val="43EE560F"/>
     <w:multiLevelType w:val="multilevel"/>
     <w:tmpl w:val="AE4E9D64"/>
@@ -2525,7 +2881,7 @@
       </w:rPr>
     </w:lvl>
   </w:abstractNum>
-  <w:abstractNum w:abstractNumId="11" w15:restartNumberingAfterBreak="0">
+  <w:abstractNum w:abstractNumId="12" w15:restartNumberingAfterBreak="0">
     <w:nsid w:val="47361CB7"/>
     <w:multiLevelType w:val="multilevel"/>
     <w:tmpl w:val="799CBA8E"/>
@@ -2674,7 +3030,7 @@
       </w:rPr>
     </w:lvl>
   </w:abstractNum>
-  <w:abstractNum w:abstractNumId="12" w15:restartNumberingAfterBreak="0">
+  <w:abstractNum w:abstractNumId="13" w15:restartNumberingAfterBreak="0">
     <w:nsid w:val="47973F5D"/>
     <w:multiLevelType w:val="multilevel"/>
     <w:tmpl w:val="44E6830E"/>
@@ -2823,7 +3179,7 @@
       </w:rPr>
     </w:lvl>
   </w:abstractNum>
-  <w:abstractNum w:abstractNumId="13" w15:restartNumberingAfterBreak="0">
+  <w:abstractNum w:abstractNumId="14" w15:restartNumberingAfterBreak="0">
     <w:nsid w:val="570C1E5D"/>
     <w:multiLevelType w:val="multilevel"/>
     <w:tmpl w:val="27125340"/>
@@ -2972,7 +3328,7 @@
       </w:rPr>
     </w:lvl>
   </w:abstractNum>
-  <w:abstractNum w:abstractNumId="14" w15:restartNumberingAfterBreak="0">
+  <w:abstractNum w:abstractNumId="15" w15:restartNumberingAfterBreak="0">
     <w:nsid w:val="5D3F0EB2"/>
     <w:multiLevelType w:val="multilevel"/>
     <w:tmpl w:val="F064E71E"/>
@@ -3121,7 +3477,7 @@
       </w:rPr>
     </w:lvl>
   </w:abstractNum>
-  <w:abstractNum w:abstractNumId="15" w15:restartNumberingAfterBreak="0">
+  <w:abstractNum w:abstractNumId="16" w15:restartNumberingAfterBreak="0">
     <w:nsid w:val="68E45071"/>
     <w:multiLevelType w:val="multilevel"/>
     <w:tmpl w:val="757820BC"/>
@@ -3270,7 +3626,7 @@
       </w:rPr>
     </w:lvl>
   </w:abstractNum>
-  <w:abstractNum w:abstractNumId="16" w15:restartNumberingAfterBreak="0">
+  <w:abstractNum w:abstractNumId="17" w15:restartNumberingAfterBreak="0">
     <w:nsid w:val="6FFE2D97"/>
     <w:multiLevelType w:val="multilevel"/>
     <w:tmpl w:val="596C1A22"/>
@@ -3419,7 +3775,7 @@
       </w:rPr>
     </w:lvl>
   </w:abstractNum>
-  <w:abstractNum w:abstractNumId="17" w15:restartNumberingAfterBreak="0">
+  <w:abstractNum w:abstractNumId="18" w15:restartNumberingAfterBreak="0">
     <w:nsid w:val="7218572D"/>
     <w:multiLevelType w:val="multilevel"/>
     <w:tmpl w:val="3CDE930E"/>
@@ -3568,7 +3924,7 @@
       </w:rPr>
     </w:lvl>
   </w:abstractNum>
-  <w:abstractNum w:abstractNumId="18" w15:restartNumberingAfterBreak="0">
+  <w:abstractNum w:abstractNumId="19" w15:restartNumberingAfterBreak="0">
     <w:nsid w:val="781E6EED"/>
     <w:multiLevelType w:val="multilevel"/>
     <w:tmpl w:val="765C0CB8"/>
@@ -3717,17 +4073,166 @@
       </w:rPr>
     </w:lvl>
   </w:abstractNum>
+  <w:abstractNum w:abstractNumId="20" w15:restartNumberingAfterBreak="0">
+    <w:nsid w:val="7C8D0ABC"/>
+    <w:multiLevelType w:val="multilevel"/>
+    <w:tmpl w:val="F81AC82A"/>
+    <w:lvl w:ilvl="0">
+      <w:start w:val="1"/>
+      <w:numFmt w:val="bullet"/>
+      <w:lvlText w:val=""/>
+      <w:lvlJc w:val="left"/>
+      <w:pPr>
+        <w:tabs>
+          <w:tab w:val="num" w:pos="720"/>
+        </w:tabs>
+        <w:ind w:left="720" w:hanging="360"/>
+      </w:pPr>
+      <w:rPr>
+        <w:rFonts w:ascii="Symbol" w:hAnsi="Symbol" w:hint="default"/>
+        <w:sz w:val="20"/>
+      </w:rPr>
+    </w:lvl>
+    <w:lvl w:ilvl="1" w:tentative="1">
+      <w:start w:val="1"/>
+      <w:numFmt w:val="bullet"/>
+      <w:lvlText w:val="o"/>
+      <w:lvlJc w:val="left"/>
+      <w:pPr>
+        <w:tabs>
+          <w:tab w:val="num" w:pos="1440"/>
+        </w:tabs>
+        <w:ind w:left="1440" w:hanging="360"/>
+      </w:pPr>
+      <w:rPr>
+        <w:rFonts w:ascii="Courier New" w:hAnsi="Courier New" w:hint="default"/>
+        <w:sz w:val="20"/>
+      </w:rPr>
+    </w:lvl>
+    <w:lvl w:ilvl="2" w:tentative="1">
+      <w:start w:val="1"/>
+      <w:numFmt w:val="bullet"/>
+      <w:lvlText w:val=""/>
+      <w:lvlJc w:val="left"/>
+      <w:pPr>
+        <w:tabs>
+          <w:tab w:val="num" w:pos="2160"/>
+        </w:tabs>
+        <w:ind w:left="2160" w:hanging="360"/>
+      </w:pPr>
+      <w:rPr>
+        <w:rFonts w:ascii="Wingdings" w:hAnsi="Wingdings" w:hint="default"/>
+        <w:sz w:val="20"/>
+      </w:rPr>
+    </w:lvl>
+    <w:lvl w:ilvl="3" w:tentative="1">
+      <w:start w:val="1"/>
+      <w:numFmt w:val="bullet"/>
+      <w:lvlText w:val=""/>
+      <w:lvlJc w:val="left"/>
+      <w:pPr>
+        <w:tabs>
+          <w:tab w:val="num" w:pos="2880"/>
+        </w:tabs>
+        <w:ind w:left="2880" w:hanging="360"/>
+      </w:pPr>
+      <w:rPr>
+        <w:rFonts w:ascii="Wingdings" w:hAnsi="Wingdings" w:hint="default"/>
+        <w:sz w:val="20"/>
+      </w:rPr>
+    </w:lvl>
+    <w:lvl w:ilvl="4" w:tentative="1">
+      <w:start w:val="1"/>
+      <w:numFmt w:val="bullet"/>
+      <w:lvlText w:val=""/>
+      <w:lvlJc w:val="left"/>
+      <w:pPr>
+        <w:tabs>
+          <w:tab w:val="num" w:pos="3600"/>
+        </w:tabs>
+        <w:ind w:left="3600" w:hanging="360"/>
+      </w:pPr>
+      <w:rPr>
+        <w:rFonts w:ascii="Wingdings" w:hAnsi="Wingdings" w:hint="default"/>
+        <w:sz w:val="20"/>
+      </w:rPr>
+    </w:lvl>
+    <w:lvl w:ilvl="5" w:tentative="1">
+      <w:start w:val="1"/>
+      <w:numFmt w:val="bullet"/>
+      <w:lvlText w:val=""/>
+      <w:lvlJc w:val="left"/>
+      <w:pPr>
+        <w:tabs>
+          <w:tab w:val="num" w:pos="4320"/>
+        </w:tabs>
+        <w:ind w:left="4320" w:hanging="360"/>
+      </w:pPr>
+      <w:rPr>
+        <w:rFonts w:ascii="Wingdings" w:hAnsi="Wingdings" w:hint="default"/>
+        <w:sz w:val="20"/>
+      </w:rPr>
+    </w:lvl>
+    <w:lvl w:ilvl="6" w:tentative="1">
+      <w:start w:val="1"/>
+      <w:numFmt w:val="bullet"/>
+      <w:lvlText w:val=""/>
+      <w:lvlJc w:val="left"/>
+      <w:pPr>
+        <w:tabs>
+          <w:tab w:val="num" w:pos="5040"/>
+        </w:tabs>
+        <w:ind w:left="5040" w:hanging="360"/>
+      </w:pPr>
+      <w:rPr>
+        <w:rFonts w:ascii="Wingdings" w:hAnsi="Wingdings" w:hint="default"/>
+        <w:sz w:val="20"/>
+      </w:rPr>
+    </w:lvl>
+    <w:lvl w:ilvl="7" w:tentative="1">
+      <w:start w:val="1"/>
+      <w:numFmt w:val="bullet"/>
+      <w:lvlText w:val=""/>
+      <w:lvlJc w:val="left"/>
+      <w:pPr>
+        <w:tabs>
+          <w:tab w:val="num" w:pos="5760"/>
+        </w:tabs>
+        <w:ind w:left="5760" w:hanging="360"/>
+      </w:pPr>
+      <w:rPr>
+        <w:rFonts w:ascii="Wingdings" w:hAnsi="Wingdings" w:hint="default"/>
+        <w:sz w:val="20"/>
+      </w:rPr>
+    </w:lvl>
+    <w:lvl w:ilvl="8" w:tentative="1">
+      <w:start w:val="1"/>
+      <w:numFmt w:val="bullet"/>
+      <w:lvlText w:val=""/>
+      <w:lvlJc w:val="left"/>
+      <w:pPr>
+        <w:tabs>
+          <w:tab w:val="num" w:pos="6480"/>
+        </w:tabs>
+        <w:ind w:left="6480" w:hanging="360"/>
+      </w:pPr>
+      <w:rPr>
+        <w:rFonts w:ascii="Wingdings" w:hAnsi="Wingdings" w:hint="default"/>
+        <w:sz w:val="20"/>
+      </w:rPr>
+    </w:lvl>
+  </w:abstractNum>
   <w:num w:numId="1" w16cid:durableId="311445360">
-    <w:abstractNumId w:val="8"/>
+    <w:abstractNumId w:val="9"/>
   </w:num>
   <w:num w:numId="2" w16cid:durableId="694236627">
-    <w:abstractNumId w:val="15"/>
+    <w:abstractNumId w:val="16"/>
   </w:num>
   <w:num w:numId="3" w16cid:durableId="1366056432">
-    <w:abstractNumId w:val="10"/>
+    <w:abstractNumId w:val="11"/>
   </w:num>
   <w:num w:numId="4" w16cid:durableId="320817826">
-    <w:abstractNumId w:val="17"/>
+    <w:abstractNumId w:val="18"/>
   </w:num>
   <w:num w:numId="5" w16cid:durableId="997347819">
     <w:abstractNumId w:val="3"/>
@@ -3736,43 +4241,49 @@
     <w:abstractNumId w:val="2"/>
   </w:num>
   <w:num w:numId="7" w16cid:durableId="105581292">
-    <w:abstractNumId w:val="16"/>
+    <w:abstractNumId w:val="17"/>
   </w:num>
   <w:num w:numId="8" w16cid:durableId="1215510414">
-    <w:abstractNumId w:val="9"/>
+    <w:abstractNumId w:val="10"/>
   </w:num>
   <w:num w:numId="9" w16cid:durableId="644890424">
-    <w:abstractNumId w:val="11"/>
+    <w:abstractNumId w:val="12"/>
   </w:num>
   <w:num w:numId="10" w16cid:durableId="462774561">
-    <w:abstractNumId w:val="12"/>
+    <w:abstractNumId w:val="13"/>
   </w:num>
   <w:num w:numId="11" w16cid:durableId="411008877">
-    <w:abstractNumId w:val="13"/>
+    <w:abstractNumId w:val="14"/>
   </w:num>
   <w:num w:numId="12" w16cid:durableId="477921168">
-    <w:abstractNumId w:val="18"/>
+    <w:abstractNumId w:val="19"/>
   </w:num>
   <w:num w:numId="13" w16cid:durableId="497696088">
     <w:abstractNumId w:val="1"/>
   </w:num>
   <w:num w:numId="14" w16cid:durableId="651444628">
-    <w:abstractNumId w:val="5"/>
+    <w:abstractNumId w:val="6"/>
   </w:num>
   <w:num w:numId="15" w16cid:durableId="2075615576">
     <w:abstractNumId w:val="0"/>
   </w:num>
   <w:num w:numId="16" w16cid:durableId="749038358">
-    <w:abstractNumId w:val="4"/>
+    <w:abstractNumId w:val="5"/>
   </w:num>
   <w:num w:numId="17" w16cid:durableId="797184374">
+    <w:abstractNumId w:val="8"/>
+  </w:num>
+  <w:num w:numId="18" w16cid:durableId="2053722251">
+    <w:abstractNumId w:val="15"/>
+  </w:num>
+  <w:num w:numId="19" w16cid:durableId="739330424">
     <w:abstractNumId w:val="7"/>
   </w:num>
-  <w:num w:numId="18" w16cid:durableId="2053722251">
-    <w:abstractNumId w:val="14"/>
+  <w:num w:numId="20" w16cid:durableId="960915859">
+    <w:abstractNumId w:val="20"/>
   </w:num>
-  <w:num w:numId="19" w16cid:durableId="739330424">
-    <w:abstractNumId w:val="6"/>
+  <w:num w:numId="21" w16cid:durableId="521018327">
+    <w:abstractNumId w:val="4"/>
   </w:num>
   <w:numIdMacAtCleanup w:val="8"/>
 </w:numbering>
@@ -4422,7 +4933,6 @@
   <w:style w:type="character" w:default="1" w:styleId="DefaultParagraphFont">
     <w:name w:val="Default Paragraph Font"/>
     <w:uiPriority w:val="1"/>
-    <w:semiHidden/>
     <w:unhideWhenUsed/>
   </w:style>
   <w:style w:type="table" w:default="1" w:styleId="TableNormal">

--- a/Church/2026/2026_0516_MenloChurch.docx
+++ b/Church/2026/2026_0516_MenloChurch.docx
@@ -354,6 +354,102 @@
       </w:r>
     </w:p>
     <w:p/>
+    <w:p>
+      <w:r>
+        <w:t> </w:t>
+      </w:r>
+      <w:r>
+        <w:rPr>
+          <w:b/>
+          <w:bCs/>
+        </w:rPr>
+        <w:t>Vince &amp; Jo Vitale</w:t>
+      </w:r>
+      <w:r>
+        <w:t xml:space="preserve"> </w:t>
+      </w:r>
+      <w:r>
+        <w:t xml:space="preserve"> have </w:t>
+      </w:r>
+      <w:r>
+        <w:t>two young</w:t>
+      </w:r>
+      <w:r>
+        <w:t xml:space="preserve"> Boy</w:t>
+      </w:r>
+      <w:r>
+        <w:t xml:space="preserve"> children named </w:t>
+      </w:r>
+      <w:r>
+        <w:rPr>
+          <w:b/>
+          <w:bCs/>
+        </w:rPr>
+        <w:t>Raphael and Jonathan</w:t>
+      </w:r>
+      <w:r>
+        <w:t>. </w:t>
+      </w:r>
+    </w:p>
+    <w:p>
+      <w:pPr>
+        <w:numPr>
+          <w:ilvl w:val="0"/>
+          <w:numId w:val="22"/>
+        </w:numPr>
+      </w:pPr>
+      <w:r>
+        <w:rPr>
+          <w:b/>
+          <w:bCs/>
+        </w:rPr>
+        <w:t>Family Life:</w:t>
+      </w:r>
+      <w:r>
+        <w:t> They frequently discuss their experience in parenting, including a </w:t>
+      </w:r>
+      <w:hyperlink r:id="rId10" w:tgtFrame="_blank" w:history="1">
+        <w:r>
+          <w:rPr>
+            <w:rStyle w:val="Hyperlink"/>
+          </w:rPr>
+          <w:t>2026 Ask Away podcast episode</w:t>
+        </w:r>
+      </w:hyperlink>
+      <w:r>
+        <w:t> on raising children.</w:t>
+      </w:r>
+    </w:p>
+    <w:p>
+      <w:pPr>
+        <w:numPr>
+          <w:ilvl w:val="0"/>
+          <w:numId w:val="22"/>
+        </w:numPr>
+      </w:pPr>
+      <w:r>
+        <w:rPr>
+          <w:b/>
+          <w:bCs/>
+        </w:rPr>
+        <w:t>Background:</w:t>
+      </w:r>
+      <w:r>
+        <w:t> The family was previously located in Atlanta, Georgia, before moving to the California Bay Area.</w:t>
+      </w:r>
+    </w:p>
+    <w:p>
+      <w:r>
+        <w:rPr>
+          <w:b/>
+          <w:bCs/>
+        </w:rPr>
+        <w:t>Phil and Alyssa EuBank have four children</w:t>
+      </w:r>
+      <w:r>
+        <w:t>. </w:t>
+      </w:r>
+    </w:p>
     <w:p/>
     <w:p>
       <w:r>
@@ -396,7 +492,7 @@
                     <pic:cNvPicPr/>
                   </pic:nvPicPr>
                   <pic:blipFill>
-                    <a:blip r:embed="rId10"/>
+                    <a:blip r:embed="rId11"/>
                     <a:stretch>
                       <a:fillRect/>
                     </a:stretch>
@@ -433,6 +529,7 @@
     </w:p>
     <w:p>
       <w:r>
+        <w:lastRenderedPageBreak/>
         <w:t>9</w:t>
       </w:r>
       <w:r>
@@ -453,7 +550,6 @@
         <w:rPr>
           <w:noProof/>
         </w:rPr>
-        <w:lastRenderedPageBreak/>
         <w:drawing>
           <wp:inline distT="0" distB="0" distL="0" distR="0" wp14:anchorId="319DCCEE" wp14:editId="0DCB8D6C">
             <wp:extent cx="942975" cy="1150297"/>
@@ -470,7 +566,7 @@
                     <pic:cNvPicPr/>
                   </pic:nvPicPr>
                   <pic:blipFill>
-                    <a:blip r:embed="rId11"/>
+                    <a:blip r:embed="rId12"/>
                     <a:stretch>
                       <a:fillRect/>
                     </a:stretch>
@@ -513,7 +609,7 @@
                     <pic:cNvPicPr/>
                   </pic:nvPicPr>
                   <pic:blipFill>
-                    <a:blip r:embed="rId12"/>
+                    <a:blip r:embed="rId13"/>
                     <a:stretch>
                       <a:fillRect/>
                     </a:stretch>
@@ -567,7 +663,7 @@
                     <pic:cNvPicPr/>
                   </pic:nvPicPr>
                   <pic:blipFill>
-                    <a:blip r:embed="rId13"/>
+                    <a:blip r:embed="rId14"/>
                     <a:stretch>
                       <a:fillRect/>
                     </a:stretch>
@@ -621,7 +717,7 @@
                     <pic:cNvPicPr/>
                   </pic:nvPicPr>
                   <pic:blipFill>
-                    <a:blip r:embed="rId14"/>
+                    <a:blip r:embed="rId15"/>
                     <a:stretch>
                       <a:fillRect/>
                     </a:stretch>
@@ -667,7 +763,7 @@
                     <pic:cNvPicPr/>
                   </pic:nvPicPr>
                   <pic:blipFill>
-                    <a:blip r:embed="rId15"/>
+                    <a:blip r:embed="rId16"/>
                     <a:stretch>
                       <a:fillRect/>
                     </a:stretch>
@@ -721,7 +817,7 @@
                     <pic:cNvPicPr/>
                   </pic:nvPicPr>
                   <pic:blipFill>
-                    <a:blip r:embed="rId16"/>
+                    <a:blip r:embed="rId17"/>
                     <a:stretch>
                       <a:fillRect/>
                     </a:stretch>
@@ -744,41 +840,101 @@
     </w:p>
     <w:p>
       <w:r>
+        <w:t>Le</w:t>
+      </w:r>
+      <w:r>
+        <w:t>f</w:t>
+      </w:r>
+      <w:r>
+        <w:t xml:space="preserve">t two persons are Vince </w:t>
+      </w:r>
+      <w:r>
+        <w:t xml:space="preserve">(Husband) and Jo (Wife) </w:t>
+      </w:r>
+      <w:r>
+        <w:t>Vitale.</w:t>
+      </w:r>
+      <w:r>
+        <w:t xml:space="preserve"> </w:t>
+      </w:r>
+      <w:r>
         <w:t>Right two persons are Alyssa and Phill EuBank</w:t>
       </w:r>
     </w:p>
     <w:p>
       <w:r>
-        <w:t>Let two persons are Jo and Vince Vitale.</w:t>
-      </w:r>
-      <w:r>
-        <w:t xml:space="preserve"> Joe g</w:t>
-      </w:r>
-      <w:r>
-        <w:t>o</w:t>
-      </w:r>
-      <w:r>
-        <w:t>t a great accent and Vince is from New Jersey.</w:t>
-      </w:r>
-      <w:r>
-        <w:t xml:space="preserve"> They host a podcast together.</w:t>
-      </w:r>
-    </w:p>
-    <w:p>
-      <w:r>
-        <w:t>We start with faith and wisdom of life.</w:t>
-      </w:r>
-    </w:p>
+        <w:t>Vince is from New Jersey.</w:t>
+      </w:r>
+      <w:r>
+        <w:t xml:space="preserve"> </w:t>
+      </w:r>
+      <w:r>
+        <w:t>Jo got a great accent</w:t>
+      </w:r>
+      <w:r>
+        <w:t>.</w:t>
+      </w:r>
+      <w:r>
+        <w:t xml:space="preserve"> </w:t>
+      </w:r>
+      <w:r>
+        <w:t>They host a podcast together.</w:t>
+      </w:r>
+    </w:p>
+    <w:p/>
     <w:p>
       <w:r>
         <w:lastRenderedPageBreak/>
+        <w:t>2</w:t>
+      </w:r>
+      <w:r>
+        <w:t>4</w:t>
+      </w:r>
+      <w:r>
+        <w:t>:</w:t>
+      </w:r>
+      <w:r>
+        <w:t>3</w:t>
+      </w:r>
+      <w:r>
+        <w:t>0/1:15:12</w:t>
+      </w:r>
+    </w:p>
+    <w:p>
+      <w:r>
+        <w:t xml:space="preserve">1. </w:t>
+      </w:r>
+      <w:r>
+        <w:t xml:space="preserve">Phil: </w:t>
+      </w:r>
+      <w:r>
+        <w:t>The</w:t>
+      </w:r>
+      <w:r>
+        <w:t xml:space="preserve"> conversation</w:t>
+      </w:r>
+      <w:r>
+        <w:t xml:space="preserve"> start</w:t>
+      </w:r>
+      <w:r>
+        <w:t>s</w:t>
+      </w:r>
+      <w:r>
+        <w:t xml:space="preserve"> with faith and wisdom of life</w:t>
+      </w:r>
+    </w:p>
+    <w:p>
+      <w:r>
         <w:t>Joe</w:t>
       </w:r>
       <w:r>
-        <w:t xml:space="preserve"> is a researcher and</w:t>
-      </w:r>
-      <w:r>
-        <w:t xml:space="preserve"> was studying at Princeton.</w:t>
+        <w:t xml:space="preserve"> is a researcher </w:t>
+      </w:r>
+      <w:r>
+        <w:t>a</w:t>
+      </w:r>
+      <w:r>
+        <w:t>t Princeton.</w:t>
       </w:r>
       <w:r>
         <w:t xml:space="preserve"> </w:t>
@@ -793,18 +949,217 @@
         <w:t xml:space="preserve"> Love is a great motivator than fear.</w:t>
       </w:r>
     </w:p>
+    <w:p>
+      <w:r>
+        <w:t>25:10/1:15:12</w:t>
+      </w:r>
+    </w:p>
+    <w:p>
+      <w:r>
+        <w:t xml:space="preserve">a. </w:t>
+      </w:r>
+      <w:r>
+        <w:t>Vince</w:t>
+      </w:r>
+      <w:r>
+        <w:t>: I</w:t>
+      </w:r>
+      <w:r>
+        <w:t xml:space="preserve"> only</w:t>
+      </w:r>
+      <w:r>
+        <w:t xml:space="preserve"> do the neuron-science research</w:t>
+      </w:r>
+      <w:r>
+        <w:t xml:space="preserve"> and sports</w:t>
+      </w:r>
+      <w:r>
+        <w:t xml:space="preserve"> at Princeton University</w:t>
+      </w:r>
+      <w:r>
+        <w:t xml:space="preserve">. Later on, I meet my wife </w:t>
+      </w:r>
+      <w:r>
+        <w:t>Jo</w:t>
+      </w:r>
+      <w:r>
+        <w:t xml:space="preserve"> and start to know Jesus.</w:t>
+      </w:r>
+    </w:p>
+    <w:p>
+      <w:r>
+        <w:t>27:38</w:t>
+      </w:r>
+      <w:r>
+        <w:t>/1:15:12</w:t>
+      </w:r>
+    </w:p>
+    <w:p>
+      <w:r>
+        <w:t xml:space="preserve">b. </w:t>
+      </w:r>
+      <w:r>
+        <w:t>Jo</w:t>
+      </w:r>
+      <w:r>
+        <w:t>:</w:t>
+      </w:r>
+      <w:r>
+        <w:t xml:space="preserve"> My parents are Pastor.</w:t>
+      </w:r>
+      <w:r>
+        <w:t xml:space="preserve"> Jo and I study Bible</w:t>
+      </w:r>
+      <w:r>
+        <w:t xml:space="preserve"> and share experience</w:t>
+      </w:r>
+      <w:r>
+        <w:t xml:space="preserve"> together.</w:t>
+      </w:r>
+      <w:r>
+        <w:t xml:space="preserve"> </w:t>
+      </w:r>
+    </w:p>
     <w:p/>
     <w:p>
       <w:r>
-        <w:t>25:10/1:15:12</w:t>
-      </w:r>
-    </w:p>
-    <w:p>
-      <w:r>
-        <w:t>Joe: I do the neuron-science research.</w:t>
-      </w:r>
-      <w:r>
-        <w:t xml:space="preserve"> I only watch sport games at home.</w:t>
+        <w:t>30</w:t>
+      </w:r>
+      <w:r>
+        <w:t>:</w:t>
+      </w:r>
+      <w:r>
+        <w:t>0</w:t>
+      </w:r>
+      <w:r>
+        <w:t>0</w:t>
+      </w:r>
+      <w:r>
+        <w:t>/1:15:12</w:t>
+      </w:r>
+    </w:p>
+    <w:p>
+      <w:r>
+        <w:t xml:space="preserve">2. </w:t>
+      </w:r>
+      <w:r>
+        <w:t xml:space="preserve">Phil: </w:t>
+      </w:r>
+      <w:r>
+        <w:t>Place a</w:t>
+      </w:r>
+      <w:r>
+        <w:t xml:space="preserve">nd </w:t>
+      </w:r>
+      <w:r>
+        <w:t>work</w:t>
+      </w:r>
+    </w:p>
+    <w:p>
+      <w:r>
+        <w:t>3</w:t>
+      </w:r>
+      <w:r>
+        <w:t>1</w:t>
+      </w:r>
+      <w:r>
+        <w:t>:</w:t>
+      </w:r>
+      <w:r>
+        <w:t>00</w:t>
+      </w:r>
+      <w:r>
+        <w:t>/1:15:12</w:t>
+      </w:r>
+    </w:p>
+    <w:p>
+      <w:r>
+        <w:t xml:space="preserve">a. </w:t>
+      </w:r>
+      <w:r>
+        <w:t xml:space="preserve">Vince: </w:t>
+      </w:r>
+      <w:r>
+        <w:t>My research is in neuron science. We have a lot competition and is very dangerous for our soul.</w:t>
+      </w:r>
+      <w:r>
+        <w:t xml:space="preserve"> Love</w:t>
+      </w:r>
+      <w:r>
+        <w:t xml:space="preserve"> and trust</w:t>
+      </w:r>
+      <w:r>
+        <w:t xml:space="preserve"> </w:t>
+      </w:r>
+      <w:r>
+        <w:t>are</w:t>
+      </w:r>
+      <w:r>
+        <w:t xml:space="preserve"> a great motivator than fear.</w:t>
+      </w:r>
+    </w:p>
+    <w:p>
+      <w:r>
+        <w:t>3</w:t>
+      </w:r>
+      <w:r>
+        <w:t>4</w:t>
+      </w:r>
+      <w:r>
+        <w:t>:</w:t>
+      </w:r>
+      <w:r>
+        <w:t>10</w:t>
+      </w:r>
+      <w:r>
+        <w:t>/1:15:12</w:t>
+      </w:r>
+    </w:p>
+    <w:p>
+      <w:r>
+        <w:t xml:space="preserve">b. </w:t>
+      </w:r>
+      <w:r>
+        <w:t>Alys</w:t>
+      </w:r>
+      <w:r>
+        <w:t>s</w:t>
+      </w:r>
+      <w:r>
+        <w:t xml:space="preserve">a: </w:t>
+      </w:r>
+      <w:r>
+        <w:t>We moved to Bay Area and I stay at home</w:t>
+      </w:r>
+      <w:r>
+        <w:t xml:space="preserve"> to raise 4 chi</w:t>
+      </w:r>
+      <w:r>
+        <w:t>l</w:t>
+      </w:r>
+      <w:r>
+        <w:t>dren</w:t>
+      </w:r>
+      <w:r>
+        <w:t xml:space="preserve"> for 16 years</w:t>
+      </w:r>
+      <w:r>
+        <w:t>. People here is very successful in their career.</w:t>
+      </w:r>
+      <w:r>
+        <w:t xml:space="preserve"> </w:t>
+      </w:r>
+      <w:r>
+        <w:t>I do nothing compare to</w:t>
+      </w:r>
+      <w:r>
+        <w:t xml:space="preserve"> successful </w:t>
+      </w:r>
+      <w:r>
+        <w:t xml:space="preserve"> and </w:t>
+      </w:r>
+      <w:r>
+        <w:t>I look at the connection of community.</w:t>
       </w:r>
     </w:p>
     <w:p/>
@@ -813,13 +1168,192 @@
         <w:t>3</w:t>
       </w:r>
       <w:r>
-        <w:t>4</w:t>
+        <w:t>6</w:t>
+      </w:r>
+      <w:r>
+        <w:t>:00/1:15:12</w:t>
+      </w:r>
+    </w:p>
+    <w:p>
+      <w:r>
+        <w:t xml:space="preserve">3. </w:t>
+      </w:r>
+      <w:r>
+        <w:t xml:space="preserve">Phil: </w:t>
+      </w:r>
+      <w:r>
+        <w:t>Wisdom and knowledge</w:t>
+      </w:r>
+    </w:p>
+    <w:p>
+      <w:r>
+        <w:t>37:46/1:15:12</w:t>
+      </w:r>
+    </w:p>
+    <w:p>
+      <w:r>
+        <w:t xml:space="preserve">a. </w:t>
+      </w:r>
+      <w:r>
+        <w:t>Jo</w:t>
+      </w:r>
+      <w:r>
+        <w:t xml:space="preserve">: </w:t>
+      </w:r>
+      <w:r>
+        <w:t xml:space="preserve">AI bring another way of life. </w:t>
+      </w:r>
+      <w:r>
+        <w:t xml:space="preserve">The AI knowledge </w:t>
+      </w:r>
+      <w:r>
+        <w:t>and we do invest in</w:t>
+      </w:r>
+      <w:r>
+        <w:t xml:space="preserve"> AI way</w:t>
+      </w:r>
+      <w:r>
+        <w:t>,</w:t>
+      </w:r>
+      <w:r>
+        <w:t xml:space="preserve"> influence people</w:t>
+      </w:r>
+      <w:r>
+        <w:t xml:space="preserve"> with evidence</w:t>
+      </w:r>
+      <w:r>
+        <w:t>,</w:t>
+      </w:r>
+      <w:r>
+        <w:t xml:space="preserve"> and Jesus teaching</w:t>
+      </w:r>
+      <w:r>
+        <w:t>.</w:t>
+      </w:r>
+    </w:p>
+    <w:p>
+      <w:r>
+        <w:t>40:50/1:15:12</w:t>
+      </w:r>
+    </w:p>
+    <w:p>
+      <w:r>
+        <w:t xml:space="preserve">b. </w:t>
+      </w:r>
+      <w:r>
+        <w:t xml:space="preserve">Alyssa: </w:t>
+      </w:r>
+      <w:r>
+        <w:t xml:space="preserve">There are millions of resources in the internet. </w:t>
+      </w:r>
+      <w:r>
+        <w:t>I limit</w:t>
+      </w:r>
+      <w:r>
+        <w:t>ed</w:t>
+      </w:r>
+      <w:r>
+        <w:t xml:space="preserve"> the children to access them</w:t>
+      </w:r>
+      <w:r>
+        <w:t>.</w:t>
+      </w:r>
+    </w:p>
+    <w:p/>
+    <w:p>
+      <w:r>
+        <w:t>43</w:t>
+      </w:r>
+      <w:r>
+        <w:t>:00/1:15:12</w:t>
+      </w:r>
+    </w:p>
+    <w:p>
+      <w:r>
+        <w:t>4.</w:t>
+      </w:r>
+      <w:r>
+        <w:t xml:space="preserve"> </w:t>
+      </w:r>
+      <w:r>
+        <w:t xml:space="preserve">Phil: </w:t>
+      </w:r>
+      <w:r>
+        <w:t>How to Manage</w:t>
+      </w:r>
+      <w:r>
+        <w:t xml:space="preserve"> </w:t>
+      </w:r>
+      <w:r>
+        <w:t>Marriage</w:t>
+      </w:r>
+    </w:p>
+    <w:p>
+      <w:r>
+        <w:t>44:40/1:15:12</w:t>
+      </w:r>
+    </w:p>
+    <w:p>
+      <w:r>
+        <w:t xml:space="preserve">a. </w:t>
+      </w:r>
+      <w:r>
+        <w:t>Vince</w:t>
+      </w:r>
+      <w:r>
+        <w:t xml:space="preserve">: </w:t>
+      </w:r>
+      <w:r>
+        <w:t>What is God think of you?</w:t>
+      </w:r>
+      <w:r>
+        <w:t xml:space="preserve"> I do better month to month.</w:t>
+      </w:r>
+      <w:r>
+        <w:t xml:space="preserve"> Go</w:t>
+      </w:r>
+      <w:r>
+        <w:t>d</w:t>
+      </w:r>
+      <w:r>
+        <w:t xml:space="preserve"> gives us unconditional love.</w:t>
+      </w:r>
+    </w:p>
+    <w:p>
+      <w:r>
+        <w:t>47:14/1:15:12</w:t>
+      </w:r>
+    </w:p>
+    <w:p>
+      <w:r>
+        <w:t>b. Jo</w:t>
       </w:r>
       <w:r>
         <w:t>:</w:t>
       </w:r>
       <w:r>
-        <w:t>10</w:t>
+        <w:t xml:space="preserve"> We experience</w:t>
+      </w:r>
+      <w:r>
+        <w:t xml:space="preserve"> </w:t>
+      </w:r>
+      <w:r>
+        <w:t xml:space="preserve">and share </w:t>
+      </w:r>
+      <w:r>
+        <w:t>God</w:t>
+      </w:r>
+      <w:r>
+        <w:t xml:space="preserve"> love each other.</w:t>
+      </w:r>
+    </w:p>
+    <w:p/>
+    <w:p>
+      <w:r>
+        <w:t>49:</w:t>
+      </w:r>
+      <w:r>
+        <w:t>00</w:t>
       </w:r>
       <w:r>
         <w:t>/1:15:12</w:t>
@@ -827,107 +1361,49 @@
     </w:p>
     <w:p>
       <w:r>
-        <w:t>Alys</w:t>
-      </w:r>
-      <w:r>
-        <w:t>s</w:t>
-      </w:r>
-      <w:r>
-        <w:t xml:space="preserve">a: </w:t>
-      </w:r>
-      <w:r>
-        <w:t>We moved to Bay Area and I stay at home for 16 years</w:t>
-      </w:r>
-      <w:r>
-        <w:t>. People here is very successful in their career.</w:t>
-      </w:r>
-      <w:r>
-        <w:t xml:space="preserve"> I look at the connection of community.</w:t>
-      </w:r>
-    </w:p>
-    <w:p/>
-    <w:p>
-      <w:r>
-        <w:t>37:46/1:15:12</w:t>
-      </w:r>
-    </w:p>
-    <w:p>
-      <w:r>
-        <w:t xml:space="preserve">Vince: </w:t>
-      </w:r>
-      <w:r>
-        <w:t xml:space="preserve">AI bring another way of life. </w:t>
-      </w:r>
-      <w:r>
-        <w:t xml:space="preserve">The AI knowledge </w:t>
-      </w:r>
-      <w:r>
-        <w:t>and we do invest in</w:t>
-      </w:r>
-      <w:r>
-        <w:t xml:space="preserve"> AI way and influence people.</w:t>
-      </w:r>
-    </w:p>
-    <w:p/>
-    <w:p>
-      <w:r>
-        <w:t>40:50/1:15:12</w:t>
-      </w:r>
-    </w:p>
-    <w:p>
-      <w:r>
-        <w:t>Alyssa: Connection in the family become remote.</w:t>
-      </w:r>
-    </w:p>
-    <w:p/>
-    <w:p>
-      <w:r>
-        <w:t>44:40/1:15:12</w:t>
-      </w:r>
-    </w:p>
-    <w:p>
-      <w:r>
-        <w:t xml:space="preserve">Joe: </w:t>
-      </w:r>
-      <w:r>
-        <w:t>What is God think of you?</w:t>
-      </w:r>
-      <w:r>
-        <w:t xml:space="preserve"> I do better month to month.</w:t>
-      </w:r>
-      <w:r>
-        <w:t xml:space="preserve"> Gove gives us unconditional love.</w:t>
-      </w:r>
-    </w:p>
-    <w:p/>
-    <w:p>
-      <w:r>
-        <w:t>47:14/1:15:12</w:t>
-      </w:r>
-    </w:p>
-    <w:p>
-      <w:r>
-        <w:t>Vince:</w:t>
-      </w:r>
-      <w:r>
-        <w:t xml:space="preserve"> We experience love each other.</w:t>
-      </w:r>
-    </w:p>
-    <w:p/>
-    <w:p>
-      <w:r>
-        <w:t>50:10/1:15:12</w:t>
-      </w:r>
-    </w:p>
-    <w:p>
-      <w:r>
-        <w:t>Joe:</w:t>
+        <w:t xml:space="preserve">5. </w:t>
+      </w:r>
+      <w:r>
+        <w:t xml:space="preserve">Phil: </w:t>
+      </w:r>
+      <w:r>
+        <w:t xml:space="preserve">Day to day </w:t>
+      </w:r>
+      <w:r>
+        <w:t>Practic</w:t>
+      </w:r>
+      <w:r>
+        <w:t>e</w:t>
+      </w:r>
+    </w:p>
+    <w:p>
+      <w:r>
+        <w:t>49</w:t>
+      </w:r>
+      <w:r>
+        <w:t>:</w:t>
+      </w:r>
+      <w:r>
+        <w:t>33</w:t>
+      </w:r>
+      <w:r>
+        <w:t>/1:15:12</w:t>
+      </w:r>
+    </w:p>
+    <w:p>
+      <w:r>
+        <w:t xml:space="preserve">a. </w:t>
+      </w:r>
+      <w:r>
+        <w:t>Vince</w:t>
+      </w:r>
+      <w:r>
+        <w:t>:</w:t>
       </w:r>
       <w:r>
         <w:t xml:space="preserve"> When I have deep question, I ask God what should I do.</w:t>
       </w:r>
     </w:p>
-    <w:p/>
     <w:p>
       <w:r>
         <w:t>51:10/1:15:12</w:t>
@@ -935,25 +1411,36 @@
     </w:p>
     <w:p>
       <w:r>
-        <w:t>Vince: I wan</w:t>
-      </w:r>
-      <w:r>
-        <w:t>t</w:t>
-      </w:r>
-      <w:r>
-        <w:t xml:space="preserve"> to have life conversation.</w:t>
-      </w:r>
-      <w:r>
-        <w:t xml:space="preserve"> The kids cannot sleep. </w:t>
-      </w:r>
-    </w:p>
-    <w:p/>
-    <w:p>
-      <w:r>
-        <w:t>52:50/1:15:12</w:t>
-      </w:r>
-    </w:p>
-    <w:p>
+        <w:t>b. Jo</w:t>
+      </w:r>
+      <w:r>
+        <w:t>: I have life conversation</w:t>
+      </w:r>
+      <w:r>
+        <w:t xml:space="preserve"> with God</w:t>
+      </w:r>
+      <w:r>
+        <w:t>.</w:t>
+      </w:r>
+      <w:r>
+        <w:t xml:space="preserve"> </w:t>
+      </w:r>
+    </w:p>
+    <w:p>
+      <w:r>
+        <w:t>52:</w:t>
+      </w:r>
+      <w:r>
+        <w:t>09</w:t>
+      </w:r>
+      <w:r>
+        <w:t>/1:15:12</w:t>
+      </w:r>
+    </w:p>
+    <w:p>
+      <w:r>
+        <w:t xml:space="preserve">c. </w:t>
+      </w:r>
       <w:r>
         <w:t>Alyssa:</w:t>
       </w:r>
@@ -976,7 +1463,22 @@
     </w:p>
     <w:p>
       <w:r>
-        <w:t>Phill: When you have Eternity inside you, you will go through the difficulty.</w:t>
+        <w:t xml:space="preserve">Phill: When you have Eternity inside you, </w:t>
+      </w:r>
+      <w:r>
+        <w:t xml:space="preserve">how </w:t>
+      </w:r>
+      <w:r>
+        <w:t xml:space="preserve">will </w:t>
+      </w:r>
+      <w:r>
+        <w:t xml:space="preserve">you </w:t>
+      </w:r>
+      <w:r>
+        <w:t>go through the difficulty</w:t>
+      </w:r>
+      <w:r>
+        <w:t>?</w:t>
       </w:r>
     </w:p>
     <w:p/>
@@ -987,7 +1489,19 @@
     </w:p>
     <w:p>
       <w:r>
-        <w:t>Joe: I have surgery and remove half of organ and pass the difficult time.</w:t>
+        <w:t>Vince</w:t>
+      </w:r>
+      <w:r>
+        <w:t>: I have surgery and remove half of</w:t>
+      </w:r>
+      <w:r>
+        <w:t xml:space="preserve"> Thyroid</w:t>
+      </w:r>
+      <w:r>
+        <w:t xml:space="preserve"> organ and pass the difficult time</w:t>
+      </w:r>
+      <w:r>
+        <w:t xml:space="preserve"> and have action plan.</w:t>
       </w:r>
     </w:p>
     <w:p/>
@@ -998,7 +1512,7 @@
     </w:p>
     <w:p>
       <w:r>
-        <w:t>Phil: We pray for Joe. God heal Joe and walk Joe with wisdom.</w:t>
+        <w:t>7. Phil: We pray for God’s heal Vince and walk Joe with wisdom.</w:t>
       </w:r>
     </w:p>
     <w:p>
@@ -1035,7 +1549,7 @@
       </w:r>
     </w:p>
     <w:p>
-      <w:hyperlink r:id="rId17" w:history="1">
+      <w:hyperlink r:id="rId18" w:history="1">
         <w:r>
           <w:rPr>
             <w:rStyle w:val="Hyperlink"/>
@@ -1059,8 +1573,2608 @@
       </w:r>
     </w:p>
     <w:p/>
+    <w:p>
+      <w:r>
+        <w:t xml:space="preserve">"No One Ever Told Me" is a special Mother’s Day message and podcast episode produced by </w:t>
+      </w:r>
+      <w:hyperlink r:id="rId19" w:tgtFrame="_blank" w:history="1">
+        <w:r>
+          <w:rPr>
+            <w:rStyle w:val="Hyperlink"/>
+          </w:rPr>
+          <w:t>Menlo Church</w:t>
+        </w:r>
+      </w:hyperlink>
+      <w:r>
+        <w:t>. The discussion features an honest, podcast-style conversation between Vince &amp; Jo Vitale alongside Phil &amp; Alyssa EuBank.</w:t>
+      </w:r>
+    </w:p>
+    <w:p/>
+    <w:p>
+      <w:r>
+        <w:t>Dr. Vince Vitale, MS and PhD (DPhil), University of Oxford, Oxford and Princeton Faculty,</w:t>
+      </w:r>
+    </w:p>
+    <w:p>
+      <w:r>
+        <w:t>Dr. Jo Vitale: PhD (DPhil) in Old Testament studies, University of Oxford. She focuses on the biblical women, beauty, and overcoming blame culture.</w:t>
+      </w:r>
+    </w:p>
+    <w:p/>
+    <w:p>
+      <w:r>
+        <w:t xml:space="preserve">Vince &amp; Jo Vitale  have </w:t>
+      </w:r>
+      <w:r>
+        <w:t>two young</w:t>
+      </w:r>
+      <w:r>
+        <w:t xml:space="preserve"> Boy</w:t>
+      </w:r>
+      <w:r>
+        <w:t xml:space="preserve"> children named Raphael and Jonathan. </w:t>
+      </w:r>
+    </w:p>
+    <w:p>
+      <w:r>
+        <w:t>Phil and Alyssa EuBank have four children. </w:t>
+      </w:r>
+    </w:p>
+    <w:p/>
+    <w:p>
+      <w:r>
+        <w:t xml:space="preserve">1. </w:t>
+      </w:r>
+      <w:r>
+        <w:t>Phi</w:t>
+      </w:r>
+      <w:r>
+        <w:t>l</w:t>
+      </w:r>
+      <w:r>
+        <w:t xml:space="preserve">: </w:t>
+      </w:r>
+      <w:r>
+        <w:t>The conversation start</w:t>
+      </w:r>
+      <w:r>
+        <w:t>s</w:t>
+      </w:r>
+      <w:r>
+        <w:t xml:space="preserve"> with faith and wisdom of life</w:t>
+      </w:r>
+    </w:p>
+    <w:p>
+      <w:r>
+        <w:t>Joe is a researcher at Princeton. Vince’s father is a pastor. They have different perspective of God. Love is a great motivator than fear.</w:t>
+      </w:r>
+    </w:p>
+    <w:p>
+      <w:r>
+        <w:t xml:space="preserve">a. </w:t>
+      </w:r>
+      <w:r>
+        <w:t>Vince: I only do the neuron-science research and sports at Princeton University. Later on, I meet my wife Jo and start to know Jesus.</w:t>
+      </w:r>
+    </w:p>
+    <w:p>
+      <w:r>
+        <w:t xml:space="preserve">b. </w:t>
+      </w:r>
+      <w:r>
+        <w:t xml:space="preserve">Jo: My parents are Pastor. Jo and I study Bible and share experience together. </w:t>
+      </w:r>
+    </w:p>
+    <w:p>
+      <w:r>
+        <w:t xml:space="preserve">2. </w:t>
+      </w:r>
+      <w:r>
+        <w:t xml:space="preserve">Phi: </w:t>
+      </w:r>
+      <w:r>
+        <w:t>Place and work:</w:t>
+      </w:r>
+    </w:p>
+    <w:p>
+      <w:r>
+        <w:t xml:space="preserve">a. </w:t>
+      </w:r>
+      <w:r>
+        <w:t>Vince: My research is in neuron science. We have a lot competition and is very dangerous for our soul. Love and trust are a great motivator than fear.</w:t>
+      </w:r>
+    </w:p>
+    <w:p>
+      <w:r>
+        <w:t xml:space="preserve">b. </w:t>
+      </w:r>
+      <w:r>
+        <w:t>Alyssa: We moved to Bay Area and I stay at home to raise 4 children for 16 years. People here is very successful in their career. I do nothing compare to successful  and I look at the connection of community.</w:t>
+      </w:r>
+    </w:p>
+    <w:p>
+      <w:r>
+        <w:t xml:space="preserve">3. </w:t>
+      </w:r>
+      <w:r>
+        <w:t xml:space="preserve">Phil: </w:t>
+      </w:r>
+      <w:r>
+        <w:t xml:space="preserve">Wisdom and knowledge </w:t>
+      </w:r>
+    </w:p>
+    <w:p>
+      <w:r>
+        <w:t>a. Jo: AI bring another way of life. The AI knowledge and we do invest in AI way, influence people with evidence, and Jesus teaching.</w:t>
+      </w:r>
+    </w:p>
+    <w:p>
+      <w:r>
+        <w:t>b. Alyssa: There are millions of resources in the internet. I limit</w:t>
+      </w:r>
+      <w:r>
+        <w:t>ed</w:t>
+      </w:r>
+      <w:r>
+        <w:t xml:space="preserve"> the children to access them.</w:t>
+      </w:r>
+    </w:p>
+    <w:p>
+      <w:r>
+        <w:t xml:space="preserve">4. </w:t>
+      </w:r>
+      <w:r>
+        <w:t xml:space="preserve">Phil: </w:t>
+      </w:r>
+      <w:r>
+        <w:t>How to Manage Marriage</w:t>
+      </w:r>
+    </w:p>
+    <w:p>
+      <w:r>
+        <w:t>a. Vince: What is God think of you? I do better month to month. God gives us unconditional love.</w:t>
+      </w:r>
+    </w:p>
+    <w:p>
+      <w:r>
+        <w:t>b. Jo: We experience and share God love each other.</w:t>
+      </w:r>
+    </w:p>
+    <w:p>
+      <w:r>
+        <w:t xml:space="preserve">5. </w:t>
+      </w:r>
+      <w:r>
+        <w:t xml:space="preserve">Phil: </w:t>
+      </w:r>
+      <w:r>
+        <w:t>Day to day Practice</w:t>
+      </w:r>
+    </w:p>
+    <w:p>
+      <w:r>
+        <w:t>a. Vince: When I have deep question, I ask God what should I do.</w:t>
+      </w:r>
+    </w:p>
+    <w:p>
+      <w:r>
+        <w:t xml:space="preserve">b. Jo: I have life conversation with God. </w:t>
+      </w:r>
+    </w:p>
+    <w:p>
+      <w:r>
+        <w:t>c. Alyssa: When you have tough situation, you will go through it.</w:t>
+      </w:r>
+    </w:p>
+    <w:p>
+      <w:r>
+        <w:t xml:space="preserve">6. </w:t>
+      </w:r>
+      <w:r>
+        <w:t>Phill: When you have Eternity inside you, how will you go through the difficulty?</w:t>
+      </w:r>
+    </w:p>
+    <w:p>
+      <w:r>
+        <w:lastRenderedPageBreak/>
+        <w:t xml:space="preserve">Vince: I have surgery and remove half of Thyroid organ and pass the difficult time and </w:t>
+      </w:r>
+      <w:r>
+        <w:t xml:space="preserve">ask for God’s </w:t>
+      </w:r>
+      <w:r>
+        <w:t>action plan.</w:t>
+      </w:r>
+    </w:p>
+    <w:p>
+      <w:r>
+        <w:t xml:space="preserve">7. </w:t>
+      </w:r>
+      <w:r>
+        <w:t>Phil: We pray for God</w:t>
+      </w:r>
+      <w:r>
+        <w:t>’s</w:t>
+      </w:r>
+      <w:r>
+        <w:t xml:space="preserve"> heal </w:t>
+      </w:r>
+      <w:r>
+        <w:t>Vince</w:t>
+      </w:r>
+      <w:r>
+        <w:t xml:space="preserve"> and walk Joe with wisdom.</w:t>
+      </w:r>
+    </w:p>
+    <w:p/>
+    <w:p>
+      <w:r>
+        <w:t>==&gt; Mandarin</w:t>
+      </w:r>
+    </w:p>
+    <w:p>
+      <w:pPr>
+        <w:rPr>
+          <w:rFonts w:hint="eastAsia"/>
+        </w:rPr>
+      </w:pPr>
+      <w:r>
+        <w:rPr>
+          <w:rFonts w:hint="eastAsia"/>
+        </w:rPr>
+        <w:t>2026</w:t>
+      </w:r>
+      <w:r>
+        <w:rPr>
+          <w:rFonts w:hint="eastAsia"/>
+        </w:rPr>
+        <w:t>年</w:t>
+      </w:r>
+      <w:r>
+        <w:rPr>
+          <w:rFonts w:hint="eastAsia"/>
+        </w:rPr>
+        <w:t>5</w:t>
+      </w:r>
+      <w:r>
+        <w:rPr>
+          <w:rFonts w:hint="eastAsia"/>
+        </w:rPr>
+        <w:t>月</w:t>
+      </w:r>
+      <w:r>
+        <w:rPr>
+          <w:rFonts w:hint="eastAsia"/>
+        </w:rPr>
+        <w:t>16</w:t>
+      </w:r>
+      <w:r>
+        <w:rPr>
+          <w:rFonts w:hint="eastAsia"/>
+        </w:rPr>
+        <w:t>日，</w:t>
+      </w:r>
+      <w:r>
+        <w:rPr>
+          <w:rFonts w:hint="eastAsia"/>
+        </w:rPr>
+        <w:t xml:space="preserve">Menlo Church </w:t>
+      </w:r>
+      <w:r>
+        <w:rPr>
+          <w:rFonts w:hint="eastAsia"/>
+        </w:rPr>
+        <w:t>崇拜（上周回顾，</w:t>
+      </w:r>
+      <w:r>
+        <w:rPr>
+          <w:rFonts w:hint="eastAsia"/>
+        </w:rPr>
+        <w:t>2028</w:t>
+      </w:r>
+      <w:r>
+        <w:rPr>
+          <w:rFonts w:hint="eastAsia"/>
+        </w:rPr>
+        <w:t>年</w:t>
+      </w:r>
+      <w:r>
+        <w:rPr>
+          <w:rFonts w:hint="eastAsia"/>
+        </w:rPr>
+        <w:t>5</w:t>
+      </w:r>
+      <w:r>
+        <w:rPr>
+          <w:rFonts w:hint="eastAsia"/>
+        </w:rPr>
+        <w:t>月</w:t>
+      </w:r>
+      <w:r>
+        <w:rPr>
+          <w:rFonts w:hint="eastAsia"/>
+        </w:rPr>
+        <w:t>10</w:t>
+      </w:r>
+      <w:r>
+        <w:rPr>
+          <w:rFonts w:hint="eastAsia"/>
+        </w:rPr>
+        <w:t>日）</w:t>
+      </w:r>
+    </w:p>
+    <w:p>
+      <w:pPr>
+        <w:rPr>
+          <w:rFonts w:hint="eastAsia"/>
+        </w:rPr>
+      </w:pPr>
+      <w:r>
+        <w:rPr>
+          <w:rFonts w:hint="eastAsia"/>
+        </w:rPr>
+        <w:t>https://www.youtube.com/live/r1hc4T-NgcQ?si=tY031W7Ma2Ix5ZbO</w:t>
+      </w:r>
+    </w:p>
+    <w:p>
+      <w:pPr>
+        <w:rPr>
+          <w:rFonts w:hint="eastAsia"/>
+        </w:rPr>
+      </w:pPr>
+      <w:proofErr w:type="spellStart"/>
+      <w:r>
+        <w:rPr>
+          <w:rFonts w:hint="eastAsia"/>
+        </w:rPr>
+        <w:t>从未有人告诉我</w:t>
+      </w:r>
+      <w:proofErr w:type="spellEnd"/>
+      <w:r>
+        <w:rPr>
+          <w:rFonts w:hint="eastAsia"/>
+        </w:rPr>
+        <w:t xml:space="preserve"> | </w:t>
+      </w:r>
+      <w:proofErr w:type="spellStart"/>
+      <w:r>
+        <w:rPr>
+          <w:rFonts w:hint="eastAsia"/>
+        </w:rPr>
+        <w:t>母亲节特辑</w:t>
+      </w:r>
+      <w:proofErr w:type="spellEnd"/>
+      <w:r>
+        <w:rPr>
+          <w:rFonts w:hint="eastAsia"/>
+        </w:rPr>
+        <w:t xml:space="preserve"> | Vince &amp; Jo </w:t>
+      </w:r>
+      <w:proofErr w:type="spellStart"/>
+      <w:r>
+        <w:rPr>
+          <w:rFonts w:hint="eastAsia"/>
+        </w:rPr>
+        <w:t>Vitale</w:t>
+      </w:r>
+      <w:r>
+        <w:rPr>
+          <w:rFonts w:hint="eastAsia"/>
+        </w:rPr>
+        <w:t>，</w:t>
+      </w:r>
+      <w:r>
+        <w:rPr>
+          <w:rFonts w:hint="eastAsia"/>
+        </w:rPr>
+        <w:t>Phil</w:t>
+      </w:r>
+      <w:proofErr w:type="spellEnd"/>
+      <w:r>
+        <w:rPr>
+          <w:rFonts w:hint="eastAsia"/>
+        </w:rPr>
+        <w:t xml:space="preserve"> &amp; Alyssa </w:t>
+      </w:r>
+      <w:proofErr w:type="spellStart"/>
+      <w:r>
+        <w:rPr>
+          <w:rFonts w:hint="eastAsia"/>
+        </w:rPr>
+        <w:t>EuBank</w:t>
+      </w:r>
+      <w:r>
+        <w:rPr>
+          <w:rFonts w:hint="eastAsia"/>
+        </w:rPr>
+        <w:t>（</w:t>
+      </w:r>
+      <w:r>
+        <w:rPr>
+          <w:rFonts w:hint="eastAsia"/>
+        </w:rPr>
+        <w:t>Phil</w:t>
+      </w:r>
+      <w:proofErr w:type="spellEnd"/>
+      <w:r>
+        <w:rPr>
+          <w:rFonts w:hint="eastAsia"/>
+        </w:rPr>
+        <w:t xml:space="preserve"> </w:t>
+      </w:r>
+      <w:proofErr w:type="spellStart"/>
+      <w:r>
+        <w:rPr>
+          <w:rFonts w:hint="eastAsia"/>
+        </w:rPr>
+        <w:t>EuBank</w:t>
+      </w:r>
+      <w:r>
+        <w:rPr>
+          <w:rFonts w:hint="eastAsia"/>
+        </w:rPr>
+        <w:t>，主任牧师</w:t>
+      </w:r>
+      <w:proofErr w:type="spellEnd"/>
+      <w:r>
+        <w:rPr>
+          <w:rFonts w:hint="eastAsia"/>
+        </w:rPr>
+        <w:t>）</w:t>
+      </w:r>
+    </w:p>
+    <w:p>
+      <w:pPr>
+        <w:rPr>
+          <w:rFonts w:hint="eastAsia"/>
+        </w:rPr>
+      </w:pPr>
+    </w:p>
+    <w:p>
+      <w:pPr>
+        <w:rPr>
+          <w:rFonts w:hint="eastAsia"/>
+        </w:rPr>
+      </w:pPr>
+      <w:r>
+        <w:rPr>
+          <w:rFonts w:hint="eastAsia"/>
+        </w:rPr>
+        <w:t>《</w:t>
+      </w:r>
+      <w:proofErr w:type="spellStart"/>
+      <w:r>
+        <w:rPr>
+          <w:rFonts w:hint="eastAsia"/>
+        </w:rPr>
+        <w:t>从未有人告诉我</w:t>
+      </w:r>
+      <w:proofErr w:type="spellEnd"/>
+      <w:r>
+        <w:rPr>
+          <w:rFonts w:hint="eastAsia"/>
+        </w:rPr>
+        <w:t>》（</w:t>
+      </w:r>
+      <w:r>
+        <w:rPr>
+          <w:rFonts w:hint="eastAsia"/>
+        </w:rPr>
+        <w:t xml:space="preserve">No One Ever Told </w:t>
+      </w:r>
+      <w:proofErr w:type="spellStart"/>
+      <w:r>
+        <w:rPr>
+          <w:rFonts w:hint="eastAsia"/>
+        </w:rPr>
+        <w:t>Me</w:t>
+      </w:r>
+      <w:r>
+        <w:rPr>
+          <w:rFonts w:hint="eastAsia"/>
+        </w:rPr>
+        <w:t>）是</w:t>
+      </w:r>
+      <w:proofErr w:type="spellEnd"/>
+      <w:r>
+        <w:rPr>
+          <w:rFonts w:hint="eastAsia"/>
+        </w:rPr>
+        <w:t xml:space="preserve"> Menlo Church </w:t>
+      </w:r>
+      <w:proofErr w:type="spellStart"/>
+      <w:r>
+        <w:rPr>
+          <w:rFonts w:hint="eastAsia"/>
+        </w:rPr>
+        <w:t>制作的一期特别的母亲节信息分享及播客节目。节目以播客的形式呈现，由</w:t>
+      </w:r>
+      <w:proofErr w:type="spellEnd"/>
+      <w:r>
+        <w:rPr>
+          <w:rFonts w:hint="eastAsia"/>
+        </w:rPr>
+        <w:t xml:space="preserve"> Vince &amp; Jo Vitale </w:t>
+      </w:r>
+      <w:r>
+        <w:rPr>
+          <w:rFonts w:hint="eastAsia"/>
+        </w:rPr>
+        <w:t>与</w:t>
+      </w:r>
+      <w:r>
+        <w:rPr>
+          <w:rFonts w:hint="eastAsia"/>
+        </w:rPr>
+        <w:t xml:space="preserve"> Phil &amp; Alyssa EuBank </w:t>
+      </w:r>
+      <w:proofErr w:type="spellStart"/>
+      <w:r>
+        <w:rPr>
+          <w:rFonts w:hint="eastAsia"/>
+        </w:rPr>
+        <w:t>展开了一场坦诚、深入的对话</w:t>
+      </w:r>
+      <w:proofErr w:type="spellEnd"/>
+      <w:r>
+        <w:rPr>
+          <w:rFonts w:hint="eastAsia"/>
+        </w:rPr>
+        <w:t>。</w:t>
+      </w:r>
+    </w:p>
+    <w:p>
+      <w:pPr>
+        <w:rPr>
+          <w:rFonts w:hint="eastAsia"/>
+        </w:rPr>
+      </w:pPr>
+    </w:p>
+    <w:p>
+      <w:pPr>
+        <w:rPr>
+          <w:rFonts w:hint="eastAsia"/>
+        </w:rPr>
+      </w:pPr>
+      <w:r>
+        <w:rPr>
+          <w:rFonts w:hint="eastAsia"/>
+        </w:rPr>
+        <w:t xml:space="preserve">Vince Vitale </w:t>
+      </w:r>
+      <w:proofErr w:type="spellStart"/>
+      <w:r>
+        <w:rPr>
+          <w:rFonts w:hint="eastAsia"/>
+        </w:rPr>
+        <w:t>博士：牛津大学理学硕士（</w:t>
+      </w:r>
+      <w:r>
+        <w:rPr>
+          <w:rFonts w:hint="eastAsia"/>
+        </w:rPr>
+        <w:t>MS</w:t>
+      </w:r>
+      <w:r>
+        <w:rPr>
+          <w:rFonts w:hint="eastAsia"/>
+        </w:rPr>
+        <w:t>）及哲学博士（</w:t>
+      </w:r>
+      <w:r>
+        <w:rPr>
+          <w:rFonts w:hint="eastAsia"/>
+        </w:rPr>
+        <w:t>DPhil</w:t>
+      </w:r>
+      <w:r>
+        <w:rPr>
+          <w:rFonts w:hint="eastAsia"/>
+        </w:rPr>
+        <w:t>）学位，现任牛津大学及普林斯顿大学教职人员</w:t>
+      </w:r>
+      <w:proofErr w:type="spellEnd"/>
+      <w:r>
+        <w:rPr>
+          <w:rFonts w:hint="eastAsia"/>
+        </w:rPr>
+        <w:t>。</w:t>
+      </w:r>
+    </w:p>
+    <w:p>
+      <w:pPr>
+        <w:rPr>
+          <w:rFonts w:hint="eastAsia"/>
+        </w:rPr>
+      </w:pPr>
+      <w:r>
+        <w:rPr>
+          <w:rFonts w:hint="eastAsia"/>
+        </w:rPr>
+        <w:t xml:space="preserve">Jo Vitale </w:t>
+      </w:r>
+      <w:r>
+        <w:rPr>
+          <w:rFonts w:hint="eastAsia"/>
+        </w:rPr>
+        <w:t>博士：牛津大学旧约圣经研究哲学博士（</w:t>
+      </w:r>
+      <w:r>
+        <w:rPr>
+          <w:rFonts w:hint="eastAsia"/>
+        </w:rPr>
+        <w:t>DPhil</w:t>
+      </w:r>
+      <w:r>
+        <w:rPr>
+          <w:rFonts w:hint="eastAsia"/>
+        </w:rPr>
+        <w:t>）。她的研究重点包括圣经中的女性人物、美的议题，以及如何超越“指责文化”（</w:t>
+      </w:r>
+      <w:r>
+        <w:rPr>
+          <w:rFonts w:hint="eastAsia"/>
+        </w:rPr>
+        <w:t>blame culture</w:t>
+      </w:r>
+      <w:r>
+        <w:rPr>
+          <w:rFonts w:hint="eastAsia"/>
+        </w:rPr>
+        <w:t>）。</w:t>
+      </w:r>
+    </w:p>
+    <w:p>
+      <w:pPr>
+        <w:rPr>
+          <w:rFonts w:hint="eastAsia"/>
+        </w:rPr>
+      </w:pPr>
+    </w:p>
+    <w:p>
+      <w:pPr>
+        <w:rPr>
+          <w:rFonts w:hint="eastAsia"/>
+        </w:rPr>
+      </w:pPr>
+      <w:r>
+        <w:rPr>
+          <w:rFonts w:hint="eastAsia"/>
+        </w:rPr>
+        <w:t xml:space="preserve">Vince </w:t>
+      </w:r>
+      <w:r>
+        <w:rPr>
+          <w:rFonts w:hint="eastAsia"/>
+        </w:rPr>
+        <w:t>与</w:t>
+      </w:r>
+      <w:r>
+        <w:rPr>
+          <w:rFonts w:hint="eastAsia"/>
+        </w:rPr>
+        <w:t xml:space="preserve"> Jo Vitale </w:t>
+      </w:r>
+      <w:proofErr w:type="spellStart"/>
+      <w:r>
+        <w:rPr>
+          <w:rFonts w:hint="eastAsia"/>
+        </w:rPr>
+        <w:t>育有两个年幼的儿子，分别名为</w:t>
+      </w:r>
+      <w:proofErr w:type="spellEnd"/>
+      <w:r>
+        <w:rPr>
+          <w:rFonts w:hint="eastAsia"/>
+        </w:rPr>
+        <w:t xml:space="preserve"> Raphael </w:t>
+      </w:r>
+      <w:r>
+        <w:rPr>
+          <w:rFonts w:hint="eastAsia"/>
+        </w:rPr>
+        <w:t>和</w:t>
+      </w:r>
+      <w:r>
+        <w:rPr>
+          <w:rFonts w:hint="eastAsia"/>
+        </w:rPr>
+        <w:t xml:space="preserve"> Jonathan</w:t>
+      </w:r>
+      <w:r>
+        <w:rPr>
+          <w:rFonts w:hint="eastAsia"/>
+        </w:rPr>
+        <w:t>。</w:t>
+      </w:r>
+    </w:p>
+    <w:p>
+      <w:pPr>
+        <w:rPr>
+          <w:rFonts w:hint="eastAsia"/>
+        </w:rPr>
+      </w:pPr>
+      <w:r>
+        <w:rPr>
+          <w:rFonts w:hint="eastAsia"/>
+        </w:rPr>
+        <w:t xml:space="preserve">Phil </w:t>
+      </w:r>
+      <w:r>
+        <w:rPr>
+          <w:rFonts w:hint="eastAsia"/>
+        </w:rPr>
+        <w:t>与</w:t>
+      </w:r>
+      <w:r>
+        <w:rPr>
+          <w:rFonts w:hint="eastAsia"/>
+        </w:rPr>
+        <w:t xml:space="preserve"> Alyssa EuBank </w:t>
+      </w:r>
+      <w:proofErr w:type="spellStart"/>
+      <w:r>
+        <w:rPr>
+          <w:rFonts w:hint="eastAsia"/>
+        </w:rPr>
+        <w:t>夫妇则育有四个孩子</w:t>
+      </w:r>
+      <w:proofErr w:type="spellEnd"/>
+      <w:r>
+        <w:rPr>
+          <w:rFonts w:hint="eastAsia"/>
+        </w:rPr>
+        <w:t>。</w:t>
+      </w:r>
+    </w:p>
+    <w:p>
+      <w:pPr>
+        <w:rPr>
+          <w:rFonts w:hint="eastAsia"/>
+        </w:rPr>
+      </w:pPr>
+    </w:p>
+    <w:p>
+      <w:pPr>
+        <w:rPr>
+          <w:rFonts w:hint="eastAsia"/>
+        </w:rPr>
+      </w:pPr>
+      <w:r>
+        <w:rPr>
+          <w:rFonts w:hint="eastAsia"/>
+        </w:rPr>
+        <w:t xml:space="preserve">1. </w:t>
+      </w:r>
+      <w:proofErr w:type="spellStart"/>
+      <w:r>
+        <w:rPr>
+          <w:rFonts w:hint="eastAsia"/>
+        </w:rPr>
+        <w:t>Phil</w:t>
+      </w:r>
+      <w:r>
+        <w:rPr>
+          <w:rFonts w:hint="eastAsia"/>
+        </w:rPr>
+        <w:t>：对话始于“信仰”与“生活的智慧</w:t>
+      </w:r>
+      <w:proofErr w:type="spellEnd"/>
+      <w:r>
+        <w:rPr>
+          <w:rFonts w:hint="eastAsia"/>
+        </w:rPr>
+        <w:t>”。</w:t>
+      </w:r>
+    </w:p>
+    <w:p>
+      <w:pPr>
+        <w:rPr>
+          <w:rFonts w:hint="eastAsia"/>
+        </w:rPr>
+      </w:pPr>
+      <w:r>
+        <w:rPr>
+          <w:rFonts w:hint="eastAsia"/>
+        </w:rPr>
+        <w:t xml:space="preserve">Jo </w:t>
+      </w:r>
+      <w:proofErr w:type="spellStart"/>
+      <w:r>
+        <w:rPr>
+          <w:rFonts w:hint="eastAsia"/>
+        </w:rPr>
+        <w:t>是普林斯顿大学的研究员，而</w:t>
+      </w:r>
+      <w:proofErr w:type="spellEnd"/>
+      <w:r>
+        <w:rPr>
+          <w:rFonts w:hint="eastAsia"/>
+        </w:rPr>
+        <w:t xml:space="preserve"> Vince </w:t>
+      </w:r>
+      <w:proofErr w:type="spellStart"/>
+      <w:r>
+        <w:rPr>
+          <w:rFonts w:hint="eastAsia"/>
+        </w:rPr>
+        <w:t>的父亲是一位牧师。两人对上帝有着不同的视角与体会。相比于恐惧，爱是更强大的驱动力</w:t>
+      </w:r>
+      <w:proofErr w:type="spellEnd"/>
+      <w:r>
+        <w:rPr>
+          <w:rFonts w:hint="eastAsia"/>
+        </w:rPr>
+        <w:t>。</w:t>
+      </w:r>
+    </w:p>
+    <w:p>
+      <w:pPr>
+        <w:rPr>
+          <w:rFonts w:hint="eastAsia"/>
+        </w:rPr>
+      </w:pPr>
+      <w:r>
+        <w:rPr>
+          <w:rFonts w:hint="eastAsia"/>
+        </w:rPr>
+        <w:t xml:space="preserve">a. </w:t>
+      </w:r>
+      <w:proofErr w:type="spellStart"/>
+      <w:r>
+        <w:rPr>
+          <w:rFonts w:hint="eastAsia"/>
+        </w:rPr>
+        <w:t>Vince</w:t>
+      </w:r>
+      <w:r>
+        <w:rPr>
+          <w:rFonts w:hint="eastAsia"/>
+        </w:rPr>
+        <w:t>：起初我在普林斯顿大学只专注于神经科学研究和体育运动。后来，我结识了妻子</w:t>
+      </w:r>
+      <w:proofErr w:type="spellEnd"/>
+      <w:r>
+        <w:rPr>
+          <w:rFonts w:hint="eastAsia"/>
+        </w:rPr>
+        <w:t xml:space="preserve"> </w:t>
+      </w:r>
+      <w:proofErr w:type="spellStart"/>
+      <w:r>
+        <w:rPr>
+          <w:rFonts w:hint="eastAsia"/>
+        </w:rPr>
+        <w:t>Jo</w:t>
+      </w:r>
+      <w:r>
+        <w:rPr>
+          <w:rFonts w:hint="eastAsia"/>
+        </w:rPr>
+        <w:t>，并开始真正认识耶稣</w:t>
+      </w:r>
+      <w:proofErr w:type="spellEnd"/>
+      <w:r>
+        <w:rPr>
+          <w:rFonts w:hint="eastAsia"/>
+        </w:rPr>
+        <w:t>。</w:t>
+      </w:r>
+    </w:p>
+    <w:p>
+      <w:pPr>
+        <w:rPr>
+          <w:rFonts w:hint="eastAsia"/>
+        </w:rPr>
+      </w:pPr>
+      <w:r>
+        <w:rPr>
+          <w:rFonts w:hint="eastAsia"/>
+        </w:rPr>
+        <w:t xml:space="preserve">b. </w:t>
+      </w:r>
+      <w:proofErr w:type="spellStart"/>
+      <w:r>
+        <w:rPr>
+          <w:rFonts w:hint="eastAsia"/>
+        </w:rPr>
+        <w:t>Jo</w:t>
+      </w:r>
+      <w:r>
+        <w:rPr>
+          <w:rFonts w:hint="eastAsia"/>
+        </w:rPr>
+        <w:t>：我的父母都是牧师。</w:t>
+      </w:r>
+      <w:r>
+        <w:rPr>
+          <w:rFonts w:hint="eastAsia"/>
+        </w:rPr>
+        <w:t>Jo</w:t>
+      </w:r>
+      <w:r>
+        <w:rPr>
+          <w:rFonts w:hint="eastAsia"/>
+        </w:rPr>
+        <w:t>（指她自己）与我（指</w:t>
+      </w:r>
+      <w:proofErr w:type="spellEnd"/>
+      <w:r>
+        <w:rPr>
+          <w:rFonts w:hint="eastAsia"/>
+        </w:rPr>
+        <w:t xml:space="preserve"> </w:t>
+      </w:r>
+      <w:proofErr w:type="spellStart"/>
+      <w:r>
+        <w:rPr>
+          <w:rFonts w:hint="eastAsia"/>
+        </w:rPr>
+        <w:t>Vince</w:t>
+      </w:r>
+      <w:r>
+        <w:rPr>
+          <w:rFonts w:hint="eastAsia"/>
+        </w:rPr>
+        <w:t>）一同研读圣经，并分享彼此的生命经历</w:t>
+      </w:r>
+      <w:proofErr w:type="spellEnd"/>
+      <w:r>
+        <w:rPr>
+          <w:rFonts w:hint="eastAsia"/>
+        </w:rPr>
+        <w:t>。</w:t>
+      </w:r>
+    </w:p>
+    <w:p>
+      <w:pPr>
+        <w:rPr>
+          <w:rFonts w:hint="eastAsia"/>
+        </w:rPr>
+      </w:pPr>
+      <w:r>
+        <w:rPr>
+          <w:rFonts w:hint="eastAsia"/>
+        </w:rPr>
+        <w:t xml:space="preserve">2. </w:t>
+      </w:r>
+      <w:proofErr w:type="spellStart"/>
+      <w:r>
+        <w:rPr>
+          <w:rFonts w:hint="eastAsia"/>
+        </w:rPr>
+        <w:t>Phil</w:t>
+      </w:r>
+      <w:r>
+        <w:rPr>
+          <w:rFonts w:hint="eastAsia"/>
+        </w:rPr>
+        <w:t>：关于“居所”与“工作</w:t>
+      </w:r>
+      <w:proofErr w:type="spellEnd"/>
+      <w:r>
+        <w:rPr>
+          <w:rFonts w:hint="eastAsia"/>
+        </w:rPr>
+        <w:t>”。</w:t>
+      </w:r>
+    </w:p>
+    <w:p>
+      <w:pPr>
+        <w:rPr>
+          <w:rFonts w:hint="eastAsia"/>
+        </w:rPr>
+      </w:pPr>
+      <w:r>
+        <w:rPr>
+          <w:rFonts w:hint="eastAsia"/>
+        </w:rPr>
+        <w:t>a. Vince</w:t>
+      </w:r>
+      <w:r>
+        <w:rPr>
+          <w:rFonts w:hint="eastAsia"/>
+        </w:rPr>
+        <w:t>：我的研究领域是神经科学。这一领域竞争激烈，这对我们的灵魂构成了极大的挑战与危险。相比于恐惧，爱与信任才是更强大的驱动力。</w:t>
+      </w:r>
+    </w:p>
+    <w:p>
+      <w:pPr>
+        <w:rPr>
+          <w:rFonts w:hint="eastAsia"/>
+        </w:rPr>
+      </w:pPr>
+      <w:r>
+        <w:rPr>
+          <w:rFonts w:hint="eastAsia"/>
+        </w:rPr>
+        <w:t>b. Alyssa</w:t>
+      </w:r>
+      <w:r>
+        <w:rPr>
+          <w:rFonts w:hint="eastAsia"/>
+        </w:rPr>
+        <w:t>：我们搬到了湾区定居。在过去的</w:t>
+      </w:r>
+      <w:r>
+        <w:rPr>
+          <w:rFonts w:hint="eastAsia"/>
+        </w:rPr>
+        <w:t>16</w:t>
+      </w:r>
+      <w:r>
+        <w:rPr>
+          <w:rFonts w:hint="eastAsia"/>
+        </w:rPr>
+        <w:t>年里，我一直全职在家抚养四个孩子。这里的人们在事业上都取得了巨大的成功。与这些成功人士相比，我觉得自己似乎“一事无成”；但我转而将目光投向了社区中的人际联结与关系。</w:t>
+      </w:r>
+    </w:p>
+    <w:p>
+      <w:pPr>
+        <w:rPr>
+          <w:rFonts w:hint="eastAsia"/>
+        </w:rPr>
+      </w:pPr>
+      <w:r>
+        <w:rPr>
+          <w:rFonts w:hint="eastAsia"/>
+        </w:rPr>
+        <w:t xml:space="preserve">3. </w:t>
+      </w:r>
+      <w:proofErr w:type="spellStart"/>
+      <w:r>
+        <w:rPr>
+          <w:rFonts w:hint="eastAsia"/>
+        </w:rPr>
+        <w:t>Phil</w:t>
+      </w:r>
+      <w:r>
+        <w:rPr>
+          <w:rFonts w:hint="eastAsia"/>
+        </w:rPr>
+        <w:t>：关于“智慧”与“知识</w:t>
+      </w:r>
+      <w:proofErr w:type="spellEnd"/>
+      <w:r>
+        <w:rPr>
+          <w:rFonts w:hint="eastAsia"/>
+        </w:rPr>
+        <w:t>”。</w:t>
+      </w:r>
+    </w:p>
+    <w:p>
+      <w:pPr>
+        <w:rPr>
+          <w:rFonts w:hint="eastAsia"/>
+        </w:rPr>
+      </w:pPr>
+      <w:r>
+        <w:rPr>
+          <w:rFonts w:hint="eastAsia"/>
+        </w:rPr>
+        <w:t>a. Jo</w:t>
+      </w:r>
+      <w:r>
+        <w:rPr>
+          <w:rFonts w:hint="eastAsia"/>
+        </w:rPr>
+        <w:t>：人工智能（</w:t>
+      </w:r>
+      <w:r>
+        <w:rPr>
+          <w:rFonts w:hint="eastAsia"/>
+        </w:rPr>
+        <w:t>AI</w:t>
+      </w:r>
+      <w:r>
+        <w:rPr>
+          <w:rFonts w:hint="eastAsia"/>
+        </w:rPr>
+        <w:t>）正在开启一种全新的生活方式。我们应当积极拥抱人工智能所带来的知识与技术，将其作为一种媒介，结合确凿的证据与耶稣的教导，去影响和触动人心。</w:t>
+      </w:r>
+      <w:r>
+        <w:rPr>
+          <w:rFonts w:hint="eastAsia"/>
+        </w:rPr>
+        <w:t xml:space="preserve"> b. </w:t>
+      </w:r>
+      <w:proofErr w:type="spellStart"/>
+      <w:r>
+        <w:rPr>
+          <w:rFonts w:hint="eastAsia"/>
+        </w:rPr>
+        <w:t>Alyssa</w:t>
+      </w:r>
+      <w:r>
+        <w:rPr>
+          <w:rFonts w:hint="eastAsia"/>
+        </w:rPr>
+        <w:t>：互联网上有海量的资源，但我限制了孩子们对这些资源的接触</w:t>
+      </w:r>
+      <w:proofErr w:type="spellEnd"/>
+      <w:r>
+        <w:rPr>
+          <w:rFonts w:hint="eastAsia"/>
+        </w:rPr>
+        <w:t>。</w:t>
+      </w:r>
+    </w:p>
+    <w:p>
+      <w:pPr>
+        <w:rPr>
+          <w:rFonts w:hint="eastAsia"/>
+        </w:rPr>
+      </w:pPr>
+      <w:r>
+        <w:rPr>
+          <w:rFonts w:hint="eastAsia"/>
+        </w:rPr>
+        <w:t xml:space="preserve">4. </w:t>
+      </w:r>
+      <w:proofErr w:type="spellStart"/>
+      <w:r>
+        <w:rPr>
+          <w:rFonts w:hint="eastAsia"/>
+        </w:rPr>
+        <w:t>Phil</w:t>
+      </w:r>
+      <w:r>
+        <w:rPr>
+          <w:rFonts w:hint="eastAsia"/>
+        </w:rPr>
+        <w:t>：如何经营婚姻</w:t>
+      </w:r>
+      <w:proofErr w:type="spellEnd"/>
+    </w:p>
+    <w:p>
+      <w:pPr>
+        <w:rPr>
+          <w:rFonts w:hint="eastAsia"/>
+        </w:rPr>
+      </w:pPr>
+      <w:r>
+        <w:rPr>
+          <w:rFonts w:hint="eastAsia"/>
+        </w:rPr>
+        <w:t xml:space="preserve">a. </w:t>
+      </w:r>
+      <w:proofErr w:type="spellStart"/>
+      <w:r>
+        <w:rPr>
+          <w:rFonts w:hint="eastAsia"/>
+        </w:rPr>
+        <w:t>Vince</w:t>
+      </w:r>
+      <w:r>
+        <w:rPr>
+          <w:rFonts w:hint="eastAsia"/>
+        </w:rPr>
+        <w:t>：上帝是如何看待你的？我感觉自己每个月都在变得更好。上帝赐予我们的是无条件的爱</w:t>
+      </w:r>
+      <w:proofErr w:type="spellEnd"/>
+      <w:r>
+        <w:rPr>
+          <w:rFonts w:hint="eastAsia"/>
+        </w:rPr>
+        <w:t>。</w:t>
+      </w:r>
+    </w:p>
+    <w:p>
+      <w:pPr>
+        <w:rPr>
+          <w:rFonts w:hint="eastAsia"/>
+        </w:rPr>
+      </w:pPr>
+      <w:r>
+        <w:rPr>
+          <w:rFonts w:hint="eastAsia"/>
+        </w:rPr>
+        <w:t xml:space="preserve">b. </w:t>
+      </w:r>
+      <w:proofErr w:type="spellStart"/>
+      <w:r>
+        <w:rPr>
+          <w:rFonts w:hint="eastAsia"/>
+        </w:rPr>
+        <w:t>Jo</w:t>
+      </w:r>
+      <w:r>
+        <w:rPr>
+          <w:rFonts w:hint="eastAsia"/>
+        </w:rPr>
+        <w:t>：我们在彼此相处中，既亲身经历着上帝的爱，也相互分享着这份爱</w:t>
+      </w:r>
+      <w:proofErr w:type="spellEnd"/>
+      <w:r>
+        <w:rPr>
+          <w:rFonts w:hint="eastAsia"/>
+        </w:rPr>
+        <w:t>。</w:t>
+      </w:r>
+    </w:p>
+    <w:p>
+      <w:pPr>
+        <w:rPr>
+          <w:rFonts w:hint="eastAsia"/>
+        </w:rPr>
+      </w:pPr>
+      <w:r>
+        <w:rPr>
+          <w:rFonts w:hint="eastAsia"/>
+        </w:rPr>
+        <w:t xml:space="preserve">5. </w:t>
+      </w:r>
+      <w:proofErr w:type="spellStart"/>
+      <w:r>
+        <w:rPr>
+          <w:rFonts w:hint="eastAsia"/>
+        </w:rPr>
+        <w:t>Phil</w:t>
+      </w:r>
+      <w:r>
+        <w:rPr>
+          <w:rFonts w:hint="eastAsia"/>
+        </w:rPr>
+        <w:t>：日常生活中的实践</w:t>
+      </w:r>
+      <w:proofErr w:type="spellEnd"/>
+    </w:p>
+    <w:p>
+      <w:pPr>
+        <w:rPr>
+          <w:rFonts w:hint="eastAsia"/>
+        </w:rPr>
+      </w:pPr>
+      <w:r>
+        <w:rPr>
+          <w:rFonts w:hint="eastAsia"/>
+        </w:rPr>
+        <w:t xml:space="preserve">a. </w:t>
+      </w:r>
+      <w:proofErr w:type="spellStart"/>
+      <w:r>
+        <w:rPr>
+          <w:rFonts w:hint="eastAsia"/>
+        </w:rPr>
+        <w:t>Vince</w:t>
+      </w:r>
+      <w:r>
+        <w:rPr>
+          <w:rFonts w:hint="eastAsia"/>
+        </w:rPr>
+        <w:t>：每当我心中存有深奥的疑问时，我都会向上帝寻求指引，询问我该如何行事</w:t>
+      </w:r>
+      <w:proofErr w:type="spellEnd"/>
+      <w:r>
+        <w:rPr>
+          <w:rFonts w:hint="eastAsia"/>
+        </w:rPr>
+        <w:t>。</w:t>
+      </w:r>
+    </w:p>
+    <w:p>
+      <w:pPr>
+        <w:rPr>
+          <w:rFonts w:hint="eastAsia"/>
+        </w:rPr>
+      </w:pPr>
+      <w:r>
+        <w:rPr>
+          <w:rFonts w:hint="eastAsia"/>
+        </w:rPr>
+        <w:t xml:space="preserve">b. </w:t>
+      </w:r>
+      <w:proofErr w:type="spellStart"/>
+      <w:r>
+        <w:rPr>
+          <w:rFonts w:hint="eastAsia"/>
+        </w:rPr>
+        <w:t>Jo</w:t>
+      </w:r>
+      <w:r>
+        <w:rPr>
+          <w:rFonts w:hint="eastAsia"/>
+        </w:rPr>
+        <w:t>：我与上帝之间有着一种贯穿日常生活的深度对话</w:t>
+      </w:r>
+      <w:proofErr w:type="spellEnd"/>
+      <w:r>
+        <w:rPr>
+          <w:rFonts w:hint="eastAsia"/>
+        </w:rPr>
+        <w:t>。</w:t>
+      </w:r>
+    </w:p>
+    <w:p>
+      <w:pPr>
+        <w:rPr>
+          <w:rFonts w:hint="eastAsia"/>
+        </w:rPr>
+      </w:pPr>
+      <w:r>
+        <w:rPr>
+          <w:rFonts w:hint="eastAsia"/>
+        </w:rPr>
+        <w:lastRenderedPageBreak/>
+        <w:t xml:space="preserve">c. </w:t>
+      </w:r>
+      <w:proofErr w:type="spellStart"/>
+      <w:r>
+        <w:rPr>
+          <w:rFonts w:hint="eastAsia"/>
+        </w:rPr>
+        <w:t>Alyssa</w:t>
+      </w:r>
+      <w:r>
+        <w:rPr>
+          <w:rFonts w:hint="eastAsia"/>
+        </w:rPr>
+        <w:t>：当你身陷困境时，你终将能够安然度过</w:t>
+      </w:r>
+      <w:proofErr w:type="spellEnd"/>
+      <w:r>
+        <w:rPr>
+          <w:rFonts w:hint="eastAsia"/>
+        </w:rPr>
+        <w:t>。</w:t>
+      </w:r>
+    </w:p>
+    <w:p>
+      <w:pPr>
+        <w:rPr>
+          <w:rFonts w:hint="eastAsia"/>
+        </w:rPr>
+      </w:pPr>
+      <w:r>
+        <w:rPr>
+          <w:rFonts w:hint="eastAsia"/>
+        </w:rPr>
+        <w:t xml:space="preserve">6. </w:t>
+      </w:r>
+      <w:proofErr w:type="spellStart"/>
+      <w:r>
+        <w:rPr>
+          <w:rFonts w:hint="eastAsia"/>
+        </w:rPr>
+        <w:t>Phil</w:t>
+      </w:r>
+      <w:r>
+        <w:rPr>
+          <w:rFonts w:hint="eastAsia"/>
+        </w:rPr>
+        <w:t>：当你心中怀有对永恒的信念时，你将如何去面对并穿越那些艰难险阻</w:t>
+      </w:r>
+      <w:proofErr w:type="spellEnd"/>
+      <w:r>
+        <w:rPr>
+          <w:rFonts w:hint="eastAsia"/>
+        </w:rPr>
+        <w:t>？</w:t>
+      </w:r>
+    </w:p>
+    <w:p>
+      <w:pPr>
+        <w:rPr>
+          <w:rFonts w:hint="eastAsia"/>
+        </w:rPr>
+      </w:pPr>
+      <w:proofErr w:type="spellStart"/>
+      <w:r>
+        <w:rPr>
+          <w:rFonts w:hint="eastAsia"/>
+        </w:rPr>
+        <w:t>Vince</w:t>
+      </w:r>
+      <w:r>
+        <w:rPr>
+          <w:rFonts w:hint="eastAsia"/>
+        </w:rPr>
+        <w:t>：我曾接受过手术，切除了半侧甲状腺；在那段艰难的时期里，我向上帝祈求指引，寻求祂为我预备的行动方案</w:t>
+      </w:r>
+      <w:proofErr w:type="spellEnd"/>
+      <w:r>
+        <w:rPr>
+          <w:rFonts w:hint="eastAsia"/>
+        </w:rPr>
+        <w:t>。</w:t>
+      </w:r>
+    </w:p>
+    <w:p>
+      <w:r>
+        <w:rPr>
+          <w:rFonts w:hint="eastAsia"/>
+        </w:rPr>
+        <w:t xml:space="preserve">7. </w:t>
+      </w:r>
+      <w:proofErr w:type="spellStart"/>
+      <w:r>
+        <w:rPr>
+          <w:rFonts w:hint="eastAsia"/>
+        </w:rPr>
+        <w:t>Phil</w:t>
+      </w:r>
+      <w:r>
+        <w:rPr>
+          <w:rFonts w:hint="eastAsia"/>
+        </w:rPr>
+        <w:t>：让我们一同祷告，祈求上帝医治</w:t>
+      </w:r>
+      <w:r>
+        <w:rPr>
+          <w:rFonts w:hint="eastAsia"/>
+        </w:rPr>
+        <w:t>Vince</w:t>
+      </w:r>
+      <w:r>
+        <w:rPr>
+          <w:rFonts w:hint="eastAsia"/>
+        </w:rPr>
+        <w:t>，并赐予</w:t>
+      </w:r>
+      <w:r>
+        <w:rPr>
+          <w:rFonts w:hint="eastAsia"/>
+        </w:rPr>
+        <w:t>Jo</w:t>
+      </w:r>
+      <w:r>
+        <w:rPr>
+          <w:rFonts w:hint="eastAsia"/>
+        </w:rPr>
+        <w:t>智慧，引导她前行</w:t>
+      </w:r>
+      <w:proofErr w:type="spellEnd"/>
+    </w:p>
+    <w:p/>
+    <w:p/>
+    <w:p>
+      <w:r>
+        <w:t>==&gt; Japanese</w:t>
+      </w:r>
+    </w:p>
+    <w:p>
+      <w:pPr>
+        <w:rPr>
+          <w:rFonts w:hint="eastAsia"/>
+        </w:rPr>
+      </w:pPr>
+      <w:r>
+        <w:rPr>
+          <w:rFonts w:hint="eastAsia"/>
+        </w:rPr>
+        <w:t>2026</w:t>
+      </w:r>
+      <w:r>
+        <w:rPr>
+          <w:rFonts w:hint="eastAsia"/>
+        </w:rPr>
+        <w:t>年</w:t>
+      </w:r>
+      <w:r>
+        <w:rPr>
+          <w:rFonts w:hint="eastAsia"/>
+        </w:rPr>
+        <w:t>5</w:t>
+      </w:r>
+      <w:r>
+        <w:rPr>
+          <w:rFonts w:hint="eastAsia"/>
+        </w:rPr>
+        <w:t>月</w:t>
+      </w:r>
+      <w:r>
+        <w:rPr>
+          <w:rFonts w:hint="eastAsia"/>
+        </w:rPr>
+        <w:t>16</w:t>
+      </w:r>
+      <w:r>
+        <w:rPr>
+          <w:rFonts w:hint="eastAsia"/>
+        </w:rPr>
+        <w:t>日、メンロー</w:t>
+      </w:r>
+      <w:r>
+        <w:rPr>
+          <w:rFonts w:ascii="MS Mincho" w:eastAsia="MS Mincho" w:hAnsi="MS Mincho" w:cs="MS Mincho" w:hint="eastAsia"/>
+        </w:rPr>
+        <w:t>・</w:t>
+      </w:r>
+      <w:r>
+        <w:rPr>
+          <w:rFonts w:ascii="SimSun" w:hAnsi="SimSun" w:cs="SimSun" w:hint="eastAsia"/>
+        </w:rPr>
+        <w:t>チャーチ礼拝（先週、</w:t>
+      </w:r>
+      <w:r>
+        <w:rPr>
+          <w:rFonts w:hint="eastAsia"/>
+        </w:rPr>
+        <w:t>2028</w:t>
+      </w:r>
+      <w:r>
+        <w:rPr>
+          <w:rFonts w:hint="eastAsia"/>
+        </w:rPr>
+        <w:t>年</w:t>
+      </w:r>
+      <w:r>
+        <w:rPr>
+          <w:rFonts w:hint="eastAsia"/>
+        </w:rPr>
+        <w:t>5</w:t>
+      </w:r>
+      <w:r>
+        <w:rPr>
+          <w:rFonts w:hint="eastAsia"/>
+        </w:rPr>
+        <w:t>月</w:t>
+      </w:r>
+      <w:r>
+        <w:rPr>
+          <w:rFonts w:hint="eastAsia"/>
+        </w:rPr>
+        <w:t>10</w:t>
+      </w:r>
+      <w:r>
+        <w:rPr>
+          <w:rFonts w:hint="eastAsia"/>
+        </w:rPr>
+        <w:t>日の要約）</w:t>
+      </w:r>
+    </w:p>
+    <w:p>
+      <w:pPr>
+        <w:rPr>
+          <w:rFonts w:hint="eastAsia"/>
+        </w:rPr>
+      </w:pPr>
+      <w:r>
+        <w:rPr>
+          <w:rFonts w:hint="eastAsia"/>
+        </w:rPr>
+        <w:t>https://www.youtube.com/live/r1hc4T-NgcQ?si=tY031W7Ma2Ix5ZbO</w:t>
+      </w:r>
+    </w:p>
+    <w:p>
+      <w:pPr>
+        <w:rPr>
+          <w:rFonts w:hint="eastAsia"/>
+        </w:rPr>
+      </w:pPr>
+      <w:r>
+        <w:rPr>
+          <w:rFonts w:hint="eastAsia"/>
+        </w:rPr>
+        <w:t>「</w:t>
+      </w:r>
+      <w:proofErr w:type="spellStart"/>
+      <w:r>
+        <w:rPr>
+          <w:rFonts w:hint="eastAsia"/>
+        </w:rPr>
+        <w:t>誰も教えてくれなかったこと（</w:t>
+      </w:r>
+      <w:r>
+        <w:rPr>
+          <w:rFonts w:hint="eastAsia"/>
+        </w:rPr>
+        <w:t>No</w:t>
+      </w:r>
+      <w:proofErr w:type="spellEnd"/>
+      <w:r>
+        <w:rPr>
+          <w:rFonts w:hint="eastAsia"/>
+        </w:rPr>
+        <w:t xml:space="preserve"> One Ever Told Me</w:t>
+      </w:r>
+      <w:r>
+        <w:rPr>
+          <w:rFonts w:hint="eastAsia"/>
+        </w:rPr>
+        <w:t>）」</w:t>
+      </w:r>
+      <w:r>
+        <w:rPr>
+          <w:rFonts w:hint="eastAsia"/>
+        </w:rPr>
+        <w:t xml:space="preserve"> | </w:t>
+      </w:r>
+      <w:proofErr w:type="spellStart"/>
+      <w:r>
+        <w:rPr>
+          <w:rFonts w:hint="eastAsia"/>
+        </w:rPr>
+        <w:t>母の日</w:t>
+      </w:r>
+      <w:proofErr w:type="spellEnd"/>
+      <w:r>
+        <w:rPr>
+          <w:rFonts w:hint="eastAsia"/>
+        </w:rPr>
+        <w:t xml:space="preserve"> | </w:t>
+      </w:r>
+      <w:proofErr w:type="spellStart"/>
+      <w:r>
+        <w:rPr>
+          <w:rFonts w:hint="eastAsia"/>
+        </w:rPr>
+        <w:t>ヴィンス＆ジョ</w:t>
+      </w:r>
+      <w:proofErr w:type="spellEnd"/>
+      <w:r>
+        <w:rPr>
+          <w:rFonts w:hint="eastAsia"/>
+        </w:rPr>
+        <w:t>ー</w:t>
+      </w:r>
+      <w:r>
+        <w:rPr>
+          <w:rFonts w:ascii="MS Mincho" w:eastAsia="MS Mincho" w:hAnsi="MS Mincho" w:cs="MS Mincho" w:hint="eastAsia"/>
+        </w:rPr>
+        <w:t>・</w:t>
+      </w:r>
+      <w:proofErr w:type="spellStart"/>
+      <w:r>
+        <w:rPr>
+          <w:rFonts w:ascii="SimSun" w:hAnsi="SimSun" w:cs="SimSun" w:hint="eastAsia"/>
+        </w:rPr>
+        <w:t>ヴィターレ、フィル＆アリッサ</w:t>
+      </w:r>
+      <w:r>
+        <w:rPr>
+          <w:rFonts w:ascii="MS Mincho" w:eastAsia="MS Mincho" w:hAnsi="MS Mincho" w:cs="MS Mincho" w:hint="eastAsia"/>
+        </w:rPr>
+        <w:t>・</w:t>
+      </w:r>
+      <w:r>
+        <w:rPr>
+          <w:rFonts w:ascii="SimSun" w:hAnsi="SimSun" w:cs="SimSun" w:hint="eastAsia"/>
+        </w:rPr>
+        <w:t>ユーバンク（フィル</w:t>
+      </w:r>
+      <w:r>
+        <w:rPr>
+          <w:rFonts w:ascii="MS Mincho" w:eastAsia="MS Mincho" w:hAnsi="MS Mincho" w:cs="MS Mincho" w:hint="eastAsia"/>
+        </w:rPr>
+        <w:t>・</w:t>
+      </w:r>
+      <w:r>
+        <w:rPr>
+          <w:rFonts w:ascii="SimSun" w:hAnsi="SimSun" w:cs="SimSun" w:hint="eastAsia"/>
+        </w:rPr>
+        <w:t>ユーバンク：主任牧師</w:t>
+      </w:r>
+      <w:proofErr w:type="spellEnd"/>
+      <w:r>
+        <w:rPr>
+          <w:rFonts w:ascii="SimSun" w:hAnsi="SimSun" w:cs="SimSun" w:hint="eastAsia"/>
+        </w:rPr>
+        <w:t>）</w:t>
+      </w:r>
+    </w:p>
+    <w:p>
+      <w:pPr>
+        <w:rPr>
+          <w:rFonts w:hint="eastAsia"/>
+        </w:rPr>
+      </w:pPr>
+    </w:p>
+    <w:p>
+      <w:pPr>
+        <w:rPr>
+          <w:rFonts w:hint="eastAsia"/>
+        </w:rPr>
+      </w:pPr>
+      <w:r>
+        <w:rPr>
+          <w:rFonts w:hint="eastAsia"/>
+        </w:rPr>
+        <w:t>「誰も教えてくれなかったこと」は、メンロー</w:t>
+      </w:r>
+      <w:r>
+        <w:rPr>
+          <w:rFonts w:ascii="MS Mincho" w:eastAsia="MS Mincho" w:hAnsi="MS Mincho" w:cs="MS Mincho" w:hint="eastAsia"/>
+        </w:rPr>
+        <w:t>・</w:t>
+      </w:r>
+      <w:r>
+        <w:rPr>
+          <w:rFonts w:ascii="SimSun" w:hAnsi="SimSun" w:cs="SimSun" w:hint="eastAsia"/>
+        </w:rPr>
+        <w:t>チャーチが制作した、母の日に向けた特別なメッセージおよびポッドキャストのエピソードです。この対談では、ヴィンス＆ジョー</w:t>
+      </w:r>
+      <w:r>
+        <w:rPr>
+          <w:rFonts w:ascii="MS Mincho" w:eastAsia="MS Mincho" w:hAnsi="MS Mincho" w:cs="MS Mincho" w:hint="eastAsia"/>
+        </w:rPr>
+        <w:t>・</w:t>
+      </w:r>
+      <w:r>
+        <w:rPr>
+          <w:rFonts w:ascii="SimSun" w:hAnsi="SimSun" w:cs="SimSun" w:hint="eastAsia"/>
+        </w:rPr>
+        <w:t>ヴィターレ夫妻と、フィル＆アリッサ</w:t>
+      </w:r>
+      <w:r>
+        <w:rPr>
+          <w:rFonts w:ascii="MS Mincho" w:eastAsia="MS Mincho" w:hAnsi="MS Mincho" w:cs="MS Mincho" w:hint="eastAsia"/>
+        </w:rPr>
+        <w:t>・</w:t>
+      </w:r>
+      <w:r>
+        <w:rPr>
+          <w:rFonts w:ascii="SimSun" w:hAnsi="SimSun" w:cs="SimSun" w:hint="eastAsia"/>
+        </w:rPr>
+        <w:t>ユーバンク夫妻による、ポッドキャスト形式の率直な会話が繰り広げられます。</w:t>
+      </w:r>
+    </w:p>
+    <w:p>
+      <w:pPr>
+        <w:rPr>
+          <w:rFonts w:hint="eastAsia"/>
+        </w:rPr>
+      </w:pPr>
+    </w:p>
+    <w:p>
+      <w:pPr>
+        <w:rPr>
+          <w:rFonts w:hint="eastAsia"/>
+        </w:rPr>
+      </w:pPr>
+      <w:r>
+        <w:rPr>
+          <w:rFonts w:hint="eastAsia"/>
+        </w:rPr>
+        <w:t>ヴィンス</w:t>
+      </w:r>
+      <w:r>
+        <w:rPr>
+          <w:rFonts w:ascii="MS Mincho" w:eastAsia="MS Mincho" w:hAnsi="MS Mincho" w:cs="MS Mincho" w:hint="eastAsia"/>
+        </w:rPr>
+        <w:t>・</w:t>
+      </w:r>
+      <w:r>
+        <w:rPr>
+          <w:rFonts w:ascii="SimSun" w:hAnsi="SimSun" w:cs="SimSun" w:hint="eastAsia"/>
+        </w:rPr>
+        <w:t>ヴィターレ博士：オックスフォード大学にて修士号（</w:t>
+      </w:r>
+      <w:r>
+        <w:rPr>
+          <w:rFonts w:hint="eastAsia"/>
+        </w:rPr>
+        <w:t>MS</w:t>
+      </w:r>
+      <w:r>
+        <w:rPr>
+          <w:rFonts w:hint="eastAsia"/>
+        </w:rPr>
+        <w:t>）および博士号（</w:t>
+      </w:r>
+      <w:r>
+        <w:rPr>
+          <w:rFonts w:hint="eastAsia"/>
+        </w:rPr>
+        <w:t>DPhil</w:t>
+      </w:r>
+      <w:r>
+        <w:rPr>
+          <w:rFonts w:hint="eastAsia"/>
+        </w:rPr>
+        <w:t>）を取得。オックスフォード大学およびプリンストン大学の教員を務める。</w:t>
+      </w:r>
+    </w:p>
+    <w:p>
+      <w:pPr>
+        <w:rPr>
+          <w:rFonts w:hint="eastAsia"/>
+        </w:rPr>
+      </w:pPr>
+      <w:r>
+        <w:rPr>
+          <w:rFonts w:hint="eastAsia"/>
+        </w:rPr>
+        <w:t>ジョー</w:t>
+      </w:r>
+      <w:r>
+        <w:rPr>
+          <w:rFonts w:ascii="MS Mincho" w:eastAsia="MS Mincho" w:hAnsi="MS Mincho" w:cs="MS Mincho" w:hint="eastAsia"/>
+        </w:rPr>
+        <w:t>・</w:t>
+      </w:r>
+      <w:r>
+        <w:rPr>
+          <w:rFonts w:ascii="SimSun" w:hAnsi="SimSun" w:cs="SimSun" w:hint="eastAsia"/>
+        </w:rPr>
+        <w:t>ヴィターレ博士：オックスフォード大学にて旧約聖書学の博士号（</w:t>
+      </w:r>
+      <w:r>
+        <w:rPr>
+          <w:rFonts w:hint="eastAsia"/>
+        </w:rPr>
+        <w:t>DPhil</w:t>
+      </w:r>
+      <w:r>
+        <w:rPr>
+          <w:rFonts w:hint="eastAsia"/>
+        </w:rPr>
+        <w:t>）を取得。聖書の女性たち、美、そして「非難の文化（</w:t>
+      </w:r>
+      <w:r>
+        <w:rPr>
+          <w:rFonts w:hint="eastAsia"/>
+        </w:rPr>
+        <w:t>blame culture</w:t>
+      </w:r>
+      <w:r>
+        <w:rPr>
+          <w:rFonts w:hint="eastAsia"/>
+        </w:rPr>
+        <w:t>）」</w:t>
+      </w:r>
+      <w:proofErr w:type="spellStart"/>
+      <w:r>
+        <w:rPr>
+          <w:rFonts w:hint="eastAsia"/>
+        </w:rPr>
+        <w:t>の克服をテーマに研究を行っている</w:t>
+      </w:r>
+      <w:proofErr w:type="spellEnd"/>
+      <w:r>
+        <w:rPr>
+          <w:rFonts w:hint="eastAsia"/>
+        </w:rPr>
+        <w:t>。</w:t>
+      </w:r>
+    </w:p>
+    <w:p>
+      <w:pPr>
+        <w:rPr>
+          <w:rFonts w:hint="eastAsia"/>
+        </w:rPr>
+      </w:pPr>
+    </w:p>
+    <w:p>
+      <w:pPr>
+        <w:rPr>
+          <w:rFonts w:hint="eastAsia"/>
+        </w:rPr>
+      </w:pPr>
+      <w:proofErr w:type="spellStart"/>
+      <w:r>
+        <w:rPr>
+          <w:rFonts w:hint="eastAsia"/>
+        </w:rPr>
+        <w:t>ヴィンス＆ジョ</w:t>
+      </w:r>
+      <w:proofErr w:type="spellEnd"/>
+      <w:r>
+        <w:rPr>
+          <w:rFonts w:hint="eastAsia"/>
+        </w:rPr>
+        <w:t>ー</w:t>
+      </w:r>
+      <w:r>
+        <w:rPr>
+          <w:rFonts w:ascii="MS Mincho" w:eastAsia="MS Mincho" w:hAnsi="MS Mincho" w:cs="MS Mincho" w:hint="eastAsia"/>
+        </w:rPr>
+        <w:t>・</w:t>
+      </w:r>
+      <w:proofErr w:type="spellStart"/>
+      <w:r>
+        <w:rPr>
+          <w:rFonts w:ascii="SimSun" w:hAnsi="SimSun" w:cs="SimSun" w:hint="eastAsia"/>
+        </w:rPr>
+        <w:t>ヴィターレ夫妻には、ラファエルとジョナサンという幼い二人の息子がいる</w:t>
+      </w:r>
+      <w:proofErr w:type="spellEnd"/>
+      <w:r>
+        <w:rPr>
+          <w:rFonts w:ascii="SimSun" w:hAnsi="SimSun" w:cs="SimSun" w:hint="eastAsia"/>
+        </w:rPr>
+        <w:t>。</w:t>
+      </w:r>
+    </w:p>
+    <w:p>
+      <w:pPr>
+        <w:rPr>
+          <w:rFonts w:hint="eastAsia"/>
+        </w:rPr>
+      </w:pPr>
+      <w:r>
+        <w:rPr>
+          <w:rFonts w:hint="eastAsia"/>
+        </w:rPr>
+        <w:t>フィル＆アリッサ</w:t>
+      </w:r>
+      <w:r>
+        <w:rPr>
+          <w:rFonts w:ascii="MS Mincho" w:eastAsia="MS Mincho" w:hAnsi="MS Mincho" w:cs="MS Mincho" w:hint="eastAsia"/>
+        </w:rPr>
+        <w:t>・</w:t>
+      </w:r>
+      <w:r>
+        <w:rPr>
+          <w:rFonts w:ascii="SimSun" w:hAnsi="SimSun" w:cs="SimSun" w:hint="eastAsia"/>
+        </w:rPr>
+        <w:t>ユーバンク夫妻には、</w:t>
+      </w:r>
+      <w:r>
+        <w:rPr>
+          <w:rFonts w:hint="eastAsia"/>
+        </w:rPr>
+        <w:t>4</w:t>
+      </w:r>
+      <w:r>
+        <w:rPr>
+          <w:rFonts w:hint="eastAsia"/>
+        </w:rPr>
+        <w:t>人の子供がいる。</w:t>
+      </w:r>
+    </w:p>
+    <w:p>
+      <w:pPr>
+        <w:rPr>
+          <w:rFonts w:hint="eastAsia"/>
+        </w:rPr>
+      </w:pPr>
+    </w:p>
+    <w:p>
+      <w:pPr>
+        <w:rPr>
+          <w:rFonts w:hint="eastAsia"/>
+        </w:rPr>
+      </w:pPr>
+      <w:r>
+        <w:rPr>
+          <w:rFonts w:hint="eastAsia"/>
+        </w:rPr>
+        <w:t xml:space="preserve">1. </w:t>
+      </w:r>
+      <w:proofErr w:type="spellStart"/>
+      <w:r>
+        <w:rPr>
+          <w:rFonts w:hint="eastAsia"/>
+        </w:rPr>
+        <w:t>フィル：会話は「信仰」と「人生の知恵」というテーマから始まる</w:t>
+      </w:r>
+      <w:proofErr w:type="spellEnd"/>
+      <w:r>
+        <w:rPr>
+          <w:rFonts w:hint="eastAsia"/>
+        </w:rPr>
+        <w:t>。</w:t>
+      </w:r>
+    </w:p>
+    <w:p>
+      <w:pPr>
+        <w:rPr>
+          <w:rFonts w:hint="eastAsia"/>
+        </w:rPr>
+      </w:pPr>
+      <w:r>
+        <w:rPr>
+          <w:rFonts w:hint="eastAsia"/>
+        </w:rPr>
+        <w:t>ジョーはプリンストン大学の研究者であり、ヴィンスの父親は牧師である。二人は神に対する異なる視点を持っている。愛は、恐れよりもはるかに強力な原動力となる。</w:t>
+      </w:r>
+    </w:p>
+    <w:p>
+      <w:pPr>
+        <w:rPr>
+          <w:rFonts w:hint="eastAsia"/>
+        </w:rPr>
+      </w:pPr>
+      <w:r>
+        <w:rPr>
+          <w:rFonts w:hint="eastAsia"/>
+        </w:rPr>
+        <w:t xml:space="preserve">a. </w:t>
+      </w:r>
+      <w:r>
+        <w:rPr>
+          <w:rFonts w:hint="eastAsia"/>
+        </w:rPr>
+        <w:t>ヴィンス：プリンストン大学では、神経科学の研究とスポーツ活動にのみ専念していた。その後、妻となるジョーと出会い、イエス</w:t>
+      </w:r>
+      <w:r>
+        <w:rPr>
+          <w:rFonts w:ascii="MS Mincho" w:eastAsia="MS Mincho" w:hAnsi="MS Mincho" w:cs="MS Mincho" w:hint="eastAsia"/>
+        </w:rPr>
+        <w:t>・</w:t>
+      </w:r>
+      <w:r>
+        <w:rPr>
+          <w:rFonts w:ascii="SimSun" w:hAnsi="SimSun" w:cs="SimSun" w:hint="eastAsia"/>
+        </w:rPr>
+        <w:t>キリストについて知るようになった。</w:t>
+      </w:r>
+    </w:p>
+    <w:p>
+      <w:pPr>
+        <w:rPr>
+          <w:rFonts w:hint="eastAsia"/>
+        </w:rPr>
+      </w:pPr>
+      <w:r>
+        <w:rPr>
+          <w:rFonts w:hint="eastAsia"/>
+        </w:rPr>
+        <w:t xml:space="preserve">b. </w:t>
+      </w:r>
+      <w:proofErr w:type="spellStart"/>
+      <w:r>
+        <w:rPr>
+          <w:rFonts w:hint="eastAsia"/>
+        </w:rPr>
+        <w:t>ジョ</w:t>
+      </w:r>
+      <w:proofErr w:type="spellEnd"/>
+      <w:r>
+        <w:rPr>
+          <w:rFonts w:hint="eastAsia"/>
+        </w:rPr>
+        <w:t>ー：</w:t>
+      </w:r>
+      <w:proofErr w:type="spellStart"/>
+      <w:r>
+        <w:rPr>
+          <w:rFonts w:hint="eastAsia"/>
+        </w:rPr>
+        <w:t>私の両親は牧師だ。ヴィンスと私は共に聖書を学び、互いの経験を分かち合っている</w:t>
+      </w:r>
+      <w:proofErr w:type="spellEnd"/>
+      <w:r>
+        <w:rPr>
+          <w:rFonts w:hint="eastAsia"/>
+        </w:rPr>
+        <w:t>。</w:t>
+      </w:r>
+    </w:p>
+    <w:p>
+      <w:pPr>
+        <w:rPr>
+          <w:rFonts w:hint="eastAsia"/>
+        </w:rPr>
+      </w:pPr>
+      <w:r>
+        <w:rPr>
+          <w:rFonts w:hint="eastAsia"/>
+        </w:rPr>
+        <w:t xml:space="preserve">2. </w:t>
+      </w:r>
+      <w:proofErr w:type="spellStart"/>
+      <w:r>
+        <w:rPr>
+          <w:rFonts w:hint="eastAsia"/>
+        </w:rPr>
+        <w:t>フィル</w:t>
+      </w:r>
+      <w:proofErr w:type="spellEnd"/>
+      <w:r>
+        <w:rPr>
+          <w:rFonts w:hint="eastAsia"/>
+        </w:rPr>
+        <w:t>：「</w:t>
+      </w:r>
+      <w:proofErr w:type="spellStart"/>
+      <w:r>
+        <w:rPr>
+          <w:rFonts w:hint="eastAsia"/>
+        </w:rPr>
+        <w:t>場所（環境</w:t>
+      </w:r>
+      <w:proofErr w:type="spellEnd"/>
+      <w:r>
+        <w:rPr>
+          <w:rFonts w:hint="eastAsia"/>
+        </w:rPr>
+        <w:t>）」</w:t>
+      </w:r>
+      <w:proofErr w:type="spellStart"/>
+      <w:r>
+        <w:rPr>
+          <w:rFonts w:hint="eastAsia"/>
+        </w:rPr>
+        <w:t>と「仕事」について</w:t>
+      </w:r>
+      <w:proofErr w:type="spellEnd"/>
+      <w:r>
+        <w:rPr>
+          <w:rFonts w:hint="eastAsia"/>
+        </w:rPr>
+        <w:t>：</w:t>
+      </w:r>
+    </w:p>
+    <w:p>
+      <w:pPr>
+        <w:rPr>
+          <w:rFonts w:hint="eastAsia"/>
+        </w:rPr>
+      </w:pPr>
+      <w:r>
+        <w:rPr>
+          <w:rFonts w:hint="eastAsia"/>
+        </w:rPr>
+        <w:t xml:space="preserve">a. </w:t>
+      </w:r>
+      <w:r>
+        <w:rPr>
+          <w:rFonts w:hint="eastAsia"/>
+        </w:rPr>
+        <w:t>ヴィンス：私の研究分野は神経科学だ。そこには激しい競争があり、私たちの魂にとって非常に危険な側面もはらんでいる。愛と信頼こそが、恐れに勝る偉大な原動力となる。</w:t>
+      </w:r>
+    </w:p>
+    <w:p>
+      <w:pPr>
+        <w:rPr>
+          <w:rFonts w:hint="eastAsia"/>
+        </w:rPr>
+      </w:pPr>
+      <w:r>
+        <w:rPr>
+          <w:rFonts w:hint="eastAsia"/>
+        </w:rPr>
+        <w:t xml:space="preserve">b. </w:t>
+      </w:r>
+      <w:r>
+        <w:rPr>
+          <w:rFonts w:hint="eastAsia"/>
+        </w:rPr>
+        <w:t>アリッサ：私たちはベイエリア（サンフランシスコ湾岸地域）へ移住し、以来</w:t>
+      </w:r>
+      <w:r>
+        <w:rPr>
+          <w:rFonts w:hint="eastAsia"/>
+        </w:rPr>
+        <w:t>16</w:t>
+      </w:r>
+      <w:r>
+        <w:rPr>
+          <w:rFonts w:hint="eastAsia"/>
+        </w:rPr>
+        <w:t>年間にわたり、専業主婦として</w:t>
+      </w:r>
+      <w:r>
+        <w:rPr>
+          <w:rFonts w:hint="eastAsia"/>
+        </w:rPr>
+        <w:t>4</w:t>
+      </w:r>
+      <w:r>
+        <w:rPr>
+          <w:rFonts w:hint="eastAsia"/>
+        </w:rPr>
+        <w:t>人の子供たちを育ててきた。この地域の住人たちは、キャリアにおいて極めて大きな成功を収めている。そうした成功者たちと比べれば、私は「何もしていない」に等しいかもしれない。しかし私は、地域社会における人々の「つながり」にこそ目を向けている。</w:t>
+      </w:r>
+    </w:p>
+    <w:p>
+      <w:pPr>
+        <w:rPr>
+          <w:rFonts w:hint="eastAsia"/>
+        </w:rPr>
+      </w:pPr>
+      <w:r>
+        <w:rPr>
+          <w:rFonts w:hint="eastAsia"/>
+        </w:rPr>
+        <w:t xml:space="preserve">3. </w:t>
+      </w:r>
+      <w:proofErr w:type="spellStart"/>
+      <w:r>
+        <w:rPr>
+          <w:rFonts w:hint="eastAsia"/>
+        </w:rPr>
+        <w:t>フィル</w:t>
+      </w:r>
+      <w:proofErr w:type="spellEnd"/>
+      <w:r>
+        <w:rPr>
+          <w:rFonts w:hint="eastAsia"/>
+        </w:rPr>
+        <w:t>：「</w:t>
+      </w:r>
+      <w:proofErr w:type="spellStart"/>
+      <w:r>
+        <w:rPr>
+          <w:rFonts w:hint="eastAsia"/>
+        </w:rPr>
+        <w:t>知恵」と「知識」について</w:t>
+      </w:r>
+      <w:proofErr w:type="spellEnd"/>
+      <w:r>
+        <w:rPr>
+          <w:rFonts w:hint="eastAsia"/>
+        </w:rPr>
+        <w:t>：</w:t>
+      </w:r>
+    </w:p>
+    <w:p>
+      <w:pPr>
+        <w:rPr>
+          <w:rFonts w:hint="eastAsia"/>
+        </w:rPr>
+      </w:pPr>
+      <w:r>
+        <w:rPr>
+          <w:rFonts w:hint="eastAsia"/>
+        </w:rPr>
+        <w:lastRenderedPageBreak/>
+        <w:t xml:space="preserve">a. </w:t>
+      </w:r>
+      <w:r>
+        <w:rPr>
+          <w:rFonts w:hint="eastAsia"/>
+        </w:rPr>
+        <w:t>ジョー：</w:t>
+      </w:r>
+      <w:r>
+        <w:rPr>
+          <w:rFonts w:hint="eastAsia"/>
+        </w:rPr>
+        <w:t>AI</w:t>
+      </w:r>
+      <w:r>
+        <w:rPr>
+          <w:rFonts w:hint="eastAsia"/>
+        </w:rPr>
+        <w:t>（人工知能）の登場により、新たな生き方がもたらされつつある。私たちは</w:t>
+      </w:r>
+      <w:r>
+        <w:rPr>
+          <w:rFonts w:hint="eastAsia"/>
+        </w:rPr>
+        <w:t>AI</w:t>
+      </w:r>
+      <w:r>
+        <w:rPr>
+          <w:rFonts w:hint="eastAsia"/>
+        </w:rPr>
+        <w:t>がもたらす知識を活用し、</w:t>
+      </w:r>
+      <w:r>
+        <w:rPr>
+          <w:rFonts w:hint="eastAsia"/>
+        </w:rPr>
+        <w:t>AI</w:t>
+      </w:r>
+      <w:r>
+        <w:rPr>
+          <w:rFonts w:hint="eastAsia"/>
+        </w:rPr>
+        <w:t>の技術的アプローチを取り入れながら、確かな根拠（エビデンス）とイエスの教えをもって人々に影響を与えていきたいと考えている。</w:t>
+      </w:r>
+      <w:r>
+        <w:rPr>
+          <w:rFonts w:hint="eastAsia"/>
+        </w:rPr>
+        <w:t xml:space="preserve"> b. Alyssa</w:t>
+      </w:r>
+      <w:r>
+        <w:rPr>
+          <w:rFonts w:hint="eastAsia"/>
+        </w:rPr>
+        <w:t>：インターネット上には膨大な数の情報源（リソース）が存在します。そのため、私は子供たちがそれらにアクセスする範囲を制限するようにしています。</w:t>
+      </w:r>
+    </w:p>
+    <w:p>
+      <w:pPr>
+        <w:rPr>
+          <w:rFonts w:hint="eastAsia"/>
+        </w:rPr>
+      </w:pPr>
+      <w:r>
+        <w:rPr>
+          <w:rFonts w:hint="eastAsia"/>
+        </w:rPr>
+        <w:t xml:space="preserve">4. </w:t>
+      </w:r>
+      <w:proofErr w:type="spellStart"/>
+      <w:r>
+        <w:rPr>
+          <w:rFonts w:hint="eastAsia"/>
+        </w:rPr>
+        <w:t>Phil</w:t>
+      </w:r>
+      <w:r>
+        <w:rPr>
+          <w:rFonts w:hint="eastAsia"/>
+        </w:rPr>
+        <w:t>：結婚生活をどのように営むか</w:t>
+      </w:r>
+      <w:proofErr w:type="spellEnd"/>
+    </w:p>
+    <w:p>
+      <w:pPr>
+        <w:rPr>
+          <w:rFonts w:hint="eastAsia"/>
+        </w:rPr>
+      </w:pPr>
+      <w:r>
+        <w:rPr>
+          <w:rFonts w:hint="eastAsia"/>
+        </w:rPr>
+        <w:t>a. Vince</w:t>
+      </w:r>
+      <w:r>
+        <w:rPr>
+          <w:rFonts w:hint="eastAsia"/>
+        </w:rPr>
+        <w:t>：神様は、あなたについてどう思っておられるでしょうか？私自身、月を追うごとに、より良いあり方へと成長できていると感じています。神様は私たちに、無条件の愛を注いでくださるのです。</w:t>
+      </w:r>
+    </w:p>
+    <w:p>
+      <w:pPr>
+        <w:rPr>
+          <w:rFonts w:hint="eastAsia"/>
+        </w:rPr>
+      </w:pPr>
+      <w:r>
+        <w:rPr>
+          <w:rFonts w:hint="eastAsia"/>
+        </w:rPr>
+        <w:t xml:space="preserve">b. </w:t>
+      </w:r>
+      <w:proofErr w:type="spellStart"/>
+      <w:r>
+        <w:rPr>
+          <w:rFonts w:hint="eastAsia"/>
+        </w:rPr>
+        <w:t>Jo</w:t>
+      </w:r>
+      <w:r>
+        <w:rPr>
+          <w:rFonts w:hint="eastAsia"/>
+        </w:rPr>
+        <w:t>：私たちは互いに、神様の愛を体験し、分かち合っています</w:t>
+      </w:r>
+      <w:proofErr w:type="spellEnd"/>
+      <w:r>
+        <w:rPr>
+          <w:rFonts w:hint="eastAsia"/>
+        </w:rPr>
+        <w:t>。</w:t>
+      </w:r>
+    </w:p>
+    <w:p>
+      <w:pPr>
+        <w:rPr>
+          <w:rFonts w:hint="eastAsia"/>
+        </w:rPr>
+      </w:pPr>
+      <w:r>
+        <w:rPr>
+          <w:rFonts w:hint="eastAsia"/>
+        </w:rPr>
+        <w:t xml:space="preserve">5. </w:t>
+      </w:r>
+      <w:proofErr w:type="spellStart"/>
+      <w:r>
+        <w:rPr>
+          <w:rFonts w:hint="eastAsia"/>
+        </w:rPr>
+        <w:t>Phil</w:t>
+      </w:r>
+      <w:r>
+        <w:rPr>
+          <w:rFonts w:hint="eastAsia"/>
+        </w:rPr>
+        <w:t>：日々の実践</w:t>
+      </w:r>
+      <w:proofErr w:type="spellEnd"/>
+    </w:p>
+    <w:p>
+      <w:pPr>
+        <w:rPr>
+          <w:rFonts w:hint="eastAsia"/>
+        </w:rPr>
+      </w:pPr>
+      <w:r>
+        <w:rPr>
+          <w:rFonts w:hint="eastAsia"/>
+        </w:rPr>
+        <w:t xml:space="preserve">a. </w:t>
+      </w:r>
+      <w:proofErr w:type="spellStart"/>
+      <w:r>
+        <w:rPr>
+          <w:rFonts w:hint="eastAsia"/>
+        </w:rPr>
+        <w:t>Vince</w:t>
+      </w:r>
+      <w:r>
+        <w:rPr>
+          <w:rFonts w:hint="eastAsia"/>
+        </w:rPr>
+        <w:t>：心に深く重い問いが生じたとき、私は神様に「自分はどうすべきか」と問いかけます</w:t>
+      </w:r>
+      <w:proofErr w:type="spellEnd"/>
+      <w:r>
+        <w:rPr>
+          <w:rFonts w:hint="eastAsia"/>
+        </w:rPr>
+        <w:t>。</w:t>
+      </w:r>
+    </w:p>
+    <w:p>
+      <w:pPr>
+        <w:rPr>
+          <w:rFonts w:hint="eastAsia"/>
+        </w:rPr>
+      </w:pPr>
+      <w:r>
+        <w:rPr>
+          <w:rFonts w:hint="eastAsia"/>
+        </w:rPr>
+        <w:t xml:space="preserve">b. </w:t>
+      </w:r>
+      <w:proofErr w:type="spellStart"/>
+      <w:r>
+        <w:rPr>
+          <w:rFonts w:hint="eastAsia"/>
+        </w:rPr>
+        <w:t>Jo</w:t>
+      </w:r>
+      <w:r>
+        <w:rPr>
+          <w:rFonts w:hint="eastAsia"/>
+        </w:rPr>
+        <w:t>：私は神様と、人生のあらゆることについて対話（会話）をしています</w:t>
+      </w:r>
+      <w:proofErr w:type="spellEnd"/>
+      <w:r>
+        <w:rPr>
+          <w:rFonts w:hint="eastAsia"/>
+        </w:rPr>
+        <w:t>。</w:t>
+      </w:r>
+    </w:p>
+    <w:p>
+      <w:pPr>
+        <w:rPr>
+          <w:rFonts w:hint="eastAsia"/>
+        </w:rPr>
+      </w:pPr>
+      <w:r>
+        <w:rPr>
+          <w:rFonts w:hint="eastAsia"/>
+        </w:rPr>
+        <w:t xml:space="preserve">c. </w:t>
+      </w:r>
+      <w:proofErr w:type="spellStart"/>
+      <w:r>
+        <w:rPr>
+          <w:rFonts w:hint="eastAsia"/>
+        </w:rPr>
+        <w:t>Alyssa</w:t>
+      </w:r>
+      <w:r>
+        <w:rPr>
+          <w:rFonts w:hint="eastAsia"/>
+        </w:rPr>
+        <w:t>：困難な状況に直面したとしても、必ずそれを乗り越えていくことができるはずです</w:t>
+      </w:r>
+      <w:proofErr w:type="spellEnd"/>
+      <w:r>
+        <w:rPr>
+          <w:rFonts w:hint="eastAsia"/>
+        </w:rPr>
+        <w:t>。</w:t>
+      </w:r>
+    </w:p>
+    <w:p>
+      <w:pPr>
+        <w:rPr>
+          <w:rFonts w:hint="eastAsia"/>
+        </w:rPr>
+      </w:pPr>
+      <w:r>
+        <w:rPr>
+          <w:rFonts w:hint="eastAsia"/>
+        </w:rPr>
+        <w:t xml:space="preserve">6. </w:t>
+      </w:r>
+      <w:proofErr w:type="spellStart"/>
+      <w:r>
+        <w:rPr>
+          <w:rFonts w:hint="eastAsia"/>
+        </w:rPr>
+        <w:t>Phil</w:t>
+      </w:r>
+      <w:r>
+        <w:rPr>
+          <w:rFonts w:hint="eastAsia"/>
+        </w:rPr>
+        <w:t>：もしあなたの内側に「永遠」が宿っているとしたら、困難な時をどのように歩んでいくでしょうか</w:t>
+      </w:r>
+      <w:proofErr w:type="spellEnd"/>
+      <w:r>
+        <w:rPr>
+          <w:rFonts w:hint="eastAsia"/>
+        </w:rPr>
+        <w:t>？</w:t>
+      </w:r>
+    </w:p>
+    <w:p>
+      <w:pPr>
+        <w:rPr>
+          <w:rFonts w:hint="eastAsia"/>
+        </w:rPr>
+      </w:pPr>
+      <w:r>
+        <w:rPr>
+          <w:rFonts w:hint="eastAsia"/>
+        </w:rPr>
+        <w:t>Vince</w:t>
+      </w:r>
+      <w:r>
+        <w:rPr>
+          <w:rFonts w:hint="eastAsia"/>
+        </w:rPr>
+        <w:t>：私は甲状腺の半分を切除するという手術を受け、その困難な時期を乗り越えました。その間、私は神様に「これからどうすべきか」という行動指針（プラン）を求めたのです。</w:t>
+      </w:r>
+    </w:p>
+    <w:p>
+      <w:r>
+        <w:rPr>
+          <w:rFonts w:hint="eastAsia"/>
+        </w:rPr>
+        <w:t xml:space="preserve">7. </w:t>
+      </w:r>
+      <w:proofErr w:type="spellStart"/>
+      <w:r>
+        <w:rPr>
+          <w:rFonts w:hint="eastAsia"/>
+        </w:rPr>
+        <w:t>Phil</w:t>
+      </w:r>
+      <w:proofErr w:type="spellEnd"/>
+      <w:r>
+        <w:rPr>
+          <w:rFonts w:hint="eastAsia"/>
+        </w:rPr>
+        <w:t>：</w:t>
+      </w:r>
+      <w:proofErr w:type="spellStart"/>
+      <w:r>
+        <w:rPr>
+          <w:rFonts w:hint="eastAsia"/>
+        </w:rPr>
+        <w:t>私たちは、神様が</w:t>
+      </w:r>
+      <w:r>
+        <w:rPr>
+          <w:rFonts w:hint="eastAsia"/>
+        </w:rPr>
+        <w:t>Vince</w:t>
+      </w:r>
+      <w:r>
+        <w:rPr>
+          <w:rFonts w:hint="eastAsia"/>
+        </w:rPr>
+        <w:t>を癒やしてくださるよう、また</w:t>
+      </w:r>
+      <w:r>
+        <w:rPr>
+          <w:rFonts w:hint="eastAsia"/>
+        </w:rPr>
+        <w:t>Jo</w:t>
+      </w:r>
+      <w:r>
+        <w:rPr>
+          <w:rFonts w:hint="eastAsia"/>
+        </w:rPr>
+        <w:t>が知恵をもって人生を歩んでいけるよう、お祈りいたします</w:t>
+      </w:r>
+      <w:proofErr w:type="spellEnd"/>
+    </w:p>
+    <w:p/>
+    <w:p/>
+    <w:p/>
+    <w:p/>
     <w:sectPr>
-      <w:footerReference w:type="default" r:id="rId18"/>
+      <w:footerReference w:type="default" r:id="rId20"/>
       <w:pgSz w:w="12240" w:h="15840"/>
       <w:pgMar w:top="1440" w:right="1440" w:bottom="1530" w:left="1440" w:header="0" w:footer="720" w:gutter="0"/>
       <w:cols w:space="720"/>
@@ -4074,6 +7188,155 @@
     </w:lvl>
   </w:abstractNum>
   <w:abstractNum w:abstractNumId="20" w15:restartNumberingAfterBreak="0">
+    <w:nsid w:val="79C53DEF"/>
+    <w:multiLevelType w:val="multilevel"/>
+    <w:tmpl w:val="5546EBB4"/>
+    <w:lvl w:ilvl="0">
+      <w:start w:val="1"/>
+      <w:numFmt w:val="bullet"/>
+      <w:lvlText w:val=""/>
+      <w:lvlJc w:val="left"/>
+      <w:pPr>
+        <w:tabs>
+          <w:tab w:val="num" w:pos="720"/>
+        </w:tabs>
+        <w:ind w:left="720" w:hanging="360"/>
+      </w:pPr>
+      <w:rPr>
+        <w:rFonts w:ascii="Symbol" w:hAnsi="Symbol" w:hint="default"/>
+        <w:sz w:val="20"/>
+      </w:rPr>
+    </w:lvl>
+    <w:lvl w:ilvl="1" w:tentative="1">
+      <w:start w:val="1"/>
+      <w:numFmt w:val="bullet"/>
+      <w:lvlText w:val="o"/>
+      <w:lvlJc w:val="left"/>
+      <w:pPr>
+        <w:tabs>
+          <w:tab w:val="num" w:pos="1440"/>
+        </w:tabs>
+        <w:ind w:left="1440" w:hanging="360"/>
+      </w:pPr>
+      <w:rPr>
+        <w:rFonts w:ascii="Courier New" w:hAnsi="Courier New" w:hint="default"/>
+        <w:sz w:val="20"/>
+      </w:rPr>
+    </w:lvl>
+    <w:lvl w:ilvl="2" w:tentative="1">
+      <w:start w:val="1"/>
+      <w:numFmt w:val="bullet"/>
+      <w:lvlText w:val=""/>
+      <w:lvlJc w:val="left"/>
+      <w:pPr>
+        <w:tabs>
+          <w:tab w:val="num" w:pos="2160"/>
+        </w:tabs>
+        <w:ind w:left="2160" w:hanging="360"/>
+      </w:pPr>
+      <w:rPr>
+        <w:rFonts w:ascii="Wingdings" w:hAnsi="Wingdings" w:hint="default"/>
+        <w:sz w:val="20"/>
+      </w:rPr>
+    </w:lvl>
+    <w:lvl w:ilvl="3" w:tentative="1">
+      <w:start w:val="1"/>
+      <w:numFmt w:val="bullet"/>
+      <w:lvlText w:val=""/>
+      <w:lvlJc w:val="left"/>
+      <w:pPr>
+        <w:tabs>
+          <w:tab w:val="num" w:pos="2880"/>
+        </w:tabs>
+        <w:ind w:left="2880" w:hanging="360"/>
+      </w:pPr>
+      <w:rPr>
+        <w:rFonts w:ascii="Wingdings" w:hAnsi="Wingdings" w:hint="default"/>
+        <w:sz w:val="20"/>
+      </w:rPr>
+    </w:lvl>
+    <w:lvl w:ilvl="4" w:tentative="1">
+      <w:start w:val="1"/>
+      <w:numFmt w:val="bullet"/>
+      <w:lvlText w:val=""/>
+      <w:lvlJc w:val="left"/>
+      <w:pPr>
+        <w:tabs>
+          <w:tab w:val="num" w:pos="3600"/>
+        </w:tabs>
+        <w:ind w:left="3600" w:hanging="360"/>
+      </w:pPr>
+      <w:rPr>
+        <w:rFonts w:ascii="Wingdings" w:hAnsi="Wingdings" w:hint="default"/>
+        <w:sz w:val="20"/>
+      </w:rPr>
+    </w:lvl>
+    <w:lvl w:ilvl="5" w:tentative="1">
+      <w:start w:val="1"/>
+      <w:numFmt w:val="bullet"/>
+      <w:lvlText w:val=""/>
+      <w:lvlJc w:val="left"/>
+      <w:pPr>
+        <w:tabs>
+          <w:tab w:val="num" w:pos="4320"/>
+        </w:tabs>
+        <w:ind w:left="4320" w:hanging="360"/>
+      </w:pPr>
+      <w:rPr>
+        <w:rFonts w:ascii="Wingdings" w:hAnsi="Wingdings" w:hint="default"/>
+        <w:sz w:val="20"/>
+      </w:rPr>
+    </w:lvl>
+    <w:lvl w:ilvl="6" w:tentative="1">
+      <w:start w:val="1"/>
+      <w:numFmt w:val="bullet"/>
+      <w:lvlText w:val=""/>
+      <w:lvlJc w:val="left"/>
+      <w:pPr>
+        <w:tabs>
+          <w:tab w:val="num" w:pos="5040"/>
+        </w:tabs>
+        <w:ind w:left="5040" w:hanging="360"/>
+      </w:pPr>
+      <w:rPr>
+        <w:rFonts w:ascii="Wingdings" w:hAnsi="Wingdings" w:hint="default"/>
+        <w:sz w:val="20"/>
+      </w:rPr>
+    </w:lvl>
+    <w:lvl w:ilvl="7" w:tentative="1">
+      <w:start w:val="1"/>
+      <w:numFmt w:val="bullet"/>
+      <w:lvlText w:val=""/>
+      <w:lvlJc w:val="left"/>
+      <w:pPr>
+        <w:tabs>
+          <w:tab w:val="num" w:pos="5760"/>
+        </w:tabs>
+        <w:ind w:left="5760" w:hanging="360"/>
+      </w:pPr>
+      <w:rPr>
+        <w:rFonts w:ascii="Wingdings" w:hAnsi="Wingdings" w:hint="default"/>
+        <w:sz w:val="20"/>
+      </w:rPr>
+    </w:lvl>
+    <w:lvl w:ilvl="8" w:tentative="1">
+      <w:start w:val="1"/>
+      <w:numFmt w:val="bullet"/>
+      <w:lvlText w:val=""/>
+      <w:lvlJc w:val="left"/>
+      <w:pPr>
+        <w:tabs>
+          <w:tab w:val="num" w:pos="6480"/>
+        </w:tabs>
+        <w:ind w:left="6480" w:hanging="360"/>
+      </w:pPr>
+      <w:rPr>
+        <w:rFonts w:ascii="Wingdings" w:hAnsi="Wingdings" w:hint="default"/>
+        <w:sz w:val="20"/>
+      </w:rPr>
+    </w:lvl>
+  </w:abstractNum>
+  <w:abstractNum w:abstractNumId="21" w15:restartNumberingAfterBreak="0">
     <w:nsid w:val="7C8D0ABC"/>
     <w:multiLevelType w:val="multilevel"/>
     <w:tmpl w:val="F81AC82A"/>
@@ -4280,10 +7543,13 @@
     <w:abstractNumId w:val="7"/>
   </w:num>
   <w:num w:numId="20" w16cid:durableId="960915859">
-    <w:abstractNumId w:val="20"/>
+    <w:abstractNumId w:val="21"/>
   </w:num>
   <w:num w:numId="21" w16cid:durableId="521018327">
     <w:abstractNumId w:val="4"/>
+  </w:num>
+  <w:num w:numId="22" w16cid:durableId="1923684076">
+    <w:abstractNumId w:val="20"/>
   </w:num>
   <w:numIdMacAtCleanup w:val="8"/>
 </w:numbering>

--- a/Church/2026/2026_0516_MenloChurch.docx
+++ b/Church/2026/2026_0516_MenloChurch.docx
@@ -855,508 +855,457 @@
         <w:t>Vitale.</w:t>
       </w:r>
       <w:r>
+        <w:t xml:space="preserve"> Right two persons are Alyssa and Phill EuBank</w:t>
+      </w:r>
+    </w:p>
+    <w:p>
+      <w:r>
+        <w:t>Vince is from New Jersey.</w:t>
+      </w:r>
+      <w:r>
         <w:t xml:space="preserve"> </w:t>
       </w:r>
       <w:r>
-        <w:t>Right two persons are Alyssa and Phill EuBank</w:t>
-      </w:r>
-    </w:p>
-    <w:p>
-      <w:r>
-        <w:t>Vince is from New Jersey.</w:t>
+        <w:t>Jo got a great accent.</w:t>
       </w:r>
       <w:r>
         <w:t xml:space="preserve"> </w:t>
       </w:r>
       <w:r>
-        <w:t>Jo got a great accent</w:t>
+        <w:t>They host a podcast together.</w:t>
+      </w:r>
+    </w:p>
+    <w:p/>
+    <w:p>
+      <w:r>
+        <w:lastRenderedPageBreak/>
+        <w:t>24:30/1:15:12</w:t>
+      </w:r>
+    </w:p>
+    <w:p>
+      <w:r>
+        <w:t xml:space="preserve">1. </w:t>
+      </w:r>
+      <w:r>
+        <w:t xml:space="preserve">Phil: </w:t>
+      </w:r>
+      <w:r>
+        <w:t>The</w:t>
+      </w:r>
+      <w:r>
+        <w:t xml:space="preserve"> conversation</w:t>
+      </w:r>
+      <w:r>
+        <w:t xml:space="preserve"> start</w:t>
+      </w:r>
+      <w:r>
+        <w:t>s</w:t>
+      </w:r>
+      <w:r>
+        <w:t xml:space="preserve"> with faith and wisdom of life</w:t>
+      </w:r>
+    </w:p>
+    <w:p>
+      <w:r>
+        <w:t>Joe</w:t>
+      </w:r>
+      <w:r>
+        <w:t xml:space="preserve"> is a researcher </w:t>
+      </w:r>
+      <w:r>
+        <w:t>a</w:t>
+      </w:r>
+      <w:r>
+        <w:t>t Princeton.</w:t>
+      </w:r>
+      <w:r>
+        <w:t xml:space="preserve"> </w:t>
+      </w:r>
+      <w:r>
+        <w:t>Vince’s father is a pastor.</w:t>
+      </w:r>
+      <w:r>
+        <w:t xml:space="preserve"> They have different perspective of God.</w:t>
+      </w:r>
+      <w:r>
+        <w:t xml:space="preserve"> Love is a great motivator than fear.</w:t>
+      </w:r>
+    </w:p>
+    <w:p>
+      <w:r>
+        <w:t>25:10/1:15:12</w:t>
+      </w:r>
+    </w:p>
+    <w:p>
+      <w:r>
+        <w:t xml:space="preserve">a. </w:t>
+      </w:r>
+      <w:r>
+        <w:t>Vince</w:t>
+      </w:r>
+      <w:r>
+        <w:t>: I</w:t>
+      </w:r>
+      <w:r>
+        <w:t xml:space="preserve"> only</w:t>
+      </w:r>
+      <w:r>
+        <w:t xml:space="preserve"> do the neuron-science research</w:t>
+      </w:r>
+      <w:r>
+        <w:t xml:space="preserve"> and sports</w:t>
+      </w:r>
+      <w:r>
+        <w:t xml:space="preserve"> at Princeton University</w:t>
+      </w:r>
+      <w:r>
+        <w:t xml:space="preserve">. Later on, I meet my wife </w:t>
+      </w:r>
+      <w:r>
+        <w:t>Jo</w:t>
+      </w:r>
+      <w:r>
+        <w:t xml:space="preserve"> and start to know Jesus.</w:t>
+      </w:r>
+    </w:p>
+    <w:p>
+      <w:r>
+        <w:t>27:38/1:15:12</w:t>
+      </w:r>
+    </w:p>
+    <w:p>
+      <w:r>
+        <w:t xml:space="preserve">b. </w:t>
+      </w:r>
+      <w:r>
+        <w:t>Jo</w:t>
+      </w:r>
+      <w:r>
+        <w:t>:</w:t>
+      </w:r>
+      <w:r>
+        <w:t xml:space="preserve"> My parents are Pastor.</w:t>
+      </w:r>
+      <w:r>
+        <w:t xml:space="preserve"> Jo and I study Bible</w:t>
+      </w:r>
+      <w:r>
+        <w:t xml:space="preserve"> and share experience</w:t>
+      </w:r>
+      <w:r>
+        <w:t xml:space="preserve"> together.</w:t>
+      </w:r>
+      <w:r>
+        <w:t xml:space="preserve"> </w:t>
+      </w:r>
+    </w:p>
+    <w:p/>
+    <w:p>
+      <w:r>
+        <w:t>30</w:t>
+      </w:r>
+      <w:r>
+        <w:t>:</w:t>
+      </w:r>
+      <w:r>
+        <w:t>0</w:t>
+      </w:r>
+      <w:r>
+        <w:t>0/1:15:12</w:t>
+      </w:r>
+    </w:p>
+    <w:p>
+      <w:r>
+        <w:t xml:space="preserve">2. </w:t>
+      </w:r>
+      <w:r>
+        <w:t xml:space="preserve">Phil: </w:t>
+      </w:r>
+      <w:r>
+        <w:t>Place a</w:t>
+      </w:r>
+      <w:r>
+        <w:t xml:space="preserve">nd </w:t>
+      </w:r>
+      <w:r>
+        <w:t>work</w:t>
+      </w:r>
+    </w:p>
+    <w:p>
+      <w:r>
+        <w:t>31:00/1:15:12</w:t>
+      </w:r>
+    </w:p>
+    <w:p>
+      <w:r>
+        <w:t xml:space="preserve">a. </w:t>
+      </w:r>
+      <w:r>
+        <w:t xml:space="preserve">Vince: </w:t>
+      </w:r>
+      <w:r>
+        <w:t>My research is in neuron science. We have a lot competition and is very dangerous for our soul.</w:t>
+      </w:r>
+      <w:r>
+        <w:t xml:space="preserve"> Love</w:t>
+      </w:r>
+      <w:r>
+        <w:t xml:space="preserve"> and trust</w:t>
+      </w:r>
+      <w:r>
+        <w:t xml:space="preserve"> </w:t>
+      </w:r>
+      <w:r>
+        <w:t>are</w:t>
+      </w:r>
+      <w:r>
+        <w:t xml:space="preserve"> a great motivator than fear.</w:t>
+      </w:r>
+    </w:p>
+    <w:p>
+      <w:r>
+        <w:t>3</w:t>
+      </w:r>
+      <w:r>
+        <w:t>4</w:t>
+      </w:r>
+      <w:r>
+        <w:t>:</w:t>
+      </w:r>
+      <w:r>
+        <w:t>10</w:t>
+      </w:r>
+      <w:r>
+        <w:t>/1:15:12</w:t>
+      </w:r>
+    </w:p>
+    <w:p>
+      <w:r>
+        <w:t xml:space="preserve">b. </w:t>
+      </w:r>
+      <w:r>
+        <w:t>Alys</w:t>
+      </w:r>
+      <w:r>
+        <w:t>s</w:t>
+      </w:r>
+      <w:r>
+        <w:t xml:space="preserve">a: </w:t>
+      </w:r>
+      <w:r>
+        <w:t>We moved to Bay Area and I stay at home</w:t>
+      </w:r>
+      <w:r>
+        <w:t xml:space="preserve"> to raise 4 chi</w:t>
+      </w:r>
+      <w:r>
+        <w:t>l</w:t>
+      </w:r>
+      <w:r>
+        <w:t>dren</w:t>
+      </w:r>
+      <w:r>
+        <w:t xml:space="preserve"> for 16 years</w:t>
+      </w:r>
+      <w:r>
+        <w:t>. People here is very successful in their career.</w:t>
+      </w:r>
+      <w:r>
+        <w:t xml:space="preserve"> </w:t>
+      </w:r>
+      <w:r>
+        <w:t>I do nothing compare to</w:t>
+      </w:r>
+      <w:r>
+        <w:t xml:space="preserve"> successful </w:t>
+      </w:r>
+      <w:r>
+        <w:t xml:space="preserve"> and </w:t>
+      </w:r>
+      <w:r>
+        <w:t>I look at the connection of community.</w:t>
+      </w:r>
+    </w:p>
+    <w:p/>
+    <w:p>
+      <w:r>
+        <w:t>36:00/1:15:12</w:t>
+      </w:r>
+    </w:p>
+    <w:p>
+      <w:r>
+        <w:t xml:space="preserve">3. </w:t>
+      </w:r>
+      <w:r>
+        <w:t xml:space="preserve">Phil: </w:t>
+      </w:r>
+      <w:r>
+        <w:t>Wisdom and knowledge</w:t>
+      </w:r>
+    </w:p>
+    <w:p>
+      <w:r>
+        <w:t>37:46/1:15:12</w:t>
+      </w:r>
+    </w:p>
+    <w:p>
+      <w:r>
+        <w:t xml:space="preserve">a. </w:t>
+      </w:r>
+      <w:r>
+        <w:t>Jo</w:t>
+      </w:r>
+      <w:r>
+        <w:t xml:space="preserve">: </w:t>
+      </w:r>
+      <w:r>
+        <w:t xml:space="preserve">AI bring another way of life. </w:t>
+      </w:r>
+      <w:r>
+        <w:t xml:space="preserve">The AI knowledge </w:t>
+      </w:r>
+      <w:r>
+        <w:t>and we do invest in</w:t>
+      </w:r>
+      <w:r>
+        <w:t xml:space="preserve"> AI way</w:t>
+      </w:r>
+      <w:r>
+        <w:t>,</w:t>
+      </w:r>
+      <w:r>
+        <w:t xml:space="preserve"> influence people</w:t>
+      </w:r>
+      <w:r>
+        <w:t xml:space="preserve"> with evidence</w:t>
+      </w:r>
+      <w:r>
+        <w:t>,</w:t>
+      </w:r>
+      <w:r>
+        <w:t xml:space="preserve"> and Jesus teaching</w:t>
       </w:r>
       <w:r>
         <w:t>.</w:t>
       </w:r>
+    </w:p>
+    <w:p>
+      <w:r>
+        <w:t>40:50/1:15:12</w:t>
+      </w:r>
+    </w:p>
+    <w:p>
+      <w:r>
+        <w:t xml:space="preserve">b. </w:t>
+      </w:r>
+      <w:r>
+        <w:t xml:space="preserve">Alyssa: </w:t>
+      </w:r>
+      <w:r>
+        <w:t xml:space="preserve">There are millions of resources in the internet. </w:t>
+      </w:r>
+      <w:r>
+        <w:t>I limit</w:t>
+      </w:r>
+      <w:r>
+        <w:t>ed</w:t>
+      </w:r>
+      <w:r>
+        <w:t xml:space="preserve"> the children to access them</w:t>
+      </w:r>
+      <w:r>
+        <w:t>.</w:t>
+      </w:r>
+    </w:p>
+    <w:p/>
+    <w:p>
+      <w:r>
+        <w:t>43:00/1:15:12</w:t>
+      </w:r>
+    </w:p>
+    <w:p>
+      <w:r>
+        <w:t>4.</w:t>
+      </w:r>
       <w:r>
         <w:t xml:space="preserve"> </w:t>
       </w:r>
       <w:r>
-        <w:t>They host a podcast together.</w:t>
+        <w:t xml:space="preserve">Phil: </w:t>
+      </w:r>
+      <w:r>
+        <w:t>How to Manage</w:t>
+      </w:r>
+      <w:r>
+        <w:t xml:space="preserve"> </w:t>
+      </w:r>
+      <w:r>
+        <w:t>Marriage</w:t>
+      </w:r>
+    </w:p>
+    <w:p>
+      <w:r>
+        <w:t>44:40/1:15:12</w:t>
+      </w:r>
+    </w:p>
+    <w:p>
+      <w:r>
+        <w:t xml:space="preserve">a. </w:t>
+      </w:r>
+      <w:r>
+        <w:t>Vince</w:t>
+      </w:r>
+      <w:r>
+        <w:t xml:space="preserve">: </w:t>
+      </w:r>
+      <w:r>
+        <w:t>What is God think of you?</w:t>
+      </w:r>
+      <w:r>
+        <w:t xml:space="preserve"> I do better month to month.</w:t>
+      </w:r>
+      <w:r>
+        <w:t xml:space="preserve"> Go</w:t>
+      </w:r>
+      <w:r>
+        <w:t>d</w:t>
+      </w:r>
+      <w:r>
+        <w:t xml:space="preserve"> gives us unconditional love.</w:t>
+      </w:r>
+    </w:p>
+    <w:p>
+      <w:r>
+        <w:t>47:14/1:15:12</w:t>
+      </w:r>
+    </w:p>
+    <w:p>
+      <w:r>
+        <w:t>b. Jo</w:t>
+      </w:r>
+      <w:r>
+        <w:t>:</w:t>
+      </w:r>
+      <w:r>
+        <w:t xml:space="preserve"> We experience</w:t>
+      </w:r>
+      <w:r>
+        <w:t xml:space="preserve"> </w:t>
+      </w:r>
+      <w:r>
+        <w:t xml:space="preserve">and share </w:t>
+      </w:r>
+      <w:r>
+        <w:t>God</w:t>
+      </w:r>
+      <w:r>
+        <w:t xml:space="preserve"> love each other.</w:t>
       </w:r>
     </w:p>
     <w:p/>
     <w:p>
       <w:r>
-        <w:lastRenderedPageBreak/>
-        <w:t>2</w:t>
-      </w:r>
-      <w:r>
-        <w:t>4</w:t>
-      </w:r>
-      <w:r>
-        <w:t>:</w:t>
-      </w:r>
-      <w:r>
-        <w:t>3</w:t>
-      </w:r>
-      <w:r>
-        <w:t>0/1:15:12</w:t>
-      </w:r>
-    </w:p>
-    <w:p>
-      <w:r>
-        <w:t xml:space="preserve">1. </w:t>
-      </w:r>
-      <w:r>
-        <w:t xml:space="preserve">Phil: </w:t>
-      </w:r>
-      <w:r>
-        <w:t>The</w:t>
-      </w:r>
-      <w:r>
-        <w:t xml:space="preserve"> conversation</w:t>
-      </w:r>
-      <w:r>
-        <w:t xml:space="preserve"> start</w:t>
-      </w:r>
-      <w:r>
-        <w:t>s</w:t>
-      </w:r>
-      <w:r>
-        <w:t xml:space="preserve"> with faith and wisdom of life</w:t>
-      </w:r>
-    </w:p>
-    <w:p>
-      <w:r>
-        <w:t>Joe</w:t>
-      </w:r>
-      <w:r>
-        <w:t xml:space="preserve"> is a researcher </w:t>
-      </w:r>
-      <w:r>
-        <w:t>a</w:t>
-      </w:r>
-      <w:r>
-        <w:t>t Princeton.</w:t>
-      </w:r>
-      <w:r>
-        <w:t xml:space="preserve"> </w:t>
-      </w:r>
-      <w:r>
-        <w:t>Vince’s father is a pastor.</w:t>
-      </w:r>
-      <w:r>
-        <w:t xml:space="preserve"> They have different perspective of God.</w:t>
-      </w:r>
-      <w:r>
-        <w:t xml:space="preserve"> Love is a great motivator than fear.</w:t>
-      </w:r>
-    </w:p>
-    <w:p>
-      <w:r>
-        <w:t>25:10/1:15:12</w:t>
-      </w:r>
-    </w:p>
-    <w:p>
-      <w:r>
-        <w:t xml:space="preserve">a. </w:t>
-      </w:r>
-      <w:r>
-        <w:t>Vince</w:t>
-      </w:r>
-      <w:r>
-        <w:t>: I</w:t>
-      </w:r>
-      <w:r>
-        <w:t xml:space="preserve"> only</w:t>
-      </w:r>
-      <w:r>
-        <w:t xml:space="preserve"> do the neuron-science research</w:t>
-      </w:r>
-      <w:r>
-        <w:t xml:space="preserve"> and sports</w:t>
-      </w:r>
-      <w:r>
-        <w:t xml:space="preserve"> at Princeton University</w:t>
-      </w:r>
-      <w:r>
-        <w:t xml:space="preserve">. Later on, I meet my wife </w:t>
-      </w:r>
-      <w:r>
-        <w:t>Jo</w:t>
-      </w:r>
-      <w:r>
-        <w:t xml:space="preserve"> and start to know Jesus.</w:t>
-      </w:r>
-    </w:p>
-    <w:p>
-      <w:r>
-        <w:t>27:38</w:t>
-      </w:r>
-      <w:r>
-        <w:t>/1:15:12</w:t>
-      </w:r>
-    </w:p>
-    <w:p>
-      <w:r>
-        <w:t xml:space="preserve">b. </w:t>
-      </w:r>
-      <w:r>
-        <w:t>Jo</w:t>
-      </w:r>
-      <w:r>
-        <w:t>:</w:t>
-      </w:r>
-      <w:r>
-        <w:t xml:space="preserve"> My parents are Pastor.</w:t>
-      </w:r>
-      <w:r>
-        <w:t xml:space="preserve"> Jo and I study Bible</w:t>
-      </w:r>
-      <w:r>
-        <w:t xml:space="preserve"> and share experience</w:t>
-      </w:r>
-      <w:r>
-        <w:t xml:space="preserve"> together.</w:t>
-      </w:r>
-      <w:r>
-        <w:t xml:space="preserve"> </w:t>
-      </w:r>
-    </w:p>
-    <w:p/>
-    <w:p>
-      <w:r>
-        <w:t>30</w:t>
-      </w:r>
-      <w:r>
-        <w:t>:</w:t>
-      </w:r>
-      <w:r>
-        <w:t>0</w:t>
-      </w:r>
-      <w:r>
-        <w:t>0</w:t>
-      </w:r>
-      <w:r>
-        <w:t>/1:15:12</w:t>
-      </w:r>
-    </w:p>
-    <w:p>
-      <w:r>
-        <w:t xml:space="preserve">2. </w:t>
-      </w:r>
-      <w:r>
-        <w:t xml:space="preserve">Phil: </w:t>
-      </w:r>
-      <w:r>
-        <w:t>Place a</w:t>
-      </w:r>
-      <w:r>
-        <w:t xml:space="preserve">nd </w:t>
-      </w:r>
-      <w:r>
-        <w:t>work</w:t>
-      </w:r>
-    </w:p>
-    <w:p>
-      <w:r>
-        <w:t>3</w:t>
-      </w:r>
-      <w:r>
-        <w:t>1</w:t>
-      </w:r>
-      <w:r>
-        <w:t>:</w:t>
-      </w:r>
-      <w:r>
-        <w:t>00</w:t>
-      </w:r>
-      <w:r>
-        <w:t>/1:15:12</w:t>
-      </w:r>
-    </w:p>
-    <w:p>
-      <w:r>
-        <w:t xml:space="preserve">a. </w:t>
-      </w:r>
-      <w:r>
-        <w:t xml:space="preserve">Vince: </w:t>
-      </w:r>
-      <w:r>
-        <w:t>My research is in neuron science. We have a lot competition and is very dangerous for our soul.</w:t>
-      </w:r>
-      <w:r>
-        <w:t xml:space="preserve"> Love</w:t>
-      </w:r>
-      <w:r>
-        <w:t xml:space="preserve"> and trust</w:t>
-      </w:r>
-      <w:r>
-        <w:t xml:space="preserve"> </w:t>
-      </w:r>
-      <w:r>
-        <w:t>are</w:t>
-      </w:r>
-      <w:r>
-        <w:t xml:space="preserve"> a great motivator than fear.</w:t>
-      </w:r>
-    </w:p>
-    <w:p>
-      <w:r>
-        <w:t>3</w:t>
-      </w:r>
-      <w:r>
-        <w:t>4</w:t>
-      </w:r>
-      <w:r>
-        <w:t>:</w:t>
-      </w:r>
-      <w:r>
-        <w:t>10</w:t>
-      </w:r>
-      <w:r>
-        <w:t>/1:15:12</w:t>
-      </w:r>
-    </w:p>
-    <w:p>
-      <w:r>
-        <w:t xml:space="preserve">b. </w:t>
-      </w:r>
-      <w:r>
-        <w:t>Alys</w:t>
-      </w:r>
-      <w:r>
-        <w:t>s</w:t>
-      </w:r>
-      <w:r>
-        <w:t xml:space="preserve">a: </w:t>
-      </w:r>
-      <w:r>
-        <w:t>We moved to Bay Area and I stay at home</w:t>
-      </w:r>
-      <w:r>
-        <w:t xml:space="preserve"> to raise 4 chi</w:t>
-      </w:r>
-      <w:r>
-        <w:t>l</w:t>
-      </w:r>
-      <w:r>
-        <w:t>dren</w:t>
-      </w:r>
-      <w:r>
-        <w:t xml:space="preserve"> for 16 years</w:t>
-      </w:r>
-      <w:r>
-        <w:t>. People here is very successful in their career.</w:t>
-      </w:r>
-      <w:r>
-        <w:t xml:space="preserve"> </w:t>
-      </w:r>
-      <w:r>
-        <w:t>I do nothing compare to</w:t>
-      </w:r>
-      <w:r>
-        <w:t xml:space="preserve"> successful </w:t>
-      </w:r>
-      <w:r>
-        <w:t xml:space="preserve"> and </w:t>
-      </w:r>
-      <w:r>
-        <w:t>I look at the connection of community.</w:t>
-      </w:r>
-    </w:p>
-    <w:p/>
-    <w:p>
-      <w:r>
-        <w:t>3</w:t>
-      </w:r>
-      <w:r>
-        <w:t>6</w:t>
-      </w:r>
-      <w:r>
-        <w:t>:00/1:15:12</w:t>
-      </w:r>
-    </w:p>
-    <w:p>
-      <w:r>
-        <w:t xml:space="preserve">3. </w:t>
-      </w:r>
-      <w:r>
-        <w:t xml:space="preserve">Phil: </w:t>
-      </w:r>
-      <w:r>
-        <w:t>Wisdom and knowledge</w:t>
-      </w:r>
-    </w:p>
-    <w:p>
-      <w:r>
-        <w:t>37:46/1:15:12</w:t>
-      </w:r>
-    </w:p>
-    <w:p>
-      <w:r>
-        <w:t xml:space="preserve">a. </w:t>
-      </w:r>
-      <w:r>
-        <w:t>Jo</w:t>
-      </w:r>
-      <w:r>
-        <w:t xml:space="preserve">: </w:t>
-      </w:r>
-      <w:r>
-        <w:t xml:space="preserve">AI bring another way of life. </w:t>
-      </w:r>
-      <w:r>
-        <w:t xml:space="preserve">The AI knowledge </w:t>
-      </w:r>
-      <w:r>
-        <w:t>and we do invest in</w:t>
-      </w:r>
-      <w:r>
-        <w:t xml:space="preserve"> AI way</w:t>
-      </w:r>
-      <w:r>
-        <w:t>,</w:t>
-      </w:r>
-      <w:r>
-        <w:t xml:space="preserve"> influence people</w:t>
-      </w:r>
-      <w:r>
-        <w:t xml:space="preserve"> with evidence</w:t>
-      </w:r>
-      <w:r>
-        <w:t>,</w:t>
-      </w:r>
-      <w:r>
-        <w:t xml:space="preserve"> and Jesus teaching</w:t>
-      </w:r>
-      <w:r>
-        <w:t>.</w:t>
-      </w:r>
-    </w:p>
-    <w:p>
-      <w:r>
-        <w:t>40:50/1:15:12</w:t>
-      </w:r>
-    </w:p>
-    <w:p>
-      <w:r>
-        <w:t xml:space="preserve">b. </w:t>
-      </w:r>
-      <w:r>
-        <w:t xml:space="preserve">Alyssa: </w:t>
-      </w:r>
-      <w:r>
-        <w:t xml:space="preserve">There are millions of resources in the internet. </w:t>
-      </w:r>
-      <w:r>
-        <w:t>I limit</w:t>
-      </w:r>
-      <w:r>
-        <w:t>ed</w:t>
-      </w:r>
-      <w:r>
-        <w:t xml:space="preserve"> the children to access them</w:t>
-      </w:r>
-      <w:r>
-        <w:t>.</w:t>
-      </w:r>
-    </w:p>
-    <w:p/>
-    <w:p>
-      <w:r>
-        <w:t>43</w:t>
-      </w:r>
-      <w:r>
-        <w:t>:00/1:15:12</w:t>
-      </w:r>
-    </w:p>
-    <w:p>
-      <w:r>
-        <w:t>4.</w:t>
-      </w:r>
-      <w:r>
-        <w:t xml:space="preserve"> </w:t>
-      </w:r>
-      <w:r>
-        <w:t xml:space="preserve">Phil: </w:t>
-      </w:r>
-      <w:r>
-        <w:t>How to Manage</w:t>
-      </w:r>
-      <w:r>
-        <w:t xml:space="preserve"> </w:t>
-      </w:r>
-      <w:r>
-        <w:t>Marriage</w:t>
-      </w:r>
-    </w:p>
-    <w:p>
-      <w:r>
-        <w:t>44:40/1:15:12</w:t>
-      </w:r>
-    </w:p>
-    <w:p>
-      <w:r>
-        <w:t xml:space="preserve">a. </w:t>
-      </w:r>
-      <w:r>
-        <w:t>Vince</w:t>
-      </w:r>
-      <w:r>
-        <w:t xml:space="preserve">: </w:t>
-      </w:r>
-      <w:r>
-        <w:t>What is God think of you?</w:t>
-      </w:r>
-      <w:r>
-        <w:t xml:space="preserve"> I do better month to month.</w:t>
-      </w:r>
-      <w:r>
-        <w:t xml:space="preserve"> Go</w:t>
-      </w:r>
-      <w:r>
-        <w:t>d</w:t>
-      </w:r>
-      <w:r>
-        <w:t xml:space="preserve"> gives us unconditional love.</w:t>
-      </w:r>
-    </w:p>
-    <w:p>
-      <w:r>
-        <w:t>47:14/1:15:12</w:t>
-      </w:r>
-    </w:p>
-    <w:p>
-      <w:r>
-        <w:t>b. Jo</w:t>
-      </w:r>
-      <w:r>
-        <w:t>:</w:t>
-      </w:r>
-      <w:r>
-        <w:t xml:space="preserve"> We experience</w:t>
-      </w:r>
-      <w:r>
-        <w:t xml:space="preserve"> </w:t>
-      </w:r>
-      <w:r>
-        <w:t xml:space="preserve">and share </w:t>
-      </w:r>
-      <w:r>
-        <w:t>God</w:t>
-      </w:r>
-      <w:r>
-        <w:t xml:space="preserve"> love each other.</w:t>
-      </w:r>
-    </w:p>
-    <w:p/>
-    <w:p>
-      <w:r>
-        <w:t>49:</w:t>
-      </w:r>
-      <w:r>
-        <w:t>00</w:t>
-      </w:r>
-      <w:r>
-        <w:t>/1:15:12</w:t>
+        <w:t>49:00/1:15:12</w:t>
       </w:r>
     </w:p>
     <w:p>
@@ -1678,1352 +1627,1359 @@
     </w:p>
     <w:p>
       <w:r>
+        <w:t>a. Vince: My research is in neuron science. We have a lot competition and is very dangerous for our soul. Love and trust are a great motivator than fear.</w:t>
+      </w:r>
+    </w:p>
+    <w:p>
+      <w:r>
+        <w:t>b. Alyssa: We moved to Bay Area and I stay at home to raise 4 children for 16 years. People here is very successful in their career. I do nothing compare to successful  and I look at the connection of community.</w:t>
+      </w:r>
+    </w:p>
+    <w:p>
+      <w:r>
+        <w:t xml:space="preserve">3. </w:t>
+      </w:r>
+      <w:r>
+        <w:t xml:space="preserve">Phil: </w:t>
+      </w:r>
+      <w:r>
+        <w:t xml:space="preserve">Wisdom and knowledge </w:t>
+      </w:r>
+    </w:p>
+    <w:p>
+      <w:r>
+        <w:t>a. Jo: AI bring another way of life. The AI knowledge and we do invest in AI way, influence people with evidence, and Jesus teaching.</w:t>
+      </w:r>
+    </w:p>
+    <w:p>
+      <w:r>
+        <w:t>b. Alyssa: There are millions of resources in the internet. I limit</w:t>
+      </w:r>
+      <w:r>
+        <w:t>ed</w:t>
+      </w:r>
+      <w:r>
+        <w:t xml:space="preserve"> the children to access them.</w:t>
+      </w:r>
+    </w:p>
+    <w:p>
+      <w:r>
+        <w:t xml:space="preserve">4. </w:t>
+      </w:r>
+      <w:r>
+        <w:t xml:space="preserve">Phil: </w:t>
+      </w:r>
+      <w:r>
+        <w:t>How to Manage Marriage</w:t>
+      </w:r>
+    </w:p>
+    <w:p>
+      <w:r>
+        <w:t>a. Vince: What is God think of you? I do better month to month. God gives us unconditional love.</w:t>
+      </w:r>
+    </w:p>
+    <w:p>
+      <w:r>
+        <w:t>b. Jo: We experience and share God love each other.</w:t>
+      </w:r>
+    </w:p>
+    <w:p>
+      <w:r>
+        <w:t xml:space="preserve">5. </w:t>
+      </w:r>
+      <w:r>
+        <w:t xml:space="preserve">Phil: </w:t>
+      </w:r>
+      <w:r>
+        <w:t>Day to day Practice</w:t>
+      </w:r>
+    </w:p>
+    <w:p>
+      <w:r>
+        <w:t>a. Vince: When I have deep question, I ask God what should I do.</w:t>
+      </w:r>
+    </w:p>
+    <w:p>
+      <w:r>
+        <w:t xml:space="preserve">b. Jo: I have life conversation with God. </w:t>
+      </w:r>
+    </w:p>
+    <w:p>
+      <w:r>
+        <w:t>c. Alyssa: When you have tough situation, you will go through it.</w:t>
+      </w:r>
+    </w:p>
+    <w:p>
+      <w:r>
+        <w:t>6. Phill: When you have Eternity inside you, how will you go through the difficulty?</w:t>
+      </w:r>
+    </w:p>
+    <w:p>
+      <w:r>
+        <w:lastRenderedPageBreak/>
+        <w:t>Vince: I have surgery and remove half of Thyroid organ and pass the difficult time and ask for God’s action plan.</w:t>
+      </w:r>
+    </w:p>
+    <w:p>
+      <w:r>
+        <w:t>7. Phil: We pray for God</w:t>
+      </w:r>
+      <w:r>
+        <w:t>’s</w:t>
+      </w:r>
+      <w:r>
+        <w:t xml:space="preserve"> heal </w:t>
+      </w:r>
+      <w:r>
+        <w:t>Vince</w:t>
+      </w:r>
+      <w:r>
+        <w:t xml:space="preserve"> and walk Joe with wisdom.</w:t>
+      </w:r>
+    </w:p>
+    <w:p/>
+    <w:p>
+      <w:r>
+        <w:t>==&gt; Mandarin</w:t>
+      </w:r>
+    </w:p>
+    <w:p>
+      <w:r>
+        <w:br/>
+      </w:r>
+    </w:p>
+    <w:p>
+      <w:pPr>
+        <w:rPr>
+          <w:rFonts w:hint="eastAsia"/>
+        </w:rPr>
+      </w:pPr>
+      <w:r>
+        <w:rPr>
+          <w:rFonts w:hint="eastAsia"/>
+        </w:rPr>
+        <w:t>2026</w:t>
+      </w:r>
+      <w:r>
+        <w:rPr>
+          <w:rFonts w:hint="eastAsia"/>
+        </w:rPr>
+        <w:t>年</w:t>
+      </w:r>
+      <w:r>
+        <w:rPr>
+          <w:rFonts w:hint="eastAsia"/>
+        </w:rPr>
+        <w:t>5</w:t>
+      </w:r>
+      <w:r>
+        <w:rPr>
+          <w:rFonts w:hint="eastAsia"/>
+        </w:rPr>
+        <w:t>月</w:t>
+      </w:r>
+      <w:r>
+        <w:rPr>
+          <w:rFonts w:hint="eastAsia"/>
+        </w:rPr>
+        <w:t>16</w:t>
+      </w:r>
+      <w:r>
+        <w:rPr>
+          <w:rFonts w:hint="eastAsia"/>
+        </w:rPr>
+        <w:t>日，</w:t>
+      </w:r>
+      <w:r>
+        <w:rPr>
+          <w:rFonts w:hint="eastAsia"/>
+        </w:rPr>
+        <w:t xml:space="preserve">Menlo Church </w:t>
+      </w:r>
+      <w:r>
+        <w:rPr>
+          <w:rFonts w:hint="eastAsia"/>
+        </w:rPr>
+        <w:t>崇拜（上週回顧，</w:t>
+      </w:r>
+      <w:r>
+        <w:rPr>
+          <w:rFonts w:hint="eastAsia"/>
+        </w:rPr>
+        <w:t>2028</w:t>
+      </w:r>
+      <w:r>
+        <w:rPr>
+          <w:rFonts w:hint="eastAsia"/>
+        </w:rPr>
+        <w:t>年</w:t>
+      </w:r>
+      <w:r>
+        <w:rPr>
+          <w:rFonts w:hint="eastAsia"/>
+        </w:rPr>
+        <w:t>5</w:t>
+      </w:r>
+      <w:r>
+        <w:rPr>
+          <w:rFonts w:hint="eastAsia"/>
+        </w:rPr>
+        <w:t>月</w:t>
+      </w:r>
+      <w:r>
+        <w:rPr>
+          <w:rFonts w:hint="eastAsia"/>
+        </w:rPr>
+        <w:t>10</w:t>
+      </w:r>
+      <w:r>
+        <w:rPr>
+          <w:rFonts w:hint="eastAsia"/>
+        </w:rPr>
+        <w:t>日）</w:t>
+      </w:r>
+    </w:p>
+    <w:p>
+      <w:pPr>
+        <w:rPr>
+          <w:rFonts w:hint="eastAsia"/>
+        </w:rPr>
+      </w:pPr>
+      <w:r>
+        <w:rPr>
+          <w:rFonts w:hint="eastAsia"/>
+        </w:rPr>
+        <w:t>https://www.youtube.com/live/r1hc4T-NgcQ?si=tY031W7Ma2Ix5ZbO</w:t>
+      </w:r>
+    </w:p>
+    <w:p>
+      <w:pPr>
+        <w:rPr>
+          <w:rFonts w:hint="eastAsia"/>
+        </w:rPr>
+      </w:pPr>
+      <w:proofErr w:type="spellStart"/>
+      <w:r>
+        <w:rPr>
+          <w:rFonts w:hint="eastAsia"/>
+        </w:rPr>
+        <w:t>從未有人告訴我</w:t>
+      </w:r>
+      <w:proofErr w:type="spellEnd"/>
+      <w:r>
+        <w:rPr>
+          <w:rFonts w:hint="eastAsia"/>
+        </w:rPr>
+        <w:t xml:space="preserve"> | </w:t>
+      </w:r>
+      <w:proofErr w:type="spellStart"/>
+      <w:r>
+        <w:rPr>
+          <w:rFonts w:hint="eastAsia"/>
+        </w:rPr>
+        <w:t>母親節特輯</w:t>
+      </w:r>
+      <w:proofErr w:type="spellEnd"/>
+      <w:r>
+        <w:rPr>
+          <w:rFonts w:hint="eastAsia"/>
+        </w:rPr>
+        <w:t xml:space="preserve"> | Vince &amp; Jo </w:t>
+      </w:r>
+      <w:proofErr w:type="spellStart"/>
+      <w:r>
+        <w:rPr>
+          <w:rFonts w:hint="eastAsia"/>
+        </w:rPr>
+        <w:t>Vitale</w:t>
+      </w:r>
+      <w:r>
+        <w:rPr>
+          <w:rFonts w:hint="eastAsia"/>
+        </w:rPr>
+        <w:t>，</w:t>
+      </w:r>
+      <w:r>
+        <w:rPr>
+          <w:rFonts w:hint="eastAsia"/>
+        </w:rPr>
+        <w:t>Phil</w:t>
+      </w:r>
+      <w:proofErr w:type="spellEnd"/>
+      <w:r>
+        <w:rPr>
+          <w:rFonts w:hint="eastAsia"/>
+        </w:rPr>
+        <w:t xml:space="preserve"> &amp; Alyssa </w:t>
+      </w:r>
+      <w:proofErr w:type="spellStart"/>
+      <w:r>
+        <w:rPr>
+          <w:rFonts w:hint="eastAsia"/>
+        </w:rPr>
+        <w:t>EuBank</w:t>
+      </w:r>
+      <w:r>
+        <w:rPr>
+          <w:rFonts w:hint="eastAsia"/>
+        </w:rPr>
+        <w:t>（</w:t>
+      </w:r>
+      <w:r>
+        <w:rPr>
+          <w:rFonts w:hint="eastAsia"/>
+        </w:rPr>
+        <w:t>Phil</w:t>
+      </w:r>
+      <w:proofErr w:type="spellEnd"/>
+      <w:r>
+        <w:rPr>
+          <w:rFonts w:hint="eastAsia"/>
+        </w:rPr>
+        <w:t xml:space="preserve"> </w:t>
+      </w:r>
+      <w:proofErr w:type="spellStart"/>
+      <w:r>
+        <w:rPr>
+          <w:rFonts w:hint="eastAsia"/>
+        </w:rPr>
+        <w:t>EuBank</w:t>
+      </w:r>
+      <w:r>
+        <w:rPr>
+          <w:rFonts w:hint="eastAsia"/>
+        </w:rPr>
+        <w:t>，主任牧師</w:t>
+      </w:r>
+      <w:proofErr w:type="spellEnd"/>
+      <w:r>
+        <w:rPr>
+          <w:rFonts w:hint="eastAsia"/>
+        </w:rPr>
+        <w:t>）</w:t>
+      </w:r>
+    </w:p>
+    <w:p>
+      <w:pPr>
+        <w:rPr>
+          <w:rFonts w:hint="eastAsia"/>
+        </w:rPr>
+      </w:pPr>
+    </w:p>
+    <w:p>
+      <w:pPr>
+        <w:rPr>
+          <w:rFonts w:hint="eastAsia"/>
+        </w:rPr>
+      </w:pPr>
+      <w:r>
+        <w:rPr>
+          <w:rFonts w:hint="eastAsia"/>
+        </w:rPr>
+        <w:t>《</w:t>
+      </w:r>
+      <w:proofErr w:type="spellStart"/>
+      <w:r>
+        <w:rPr>
+          <w:rFonts w:hint="eastAsia"/>
+        </w:rPr>
+        <w:t>從未有人告訴我</w:t>
+      </w:r>
+      <w:proofErr w:type="spellEnd"/>
+      <w:r>
+        <w:rPr>
+          <w:rFonts w:hint="eastAsia"/>
+        </w:rPr>
+        <w:t>》（</w:t>
+      </w:r>
+      <w:r>
+        <w:rPr>
+          <w:rFonts w:hint="eastAsia"/>
+        </w:rPr>
+        <w:t xml:space="preserve">No One Ever Told </w:t>
+      </w:r>
+      <w:proofErr w:type="spellStart"/>
+      <w:r>
+        <w:rPr>
+          <w:rFonts w:hint="eastAsia"/>
+        </w:rPr>
+        <w:t>Me</w:t>
+      </w:r>
+      <w:r>
+        <w:rPr>
+          <w:rFonts w:hint="eastAsia"/>
+        </w:rPr>
+        <w:t>）是</w:t>
+      </w:r>
+      <w:proofErr w:type="spellEnd"/>
+      <w:r>
+        <w:rPr>
+          <w:rFonts w:hint="eastAsia"/>
+        </w:rPr>
+        <w:t xml:space="preserve"> Menlo Church </w:t>
+      </w:r>
+      <w:proofErr w:type="spellStart"/>
+      <w:r>
+        <w:rPr>
+          <w:rFonts w:hint="eastAsia"/>
+        </w:rPr>
+        <w:t>製作的一期特別的母親節資訊分享及播客節目。節目以播客的形式呈現，由</w:t>
+      </w:r>
+      <w:proofErr w:type="spellEnd"/>
+      <w:r>
+        <w:rPr>
+          <w:rFonts w:hint="eastAsia"/>
+        </w:rPr>
+        <w:t xml:space="preserve"> Vince &amp; Jo Vitale </w:t>
+      </w:r>
+      <w:r>
+        <w:rPr>
+          <w:rFonts w:hint="eastAsia"/>
+        </w:rPr>
+        <w:t>與</w:t>
+      </w:r>
+      <w:r>
+        <w:rPr>
+          <w:rFonts w:hint="eastAsia"/>
+        </w:rPr>
+        <w:t xml:space="preserve"> Phil &amp; Alyssa EuBank </w:t>
+      </w:r>
+      <w:proofErr w:type="spellStart"/>
+      <w:r>
+        <w:rPr>
+          <w:rFonts w:hint="eastAsia"/>
+        </w:rPr>
+        <w:t>展開了一場坦誠、深入的對話</w:t>
+      </w:r>
+      <w:proofErr w:type="spellEnd"/>
+      <w:r>
+        <w:rPr>
+          <w:rFonts w:hint="eastAsia"/>
+        </w:rPr>
+        <w:t>。</w:t>
+      </w:r>
+    </w:p>
+    <w:p>
+      <w:pPr>
+        <w:rPr>
+          <w:rFonts w:hint="eastAsia"/>
+        </w:rPr>
+      </w:pPr>
+    </w:p>
+    <w:p>
+      <w:pPr>
+        <w:rPr>
+          <w:rFonts w:hint="eastAsia"/>
+        </w:rPr>
+      </w:pPr>
+      <w:r>
+        <w:rPr>
+          <w:rFonts w:hint="eastAsia"/>
+        </w:rPr>
+        <w:t xml:space="preserve">Vince Vitale </w:t>
+      </w:r>
+      <w:proofErr w:type="spellStart"/>
+      <w:r>
+        <w:rPr>
+          <w:rFonts w:hint="eastAsia"/>
+        </w:rPr>
+        <w:t>博士：牛津大學理學碩士（</w:t>
+      </w:r>
+      <w:r>
+        <w:rPr>
+          <w:rFonts w:hint="eastAsia"/>
+        </w:rPr>
+        <w:t>MS</w:t>
+      </w:r>
+      <w:r>
+        <w:rPr>
+          <w:rFonts w:hint="eastAsia"/>
+        </w:rPr>
+        <w:t>）及哲學博士（</w:t>
+      </w:r>
+      <w:r>
+        <w:rPr>
+          <w:rFonts w:hint="eastAsia"/>
+        </w:rPr>
+        <w:t>DPhil</w:t>
+      </w:r>
+      <w:r>
+        <w:rPr>
+          <w:rFonts w:hint="eastAsia"/>
+        </w:rPr>
+        <w:t>）學位，現任牛津大學及普林斯頓大學教職人員</w:t>
+      </w:r>
+      <w:proofErr w:type="spellEnd"/>
+      <w:r>
+        <w:rPr>
+          <w:rFonts w:hint="eastAsia"/>
+        </w:rPr>
+        <w:t>。</w:t>
+      </w:r>
+    </w:p>
+    <w:p>
+      <w:pPr>
+        <w:rPr>
+          <w:rFonts w:hint="eastAsia"/>
+        </w:rPr>
+      </w:pPr>
+      <w:r>
+        <w:rPr>
+          <w:rFonts w:hint="eastAsia"/>
+        </w:rPr>
+        <w:t xml:space="preserve">Jo Vitale </w:t>
+      </w:r>
+      <w:r>
+        <w:rPr>
+          <w:rFonts w:hint="eastAsia"/>
+        </w:rPr>
+        <w:t>博士：牛津大學舊約聖經研究哲學博士（</w:t>
+      </w:r>
+      <w:r>
+        <w:rPr>
+          <w:rFonts w:hint="eastAsia"/>
+        </w:rPr>
+        <w:t>DPhil</w:t>
+      </w:r>
+      <w:r>
+        <w:rPr>
+          <w:rFonts w:hint="eastAsia"/>
+        </w:rPr>
+        <w:t>）。她的研究重點包括聖經中的女性人物、美的議題，以及如何超越「指責文化」（</w:t>
+      </w:r>
+      <w:r>
+        <w:rPr>
+          <w:rFonts w:hint="eastAsia"/>
+        </w:rPr>
+        <w:t>blame culture</w:t>
+      </w:r>
+      <w:r>
+        <w:rPr>
+          <w:rFonts w:hint="eastAsia"/>
+        </w:rPr>
+        <w:t>）。</w:t>
+      </w:r>
+    </w:p>
+    <w:p>
+      <w:pPr>
+        <w:rPr>
+          <w:rFonts w:hint="eastAsia"/>
+        </w:rPr>
+      </w:pPr>
+    </w:p>
+    <w:p>
+      <w:pPr>
+        <w:rPr>
+          <w:rFonts w:hint="eastAsia"/>
+        </w:rPr>
+      </w:pPr>
+      <w:r>
+        <w:rPr>
+          <w:rFonts w:hint="eastAsia"/>
+        </w:rPr>
+        <w:t xml:space="preserve">Vince </w:t>
+      </w:r>
+      <w:r>
+        <w:rPr>
+          <w:rFonts w:hint="eastAsia"/>
+        </w:rPr>
+        <w:t>與</w:t>
+      </w:r>
+      <w:r>
+        <w:rPr>
+          <w:rFonts w:hint="eastAsia"/>
+        </w:rPr>
+        <w:t xml:space="preserve"> Jo Vitale </w:t>
+      </w:r>
+      <w:proofErr w:type="spellStart"/>
+      <w:r>
+        <w:rPr>
+          <w:rFonts w:hint="eastAsia"/>
+        </w:rPr>
+        <w:t>育有兩個年幼的兒子，分別名為</w:t>
+      </w:r>
+      <w:proofErr w:type="spellEnd"/>
+      <w:r>
+        <w:rPr>
+          <w:rFonts w:hint="eastAsia"/>
+        </w:rPr>
+        <w:t xml:space="preserve"> Raphael </w:t>
+      </w:r>
+      <w:r>
+        <w:rPr>
+          <w:rFonts w:hint="eastAsia"/>
+        </w:rPr>
+        <w:t>和</w:t>
+      </w:r>
+      <w:r>
+        <w:rPr>
+          <w:rFonts w:hint="eastAsia"/>
+        </w:rPr>
+        <w:t xml:space="preserve"> Jonathan</w:t>
+      </w:r>
+      <w:r>
+        <w:rPr>
+          <w:rFonts w:hint="eastAsia"/>
+        </w:rPr>
+        <w:t>。</w:t>
+      </w:r>
+    </w:p>
+    <w:p>
+      <w:pPr>
+        <w:rPr>
+          <w:rFonts w:hint="eastAsia"/>
+        </w:rPr>
+      </w:pPr>
+      <w:r>
+        <w:rPr>
+          <w:rFonts w:hint="eastAsia"/>
+        </w:rPr>
+        <w:t xml:space="preserve">Phil </w:t>
+      </w:r>
+      <w:r>
+        <w:rPr>
+          <w:rFonts w:hint="eastAsia"/>
+        </w:rPr>
+        <w:t>與</w:t>
+      </w:r>
+      <w:r>
+        <w:rPr>
+          <w:rFonts w:hint="eastAsia"/>
+        </w:rPr>
+        <w:t xml:space="preserve"> Alyssa EuBank </w:t>
+      </w:r>
+      <w:proofErr w:type="spellStart"/>
+      <w:r>
+        <w:rPr>
+          <w:rFonts w:hint="eastAsia"/>
+        </w:rPr>
+        <w:t>夫婦則育有四個孩子</w:t>
+      </w:r>
+      <w:proofErr w:type="spellEnd"/>
+      <w:r>
+        <w:rPr>
+          <w:rFonts w:hint="eastAsia"/>
+        </w:rPr>
+        <w:t>。</w:t>
+      </w:r>
+    </w:p>
+    <w:p>
+      <w:pPr>
+        <w:rPr>
+          <w:rFonts w:hint="eastAsia"/>
+        </w:rPr>
+      </w:pPr>
+    </w:p>
+    <w:p>
+      <w:pPr>
+        <w:rPr>
+          <w:rFonts w:hint="eastAsia"/>
+        </w:rPr>
+      </w:pPr>
+      <w:r>
+        <w:rPr>
+          <w:rFonts w:hint="eastAsia"/>
+        </w:rPr>
+        <w:t xml:space="preserve">1. </w:t>
+      </w:r>
+      <w:proofErr w:type="spellStart"/>
+      <w:r>
+        <w:rPr>
+          <w:rFonts w:hint="eastAsia"/>
+        </w:rPr>
+        <w:t>Phil</w:t>
+      </w:r>
+      <w:r>
+        <w:rPr>
+          <w:rFonts w:hint="eastAsia"/>
+        </w:rPr>
+        <w:t>：對話始於「信仰」與「生命的智慧</w:t>
+      </w:r>
+      <w:proofErr w:type="spellEnd"/>
+      <w:r>
+        <w:rPr>
+          <w:rFonts w:hint="eastAsia"/>
+        </w:rPr>
+        <w:t>」。</w:t>
+      </w:r>
+    </w:p>
+    <w:p>
+      <w:pPr>
+        <w:rPr>
+          <w:rFonts w:hint="eastAsia"/>
+        </w:rPr>
+      </w:pPr>
+      <w:r>
+        <w:rPr>
+          <w:rFonts w:hint="eastAsia"/>
+        </w:rPr>
+        <w:t xml:space="preserve">Jo </w:t>
+      </w:r>
+      <w:proofErr w:type="spellStart"/>
+      <w:r>
+        <w:rPr>
+          <w:rFonts w:hint="eastAsia"/>
+        </w:rPr>
+        <w:t>是普林斯頓大學的研究員，而</w:t>
+      </w:r>
+      <w:proofErr w:type="spellEnd"/>
+      <w:r>
+        <w:rPr>
+          <w:rFonts w:hint="eastAsia"/>
+        </w:rPr>
+        <w:t xml:space="preserve"> Vince </w:t>
+      </w:r>
+      <w:proofErr w:type="spellStart"/>
+      <w:r>
+        <w:rPr>
+          <w:rFonts w:hint="eastAsia"/>
+        </w:rPr>
+        <w:t>的父親是牧師。兩人對上帝有著不同的視角與體會。相較於恐懼，愛是更強大的驅動力</w:t>
+      </w:r>
+      <w:proofErr w:type="spellEnd"/>
+      <w:r>
+        <w:rPr>
+          <w:rFonts w:hint="eastAsia"/>
+        </w:rPr>
+        <w:t>。</w:t>
+      </w:r>
+    </w:p>
+    <w:p>
+      <w:pPr>
+        <w:rPr>
+          <w:rFonts w:hint="eastAsia"/>
+        </w:rPr>
+      </w:pPr>
+      <w:r>
+        <w:rPr>
+          <w:rFonts w:hint="eastAsia"/>
+        </w:rPr>
         <w:t xml:space="preserve">a. </w:t>
       </w:r>
-      <w:r>
-        <w:t>Vince: My research is in neuron science. We have a lot competition and is very dangerous for our soul. Love and trust are a great motivator than fear.</w:t>
-      </w:r>
-    </w:p>
-    <w:p>
-      <w:r>
+      <w:proofErr w:type="spellStart"/>
+      <w:r>
+        <w:rPr>
+          <w:rFonts w:hint="eastAsia"/>
+        </w:rPr>
+        <w:t>Vince</w:t>
+      </w:r>
+      <w:r>
+        <w:rPr>
+          <w:rFonts w:hint="eastAsia"/>
+        </w:rPr>
+        <w:t>：起初我在普林斯頓大學只專注於神經科學研究和運動。後來，我認識了妻子</w:t>
+      </w:r>
+      <w:proofErr w:type="spellEnd"/>
+      <w:r>
+        <w:rPr>
+          <w:rFonts w:hint="eastAsia"/>
+        </w:rPr>
+        <w:t xml:space="preserve"> </w:t>
+      </w:r>
+      <w:proofErr w:type="spellStart"/>
+      <w:r>
+        <w:rPr>
+          <w:rFonts w:hint="eastAsia"/>
+        </w:rPr>
+        <w:t>Jo</w:t>
+      </w:r>
+      <w:r>
+        <w:rPr>
+          <w:rFonts w:hint="eastAsia"/>
+        </w:rPr>
+        <w:t>，並開始真正認識耶穌</w:t>
+      </w:r>
+      <w:proofErr w:type="spellEnd"/>
+      <w:r>
+        <w:rPr>
+          <w:rFonts w:hint="eastAsia"/>
+        </w:rPr>
+        <w:t>。</w:t>
+      </w:r>
+    </w:p>
+    <w:p>
+      <w:pPr>
+        <w:rPr>
+          <w:rFonts w:hint="eastAsia"/>
+        </w:rPr>
+      </w:pPr>
+      <w:r>
+        <w:rPr>
+          <w:rFonts w:hint="eastAsia"/>
+        </w:rPr>
         <w:t xml:space="preserve">b. </w:t>
       </w:r>
-      <w:r>
-        <w:t>Alyssa: We moved to Bay Area and I stay at home to raise 4 children for 16 years. People here is very successful in their career. I do nothing compare to successful  and I look at the connection of community.</w:t>
-      </w:r>
-    </w:p>
-    <w:p>
-      <w:r>
+      <w:proofErr w:type="spellStart"/>
+      <w:r>
+        <w:rPr>
+          <w:rFonts w:hint="eastAsia"/>
+        </w:rPr>
+        <w:t>Jo</w:t>
+      </w:r>
+      <w:r>
+        <w:rPr>
+          <w:rFonts w:hint="eastAsia"/>
+        </w:rPr>
+        <w:t>：我的父母都是牧師</w:t>
+      </w:r>
+      <w:proofErr w:type="spellEnd"/>
+      <w:r>
+        <w:rPr>
+          <w:rFonts w:hint="eastAsia"/>
+        </w:rPr>
+        <w:t>。</w:t>
+      </w:r>
+      <w:r>
+        <w:rPr>
+          <w:rFonts w:hint="eastAsia"/>
+        </w:rPr>
+        <w:t xml:space="preserve"> </w:t>
+      </w:r>
+      <w:proofErr w:type="spellStart"/>
+      <w:r>
+        <w:rPr>
+          <w:rFonts w:hint="eastAsia"/>
+        </w:rPr>
+        <w:t>Jo</w:t>
+      </w:r>
+      <w:r>
+        <w:rPr>
+          <w:rFonts w:hint="eastAsia"/>
+        </w:rPr>
+        <w:t>（指她自己）與我（指</w:t>
+      </w:r>
+      <w:proofErr w:type="spellEnd"/>
+      <w:r>
+        <w:rPr>
+          <w:rFonts w:hint="eastAsia"/>
+        </w:rPr>
+        <w:t xml:space="preserve"> </w:t>
+      </w:r>
+      <w:proofErr w:type="spellStart"/>
+      <w:r>
+        <w:rPr>
+          <w:rFonts w:hint="eastAsia"/>
+        </w:rPr>
+        <w:t>Vince</w:t>
+      </w:r>
+      <w:r>
+        <w:rPr>
+          <w:rFonts w:hint="eastAsia"/>
+        </w:rPr>
+        <w:t>）一同研讀聖經，並分享彼此的生命經驗</w:t>
+      </w:r>
+      <w:proofErr w:type="spellEnd"/>
+      <w:r>
+        <w:rPr>
+          <w:rFonts w:hint="eastAsia"/>
+        </w:rPr>
+        <w:t>。</w:t>
+      </w:r>
+    </w:p>
+    <w:p>
+      <w:pPr>
+        <w:rPr>
+          <w:rFonts w:hint="eastAsia"/>
+        </w:rPr>
+      </w:pPr>
+      <w:r>
+        <w:rPr>
+          <w:rFonts w:hint="eastAsia"/>
+        </w:rPr>
+        <w:t xml:space="preserve">2. </w:t>
+      </w:r>
+      <w:proofErr w:type="spellStart"/>
+      <w:r>
+        <w:rPr>
+          <w:rFonts w:hint="eastAsia"/>
+        </w:rPr>
+        <w:t>Phil</w:t>
+      </w:r>
+      <w:r>
+        <w:rPr>
+          <w:rFonts w:hint="eastAsia"/>
+        </w:rPr>
+        <w:t>：關於「居所」與「工作</w:t>
+      </w:r>
+      <w:proofErr w:type="spellEnd"/>
+      <w:r>
+        <w:rPr>
+          <w:rFonts w:hint="eastAsia"/>
+        </w:rPr>
+        <w:t>」。</w:t>
+      </w:r>
+    </w:p>
+    <w:p>
+      <w:pPr>
+        <w:rPr>
+          <w:rFonts w:hint="eastAsia"/>
+        </w:rPr>
+      </w:pPr>
+      <w:r>
+        <w:rPr>
+          <w:rFonts w:hint="eastAsia"/>
+        </w:rPr>
+        <w:t>a. Vince</w:t>
+      </w:r>
+      <w:r>
+        <w:rPr>
+          <w:rFonts w:hint="eastAsia"/>
+        </w:rPr>
+        <w:t>：我的研究領域是神經科學。這一領域競爭激烈，這對我們的靈魂構成了極大的挑戰與危險。相較於恐懼，愛與信任才是更強大的驅動力。</w:t>
+      </w:r>
+    </w:p>
+    <w:p>
+      <w:pPr>
+        <w:rPr>
+          <w:rFonts w:hint="eastAsia"/>
+        </w:rPr>
+      </w:pPr>
+      <w:r>
+        <w:rPr>
+          <w:rFonts w:hint="eastAsia"/>
+        </w:rPr>
+        <w:t>b. Alyssa</w:t>
+      </w:r>
+      <w:r>
+        <w:rPr>
+          <w:rFonts w:hint="eastAsia"/>
+        </w:rPr>
+        <w:t>：我們搬到了灣區定居。在過去的</w:t>
+      </w:r>
+      <w:r>
+        <w:rPr>
+          <w:rFonts w:hint="eastAsia"/>
+        </w:rPr>
+        <w:t>16</w:t>
+      </w:r>
+      <w:r>
+        <w:rPr>
+          <w:rFonts w:hint="eastAsia"/>
+        </w:rPr>
+        <w:t>年裡，我一直全職在家撫養四個孩子。這裡的人們在事業上都取得了巨大的成功。與這些成功人士相比，我覺得自己似乎「一事無成」；但我轉而將目光投向了社區中的人際連結與關係。</w:t>
+      </w:r>
+    </w:p>
+    <w:p>
+      <w:pPr>
+        <w:rPr>
+          <w:rFonts w:hint="eastAsia"/>
+        </w:rPr>
+      </w:pPr>
+      <w:r>
+        <w:rPr>
+          <w:rFonts w:hint="eastAsia"/>
+        </w:rPr>
         <w:t xml:space="preserve">3. </w:t>
       </w:r>
-      <w:r>
-        <w:t xml:space="preserve">Phil: </w:t>
-      </w:r>
-      <w:r>
-        <w:t xml:space="preserve">Wisdom and knowledge </w:t>
-      </w:r>
-    </w:p>
-    <w:p>
-      <w:r>
-        <w:t>a. Jo: AI bring another way of life. The AI knowledge and we do invest in AI way, influence people with evidence, and Jesus teaching.</w:t>
-      </w:r>
-    </w:p>
-    <w:p>
-      <w:r>
-        <w:t>b. Alyssa: There are millions of resources in the internet. I limit</w:t>
-      </w:r>
-      <w:r>
-        <w:t>ed</w:t>
-      </w:r>
-      <w:r>
-        <w:t xml:space="preserve"> the children to access them.</w:t>
-      </w:r>
-    </w:p>
-    <w:p>
-      <w:r>
+      <w:proofErr w:type="spellStart"/>
+      <w:r>
+        <w:rPr>
+          <w:rFonts w:hint="eastAsia"/>
+        </w:rPr>
+        <w:t>Phil</w:t>
+      </w:r>
+      <w:r>
+        <w:rPr>
+          <w:rFonts w:hint="eastAsia"/>
+        </w:rPr>
+        <w:t>：關於「智慧」與「知識</w:t>
+      </w:r>
+      <w:proofErr w:type="spellEnd"/>
+      <w:r>
+        <w:rPr>
+          <w:rFonts w:hint="eastAsia"/>
+        </w:rPr>
+        <w:t>」。</w:t>
+      </w:r>
+    </w:p>
+    <w:p>
+      <w:pPr>
+        <w:rPr>
+          <w:rFonts w:hint="eastAsia"/>
+        </w:rPr>
+      </w:pPr>
+      <w:r>
+        <w:rPr>
+          <w:rFonts w:hint="eastAsia"/>
+        </w:rPr>
+        <w:t>a. Jo</w:t>
+      </w:r>
+      <w:r>
+        <w:rPr>
+          <w:rFonts w:hint="eastAsia"/>
+        </w:rPr>
+        <w:t>：人工智慧（</w:t>
+      </w:r>
+      <w:r>
+        <w:rPr>
+          <w:rFonts w:hint="eastAsia"/>
+        </w:rPr>
+        <w:t>AI</w:t>
+      </w:r>
+      <w:r>
+        <w:rPr>
+          <w:rFonts w:hint="eastAsia"/>
+        </w:rPr>
+        <w:t>）正在開啟一種全新的生活方式。我們應積極擁抱人工智慧所帶來的知識與技術，將其作為一種媒介，結合確鑿的證據與耶穌的教導，去影響與觸動人心。</w:t>
+      </w:r>
+      <w:r>
+        <w:rPr>
+          <w:rFonts w:hint="eastAsia"/>
+        </w:rPr>
+        <w:t xml:space="preserve"> b. </w:t>
+      </w:r>
+      <w:proofErr w:type="spellStart"/>
+      <w:r>
+        <w:rPr>
+          <w:rFonts w:hint="eastAsia"/>
+        </w:rPr>
+        <w:t>Alyssa</w:t>
+      </w:r>
+      <w:r>
+        <w:rPr>
+          <w:rFonts w:hint="eastAsia"/>
+        </w:rPr>
+        <w:t>：網路上有大量的資源，但我限制了孩子們對這些資源的接觸</w:t>
+      </w:r>
+      <w:proofErr w:type="spellEnd"/>
+      <w:r>
+        <w:rPr>
+          <w:rFonts w:hint="eastAsia"/>
+        </w:rPr>
+        <w:t>。</w:t>
+      </w:r>
+    </w:p>
+    <w:p>
+      <w:pPr>
+        <w:rPr>
+          <w:rFonts w:hint="eastAsia"/>
+        </w:rPr>
+      </w:pPr>
+      <w:r>
+        <w:rPr>
+          <w:rFonts w:hint="eastAsia"/>
+        </w:rPr>
         <w:t xml:space="preserve">4. </w:t>
       </w:r>
-      <w:r>
-        <w:t xml:space="preserve">Phil: </w:t>
-      </w:r>
-      <w:r>
-        <w:t>How to Manage Marriage</w:t>
-      </w:r>
-    </w:p>
-    <w:p>
-      <w:r>
-        <w:t>a. Vince: What is God think of you? I do better month to month. God gives us unconditional love.</w:t>
-      </w:r>
-    </w:p>
-    <w:p>
-      <w:r>
-        <w:t>b. Jo: We experience and share God love each other.</w:t>
-      </w:r>
-    </w:p>
-    <w:p>
-      <w:r>
+      <w:proofErr w:type="spellStart"/>
+      <w:r>
+        <w:rPr>
+          <w:rFonts w:hint="eastAsia"/>
+        </w:rPr>
+        <w:t>Phil</w:t>
+      </w:r>
+      <w:r>
+        <w:rPr>
+          <w:rFonts w:hint="eastAsia"/>
+        </w:rPr>
+        <w:t>：如何經營婚姻</w:t>
+      </w:r>
+      <w:proofErr w:type="spellEnd"/>
+    </w:p>
+    <w:p>
+      <w:pPr>
+        <w:rPr>
+          <w:rFonts w:hint="eastAsia"/>
+        </w:rPr>
+      </w:pPr>
+      <w:r>
+        <w:rPr>
+          <w:rFonts w:hint="eastAsia"/>
+        </w:rPr>
+        <w:t xml:space="preserve">a. </w:t>
+      </w:r>
+      <w:proofErr w:type="spellStart"/>
+      <w:r>
+        <w:rPr>
+          <w:rFonts w:hint="eastAsia"/>
+        </w:rPr>
+        <w:t>Vince</w:t>
+      </w:r>
+      <w:r>
+        <w:rPr>
+          <w:rFonts w:hint="eastAsia"/>
+        </w:rPr>
+        <w:t>：上帝是如何看待你的？我感覺自己每個月都在變得更好。上帝賜給我們的是無條件的愛</w:t>
+      </w:r>
+      <w:proofErr w:type="spellEnd"/>
+      <w:r>
+        <w:rPr>
+          <w:rFonts w:hint="eastAsia"/>
+        </w:rPr>
+        <w:t>。</w:t>
+      </w:r>
+    </w:p>
+    <w:p>
+      <w:pPr>
+        <w:rPr>
+          <w:rFonts w:hint="eastAsia"/>
+        </w:rPr>
+      </w:pPr>
+      <w:r>
+        <w:rPr>
+          <w:rFonts w:hint="eastAsia"/>
+        </w:rPr>
+        <w:t xml:space="preserve">b. </w:t>
+      </w:r>
+      <w:proofErr w:type="spellStart"/>
+      <w:r>
+        <w:rPr>
+          <w:rFonts w:hint="eastAsia"/>
+        </w:rPr>
+        <w:t>Jo</w:t>
+      </w:r>
+      <w:r>
+        <w:rPr>
+          <w:rFonts w:hint="eastAsia"/>
+        </w:rPr>
+        <w:t>：我們在彼此相處中，既親身經歷上帝的愛，也互相分享著這份愛</w:t>
+      </w:r>
+      <w:proofErr w:type="spellEnd"/>
+      <w:r>
+        <w:rPr>
+          <w:rFonts w:hint="eastAsia"/>
+        </w:rPr>
+        <w:t>。</w:t>
+      </w:r>
+    </w:p>
+    <w:p>
+      <w:pPr>
+        <w:rPr>
+          <w:rFonts w:hint="eastAsia"/>
+        </w:rPr>
+      </w:pPr>
+      <w:r>
+        <w:rPr>
+          <w:rFonts w:hint="eastAsia"/>
+        </w:rPr>
         <w:t xml:space="preserve">5. </w:t>
       </w:r>
-      <w:r>
-        <w:t xml:space="preserve">Phil: </w:t>
-      </w:r>
-      <w:r>
-        <w:t>Day to day Practice</w:t>
-      </w:r>
-    </w:p>
-    <w:p>
-      <w:r>
-        <w:t>a. Vince: When I have deep question, I ask God what should I do.</w:t>
-      </w:r>
-    </w:p>
-    <w:p>
-      <w:r>
-        <w:t xml:space="preserve">b. Jo: I have life conversation with God. </w:t>
-      </w:r>
-    </w:p>
-    <w:p>
-      <w:r>
-        <w:t>c. Alyssa: When you have tough situation, you will go through it.</w:t>
-      </w:r>
-    </w:p>
-    <w:p>
-      <w:r>
+      <w:proofErr w:type="spellStart"/>
+      <w:r>
+        <w:rPr>
+          <w:rFonts w:hint="eastAsia"/>
+        </w:rPr>
+        <w:t>Phil</w:t>
+      </w:r>
+      <w:r>
+        <w:rPr>
+          <w:rFonts w:hint="eastAsia"/>
+        </w:rPr>
+        <w:t>：日常生活中的實踐</w:t>
+      </w:r>
+      <w:proofErr w:type="spellEnd"/>
+    </w:p>
+    <w:p>
+      <w:pPr>
+        <w:rPr>
+          <w:rFonts w:hint="eastAsia"/>
+        </w:rPr>
+      </w:pPr>
+      <w:r>
+        <w:rPr>
+          <w:rFonts w:hint="eastAsia"/>
+        </w:rPr>
+        <w:lastRenderedPageBreak/>
+        <w:t xml:space="preserve">a. </w:t>
+      </w:r>
+      <w:proofErr w:type="spellStart"/>
+      <w:r>
+        <w:rPr>
+          <w:rFonts w:hint="eastAsia"/>
+        </w:rPr>
+        <w:t>Vince</w:t>
+      </w:r>
+      <w:r>
+        <w:rPr>
+          <w:rFonts w:hint="eastAsia"/>
+        </w:rPr>
+        <w:t>：每當我心中存有深奧的疑問時，我都會向上帝尋求指引，詢問我該如何行事</w:t>
+      </w:r>
+      <w:proofErr w:type="spellEnd"/>
+      <w:r>
+        <w:rPr>
+          <w:rFonts w:hint="eastAsia"/>
+        </w:rPr>
+        <w:t>。</w:t>
+      </w:r>
+    </w:p>
+    <w:p>
+      <w:pPr>
+        <w:rPr>
+          <w:rFonts w:hint="eastAsia"/>
+        </w:rPr>
+      </w:pPr>
+      <w:r>
+        <w:rPr>
+          <w:rFonts w:hint="eastAsia"/>
+        </w:rPr>
+        <w:t xml:space="preserve">b. </w:t>
+      </w:r>
+      <w:proofErr w:type="spellStart"/>
+      <w:r>
+        <w:rPr>
+          <w:rFonts w:hint="eastAsia"/>
+        </w:rPr>
+        <w:t>Jo</w:t>
+      </w:r>
+      <w:r>
+        <w:rPr>
+          <w:rFonts w:hint="eastAsia"/>
+        </w:rPr>
+        <w:t>：我與上帝之間有著貫穿日常生活的深度對話</w:t>
+      </w:r>
+      <w:proofErr w:type="spellEnd"/>
+      <w:r>
+        <w:rPr>
+          <w:rFonts w:hint="eastAsia"/>
+        </w:rPr>
+        <w:t>。</w:t>
+      </w:r>
+    </w:p>
+    <w:p>
+      <w:pPr>
+        <w:rPr>
+          <w:rFonts w:hint="eastAsia"/>
+        </w:rPr>
+      </w:pPr>
+      <w:r>
+        <w:rPr>
+          <w:rFonts w:hint="eastAsia"/>
+        </w:rPr>
+        <w:t xml:space="preserve">c. </w:t>
+      </w:r>
+      <w:proofErr w:type="spellStart"/>
+      <w:r>
+        <w:rPr>
+          <w:rFonts w:hint="eastAsia"/>
+        </w:rPr>
+        <w:t>Alyssa</w:t>
+      </w:r>
+      <w:r>
+        <w:rPr>
+          <w:rFonts w:hint="eastAsia"/>
+        </w:rPr>
+        <w:t>：當你身陷困境時，你終將能夠安然度過</w:t>
+      </w:r>
+      <w:proofErr w:type="spellEnd"/>
+      <w:r>
+        <w:rPr>
+          <w:rFonts w:hint="eastAsia"/>
+        </w:rPr>
+        <w:t>。</w:t>
+      </w:r>
+    </w:p>
+    <w:p>
+      <w:pPr>
+        <w:rPr>
+          <w:rFonts w:hint="eastAsia"/>
+        </w:rPr>
+      </w:pPr>
+      <w:r>
+        <w:rPr>
+          <w:rFonts w:hint="eastAsia"/>
+        </w:rPr>
         <w:t xml:space="preserve">6. </w:t>
       </w:r>
-      <w:r>
-        <w:t>Phill: When you have Eternity inside you, how will you go through the difficulty?</w:t>
-      </w:r>
-    </w:p>
-    <w:p>
-      <w:r>
-        <w:lastRenderedPageBreak/>
-        <w:t xml:space="preserve">Vince: I have surgery and remove half of Thyroid organ and pass the difficult time and </w:t>
-      </w:r>
-      <w:r>
-        <w:t xml:space="preserve">ask for God’s </w:t>
-      </w:r>
-      <w:r>
-        <w:t>action plan.</w:t>
-      </w:r>
-    </w:p>
-    <w:p>
-      <w:r>
+      <w:proofErr w:type="spellStart"/>
+      <w:r>
+        <w:rPr>
+          <w:rFonts w:hint="eastAsia"/>
+        </w:rPr>
+        <w:t>Phil</w:t>
+      </w:r>
+      <w:r>
+        <w:rPr>
+          <w:rFonts w:hint="eastAsia"/>
+        </w:rPr>
+        <w:t>：當你心中懷有對永恆的信念時，你將如何面對並穿越那些艱難險阻</w:t>
+      </w:r>
+      <w:proofErr w:type="spellEnd"/>
+      <w:r>
+        <w:rPr>
+          <w:rFonts w:hint="eastAsia"/>
+        </w:rPr>
+        <w:t>？</w:t>
+      </w:r>
+    </w:p>
+    <w:p>
+      <w:pPr>
+        <w:rPr>
+          <w:rFonts w:hint="eastAsia"/>
+        </w:rPr>
+      </w:pPr>
+      <w:proofErr w:type="spellStart"/>
+      <w:r>
+        <w:rPr>
+          <w:rFonts w:hint="eastAsia"/>
+        </w:rPr>
+        <w:t>Vince</w:t>
+      </w:r>
+      <w:r>
+        <w:rPr>
+          <w:rFonts w:hint="eastAsia"/>
+        </w:rPr>
+        <w:t>：我曾接受過手術，切除了半側甲狀腺；在那段艱難的時期裡，我向上帝祈求指引，尋求祂為我預備的行動方案</w:t>
+      </w:r>
+      <w:proofErr w:type="spellEnd"/>
+      <w:r>
+        <w:rPr>
+          <w:rFonts w:hint="eastAsia"/>
+        </w:rPr>
+        <w:t>。</w:t>
+      </w:r>
+    </w:p>
+    <w:p>
+      <w:r>
+        <w:rPr>
+          <w:rFonts w:hint="eastAsia"/>
+        </w:rPr>
         <w:t xml:space="preserve">7. </w:t>
       </w:r>
-      <w:r>
-        <w:t>Phil: We pray for God</w:t>
-      </w:r>
-      <w:r>
-        <w:t>’s</w:t>
-      </w:r>
-      <w:r>
-        <w:t xml:space="preserve"> heal </w:t>
-      </w:r>
-      <w:r>
+      <w:proofErr w:type="spellStart"/>
+      <w:r>
+        <w:rPr>
+          <w:rFonts w:hint="eastAsia"/>
+        </w:rPr>
+        <w:t>Phil</w:t>
+      </w:r>
+      <w:r>
+        <w:rPr>
+          <w:rFonts w:hint="eastAsia"/>
+        </w:rPr>
+        <w:t>：讓我們一同禱告，祈求上帝醫治</w:t>
+      </w:r>
+      <w:r>
+        <w:rPr>
+          <w:rFonts w:hint="eastAsia"/>
+        </w:rPr>
         <w:t>Vince</w:t>
       </w:r>
       <w:r>
-        <w:t xml:space="preserve"> and walk Joe with wisdom.</w:t>
-      </w:r>
-    </w:p>
-    <w:p/>
-    <w:p>
-      <w:r>
-        <w:t>==&gt; Mandarin</w:t>
-      </w:r>
-    </w:p>
-    <w:p>
-      <w:pPr>
-        <w:rPr>
-          <w:rFonts w:hint="eastAsia"/>
-        </w:rPr>
-      </w:pPr>
-      <w:r>
-        <w:rPr>
-          <w:rFonts w:hint="eastAsia"/>
-        </w:rPr>
-        <w:t>2026</w:t>
-      </w:r>
-      <w:r>
-        <w:rPr>
-          <w:rFonts w:hint="eastAsia"/>
-        </w:rPr>
-        <w:t>年</w:t>
-      </w:r>
-      <w:r>
-        <w:rPr>
-          <w:rFonts w:hint="eastAsia"/>
-        </w:rPr>
-        <w:t>5</w:t>
-      </w:r>
-      <w:r>
-        <w:rPr>
-          <w:rFonts w:hint="eastAsia"/>
-        </w:rPr>
-        <w:t>月</w:t>
-      </w:r>
-      <w:r>
-        <w:rPr>
-          <w:rFonts w:hint="eastAsia"/>
-        </w:rPr>
-        <w:t>16</w:t>
-      </w:r>
-      <w:r>
-        <w:rPr>
-          <w:rFonts w:hint="eastAsia"/>
-        </w:rPr>
-        <w:t>日，</w:t>
-      </w:r>
-      <w:r>
-        <w:rPr>
-          <w:rFonts w:hint="eastAsia"/>
-        </w:rPr>
-        <w:t xml:space="preserve">Menlo Church </w:t>
-      </w:r>
-      <w:r>
-        <w:rPr>
-          <w:rFonts w:hint="eastAsia"/>
-        </w:rPr>
-        <w:t>崇拜（上周回顾，</w:t>
-      </w:r>
-      <w:r>
-        <w:rPr>
-          <w:rFonts w:hint="eastAsia"/>
-        </w:rPr>
-        <w:t>2028</w:t>
-      </w:r>
-      <w:r>
-        <w:rPr>
-          <w:rFonts w:hint="eastAsia"/>
-        </w:rPr>
-        <w:t>年</w:t>
-      </w:r>
-      <w:r>
-        <w:rPr>
-          <w:rFonts w:hint="eastAsia"/>
-        </w:rPr>
-        <w:t>5</w:t>
-      </w:r>
-      <w:r>
-        <w:rPr>
-          <w:rFonts w:hint="eastAsia"/>
-        </w:rPr>
-        <w:t>月</w:t>
-      </w:r>
-      <w:r>
-        <w:rPr>
-          <w:rFonts w:hint="eastAsia"/>
-        </w:rPr>
-        <w:t>10</w:t>
-      </w:r>
-      <w:r>
-        <w:rPr>
-          <w:rFonts w:hint="eastAsia"/>
-        </w:rPr>
-        <w:t>日）</w:t>
-      </w:r>
-    </w:p>
-    <w:p>
-      <w:pPr>
-        <w:rPr>
-          <w:rFonts w:hint="eastAsia"/>
-        </w:rPr>
-      </w:pPr>
-      <w:r>
-        <w:rPr>
-          <w:rFonts w:hint="eastAsia"/>
-        </w:rPr>
-        <w:t>https://www.youtube.com/live/r1hc4T-NgcQ?si=tY031W7Ma2Ix5ZbO</w:t>
-      </w:r>
-    </w:p>
-    <w:p>
-      <w:pPr>
-        <w:rPr>
-          <w:rFonts w:hint="eastAsia"/>
-        </w:rPr>
-      </w:pPr>
-      <w:proofErr w:type="spellStart"/>
-      <w:r>
-        <w:rPr>
-          <w:rFonts w:hint="eastAsia"/>
-        </w:rPr>
-        <w:t>从未有人告诉我</w:t>
+        <w:rPr>
+          <w:rFonts w:hint="eastAsia"/>
+        </w:rPr>
+        <w:t>，並賜予</w:t>
+      </w:r>
+      <w:r>
+        <w:rPr>
+          <w:rFonts w:hint="eastAsia"/>
+        </w:rPr>
+        <w:t>Jo</w:t>
+      </w:r>
+      <w:r>
+        <w:rPr>
+          <w:rFonts w:hint="eastAsia"/>
+        </w:rPr>
+        <w:t>智慧，引導她前進</w:t>
       </w:r>
       <w:proofErr w:type="spellEnd"/>
       <w:r>
         <w:rPr>
           <w:rFonts w:hint="eastAsia"/>
         </w:rPr>
-        <w:t xml:space="preserve"> | </w:t>
-      </w:r>
-      <w:proofErr w:type="spellStart"/>
-      <w:r>
-        <w:rPr>
-          <w:rFonts w:hint="eastAsia"/>
-        </w:rPr>
-        <w:t>母亲节特辑</w:t>
-      </w:r>
-      <w:proofErr w:type="spellEnd"/>
-      <w:r>
-        <w:rPr>
-          <w:rFonts w:hint="eastAsia"/>
-        </w:rPr>
-        <w:t xml:space="preserve"> | Vince &amp; Jo </w:t>
-      </w:r>
-      <w:proofErr w:type="spellStart"/>
-      <w:r>
-        <w:rPr>
-          <w:rFonts w:hint="eastAsia"/>
-        </w:rPr>
-        <w:t>Vitale</w:t>
-      </w:r>
-      <w:r>
-        <w:rPr>
-          <w:rFonts w:hint="eastAsia"/>
-        </w:rPr>
-        <w:t>，</w:t>
-      </w:r>
-      <w:r>
-        <w:rPr>
-          <w:rFonts w:hint="eastAsia"/>
-        </w:rPr>
-        <w:t>Phil</w:t>
-      </w:r>
-      <w:proofErr w:type="spellEnd"/>
-      <w:r>
-        <w:rPr>
-          <w:rFonts w:hint="eastAsia"/>
-        </w:rPr>
-        <w:t xml:space="preserve"> &amp; Alyssa </w:t>
-      </w:r>
-      <w:proofErr w:type="spellStart"/>
-      <w:r>
-        <w:rPr>
-          <w:rFonts w:hint="eastAsia"/>
-        </w:rPr>
-        <w:t>EuBank</w:t>
-      </w:r>
-      <w:r>
-        <w:rPr>
-          <w:rFonts w:hint="eastAsia"/>
-        </w:rPr>
-        <w:t>（</w:t>
-      </w:r>
-      <w:r>
-        <w:rPr>
-          <w:rFonts w:hint="eastAsia"/>
-        </w:rPr>
-        <w:t>Phil</w:t>
-      </w:r>
-      <w:proofErr w:type="spellEnd"/>
-      <w:r>
-        <w:rPr>
-          <w:rFonts w:hint="eastAsia"/>
-        </w:rPr>
-        <w:t xml:space="preserve"> </w:t>
-      </w:r>
-      <w:proofErr w:type="spellStart"/>
-      <w:r>
-        <w:rPr>
-          <w:rFonts w:hint="eastAsia"/>
-        </w:rPr>
-        <w:t>EuBank</w:t>
-      </w:r>
-      <w:r>
-        <w:rPr>
-          <w:rFonts w:hint="eastAsia"/>
-        </w:rPr>
-        <w:t>，主任牧师</w:t>
-      </w:r>
-      <w:proofErr w:type="spellEnd"/>
-      <w:r>
-        <w:rPr>
-          <w:rFonts w:hint="eastAsia"/>
-        </w:rPr>
-        <w:t>）</w:t>
-      </w:r>
-    </w:p>
-    <w:p>
-      <w:pPr>
-        <w:rPr>
-          <w:rFonts w:hint="eastAsia"/>
-        </w:rPr>
-      </w:pPr>
-    </w:p>
-    <w:p>
-      <w:pPr>
-        <w:rPr>
-          <w:rFonts w:hint="eastAsia"/>
-        </w:rPr>
-      </w:pPr>
-      <w:r>
-        <w:rPr>
-          <w:rFonts w:hint="eastAsia"/>
-        </w:rPr>
-        <w:t>《</w:t>
-      </w:r>
-      <w:proofErr w:type="spellStart"/>
-      <w:r>
-        <w:rPr>
-          <w:rFonts w:hint="eastAsia"/>
-        </w:rPr>
-        <w:t>从未有人告诉我</w:t>
-      </w:r>
-      <w:proofErr w:type="spellEnd"/>
-      <w:r>
-        <w:rPr>
-          <w:rFonts w:hint="eastAsia"/>
-        </w:rPr>
-        <w:t>》（</w:t>
-      </w:r>
-      <w:r>
-        <w:rPr>
-          <w:rFonts w:hint="eastAsia"/>
-        </w:rPr>
-        <w:t xml:space="preserve">No One Ever Told </w:t>
-      </w:r>
-      <w:proofErr w:type="spellStart"/>
-      <w:r>
-        <w:rPr>
-          <w:rFonts w:hint="eastAsia"/>
-        </w:rPr>
-        <w:t>Me</w:t>
-      </w:r>
-      <w:r>
-        <w:rPr>
-          <w:rFonts w:hint="eastAsia"/>
-        </w:rPr>
-        <w:t>）是</w:t>
-      </w:r>
-      <w:proofErr w:type="spellEnd"/>
-      <w:r>
-        <w:rPr>
-          <w:rFonts w:hint="eastAsia"/>
-        </w:rPr>
-        <w:t xml:space="preserve"> Menlo Church </w:t>
-      </w:r>
-      <w:proofErr w:type="spellStart"/>
-      <w:r>
-        <w:rPr>
-          <w:rFonts w:hint="eastAsia"/>
-        </w:rPr>
-        <w:t>制作的一期特别的母亲节信息分享及播客节目。节目以播客的形式呈现，由</w:t>
-      </w:r>
-      <w:proofErr w:type="spellEnd"/>
-      <w:r>
-        <w:rPr>
-          <w:rFonts w:hint="eastAsia"/>
-        </w:rPr>
-        <w:t xml:space="preserve"> Vince &amp; Jo Vitale </w:t>
-      </w:r>
-      <w:r>
-        <w:rPr>
-          <w:rFonts w:hint="eastAsia"/>
-        </w:rPr>
-        <w:t>与</w:t>
-      </w:r>
-      <w:r>
-        <w:rPr>
-          <w:rFonts w:hint="eastAsia"/>
-        </w:rPr>
-        <w:t xml:space="preserve"> Phil &amp; Alyssa EuBank </w:t>
-      </w:r>
-      <w:proofErr w:type="spellStart"/>
-      <w:r>
-        <w:rPr>
-          <w:rFonts w:hint="eastAsia"/>
-        </w:rPr>
-        <w:t>展开了一场坦诚、深入的对话</w:t>
-      </w:r>
-      <w:proofErr w:type="spellEnd"/>
-      <w:r>
-        <w:rPr>
-          <w:rFonts w:hint="eastAsia"/>
-        </w:rPr>
         <w:t>。</w:t>
       </w:r>
-    </w:p>
-    <w:p>
-      <w:pPr>
-        <w:rPr>
-          <w:rFonts w:hint="eastAsia"/>
-        </w:rPr>
-      </w:pPr>
-    </w:p>
-    <w:p>
-      <w:pPr>
-        <w:rPr>
-          <w:rFonts w:hint="eastAsia"/>
-        </w:rPr>
-      </w:pPr>
-      <w:r>
-        <w:rPr>
-          <w:rFonts w:hint="eastAsia"/>
-        </w:rPr>
-        <w:t xml:space="preserve">Vince Vitale </w:t>
-      </w:r>
-      <w:proofErr w:type="spellStart"/>
-      <w:r>
-        <w:rPr>
-          <w:rFonts w:hint="eastAsia"/>
-        </w:rPr>
-        <w:t>博士：牛津大学理学硕士（</w:t>
-      </w:r>
-      <w:r>
-        <w:rPr>
-          <w:rFonts w:hint="eastAsia"/>
-        </w:rPr>
-        <w:t>MS</w:t>
-      </w:r>
-      <w:r>
-        <w:rPr>
-          <w:rFonts w:hint="eastAsia"/>
-        </w:rPr>
-        <w:t>）及哲学博士（</w:t>
-      </w:r>
-      <w:r>
-        <w:rPr>
-          <w:rFonts w:hint="eastAsia"/>
-        </w:rPr>
-        <w:t>DPhil</w:t>
-      </w:r>
-      <w:r>
-        <w:rPr>
-          <w:rFonts w:hint="eastAsia"/>
-        </w:rPr>
-        <w:t>）学位，现任牛津大学及普林斯顿大学教职人员</w:t>
-      </w:r>
-      <w:proofErr w:type="spellEnd"/>
-      <w:r>
-        <w:rPr>
-          <w:rFonts w:hint="eastAsia"/>
-        </w:rPr>
-        <w:t>。</w:t>
-      </w:r>
-    </w:p>
-    <w:p>
-      <w:pPr>
-        <w:rPr>
-          <w:rFonts w:hint="eastAsia"/>
-        </w:rPr>
-      </w:pPr>
-      <w:r>
-        <w:rPr>
-          <w:rFonts w:hint="eastAsia"/>
-        </w:rPr>
-        <w:t xml:space="preserve">Jo Vitale </w:t>
-      </w:r>
-      <w:r>
-        <w:rPr>
-          <w:rFonts w:hint="eastAsia"/>
-        </w:rPr>
-        <w:t>博士：牛津大学旧约圣经研究哲学博士（</w:t>
-      </w:r>
-      <w:r>
-        <w:rPr>
-          <w:rFonts w:hint="eastAsia"/>
-        </w:rPr>
-        <w:t>DPhil</w:t>
-      </w:r>
-      <w:r>
-        <w:rPr>
-          <w:rFonts w:hint="eastAsia"/>
-        </w:rPr>
-        <w:t>）。她的研究重点包括圣经中的女性人物、美的议题，以及如何超越“指责文化”（</w:t>
-      </w:r>
-      <w:r>
-        <w:rPr>
-          <w:rFonts w:hint="eastAsia"/>
-        </w:rPr>
-        <w:t>blame culture</w:t>
-      </w:r>
-      <w:r>
-        <w:rPr>
-          <w:rFonts w:hint="eastAsia"/>
-        </w:rPr>
-        <w:t>）。</w:t>
-      </w:r>
-    </w:p>
-    <w:p>
-      <w:pPr>
-        <w:rPr>
-          <w:rFonts w:hint="eastAsia"/>
-        </w:rPr>
-      </w:pPr>
-    </w:p>
-    <w:p>
-      <w:pPr>
-        <w:rPr>
-          <w:rFonts w:hint="eastAsia"/>
-        </w:rPr>
-      </w:pPr>
-      <w:r>
-        <w:rPr>
-          <w:rFonts w:hint="eastAsia"/>
-        </w:rPr>
-        <w:t xml:space="preserve">Vince </w:t>
-      </w:r>
-      <w:r>
-        <w:rPr>
-          <w:rFonts w:hint="eastAsia"/>
-        </w:rPr>
-        <w:t>与</w:t>
-      </w:r>
-      <w:r>
-        <w:rPr>
-          <w:rFonts w:hint="eastAsia"/>
-        </w:rPr>
-        <w:t xml:space="preserve"> Jo Vitale </w:t>
-      </w:r>
-      <w:proofErr w:type="spellStart"/>
-      <w:r>
-        <w:rPr>
-          <w:rFonts w:hint="eastAsia"/>
-        </w:rPr>
-        <w:t>育有两个年幼的儿子，分别名为</w:t>
-      </w:r>
-      <w:proofErr w:type="spellEnd"/>
-      <w:r>
-        <w:rPr>
-          <w:rFonts w:hint="eastAsia"/>
-        </w:rPr>
-        <w:t xml:space="preserve"> Raphael </w:t>
-      </w:r>
-      <w:r>
-        <w:rPr>
-          <w:rFonts w:hint="eastAsia"/>
-        </w:rPr>
-        <w:t>和</w:t>
-      </w:r>
-      <w:r>
-        <w:rPr>
-          <w:rFonts w:hint="eastAsia"/>
-        </w:rPr>
-        <w:t xml:space="preserve"> Jonathan</w:t>
-      </w:r>
-      <w:r>
-        <w:rPr>
-          <w:rFonts w:hint="eastAsia"/>
-        </w:rPr>
-        <w:t>。</w:t>
-      </w:r>
-    </w:p>
-    <w:p>
-      <w:pPr>
-        <w:rPr>
-          <w:rFonts w:hint="eastAsia"/>
-        </w:rPr>
-      </w:pPr>
-      <w:r>
-        <w:rPr>
-          <w:rFonts w:hint="eastAsia"/>
-        </w:rPr>
-        <w:t xml:space="preserve">Phil </w:t>
-      </w:r>
-      <w:r>
-        <w:rPr>
-          <w:rFonts w:hint="eastAsia"/>
-        </w:rPr>
-        <w:t>与</w:t>
-      </w:r>
-      <w:r>
-        <w:rPr>
-          <w:rFonts w:hint="eastAsia"/>
-        </w:rPr>
-        <w:t xml:space="preserve"> Alyssa EuBank </w:t>
-      </w:r>
-      <w:proofErr w:type="spellStart"/>
-      <w:r>
-        <w:rPr>
-          <w:rFonts w:hint="eastAsia"/>
-        </w:rPr>
-        <w:t>夫妇则育有四个孩子</w:t>
-      </w:r>
-      <w:proofErr w:type="spellEnd"/>
-      <w:r>
-        <w:rPr>
-          <w:rFonts w:hint="eastAsia"/>
-        </w:rPr>
-        <w:t>。</w:t>
-      </w:r>
-    </w:p>
-    <w:p>
-      <w:pPr>
-        <w:rPr>
-          <w:rFonts w:hint="eastAsia"/>
-        </w:rPr>
-      </w:pPr>
-    </w:p>
-    <w:p>
-      <w:pPr>
-        <w:rPr>
-          <w:rFonts w:hint="eastAsia"/>
-        </w:rPr>
-      </w:pPr>
-      <w:r>
-        <w:rPr>
-          <w:rFonts w:hint="eastAsia"/>
-        </w:rPr>
-        <w:t xml:space="preserve">1. </w:t>
-      </w:r>
-      <w:proofErr w:type="spellStart"/>
-      <w:r>
-        <w:rPr>
-          <w:rFonts w:hint="eastAsia"/>
-        </w:rPr>
-        <w:t>Phil</w:t>
-      </w:r>
-      <w:r>
-        <w:rPr>
-          <w:rFonts w:hint="eastAsia"/>
-        </w:rPr>
-        <w:t>：对话始于“信仰”与“生活的智慧</w:t>
-      </w:r>
-      <w:proofErr w:type="spellEnd"/>
-      <w:r>
-        <w:rPr>
-          <w:rFonts w:hint="eastAsia"/>
-        </w:rPr>
-        <w:t>”。</w:t>
-      </w:r>
-    </w:p>
-    <w:p>
-      <w:pPr>
-        <w:rPr>
-          <w:rFonts w:hint="eastAsia"/>
-        </w:rPr>
-      </w:pPr>
-      <w:r>
-        <w:rPr>
-          <w:rFonts w:hint="eastAsia"/>
-        </w:rPr>
-        <w:t xml:space="preserve">Jo </w:t>
-      </w:r>
-      <w:proofErr w:type="spellStart"/>
-      <w:r>
-        <w:rPr>
-          <w:rFonts w:hint="eastAsia"/>
-        </w:rPr>
-        <w:t>是普林斯顿大学的研究员，而</w:t>
-      </w:r>
-      <w:proofErr w:type="spellEnd"/>
-      <w:r>
-        <w:rPr>
-          <w:rFonts w:hint="eastAsia"/>
-        </w:rPr>
-        <w:t xml:space="preserve"> Vince </w:t>
-      </w:r>
-      <w:proofErr w:type="spellStart"/>
-      <w:r>
-        <w:rPr>
-          <w:rFonts w:hint="eastAsia"/>
-        </w:rPr>
-        <w:t>的父亲是一位牧师。两人对上帝有着不同的视角与体会。相比于恐惧，爱是更强大的驱动力</w:t>
-      </w:r>
-      <w:proofErr w:type="spellEnd"/>
-      <w:r>
-        <w:rPr>
-          <w:rFonts w:hint="eastAsia"/>
-        </w:rPr>
-        <w:t>。</w:t>
-      </w:r>
-    </w:p>
-    <w:p>
-      <w:pPr>
-        <w:rPr>
-          <w:rFonts w:hint="eastAsia"/>
-        </w:rPr>
-      </w:pPr>
-      <w:r>
-        <w:rPr>
-          <w:rFonts w:hint="eastAsia"/>
-        </w:rPr>
-        <w:t xml:space="preserve">a. </w:t>
-      </w:r>
-      <w:proofErr w:type="spellStart"/>
-      <w:r>
-        <w:rPr>
-          <w:rFonts w:hint="eastAsia"/>
-        </w:rPr>
-        <w:t>Vince</w:t>
-      </w:r>
-      <w:r>
-        <w:rPr>
-          <w:rFonts w:hint="eastAsia"/>
-        </w:rPr>
-        <w:t>：起初我在普林斯顿大学只专注于神经科学研究和体育运动。后来，我结识了妻子</w:t>
-      </w:r>
-      <w:proofErr w:type="spellEnd"/>
-      <w:r>
-        <w:rPr>
-          <w:rFonts w:hint="eastAsia"/>
-        </w:rPr>
-        <w:t xml:space="preserve"> </w:t>
-      </w:r>
-      <w:proofErr w:type="spellStart"/>
-      <w:r>
-        <w:rPr>
-          <w:rFonts w:hint="eastAsia"/>
-        </w:rPr>
-        <w:t>Jo</w:t>
-      </w:r>
-      <w:r>
-        <w:rPr>
-          <w:rFonts w:hint="eastAsia"/>
-        </w:rPr>
-        <w:t>，并开始真正认识耶稣</w:t>
-      </w:r>
-      <w:proofErr w:type="spellEnd"/>
-      <w:r>
-        <w:rPr>
-          <w:rFonts w:hint="eastAsia"/>
-        </w:rPr>
-        <w:t>。</w:t>
-      </w:r>
-    </w:p>
-    <w:p>
-      <w:pPr>
-        <w:rPr>
-          <w:rFonts w:hint="eastAsia"/>
-        </w:rPr>
-      </w:pPr>
-      <w:r>
-        <w:rPr>
-          <w:rFonts w:hint="eastAsia"/>
-        </w:rPr>
-        <w:t xml:space="preserve">b. </w:t>
-      </w:r>
-      <w:proofErr w:type="spellStart"/>
-      <w:r>
-        <w:rPr>
-          <w:rFonts w:hint="eastAsia"/>
-        </w:rPr>
-        <w:t>Jo</w:t>
-      </w:r>
-      <w:r>
-        <w:rPr>
-          <w:rFonts w:hint="eastAsia"/>
-        </w:rPr>
-        <w:t>：我的父母都是牧师。</w:t>
-      </w:r>
-      <w:r>
-        <w:rPr>
-          <w:rFonts w:hint="eastAsia"/>
-        </w:rPr>
-        <w:t>Jo</w:t>
-      </w:r>
-      <w:r>
-        <w:rPr>
-          <w:rFonts w:hint="eastAsia"/>
-        </w:rPr>
-        <w:t>（指她自己）与我（指</w:t>
-      </w:r>
-      <w:proofErr w:type="spellEnd"/>
-      <w:r>
-        <w:rPr>
-          <w:rFonts w:hint="eastAsia"/>
-        </w:rPr>
-        <w:t xml:space="preserve"> </w:t>
-      </w:r>
-      <w:proofErr w:type="spellStart"/>
-      <w:r>
-        <w:rPr>
-          <w:rFonts w:hint="eastAsia"/>
-        </w:rPr>
-        <w:t>Vince</w:t>
-      </w:r>
-      <w:r>
-        <w:rPr>
-          <w:rFonts w:hint="eastAsia"/>
-        </w:rPr>
-        <w:t>）一同研读圣经，并分享彼此的生命经历</w:t>
-      </w:r>
-      <w:proofErr w:type="spellEnd"/>
-      <w:r>
-        <w:rPr>
-          <w:rFonts w:hint="eastAsia"/>
-        </w:rPr>
-        <w:t>。</w:t>
-      </w:r>
-    </w:p>
-    <w:p>
-      <w:pPr>
-        <w:rPr>
-          <w:rFonts w:hint="eastAsia"/>
-        </w:rPr>
-      </w:pPr>
-      <w:r>
-        <w:rPr>
-          <w:rFonts w:hint="eastAsia"/>
-        </w:rPr>
-        <w:t xml:space="preserve">2. </w:t>
-      </w:r>
-      <w:proofErr w:type="spellStart"/>
-      <w:r>
-        <w:rPr>
-          <w:rFonts w:hint="eastAsia"/>
-        </w:rPr>
-        <w:t>Phil</w:t>
-      </w:r>
-      <w:r>
-        <w:rPr>
-          <w:rFonts w:hint="eastAsia"/>
-        </w:rPr>
-        <w:t>：关于“居所”与“工作</w:t>
-      </w:r>
-      <w:proofErr w:type="spellEnd"/>
-      <w:r>
-        <w:rPr>
-          <w:rFonts w:hint="eastAsia"/>
-        </w:rPr>
-        <w:t>”。</w:t>
-      </w:r>
-    </w:p>
-    <w:p>
-      <w:pPr>
-        <w:rPr>
-          <w:rFonts w:hint="eastAsia"/>
-        </w:rPr>
-      </w:pPr>
-      <w:r>
-        <w:rPr>
-          <w:rFonts w:hint="eastAsia"/>
-        </w:rPr>
-        <w:t>a. Vince</w:t>
-      </w:r>
-      <w:r>
-        <w:rPr>
-          <w:rFonts w:hint="eastAsia"/>
-        </w:rPr>
-        <w:t>：我的研究领域是神经科学。这一领域竞争激烈，这对我们的灵魂构成了极大的挑战与危险。相比于恐惧，爱与信任才是更强大的驱动力。</w:t>
-      </w:r>
-    </w:p>
-    <w:p>
-      <w:pPr>
-        <w:rPr>
-          <w:rFonts w:hint="eastAsia"/>
-        </w:rPr>
-      </w:pPr>
-      <w:r>
-        <w:rPr>
-          <w:rFonts w:hint="eastAsia"/>
-        </w:rPr>
-        <w:t>b. Alyssa</w:t>
-      </w:r>
-      <w:r>
-        <w:rPr>
-          <w:rFonts w:hint="eastAsia"/>
-        </w:rPr>
-        <w:t>：我们搬到了湾区定居。在过去的</w:t>
-      </w:r>
-      <w:r>
-        <w:rPr>
-          <w:rFonts w:hint="eastAsia"/>
-        </w:rPr>
-        <w:t>16</w:t>
-      </w:r>
-      <w:r>
-        <w:rPr>
-          <w:rFonts w:hint="eastAsia"/>
-        </w:rPr>
-        <w:t>年里，我一直全职在家抚养四个孩子。这里的人们在事业上都取得了巨大的成功。与这些成功人士相比，我觉得自己似乎“一事无成”；但我转而将目光投向了社区中的人际联结与关系。</w:t>
-      </w:r>
-    </w:p>
-    <w:p>
-      <w:pPr>
-        <w:rPr>
-          <w:rFonts w:hint="eastAsia"/>
-        </w:rPr>
-      </w:pPr>
-      <w:r>
-        <w:rPr>
-          <w:rFonts w:hint="eastAsia"/>
-        </w:rPr>
-        <w:t xml:space="preserve">3. </w:t>
-      </w:r>
-      <w:proofErr w:type="spellStart"/>
-      <w:r>
-        <w:rPr>
-          <w:rFonts w:hint="eastAsia"/>
-        </w:rPr>
-        <w:t>Phil</w:t>
-      </w:r>
-      <w:r>
-        <w:rPr>
-          <w:rFonts w:hint="eastAsia"/>
-        </w:rPr>
-        <w:t>：关于“智慧”与“知识</w:t>
-      </w:r>
-      <w:proofErr w:type="spellEnd"/>
-      <w:r>
-        <w:rPr>
-          <w:rFonts w:hint="eastAsia"/>
-        </w:rPr>
-        <w:t>”。</w:t>
-      </w:r>
-    </w:p>
-    <w:p>
-      <w:pPr>
-        <w:rPr>
-          <w:rFonts w:hint="eastAsia"/>
-        </w:rPr>
-      </w:pPr>
-      <w:r>
-        <w:rPr>
-          <w:rFonts w:hint="eastAsia"/>
-        </w:rPr>
-        <w:t>a. Jo</w:t>
-      </w:r>
-      <w:r>
-        <w:rPr>
-          <w:rFonts w:hint="eastAsia"/>
-        </w:rPr>
-        <w:t>：人工智能（</w:t>
-      </w:r>
-      <w:r>
-        <w:rPr>
-          <w:rFonts w:hint="eastAsia"/>
-        </w:rPr>
-        <w:t>AI</w:t>
-      </w:r>
-      <w:r>
-        <w:rPr>
-          <w:rFonts w:hint="eastAsia"/>
-        </w:rPr>
-        <w:t>）正在开启一种全新的生活方式。我们应当积极拥抱人工智能所带来的知识与技术，将其作为一种媒介，结合确凿的证据与耶稣的教导，去影响和触动人心。</w:t>
-      </w:r>
-      <w:r>
-        <w:rPr>
-          <w:rFonts w:hint="eastAsia"/>
-        </w:rPr>
-        <w:t xml:space="preserve"> b. </w:t>
-      </w:r>
-      <w:proofErr w:type="spellStart"/>
-      <w:r>
-        <w:rPr>
-          <w:rFonts w:hint="eastAsia"/>
-        </w:rPr>
-        <w:t>Alyssa</w:t>
-      </w:r>
-      <w:r>
-        <w:rPr>
-          <w:rFonts w:hint="eastAsia"/>
-        </w:rPr>
-        <w:t>：互联网上有海量的资源，但我限制了孩子们对这些资源的接触</w:t>
-      </w:r>
-      <w:proofErr w:type="spellEnd"/>
-      <w:r>
-        <w:rPr>
-          <w:rFonts w:hint="eastAsia"/>
-        </w:rPr>
-        <w:t>。</w:t>
-      </w:r>
-    </w:p>
-    <w:p>
-      <w:pPr>
-        <w:rPr>
-          <w:rFonts w:hint="eastAsia"/>
-        </w:rPr>
-      </w:pPr>
-      <w:r>
-        <w:rPr>
-          <w:rFonts w:hint="eastAsia"/>
-        </w:rPr>
-        <w:t xml:space="preserve">4. </w:t>
-      </w:r>
-      <w:proofErr w:type="spellStart"/>
-      <w:r>
-        <w:rPr>
-          <w:rFonts w:hint="eastAsia"/>
-        </w:rPr>
-        <w:t>Phil</w:t>
-      </w:r>
-      <w:r>
-        <w:rPr>
-          <w:rFonts w:hint="eastAsia"/>
-        </w:rPr>
-        <w:t>：如何经营婚姻</w:t>
-      </w:r>
-      <w:proofErr w:type="spellEnd"/>
-    </w:p>
-    <w:p>
-      <w:pPr>
-        <w:rPr>
-          <w:rFonts w:hint="eastAsia"/>
-        </w:rPr>
-      </w:pPr>
-      <w:r>
-        <w:rPr>
-          <w:rFonts w:hint="eastAsia"/>
-        </w:rPr>
-        <w:t xml:space="preserve">a. </w:t>
-      </w:r>
-      <w:proofErr w:type="spellStart"/>
-      <w:r>
-        <w:rPr>
-          <w:rFonts w:hint="eastAsia"/>
-        </w:rPr>
-        <w:t>Vince</w:t>
-      </w:r>
-      <w:r>
-        <w:rPr>
-          <w:rFonts w:hint="eastAsia"/>
-        </w:rPr>
-        <w:t>：上帝是如何看待你的？我感觉自己每个月都在变得更好。上帝赐予我们的是无条件的爱</w:t>
-      </w:r>
-      <w:proofErr w:type="spellEnd"/>
-      <w:r>
-        <w:rPr>
-          <w:rFonts w:hint="eastAsia"/>
-        </w:rPr>
-        <w:t>。</w:t>
-      </w:r>
-    </w:p>
-    <w:p>
-      <w:pPr>
-        <w:rPr>
-          <w:rFonts w:hint="eastAsia"/>
-        </w:rPr>
-      </w:pPr>
-      <w:r>
-        <w:rPr>
-          <w:rFonts w:hint="eastAsia"/>
-        </w:rPr>
-        <w:t xml:space="preserve">b. </w:t>
-      </w:r>
-      <w:proofErr w:type="spellStart"/>
-      <w:r>
-        <w:rPr>
-          <w:rFonts w:hint="eastAsia"/>
-        </w:rPr>
-        <w:t>Jo</w:t>
-      </w:r>
-      <w:r>
-        <w:rPr>
-          <w:rFonts w:hint="eastAsia"/>
-        </w:rPr>
-        <w:t>：我们在彼此相处中，既亲身经历着上帝的爱，也相互分享着这份爱</w:t>
-      </w:r>
-      <w:proofErr w:type="spellEnd"/>
-      <w:r>
-        <w:rPr>
-          <w:rFonts w:hint="eastAsia"/>
-        </w:rPr>
-        <w:t>。</w:t>
-      </w:r>
-    </w:p>
-    <w:p>
-      <w:pPr>
-        <w:rPr>
-          <w:rFonts w:hint="eastAsia"/>
-        </w:rPr>
-      </w:pPr>
-      <w:r>
-        <w:rPr>
-          <w:rFonts w:hint="eastAsia"/>
-        </w:rPr>
-        <w:t xml:space="preserve">5. </w:t>
-      </w:r>
-      <w:proofErr w:type="spellStart"/>
-      <w:r>
-        <w:rPr>
-          <w:rFonts w:hint="eastAsia"/>
-        </w:rPr>
-        <w:t>Phil</w:t>
-      </w:r>
-      <w:r>
-        <w:rPr>
-          <w:rFonts w:hint="eastAsia"/>
-        </w:rPr>
-        <w:t>：日常生活中的实践</w:t>
-      </w:r>
-      <w:proofErr w:type="spellEnd"/>
-    </w:p>
-    <w:p>
-      <w:pPr>
-        <w:rPr>
-          <w:rFonts w:hint="eastAsia"/>
-        </w:rPr>
-      </w:pPr>
-      <w:r>
-        <w:rPr>
-          <w:rFonts w:hint="eastAsia"/>
-        </w:rPr>
-        <w:t xml:space="preserve">a. </w:t>
-      </w:r>
-      <w:proofErr w:type="spellStart"/>
-      <w:r>
-        <w:rPr>
-          <w:rFonts w:hint="eastAsia"/>
-        </w:rPr>
-        <w:t>Vince</w:t>
-      </w:r>
-      <w:r>
-        <w:rPr>
-          <w:rFonts w:hint="eastAsia"/>
-        </w:rPr>
-        <w:t>：每当我心中存有深奥的疑问时，我都会向上帝寻求指引，询问我该如何行事</w:t>
-      </w:r>
-      <w:proofErr w:type="spellEnd"/>
-      <w:r>
-        <w:rPr>
-          <w:rFonts w:hint="eastAsia"/>
-        </w:rPr>
-        <w:t>。</w:t>
-      </w:r>
-    </w:p>
-    <w:p>
-      <w:pPr>
-        <w:rPr>
-          <w:rFonts w:hint="eastAsia"/>
-        </w:rPr>
-      </w:pPr>
-      <w:r>
-        <w:rPr>
-          <w:rFonts w:hint="eastAsia"/>
-        </w:rPr>
-        <w:t xml:space="preserve">b. </w:t>
-      </w:r>
-      <w:proofErr w:type="spellStart"/>
-      <w:r>
-        <w:rPr>
-          <w:rFonts w:hint="eastAsia"/>
-        </w:rPr>
-        <w:t>Jo</w:t>
-      </w:r>
-      <w:r>
-        <w:rPr>
-          <w:rFonts w:hint="eastAsia"/>
-        </w:rPr>
-        <w:t>：我与上帝之间有着一种贯穿日常生活的深度对话</w:t>
-      </w:r>
-      <w:proofErr w:type="spellEnd"/>
-      <w:r>
-        <w:rPr>
-          <w:rFonts w:hint="eastAsia"/>
-        </w:rPr>
-        <w:t>。</w:t>
-      </w:r>
-    </w:p>
-    <w:p>
-      <w:pPr>
-        <w:rPr>
-          <w:rFonts w:hint="eastAsia"/>
-        </w:rPr>
-      </w:pPr>
-      <w:r>
-        <w:rPr>
-          <w:rFonts w:hint="eastAsia"/>
-        </w:rPr>
-        <w:lastRenderedPageBreak/>
-        <w:t xml:space="preserve">c. </w:t>
-      </w:r>
-      <w:proofErr w:type="spellStart"/>
-      <w:r>
-        <w:rPr>
-          <w:rFonts w:hint="eastAsia"/>
-        </w:rPr>
-        <w:t>Alyssa</w:t>
-      </w:r>
-      <w:r>
-        <w:rPr>
-          <w:rFonts w:hint="eastAsia"/>
-        </w:rPr>
-        <w:t>：当你身陷困境时，你终将能够安然度过</w:t>
-      </w:r>
-      <w:proofErr w:type="spellEnd"/>
-      <w:r>
-        <w:rPr>
-          <w:rFonts w:hint="eastAsia"/>
-        </w:rPr>
-        <w:t>。</w:t>
-      </w:r>
-    </w:p>
-    <w:p>
-      <w:pPr>
-        <w:rPr>
-          <w:rFonts w:hint="eastAsia"/>
-        </w:rPr>
-      </w:pPr>
-      <w:r>
-        <w:rPr>
-          <w:rFonts w:hint="eastAsia"/>
-        </w:rPr>
-        <w:t xml:space="preserve">6. </w:t>
-      </w:r>
-      <w:proofErr w:type="spellStart"/>
-      <w:r>
-        <w:rPr>
-          <w:rFonts w:hint="eastAsia"/>
-        </w:rPr>
-        <w:t>Phil</w:t>
-      </w:r>
-      <w:r>
-        <w:rPr>
-          <w:rFonts w:hint="eastAsia"/>
-        </w:rPr>
-        <w:t>：当你心中怀有对永恒的信念时，你将如何去面对并穿越那些艰难险阻</w:t>
-      </w:r>
-      <w:proofErr w:type="spellEnd"/>
-      <w:r>
-        <w:rPr>
-          <w:rFonts w:hint="eastAsia"/>
-        </w:rPr>
-        <w:t>？</w:t>
-      </w:r>
-    </w:p>
-    <w:p>
-      <w:pPr>
-        <w:rPr>
-          <w:rFonts w:hint="eastAsia"/>
-        </w:rPr>
-      </w:pPr>
-      <w:proofErr w:type="spellStart"/>
-      <w:r>
-        <w:rPr>
-          <w:rFonts w:hint="eastAsia"/>
-        </w:rPr>
-        <w:t>Vince</w:t>
-      </w:r>
-      <w:r>
-        <w:rPr>
-          <w:rFonts w:hint="eastAsia"/>
-        </w:rPr>
-        <w:t>：我曾接受过手术，切除了半侧甲状腺；在那段艰难的时期里，我向上帝祈求指引，寻求祂为我预备的行动方案</w:t>
-      </w:r>
-      <w:proofErr w:type="spellEnd"/>
-      <w:r>
-        <w:rPr>
-          <w:rFonts w:hint="eastAsia"/>
-        </w:rPr>
-        <w:t>。</w:t>
-      </w:r>
-    </w:p>
-    <w:p>
-      <w:r>
-        <w:rPr>
-          <w:rFonts w:hint="eastAsia"/>
-        </w:rPr>
-        <w:t xml:space="preserve">7. </w:t>
-      </w:r>
-      <w:proofErr w:type="spellStart"/>
-      <w:r>
-        <w:rPr>
-          <w:rFonts w:hint="eastAsia"/>
-        </w:rPr>
-        <w:t>Phil</w:t>
-      </w:r>
-      <w:r>
-        <w:rPr>
-          <w:rFonts w:hint="eastAsia"/>
-        </w:rPr>
-        <w:t>：让我们一同祷告，祈求上帝医治</w:t>
-      </w:r>
-      <w:r>
-        <w:rPr>
-          <w:rFonts w:hint="eastAsia"/>
-        </w:rPr>
-        <w:t>Vince</w:t>
-      </w:r>
-      <w:r>
-        <w:rPr>
-          <w:rFonts w:hint="eastAsia"/>
-        </w:rPr>
-        <w:t>，并赐予</w:t>
-      </w:r>
-      <w:r>
-        <w:rPr>
-          <w:rFonts w:hint="eastAsia"/>
-        </w:rPr>
-        <w:t>Jo</w:t>
-      </w:r>
-      <w:r>
-        <w:rPr>
-          <w:rFonts w:hint="eastAsia"/>
-        </w:rPr>
-        <w:t>智慧，引导她前行</w:t>
-      </w:r>
-      <w:proofErr w:type="spellEnd"/>
     </w:p>
     <w:p/>
     <w:p/>
@@ -3033,11 +2989,6 @@
       </w:r>
     </w:p>
     <w:p>
-      <w:pPr>
-        <w:rPr>
-          <w:rFonts w:hint="eastAsia"/>
-        </w:rPr>
-      </w:pPr>
       <w:r>
         <w:rPr>
           <w:rFonts w:hint="eastAsia"/>
@@ -3124,11 +3075,6 @@
       </w:r>
     </w:p>
     <w:p>
-      <w:pPr>
-        <w:rPr>
-          <w:rFonts w:hint="eastAsia"/>
-        </w:rPr>
-      </w:pPr>
       <w:r>
         <w:rPr>
           <w:rFonts w:hint="eastAsia"/>
@@ -3137,11 +3083,6 @@
       </w:r>
     </w:p>
     <w:p>
-      <w:pPr>
-        <w:rPr>
-          <w:rFonts w:hint="eastAsia"/>
-        </w:rPr>
-      </w:pPr>
       <w:r>
         <w:rPr>
           <w:rFonts w:hint="eastAsia"/>
@@ -3253,19 +3194,8 @@
         <w:t>）</w:t>
       </w:r>
     </w:p>
-    <w:p>
-      <w:pPr>
-        <w:rPr>
-          <w:rFonts w:hint="eastAsia"/>
-        </w:rPr>
-      </w:pPr>
-    </w:p>
-    <w:p>
-      <w:pPr>
-        <w:rPr>
-          <w:rFonts w:hint="eastAsia"/>
-        </w:rPr>
-      </w:pPr>
+    <w:p/>
+    <w:p>
       <w:r>
         <w:rPr>
           <w:rFonts w:hint="eastAsia"/>
@@ -3309,19 +3239,8 @@
         <w:t>ユーバンク夫妻による、ポッドキャスト形式の率直な会話が繰り広げられます。</w:t>
       </w:r>
     </w:p>
-    <w:p>
-      <w:pPr>
-        <w:rPr>
-          <w:rFonts w:hint="eastAsia"/>
-        </w:rPr>
-      </w:pPr>
-    </w:p>
-    <w:p>
-      <w:pPr>
-        <w:rPr>
-          <w:rFonts w:hint="eastAsia"/>
-        </w:rPr>
-      </w:pPr>
+    <w:p/>
+    <w:p>
       <w:r>
         <w:rPr>
           <w:rFonts w:hint="eastAsia"/>
@@ -3366,11 +3285,6 @@
       </w:r>
     </w:p>
     <w:p>
-      <w:pPr>
-        <w:rPr>
-          <w:rFonts w:hint="eastAsia"/>
-        </w:rPr>
-      </w:pPr>
       <w:r>
         <w:rPr>
           <w:rFonts w:hint="eastAsia"/>
@@ -3399,13 +3313,27 @@
         <w:rPr>
           <w:rFonts w:hint="eastAsia"/>
         </w:rPr>
-        <w:t>）を取得。聖書の女性たち、美、そして「非難の文化（</w:t>
-      </w:r>
-      <w:r>
-        <w:rPr>
-          <w:rFonts w:hint="eastAsia"/>
-        </w:rPr>
-        <w:t>blame culture</w:t>
+        <w:t>）</w:t>
+      </w:r>
+      <w:proofErr w:type="spellStart"/>
+      <w:r>
+        <w:rPr>
+          <w:rFonts w:hint="eastAsia"/>
+        </w:rPr>
+        <w:t>を取得。聖書の女性たち、美、そして「非難の文化（</w:t>
+      </w:r>
+      <w:r>
+        <w:rPr>
+          <w:rFonts w:hint="eastAsia"/>
+        </w:rPr>
+        <w:t>blame</w:t>
+      </w:r>
+      <w:proofErr w:type="spellEnd"/>
+      <w:r>
+        <w:rPr>
+          <w:rFonts w:hint="eastAsia"/>
+        </w:rPr>
+        <w:t xml:space="preserve"> culture</w:t>
       </w:r>
       <w:r>
         <w:rPr>
@@ -3428,19 +3356,8 @@
         <w:t>。</w:t>
       </w:r>
     </w:p>
-    <w:p>
-      <w:pPr>
-        <w:rPr>
-          <w:rFonts w:hint="eastAsia"/>
-        </w:rPr>
-      </w:pPr>
-    </w:p>
-    <w:p>
-      <w:pPr>
-        <w:rPr>
-          <w:rFonts w:hint="eastAsia"/>
-        </w:rPr>
-      </w:pPr>
+    <w:p/>
+    <w:p>
       <w:proofErr w:type="spellStart"/>
       <w:r>
         <w:rPr>
@@ -3477,11 +3394,6 @@
       </w:r>
     </w:p>
     <w:p>
-      <w:pPr>
-        <w:rPr>
-          <w:rFonts w:hint="eastAsia"/>
-        </w:rPr>
-      </w:pPr>
       <w:r>
         <w:rPr>
           <w:rFonts w:hint="eastAsia"/>
@@ -3513,19 +3425,8 @@
         <w:t>人の子供がいる。</w:t>
       </w:r>
     </w:p>
-    <w:p>
-      <w:pPr>
-        <w:rPr>
-          <w:rFonts w:hint="eastAsia"/>
-        </w:rPr>
-      </w:pPr>
-    </w:p>
-    <w:p>
-      <w:pPr>
-        <w:rPr>
-          <w:rFonts w:hint="eastAsia"/>
-        </w:rPr>
-      </w:pPr>
+    <w:p/>
+    <w:p>
       <w:r>
         <w:rPr>
           <w:rFonts w:hint="eastAsia"/>
@@ -3548,11 +3449,6 @@
       </w:r>
     </w:p>
     <w:p>
-      <w:pPr>
-        <w:rPr>
-          <w:rFonts w:hint="eastAsia"/>
-        </w:rPr>
-      </w:pPr>
       <w:r>
         <w:rPr>
           <w:rFonts w:hint="eastAsia"/>
@@ -3561,11 +3457,6 @@
       </w:r>
     </w:p>
     <w:p>
-      <w:pPr>
-        <w:rPr>
-          <w:rFonts w:hint="eastAsia"/>
-        </w:rPr>
-      </w:pPr>
       <w:r>
         <w:rPr>
           <w:rFonts w:hint="eastAsia"/>
@@ -3592,11 +3483,6 @@
       </w:r>
     </w:p>
     <w:p>
-      <w:pPr>
-        <w:rPr>
-          <w:rFonts w:hint="eastAsia"/>
-        </w:rPr>
-      </w:pPr>
       <w:r>
         <w:rPr>
           <w:rFonts w:hint="eastAsia"/>
@@ -3633,11 +3519,6 @@
       </w:r>
     </w:p>
     <w:p>
-      <w:pPr>
-        <w:rPr>
-          <w:rFonts w:hint="eastAsia"/>
-        </w:rPr>
-      </w:pPr>
       <w:r>
         <w:rPr>
           <w:rFonts w:hint="eastAsia"/>
@@ -3688,11 +3569,6 @@
       </w:r>
     </w:p>
     <w:p>
-      <w:pPr>
-        <w:rPr>
-          <w:rFonts w:hint="eastAsia"/>
-        </w:rPr>
-      </w:pPr>
       <w:r>
         <w:rPr>
           <w:rFonts w:hint="eastAsia"/>
@@ -3707,11 +3583,6 @@
       </w:r>
     </w:p>
     <w:p>
-      <w:pPr>
-        <w:rPr>
-          <w:rFonts w:hint="eastAsia"/>
-        </w:rPr>
-      </w:pPr>
       <w:r>
         <w:rPr>
           <w:rFonts w:hint="eastAsia"/>
@@ -3750,15 +3621,11 @@
       </w:r>
     </w:p>
     <w:p>
-      <w:pPr>
-        <w:rPr>
-          <w:rFonts w:hint="eastAsia"/>
-        </w:rPr>
-      </w:pPr>
-      <w:r>
-        <w:rPr>
-          <w:rFonts w:hint="eastAsia"/>
-        </w:rPr>
+      <w:r>
+        <w:rPr>
+          <w:rFonts w:hint="eastAsia"/>
+        </w:rPr>
+        <w:lastRenderedPageBreak/>
         <w:t xml:space="preserve">3. </w:t>
       </w:r>
       <w:proofErr w:type="spellStart"/>
@@ -3791,16 +3658,10 @@
       </w:r>
     </w:p>
     <w:p>
-      <w:pPr>
-        <w:rPr>
-          <w:rFonts w:hint="eastAsia"/>
-        </w:rPr>
-      </w:pPr>
-      <w:r>
-        <w:rPr>
-          <w:rFonts w:hint="eastAsia"/>
-        </w:rPr>
-        <w:lastRenderedPageBreak/>
+      <w:r>
+        <w:rPr>
+          <w:rFonts w:hint="eastAsia"/>
+        </w:rPr>
         <w:t xml:space="preserve">a. </w:t>
       </w:r>
       <w:r>
@@ -3859,11 +3720,6 @@
       </w:r>
     </w:p>
     <w:p>
-      <w:pPr>
-        <w:rPr>
-          <w:rFonts w:hint="eastAsia"/>
-        </w:rPr>
-      </w:pPr>
       <w:r>
         <w:rPr>
           <w:rFonts w:hint="eastAsia"/>
@@ -3886,11 +3742,6 @@
       <w:proofErr w:type="spellEnd"/>
     </w:p>
     <w:p>
-      <w:pPr>
-        <w:rPr>
-          <w:rFonts w:hint="eastAsia"/>
-        </w:rPr>
-      </w:pPr>
       <w:r>
         <w:rPr>
           <w:rFonts w:hint="eastAsia"/>
@@ -3905,11 +3756,6 @@
       </w:r>
     </w:p>
     <w:p>
-      <w:pPr>
-        <w:rPr>
-          <w:rFonts w:hint="eastAsia"/>
-        </w:rPr>
-      </w:pPr>
       <w:r>
         <w:rPr>
           <w:rFonts w:hint="eastAsia"/>
@@ -3938,11 +3784,6 @@
       </w:r>
     </w:p>
     <w:p>
-      <w:pPr>
-        <w:rPr>
-          <w:rFonts w:hint="eastAsia"/>
-        </w:rPr>
-      </w:pPr>
       <w:r>
         <w:rPr>
           <w:rFonts w:hint="eastAsia"/>
@@ -3965,11 +3806,6 @@
       <w:proofErr w:type="spellEnd"/>
     </w:p>
     <w:p>
-      <w:pPr>
-        <w:rPr>
-          <w:rFonts w:hint="eastAsia"/>
-        </w:rPr>
-      </w:pPr>
       <w:r>
         <w:rPr>
           <w:rFonts w:hint="eastAsia"/>
@@ -3998,11 +3834,6 @@
       </w:r>
     </w:p>
     <w:p>
-      <w:pPr>
-        <w:rPr>
-          <w:rFonts w:hint="eastAsia"/>
-        </w:rPr>
-      </w:pPr>
       <w:r>
         <w:rPr>
           <w:rFonts w:hint="eastAsia"/>
@@ -4031,11 +3862,6 @@
       </w:r>
     </w:p>
     <w:p>
-      <w:pPr>
-        <w:rPr>
-          <w:rFonts w:hint="eastAsia"/>
-        </w:rPr>
-      </w:pPr>
       <w:r>
         <w:rPr>
           <w:rFonts w:hint="eastAsia"/>
@@ -4064,11 +3890,6 @@
       </w:r>
     </w:p>
     <w:p>
-      <w:pPr>
-        <w:rPr>
-          <w:rFonts w:hint="eastAsia"/>
-        </w:rPr>
-      </w:pPr>
       <w:r>
         <w:rPr>
           <w:rFonts w:hint="eastAsia"/>
@@ -4097,11 +3918,6 @@
       </w:r>
     </w:p>
     <w:p>
-      <w:pPr>
-        <w:rPr>
-          <w:rFonts w:hint="eastAsia"/>
-        </w:rPr>
-      </w:pPr>
       <w:r>
         <w:rPr>
           <w:rFonts w:hint="eastAsia"/>
@@ -4129,19 +3945,11 @@
         </w:rPr>
         <w:t>Phil</w:t>
       </w:r>
-      <w:proofErr w:type="spellEnd"/>
-      <w:r>
-        <w:rPr>
-          <w:rFonts w:hint="eastAsia"/>
-        </w:rPr>
-        <w:t>：</w:t>
-      </w:r>
-      <w:proofErr w:type="spellStart"/>
-      <w:r>
-        <w:rPr>
-          <w:rFonts w:hint="eastAsia"/>
-        </w:rPr>
-        <w:t>私たちは、神様が</w:t>
+      <w:r>
+        <w:rPr>
+          <w:rFonts w:hint="eastAsia"/>
+        </w:rPr>
+        <w:t>：私たちは、神様が</w:t>
       </w:r>
       <w:r>
         <w:rPr>

--- a/Church/2026/2026_0516_MenloChurch.docx
+++ b/Church/2026/2026_0516_MenloChurch.docx
@@ -1398,36 +1398,86 @@
       </w:r>
     </w:p>
     <w:p/>
+    <w:p>
+      <w:r>
+        <w:t>54:</w:t>
+      </w:r>
+      <w:r>
+        <w:t>3</w:t>
+      </w:r>
+      <w:r>
+        <w:t>0/1:15:12</w:t>
+      </w:r>
+    </w:p>
+    <w:p>
+      <w:r>
+        <w:t xml:space="preserve">Phill: When you have Eternity inside you, </w:t>
+      </w:r>
+      <w:r>
+        <w:t xml:space="preserve">how </w:t>
+      </w:r>
+      <w:r>
+        <w:t xml:space="preserve">will </w:t>
+      </w:r>
+      <w:r>
+        <w:t xml:space="preserve">you </w:t>
+      </w:r>
+      <w:r>
+        <w:t>go through the difficulty</w:t>
+      </w:r>
+      <w:r>
+        <w:t>?</w:t>
+      </w:r>
+    </w:p>
     <w:p/>
     <w:p>
       <w:r>
-        <w:t>54:</w:t>
-      </w:r>
-      <w:r>
-        <w:t>1</w:t>
-      </w:r>
-      <w:r>
-        <w:t>0/1:15:12</w:t>
-      </w:r>
-    </w:p>
-    <w:p>
-      <w:r>
-        <w:t xml:space="preserve">Phill: When you have Eternity inside you, </w:t>
-      </w:r>
-      <w:r>
-        <w:t xml:space="preserve">how </w:t>
-      </w:r>
-      <w:r>
-        <w:t xml:space="preserve">will </w:t>
-      </w:r>
-      <w:r>
-        <w:t xml:space="preserve">you </w:t>
-      </w:r>
-      <w:r>
-        <w:t>go through the difficulty</w:t>
-      </w:r>
-      <w:r>
-        <w:t>?</w:t>
+        <w:lastRenderedPageBreak/>
+        <w:t>55:10/1:15:12</w:t>
+      </w:r>
+    </w:p>
+    <w:p>
+      <w:r>
+        <w:t>Vince</w:t>
+      </w:r>
+      <w:r>
+        <w:t xml:space="preserve">: </w:t>
+      </w:r>
+      <w:r>
+        <w:t>Jo</w:t>
+      </w:r>
+      <w:r>
+        <w:t xml:space="preserve"> ha</w:t>
+      </w:r>
+      <w:r>
+        <w:t>s thyroid biopsy result 50% of cancer.</w:t>
+      </w:r>
+      <w:r>
+        <w:t xml:space="preserve"> </w:t>
+      </w:r>
+      <w:r>
+        <w:t xml:space="preserve">She has </w:t>
+      </w:r>
+      <w:r>
+        <w:t>surgery and remove</w:t>
+      </w:r>
+      <w:r>
+        <w:t>d</w:t>
+      </w:r>
+      <w:r>
+        <w:t xml:space="preserve"> half of</w:t>
+      </w:r>
+      <w:r>
+        <w:t xml:space="preserve"> Thyroid</w:t>
+      </w:r>
+      <w:r>
+        <w:t xml:space="preserve"> organ and pass the difficult time</w:t>
+      </w:r>
+      <w:r>
+        <w:t>.</w:t>
+      </w:r>
+      <w:r>
+        <w:t xml:space="preserve"> We go through with Eternity plan of God.</w:t>
       </w:r>
     </w:p>
     <w:p/>
@@ -1438,30 +1488,19 @@
     </w:p>
     <w:p>
       <w:r>
-        <w:t>Vince</w:t>
-      </w:r>
-      <w:r>
-        <w:t>: I have surgery and remove half of</w:t>
-      </w:r>
-      <w:r>
-        <w:t xml:space="preserve"> Thyroid</w:t>
-      </w:r>
-      <w:r>
-        <w:t xml:space="preserve"> organ and pass the difficult time</w:t>
-      </w:r>
-      <w:r>
-        <w:t xml:space="preserve"> and have action plan.</w:t>
-      </w:r>
-    </w:p>
-    <w:p/>
-    <w:p>
-      <w:r>
-        <w:t>55:10/1:15:12</w:t>
-      </w:r>
-    </w:p>
-    <w:p>
-      <w:r>
-        <w:t>7. Phil: We pray for God’s heal Vince and walk Joe with wisdom.</w:t>
+        <w:t xml:space="preserve">7. Phil: We pray for God’s heal </w:t>
+      </w:r>
+      <w:r>
+        <w:t xml:space="preserve">Joe </w:t>
+      </w:r>
+      <w:r>
+        <w:t xml:space="preserve">and walk </w:t>
+      </w:r>
+      <w:r>
+        <w:t xml:space="preserve">Vince </w:t>
+      </w:r>
+      <w:r>
+        <w:t>with wisdom.</w:t>
       </w:r>
     </w:p>
     <w:p>
@@ -1717,66 +1756,821 @@
     <w:p>
       <w:r>
         <w:lastRenderedPageBreak/>
-        <w:t>Vince: I have surgery and remove half of Thyroid organ and pass the difficult time and ask for God’s action plan.</w:t>
-      </w:r>
-    </w:p>
-    <w:p>
-      <w:r>
-        <w:t>7. Phil: We pray for God</w:t>
-      </w:r>
-      <w:r>
-        <w:t>’s</w:t>
-      </w:r>
-      <w:r>
-        <w:t xml:space="preserve"> heal </w:t>
-      </w:r>
-      <w:r>
+        <w:t>Vince: Jo has thyroid biopsy result 50% of cancer. She has surgery and removed half of Thyroid organ and pass the difficult time. We go through with Eternity plan of God.</w:t>
+      </w:r>
+    </w:p>
+    <w:p>
+      <w:r>
+        <w:t>7. Phil: We pray for God’s heal Joe and walk Vince with wisdom.</w:t>
+      </w:r>
+    </w:p>
+    <w:p/>
+    <w:p/>
+    <w:p>
+      <w:r>
+        <w:t>==&gt; Mandarin</w:t>
+      </w:r>
+    </w:p>
+    <w:p>
+      <w:pPr>
+        <w:rPr>
+          <w:rFonts w:hint="eastAsia"/>
+        </w:rPr>
+      </w:pPr>
+      <w:r>
+        <w:br/>
+      </w:r>
+      <w:r>
+        <w:rPr>
+          <w:rFonts w:hint="eastAsia"/>
+        </w:rPr>
+        <w:t>2026</w:t>
+      </w:r>
+      <w:r>
+        <w:rPr>
+          <w:rFonts w:hint="eastAsia"/>
+        </w:rPr>
+        <w:t>年</w:t>
+      </w:r>
+      <w:r>
+        <w:rPr>
+          <w:rFonts w:hint="eastAsia"/>
+        </w:rPr>
+        <w:t>5</w:t>
+      </w:r>
+      <w:r>
+        <w:rPr>
+          <w:rFonts w:hint="eastAsia"/>
+        </w:rPr>
+        <w:t>月</w:t>
+      </w:r>
+      <w:r>
+        <w:rPr>
+          <w:rFonts w:hint="eastAsia"/>
+        </w:rPr>
+        <w:t>16</w:t>
+      </w:r>
+      <w:r>
+        <w:rPr>
+          <w:rFonts w:hint="eastAsia"/>
+        </w:rPr>
+        <w:t>日，</w:t>
+      </w:r>
+      <w:r>
+        <w:rPr>
+          <w:rFonts w:hint="eastAsia"/>
+        </w:rPr>
+        <w:t xml:space="preserve">Menlo Church </w:t>
+      </w:r>
+      <w:r>
+        <w:rPr>
+          <w:rFonts w:hint="eastAsia"/>
+        </w:rPr>
+        <w:t>崇拜（上週回顧，</w:t>
+      </w:r>
+      <w:r>
+        <w:rPr>
+          <w:rFonts w:hint="eastAsia"/>
+        </w:rPr>
+        <w:t>2028</w:t>
+      </w:r>
+      <w:r>
+        <w:rPr>
+          <w:rFonts w:hint="eastAsia"/>
+        </w:rPr>
+        <w:t>年</w:t>
+      </w:r>
+      <w:r>
+        <w:rPr>
+          <w:rFonts w:hint="eastAsia"/>
+        </w:rPr>
+        <w:t>5</w:t>
+      </w:r>
+      <w:r>
+        <w:rPr>
+          <w:rFonts w:hint="eastAsia"/>
+        </w:rPr>
+        <w:t>月</w:t>
+      </w:r>
+      <w:r>
+        <w:rPr>
+          <w:rFonts w:hint="eastAsia"/>
+        </w:rPr>
+        <w:t>10</w:t>
+      </w:r>
+      <w:r>
+        <w:rPr>
+          <w:rFonts w:hint="eastAsia"/>
+        </w:rPr>
+        <w:t>日）</w:t>
+      </w:r>
+    </w:p>
+    <w:p>
+      <w:pPr>
+        <w:rPr>
+          <w:rFonts w:hint="eastAsia"/>
+        </w:rPr>
+      </w:pPr>
+      <w:r>
+        <w:rPr>
+          <w:rFonts w:hint="eastAsia"/>
+        </w:rPr>
+        <w:t>https://www.youtube.com/live/r1hc4T-NgcQ?si=tY031W7Ma2Ix5ZbO</w:t>
+      </w:r>
+    </w:p>
+    <w:p>
+      <w:pPr>
+        <w:rPr>
+          <w:rFonts w:hint="eastAsia"/>
+        </w:rPr>
+      </w:pPr>
+      <w:proofErr w:type="spellStart"/>
+      <w:r>
+        <w:rPr>
+          <w:rFonts w:hint="eastAsia"/>
+        </w:rPr>
+        <w:t>從未有人告訴我</w:t>
+      </w:r>
+      <w:proofErr w:type="spellEnd"/>
+      <w:r>
+        <w:rPr>
+          <w:rFonts w:hint="eastAsia"/>
+        </w:rPr>
+        <w:t xml:space="preserve"> | </w:t>
+      </w:r>
+      <w:proofErr w:type="spellStart"/>
+      <w:r>
+        <w:rPr>
+          <w:rFonts w:hint="eastAsia"/>
+        </w:rPr>
+        <w:t>母親節特輯</w:t>
+      </w:r>
+      <w:proofErr w:type="spellEnd"/>
+      <w:r>
+        <w:rPr>
+          <w:rFonts w:hint="eastAsia"/>
+        </w:rPr>
+        <w:t xml:space="preserve"> | Vince &amp; Jo </w:t>
+      </w:r>
+      <w:proofErr w:type="spellStart"/>
+      <w:r>
+        <w:rPr>
+          <w:rFonts w:hint="eastAsia"/>
+        </w:rPr>
+        <w:t>Vitale</w:t>
+      </w:r>
+      <w:r>
+        <w:rPr>
+          <w:rFonts w:hint="eastAsia"/>
+        </w:rPr>
+        <w:t>，</w:t>
+      </w:r>
+      <w:r>
+        <w:rPr>
+          <w:rFonts w:hint="eastAsia"/>
+        </w:rPr>
+        <w:t>Phil</w:t>
+      </w:r>
+      <w:proofErr w:type="spellEnd"/>
+      <w:r>
+        <w:rPr>
+          <w:rFonts w:hint="eastAsia"/>
+        </w:rPr>
+        <w:t xml:space="preserve"> &amp; Alyssa </w:t>
+      </w:r>
+      <w:proofErr w:type="spellStart"/>
+      <w:r>
+        <w:rPr>
+          <w:rFonts w:hint="eastAsia"/>
+        </w:rPr>
+        <w:t>EuBank</w:t>
+      </w:r>
+      <w:r>
+        <w:rPr>
+          <w:rFonts w:hint="eastAsia"/>
+        </w:rPr>
+        <w:t>（</w:t>
+      </w:r>
+      <w:r>
+        <w:rPr>
+          <w:rFonts w:hint="eastAsia"/>
+        </w:rPr>
+        <w:t>Phil</w:t>
+      </w:r>
+      <w:proofErr w:type="spellEnd"/>
+      <w:r>
+        <w:rPr>
+          <w:rFonts w:hint="eastAsia"/>
+        </w:rPr>
+        <w:t xml:space="preserve"> </w:t>
+      </w:r>
+      <w:proofErr w:type="spellStart"/>
+      <w:r>
+        <w:rPr>
+          <w:rFonts w:hint="eastAsia"/>
+        </w:rPr>
+        <w:t>EuBank</w:t>
+      </w:r>
+      <w:r>
+        <w:rPr>
+          <w:rFonts w:hint="eastAsia"/>
+        </w:rPr>
+        <w:t>，主任牧師</w:t>
+      </w:r>
+      <w:proofErr w:type="spellEnd"/>
+      <w:r>
+        <w:rPr>
+          <w:rFonts w:hint="eastAsia"/>
+        </w:rPr>
+        <w:t>）</w:t>
+      </w:r>
+    </w:p>
+    <w:p>
+      <w:pPr>
+        <w:rPr>
+          <w:rFonts w:hint="eastAsia"/>
+        </w:rPr>
+      </w:pPr>
+    </w:p>
+    <w:p>
+      <w:pPr>
+        <w:rPr>
+          <w:rFonts w:hint="eastAsia"/>
+        </w:rPr>
+      </w:pPr>
+      <w:r>
+        <w:rPr>
+          <w:rFonts w:hint="eastAsia"/>
+        </w:rPr>
+        <w:t>《</w:t>
+      </w:r>
+      <w:proofErr w:type="spellStart"/>
+      <w:r>
+        <w:rPr>
+          <w:rFonts w:hint="eastAsia"/>
+        </w:rPr>
+        <w:t>從未有人告訴我</w:t>
+      </w:r>
+      <w:proofErr w:type="spellEnd"/>
+      <w:r>
+        <w:rPr>
+          <w:rFonts w:hint="eastAsia"/>
+        </w:rPr>
+        <w:t>》（</w:t>
+      </w:r>
+      <w:r>
+        <w:rPr>
+          <w:rFonts w:hint="eastAsia"/>
+        </w:rPr>
+        <w:t xml:space="preserve">No One Ever Told </w:t>
+      </w:r>
+      <w:proofErr w:type="spellStart"/>
+      <w:r>
+        <w:rPr>
+          <w:rFonts w:hint="eastAsia"/>
+        </w:rPr>
+        <w:t>Me</w:t>
+      </w:r>
+      <w:r>
+        <w:rPr>
+          <w:rFonts w:hint="eastAsia"/>
+        </w:rPr>
+        <w:t>）是</w:t>
+      </w:r>
+      <w:proofErr w:type="spellEnd"/>
+      <w:r>
+        <w:rPr>
+          <w:rFonts w:hint="eastAsia"/>
+        </w:rPr>
+        <w:t xml:space="preserve"> Menlo Church </w:t>
+      </w:r>
+      <w:proofErr w:type="spellStart"/>
+      <w:r>
+        <w:rPr>
+          <w:rFonts w:hint="eastAsia"/>
+        </w:rPr>
+        <w:t>製作的一期特別的母親節資訊分享及播客節目。節目以播客的形式呈現，由</w:t>
+      </w:r>
+      <w:proofErr w:type="spellEnd"/>
+      <w:r>
+        <w:rPr>
+          <w:rFonts w:hint="eastAsia"/>
+        </w:rPr>
+        <w:t xml:space="preserve"> Vince &amp; Jo Vitale </w:t>
+      </w:r>
+      <w:r>
+        <w:rPr>
+          <w:rFonts w:hint="eastAsia"/>
+        </w:rPr>
+        <w:t>與</w:t>
+      </w:r>
+      <w:r>
+        <w:rPr>
+          <w:rFonts w:hint="eastAsia"/>
+        </w:rPr>
+        <w:t xml:space="preserve"> Phil &amp; Alyssa EuBank </w:t>
+      </w:r>
+      <w:proofErr w:type="spellStart"/>
+      <w:r>
+        <w:rPr>
+          <w:rFonts w:hint="eastAsia"/>
+        </w:rPr>
+        <w:t>展開了一場坦誠、深入的對話</w:t>
+      </w:r>
+      <w:proofErr w:type="spellEnd"/>
+      <w:r>
+        <w:rPr>
+          <w:rFonts w:hint="eastAsia"/>
+        </w:rPr>
+        <w:t>。</w:t>
+      </w:r>
+    </w:p>
+    <w:p>
+      <w:pPr>
+        <w:rPr>
+          <w:rFonts w:hint="eastAsia"/>
+        </w:rPr>
+      </w:pPr>
+    </w:p>
+    <w:p>
+      <w:pPr>
+        <w:rPr>
+          <w:rFonts w:hint="eastAsia"/>
+        </w:rPr>
+      </w:pPr>
+      <w:r>
+        <w:rPr>
+          <w:rFonts w:hint="eastAsia"/>
+        </w:rPr>
+        <w:t xml:space="preserve">Vince Vitale </w:t>
+      </w:r>
+      <w:proofErr w:type="spellStart"/>
+      <w:r>
+        <w:rPr>
+          <w:rFonts w:hint="eastAsia"/>
+        </w:rPr>
+        <w:t>博士：牛津大學理學碩士（</w:t>
+      </w:r>
+      <w:r>
+        <w:rPr>
+          <w:rFonts w:hint="eastAsia"/>
+        </w:rPr>
+        <w:t>MS</w:t>
+      </w:r>
+      <w:r>
+        <w:rPr>
+          <w:rFonts w:hint="eastAsia"/>
+        </w:rPr>
+        <w:t>）及哲學博士（</w:t>
+      </w:r>
+      <w:r>
+        <w:rPr>
+          <w:rFonts w:hint="eastAsia"/>
+        </w:rPr>
+        <w:t>DPhil</w:t>
+      </w:r>
+      <w:r>
+        <w:rPr>
+          <w:rFonts w:hint="eastAsia"/>
+        </w:rPr>
+        <w:t>）學位，現任牛津大學及普林斯頓大學教職人員</w:t>
+      </w:r>
+      <w:proofErr w:type="spellEnd"/>
+      <w:r>
+        <w:rPr>
+          <w:rFonts w:hint="eastAsia"/>
+        </w:rPr>
+        <w:t>。</w:t>
+      </w:r>
+    </w:p>
+    <w:p>
+      <w:pPr>
+        <w:rPr>
+          <w:rFonts w:hint="eastAsia"/>
+        </w:rPr>
+      </w:pPr>
+      <w:r>
+        <w:rPr>
+          <w:rFonts w:hint="eastAsia"/>
+        </w:rPr>
+        <w:t xml:space="preserve">Jo Vitale </w:t>
+      </w:r>
+      <w:r>
+        <w:rPr>
+          <w:rFonts w:hint="eastAsia"/>
+        </w:rPr>
+        <w:t>博士：牛津大學舊約聖經研究哲學博士（</w:t>
+      </w:r>
+      <w:r>
+        <w:rPr>
+          <w:rFonts w:hint="eastAsia"/>
+        </w:rPr>
+        <w:t>DPhil</w:t>
+      </w:r>
+      <w:r>
+        <w:rPr>
+          <w:rFonts w:hint="eastAsia"/>
+        </w:rPr>
+        <w:t>）。她的研究重點包括聖經中的女性人物、美的議題，以及如何超越「指責文化」（</w:t>
+      </w:r>
+      <w:r>
+        <w:rPr>
+          <w:rFonts w:hint="eastAsia"/>
+        </w:rPr>
+        <w:t>blame culture</w:t>
+      </w:r>
+      <w:r>
+        <w:rPr>
+          <w:rFonts w:hint="eastAsia"/>
+        </w:rPr>
+        <w:t>）。</w:t>
+      </w:r>
+    </w:p>
+    <w:p>
+      <w:pPr>
+        <w:rPr>
+          <w:rFonts w:hint="eastAsia"/>
+        </w:rPr>
+      </w:pPr>
+    </w:p>
+    <w:p>
+      <w:pPr>
+        <w:rPr>
+          <w:rFonts w:hint="eastAsia"/>
+        </w:rPr>
+      </w:pPr>
+      <w:r>
+        <w:rPr>
+          <w:rFonts w:hint="eastAsia"/>
+        </w:rPr>
+        <w:t xml:space="preserve">Vince </w:t>
+      </w:r>
+      <w:r>
+        <w:rPr>
+          <w:rFonts w:hint="eastAsia"/>
+        </w:rPr>
+        <w:t>與</w:t>
+      </w:r>
+      <w:r>
+        <w:rPr>
+          <w:rFonts w:hint="eastAsia"/>
+        </w:rPr>
+        <w:t xml:space="preserve"> Jo Vitale </w:t>
+      </w:r>
+      <w:proofErr w:type="spellStart"/>
+      <w:r>
+        <w:rPr>
+          <w:rFonts w:hint="eastAsia"/>
+        </w:rPr>
+        <w:t>育有兩個年幼的兒子，分別名為</w:t>
+      </w:r>
+      <w:proofErr w:type="spellEnd"/>
+      <w:r>
+        <w:rPr>
+          <w:rFonts w:hint="eastAsia"/>
+        </w:rPr>
+        <w:t xml:space="preserve"> Raphael </w:t>
+      </w:r>
+      <w:r>
+        <w:rPr>
+          <w:rFonts w:hint="eastAsia"/>
+        </w:rPr>
+        <w:t>和</w:t>
+      </w:r>
+      <w:r>
+        <w:rPr>
+          <w:rFonts w:hint="eastAsia"/>
+        </w:rPr>
+        <w:t xml:space="preserve"> Jonathan</w:t>
+      </w:r>
+      <w:r>
+        <w:rPr>
+          <w:rFonts w:hint="eastAsia"/>
+        </w:rPr>
+        <w:t>。</w:t>
+      </w:r>
+    </w:p>
+    <w:p>
+      <w:pPr>
+        <w:rPr>
+          <w:rFonts w:hint="eastAsia"/>
+        </w:rPr>
+      </w:pPr>
+      <w:r>
+        <w:rPr>
+          <w:rFonts w:hint="eastAsia"/>
+        </w:rPr>
+        <w:t xml:space="preserve">Phil </w:t>
+      </w:r>
+      <w:r>
+        <w:rPr>
+          <w:rFonts w:hint="eastAsia"/>
+        </w:rPr>
+        <w:t>與</w:t>
+      </w:r>
+      <w:r>
+        <w:rPr>
+          <w:rFonts w:hint="eastAsia"/>
+        </w:rPr>
+        <w:t xml:space="preserve"> Alyssa EuBank </w:t>
+      </w:r>
+      <w:proofErr w:type="spellStart"/>
+      <w:r>
+        <w:rPr>
+          <w:rFonts w:hint="eastAsia"/>
+        </w:rPr>
+        <w:t>夫婦則育有四個孩子</w:t>
+      </w:r>
+      <w:proofErr w:type="spellEnd"/>
+      <w:r>
+        <w:rPr>
+          <w:rFonts w:hint="eastAsia"/>
+        </w:rPr>
+        <w:t>。</w:t>
+      </w:r>
+    </w:p>
+    <w:p>
+      <w:pPr>
+        <w:rPr>
+          <w:rFonts w:hint="eastAsia"/>
+        </w:rPr>
+      </w:pPr>
+    </w:p>
+    <w:p>
+      <w:pPr>
+        <w:rPr>
+          <w:rFonts w:hint="eastAsia"/>
+        </w:rPr>
+      </w:pPr>
+      <w:r>
+        <w:rPr>
+          <w:rFonts w:hint="eastAsia"/>
+        </w:rPr>
+        <w:t xml:space="preserve">1. </w:t>
+      </w:r>
+      <w:proofErr w:type="spellStart"/>
+      <w:r>
+        <w:rPr>
+          <w:rFonts w:hint="eastAsia"/>
+        </w:rPr>
+        <w:t>Phil</w:t>
+      </w:r>
+      <w:r>
+        <w:rPr>
+          <w:rFonts w:hint="eastAsia"/>
+        </w:rPr>
+        <w:t>：對話始於「信仰」與「生命的智慧</w:t>
+      </w:r>
+      <w:proofErr w:type="spellEnd"/>
+      <w:r>
+        <w:rPr>
+          <w:rFonts w:hint="eastAsia"/>
+        </w:rPr>
+        <w:t>」。</w:t>
+      </w:r>
+    </w:p>
+    <w:p>
+      <w:pPr>
+        <w:rPr>
+          <w:rFonts w:hint="eastAsia"/>
+        </w:rPr>
+      </w:pPr>
+      <w:r>
+        <w:rPr>
+          <w:rFonts w:hint="eastAsia"/>
+        </w:rPr>
+        <w:t xml:space="preserve">Jo </w:t>
+      </w:r>
+      <w:proofErr w:type="spellStart"/>
+      <w:r>
+        <w:rPr>
+          <w:rFonts w:hint="eastAsia"/>
+        </w:rPr>
+        <w:t>是普林斯頓大學的研究員，而</w:t>
+      </w:r>
+      <w:proofErr w:type="spellEnd"/>
+      <w:r>
+        <w:rPr>
+          <w:rFonts w:hint="eastAsia"/>
+        </w:rPr>
+        <w:t xml:space="preserve"> Vince </w:t>
+      </w:r>
+      <w:proofErr w:type="spellStart"/>
+      <w:r>
+        <w:rPr>
+          <w:rFonts w:hint="eastAsia"/>
+        </w:rPr>
+        <w:t>的父親是牧師。兩人對上帝有著不同的視角與體會。相較於恐懼，愛是更強大的驅動力</w:t>
+      </w:r>
+      <w:proofErr w:type="spellEnd"/>
+      <w:r>
+        <w:rPr>
+          <w:rFonts w:hint="eastAsia"/>
+        </w:rPr>
+        <w:t>。</w:t>
+      </w:r>
+    </w:p>
+    <w:p>
+      <w:pPr>
+        <w:rPr>
+          <w:rFonts w:hint="eastAsia"/>
+        </w:rPr>
+      </w:pPr>
+      <w:r>
+        <w:rPr>
+          <w:rFonts w:hint="eastAsia"/>
+        </w:rPr>
+        <w:t xml:space="preserve">a. </w:t>
+      </w:r>
+      <w:proofErr w:type="spellStart"/>
+      <w:r>
+        <w:rPr>
+          <w:rFonts w:hint="eastAsia"/>
+        </w:rPr>
         <w:t>Vince</w:t>
       </w:r>
       <w:r>
-        <w:t xml:space="preserve"> and walk Joe with wisdom.</w:t>
-      </w:r>
-    </w:p>
-    <w:p/>
-    <w:p>
-      <w:r>
-        <w:t>==&gt; Mandarin</w:t>
-      </w:r>
-    </w:p>
-    <w:p>
-      <w:r>
-        <w:br/>
-      </w:r>
-    </w:p>
-    <w:p>
-      <w:pPr>
-        <w:rPr>
-          <w:rFonts w:hint="eastAsia"/>
-        </w:rPr>
-      </w:pPr>
-      <w:r>
-        <w:rPr>
-          <w:rFonts w:hint="eastAsia"/>
-        </w:rPr>
-        <w:t>2026</w:t>
-      </w:r>
-      <w:r>
-        <w:rPr>
-          <w:rFonts w:hint="eastAsia"/>
-        </w:rPr>
-        <w:t>年</w:t>
-      </w:r>
-      <w:r>
-        <w:rPr>
-          <w:rFonts w:hint="eastAsia"/>
-        </w:rPr>
-        <w:t>5</w:t>
-      </w:r>
-      <w:r>
-        <w:rPr>
-          <w:rFonts w:hint="eastAsia"/>
-        </w:rPr>
-        <w:t>月</w:t>
+        <w:rPr>
+          <w:rFonts w:hint="eastAsia"/>
+        </w:rPr>
+        <w:t>：起初我在普林斯頓大學只專注於神經科學研究和運動。後來，我認識了妻子</w:t>
+      </w:r>
+      <w:proofErr w:type="spellEnd"/>
+      <w:r>
+        <w:rPr>
+          <w:rFonts w:hint="eastAsia"/>
+        </w:rPr>
+        <w:t xml:space="preserve"> </w:t>
+      </w:r>
+      <w:proofErr w:type="spellStart"/>
+      <w:r>
+        <w:rPr>
+          <w:rFonts w:hint="eastAsia"/>
+        </w:rPr>
+        <w:t>Jo</w:t>
+      </w:r>
+      <w:r>
+        <w:rPr>
+          <w:rFonts w:hint="eastAsia"/>
+        </w:rPr>
+        <w:t>，並開始真正認識耶穌</w:t>
+      </w:r>
+      <w:proofErr w:type="spellEnd"/>
+      <w:r>
+        <w:rPr>
+          <w:rFonts w:hint="eastAsia"/>
+        </w:rPr>
+        <w:t>。</w:t>
+      </w:r>
+    </w:p>
+    <w:p>
+      <w:pPr>
+        <w:rPr>
+          <w:rFonts w:hint="eastAsia"/>
+        </w:rPr>
+      </w:pPr>
+      <w:r>
+        <w:rPr>
+          <w:rFonts w:hint="eastAsia"/>
+        </w:rPr>
+        <w:t xml:space="preserve">b. </w:t>
+      </w:r>
+      <w:proofErr w:type="spellStart"/>
+      <w:r>
+        <w:rPr>
+          <w:rFonts w:hint="eastAsia"/>
+        </w:rPr>
+        <w:t>Jo</w:t>
+      </w:r>
+      <w:r>
+        <w:rPr>
+          <w:rFonts w:hint="eastAsia"/>
+        </w:rPr>
+        <w:t>：我的父母都是牧師</w:t>
+      </w:r>
+      <w:proofErr w:type="spellEnd"/>
+      <w:r>
+        <w:rPr>
+          <w:rFonts w:hint="eastAsia"/>
+        </w:rPr>
+        <w:t>。</w:t>
+      </w:r>
+      <w:r>
+        <w:rPr>
+          <w:rFonts w:hint="eastAsia"/>
+        </w:rPr>
+        <w:t xml:space="preserve"> </w:t>
+      </w:r>
+      <w:proofErr w:type="spellStart"/>
+      <w:r>
+        <w:rPr>
+          <w:rFonts w:hint="eastAsia"/>
+        </w:rPr>
+        <w:t>Jo</w:t>
+      </w:r>
+      <w:r>
+        <w:rPr>
+          <w:rFonts w:hint="eastAsia"/>
+        </w:rPr>
+        <w:t>（指她自己）與我（指</w:t>
+      </w:r>
+      <w:proofErr w:type="spellEnd"/>
+      <w:r>
+        <w:rPr>
+          <w:rFonts w:hint="eastAsia"/>
+        </w:rPr>
+        <w:t xml:space="preserve"> </w:t>
+      </w:r>
+      <w:proofErr w:type="spellStart"/>
+      <w:r>
+        <w:rPr>
+          <w:rFonts w:hint="eastAsia"/>
+        </w:rPr>
+        <w:t>Vince</w:t>
+      </w:r>
+      <w:r>
+        <w:rPr>
+          <w:rFonts w:hint="eastAsia"/>
+        </w:rPr>
+        <w:t>）一同研讀聖經，並分享彼此的生命經驗</w:t>
+      </w:r>
+      <w:proofErr w:type="spellEnd"/>
+      <w:r>
+        <w:rPr>
+          <w:rFonts w:hint="eastAsia"/>
+        </w:rPr>
+        <w:t>。</w:t>
+      </w:r>
+    </w:p>
+    <w:p>
+      <w:pPr>
+        <w:rPr>
+          <w:rFonts w:hint="eastAsia"/>
+        </w:rPr>
+      </w:pPr>
+      <w:r>
+        <w:rPr>
+          <w:rFonts w:hint="eastAsia"/>
+        </w:rPr>
+        <w:t xml:space="preserve">2. </w:t>
+      </w:r>
+      <w:proofErr w:type="spellStart"/>
+      <w:r>
+        <w:rPr>
+          <w:rFonts w:hint="eastAsia"/>
+        </w:rPr>
+        <w:t>Phil</w:t>
+      </w:r>
+      <w:r>
+        <w:rPr>
+          <w:rFonts w:hint="eastAsia"/>
+        </w:rPr>
+        <w:t>：關於「居所」與「工作</w:t>
+      </w:r>
+      <w:proofErr w:type="spellEnd"/>
+      <w:r>
+        <w:rPr>
+          <w:rFonts w:hint="eastAsia"/>
+        </w:rPr>
+        <w:t>」。</w:t>
+      </w:r>
+    </w:p>
+    <w:p>
+      <w:pPr>
+        <w:rPr>
+          <w:rFonts w:hint="eastAsia"/>
+        </w:rPr>
+      </w:pPr>
+      <w:r>
+        <w:rPr>
+          <w:rFonts w:hint="eastAsia"/>
+        </w:rPr>
+        <w:t>a. Vince</w:t>
+      </w:r>
+      <w:r>
+        <w:rPr>
+          <w:rFonts w:hint="eastAsia"/>
+        </w:rPr>
+        <w:t>：我的研究領域是神經科學。這一領域競爭激烈，這對我們的靈魂構成了極大的挑戰與危險。相較於恐懼，愛與信任才是更強大的驅動力。</w:t>
+      </w:r>
+    </w:p>
+    <w:p>
+      <w:pPr>
+        <w:rPr>
+          <w:rFonts w:hint="eastAsia"/>
+        </w:rPr>
+      </w:pPr>
+      <w:r>
+        <w:rPr>
+          <w:rFonts w:hint="eastAsia"/>
+        </w:rPr>
+        <w:t>b. Alyssa</w:t>
+      </w:r>
+      <w:r>
+        <w:rPr>
+          <w:rFonts w:hint="eastAsia"/>
+        </w:rPr>
+        <w:t>：我們搬到了灣區定居。在過去的</w:t>
       </w:r>
       <w:r>
         <w:rPr>
@@ -1788,858 +2582,90 @@
         <w:rPr>
           <w:rFonts w:hint="eastAsia"/>
         </w:rPr>
-        <w:t>日，</w:t>
-      </w:r>
-      <w:r>
-        <w:rPr>
-          <w:rFonts w:hint="eastAsia"/>
-        </w:rPr>
-        <w:t xml:space="preserve">Menlo Church </w:t>
-      </w:r>
-      <w:r>
-        <w:rPr>
-          <w:rFonts w:hint="eastAsia"/>
-        </w:rPr>
-        <w:t>崇拜（上週回顧，</w:t>
-      </w:r>
-      <w:r>
-        <w:rPr>
-          <w:rFonts w:hint="eastAsia"/>
-        </w:rPr>
-        <w:t>2028</w:t>
-      </w:r>
-      <w:r>
-        <w:rPr>
-          <w:rFonts w:hint="eastAsia"/>
-        </w:rPr>
-        <w:t>年</w:t>
-      </w:r>
-      <w:r>
-        <w:rPr>
-          <w:rFonts w:hint="eastAsia"/>
-        </w:rPr>
-        <w:t>5</w:t>
-      </w:r>
-      <w:r>
-        <w:rPr>
-          <w:rFonts w:hint="eastAsia"/>
-        </w:rPr>
-        <w:t>月</w:t>
-      </w:r>
-      <w:r>
-        <w:rPr>
-          <w:rFonts w:hint="eastAsia"/>
-        </w:rPr>
-        <w:t>10</w:t>
-      </w:r>
-      <w:r>
-        <w:rPr>
-          <w:rFonts w:hint="eastAsia"/>
-        </w:rPr>
-        <w:t>日）</w:t>
-      </w:r>
-    </w:p>
-    <w:p>
-      <w:pPr>
-        <w:rPr>
-          <w:rFonts w:hint="eastAsia"/>
-        </w:rPr>
-      </w:pPr>
-      <w:r>
-        <w:rPr>
-          <w:rFonts w:hint="eastAsia"/>
-        </w:rPr>
-        <w:t>https://www.youtube.com/live/r1hc4T-NgcQ?si=tY031W7Ma2Ix5ZbO</w:t>
-      </w:r>
-    </w:p>
-    <w:p>
-      <w:pPr>
-        <w:rPr>
-          <w:rFonts w:hint="eastAsia"/>
-        </w:rPr>
-      </w:pPr>
+        <w:t>年裡，我一直全職在家撫養四個孩子。這裡的人們在事業上都取得了巨大的成功。與這些成功人士相比，我覺得自己似乎「一事無成」；但我轉而將目光投向了社區中的人際連結與關係。</w:t>
+      </w:r>
+    </w:p>
+    <w:p>
+      <w:pPr>
+        <w:rPr>
+          <w:rFonts w:hint="eastAsia"/>
+        </w:rPr>
+      </w:pPr>
+      <w:r>
+        <w:rPr>
+          <w:rFonts w:hint="eastAsia"/>
+        </w:rPr>
+        <w:t xml:space="preserve">3. </w:t>
+      </w:r>
       <w:proofErr w:type="spellStart"/>
       <w:r>
         <w:rPr>
           <w:rFonts w:hint="eastAsia"/>
         </w:rPr>
-        <w:t>從未有人告訴我</w:t>
+        <w:t>Phil</w:t>
+      </w:r>
+      <w:r>
+        <w:rPr>
+          <w:rFonts w:hint="eastAsia"/>
+        </w:rPr>
+        <w:t>：關於「智慧」與「知識</w:t>
       </w:r>
       <w:proofErr w:type="spellEnd"/>
       <w:r>
         <w:rPr>
           <w:rFonts w:hint="eastAsia"/>
         </w:rPr>
-        <w:t xml:space="preserve"> | </w:t>
+        <w:t>」。</w:t>
+      </w:r>
+    </w:p>
+    <w:p>
+      <w:pPr>
+        <w:rPr>
+          <w:rFonts w:hint="eastAsia"/>
+        </w:rPr>
+      </w:pPr>
+      <w:r>
+        <w:rPr>
+          <w:rFonts w:hint="eastAsia"/>
+        </w:rPr>
+        <w:t>a. Jo</w:t>
+      </w:r>
+      <w:r>
+        <w:rPr>
+          <w:rFonts w:hint="eastAsia"/>
+        </w:rPr>
+        <w:t>：人工智慧（</w:t>
+      </w:r>
+      <w:r>
+        <w:rPr>
+          <w:rFonts w:hint="eastAsia"/>
+        </w:rPr>
+        <w:t>AI</w:t>
+      </w:r>
+      <w:r>
+        <w:rPr>
+          <w:rFonts w:hint="eastAsia"/>
+        </w:rPr>
+        <w:t>）正在開啟一種全新的生活方式。我們應積極擁抱人工智慧所帶來的知識與技術，將其作為一種媒介，結合確鑿的證據與耶穌的教導，去影響與觸動人心。</w:t>
+      </w:r>
+      <w:r>
+        <w:rPr>
+          <w:rFonts w:hint="eastAsia"/>
+        </w:rPr>
+        <w:t xml:space="preserve"> b. </w:t>
       </w:r>
       <w:proofErr w:type="spellStart"/>
       <w:r>
         <w:rPr>
           <w:rFonts w:hint="eastAsia"/>
         </w:rPr>
-        <w:t>母親節特輯</w:t>
-      </w:r>
-      <w:proofErr w:type="spellEnd"/>
-      <w:r>
-        <w:rPr>
-          <w:rFonts w:hint="eastAsia"/>
-        </w:rPr>
-        <w:t xml:space="preserve"> | Vince &amp; Jo </w:t>
-      </w:r>
-      <w:proofErr w:type="spellStart"/>
-      <w:r>
-        <w:rPr>
-          <w:rFonts w:hint="eastAsia"/>
-        </w:rPr>
-        <w:t>Vitale</w:t>
-      </w:r>
-      <w:r>
-        <w:rPr>
-          <w:rFonts w:hint="eastAsia"/>
-        </w:rPr>
-        <w:t>，</w:t>
-      </w:r>
-      <w:r>
-        <w:rPr>
-          <w:rFonts w:hint="eastAsia"/>
-        </w:rPr>
-        <w:t>Phil</w:t>
-      </w:r>
-      <w:proofErr w:type="spellEnd"/>
-      <w:r>
-        <w:rPr>
-          <w:rFonts w:hint="eastAsia"/>
-        </w:rPr>
-        <w:t xml:space="preserve"> &amp; Alyssa </w:t>
-      </w:r>
-      <w:proofErr w:type="spellStart"/>
-      <w:r>
-        <w:rPr>
-          <w:rFonts w:hint="eastAsia"/>
-        </w:rPr>
-        <w:t>EuBank</w:t>
-      </w:r>
-      <w:r>
-        <w:rPr>
-          <w:rFonts w:hint="eastAsia"/>
-        </w:rPr>
-        <w:t>（</w:t>
-      </w:r>
-      <w:r>
-        <w:rPr>
-          <w:rFonts w:hint="eastAsia"/>
-        </w:rPr>
-        <w:t>Phil</w:t>
-      </w:r>
-      <w:proofErr w:type="spellEnd"/>
-      <w:r>
-        <w:rPr>
-          <w:rFonts w:hint="eastAsia"/>
-        </w:rPr>
-        <w:t xml:space="preserve"> </w:t>
-      </w:r>
-      <w:proofErr w:type="spellStart"/>
-      <w:r>
-        <w:rPr>
-          <w:rFonts w:hint="eastAsia"/>
-        </w:rPr>
-        <w:t>EuBank</w:t>
-      </w:r>
-      <w:r>
-        <w:rPr>
-          <w:rFonts w:hint="eastAsia"/>
-        </w:rPr>
-        <w:t>，主任牧師</w:t>
-      </w:r>
-      <w:proofErr w:type="spellEnd"/>
-      <w:r>
-        <w:rPr>
-          <w:rFonts w:hint="eastAsia"/>
-        </w:rPr>
-        <w:t>）</w:t>
-      </w:r>
-    </w:p>
-    <w:p>
-      <w:pPr>
-        <w:rPr>
-          <w:rFonts w:hint="eastAsia"/>
-        </w:rPr>
-      </w:pPr>
-    </w:p>
-    <w:p>
-      <w:pPr>
-        <w:rPr>
-          <w:rFonts w:hint="eastAsia"/>
-        </w:rPr>
-      </w:pPr>
-      <w:r>
-        <w:rPr>
-          <w:rFonts w:hint="eastAsia"/>
-        </w:rPr>
-        <w:t>《</w:t>
-      </w:r>
-      <w:proofErr w:type="spellStart"/>
-      <w:r>
-        <w:rPr>
-          <w:rFonts w:hint="eastAsia"/>
-        </w:rPr>
-        <w:t>從未有人告訴我</w:t>
-      </w:r>
-      <w:proofErr w:type="spellEnd"/>
-      <w:r>
-        <w:rPr>
-          <w:rFonts w:hint="eastAsia"/>
-        </w:rPr>
-        <w:t>》（</w:t>
-      </w:r>
-      <w:r>
-        <w:rPr>
-          <w:rFonts w:hint="eastAsia"/>
-        </w:rPr>
-        <w:t xml:space="preserve">No One Ever Told </w:t>
-      </w:r>
-      <w:proofErr w:type="spellStart"/>
-      <w:r>
-        <w:rPr>
-          <w:rFonts w:hint="eastAsia"/>
-        </w:rPr>
-        <w:t>Me</w:t>
-      </w:r>
-      <w:r>
-        <w:rPr>
-          <w:rFonts w:hint="eastAsia"/>
-        </w:rPr>
-        <w:t>）是</w:t>
-      </w:r>
-      <w:proofErr w:type="spellEnd"/>
-      <w:r>
-        <w:rPr>
-          <w:rFonts w:hint="eastAsia"/>
-        </w:rPr>
-        <w:t xml:space="preserve"> Menlo Church </w:t>
-      </w:r>
-      <w:proofErr w:type="spellStart"/>
-      <w:r>
-        <w:rPr>
-          <w:rFonts w:hint="eastAsia"/>
-        </w:rPr>
-        <w:t>製作的一期特別的母親節資訊分享及播客節目。節目以播客的形式呈現，由</w:t>
-      </w:r>
-      <w:proofErr w:type="spellEnd"/>
-      <w:r>
-        <w:rPr>
-          <w:rFonts w:hint="eastAsia"/>
-        </w:rPr>
-        <w:t xml:space="preserve"> Vince &amp; Jo Vitale </w:t>
-      </w:r>
-      <w:r>
-        <w:rPr>
-          <w:rFonts w:hint="eastAsia"/>
-        </w:rPr>
-        <w:t>與</w:t>
-      </w:r>
-      <w:r>
-        <w:rPr>
-          <w:rFonts w:hint="eastAsia"/>
-        </w:rPr>
-        <w:t xml:space="preserve"> Phil &amp; Alyssa EuBank </w:t>
-      </w:r>
-      <w:proofErr w:type="spellStart"/>
-      <w:r>
-        <w:rPr>
-          <w:rFonts w:hint="eastAsia"/>
-        </w:rPr>
-        <w:t>展開了一場坦誠、深入的對話</w:t>
-      </w:r>
-      <w:proofErr w:type="spellEnd"/>
-      <w:r>
-        <w:rPr>
-          <w:rFonts w:hint="eastAsia"/>
-        </w:rPr>
-        <w:t>。</w:t>
-      </w:r>
-    </w:p>
-    <w:p>
-      <w:pPr>
-        <w:rPr>
-          <w:rFonts w:hint="eastAsia"/>
-        </w:rPr>
-      </w:pPr>
-    </w:p>
-    <w:p>
-      <w:pPr>
-        <w:rPr>
-          <w:rFonts w:hint="eastAsia"/>
-        </w:rPr>
-      </w:pPr>
-      <w:r>
-        <w:rPr>
-          <w:rFonts w:hint="eastAsia"/>
-        </w:rPr>
-        <w:t xml:space="preserve">Vince Vitale </w:t>
-      </w:r>
-      <w:proofErr w:type="spellStart"/>
-      <w:r>
-        <w:rPr>
-          <w:rFonts w:hint="eastAsia"/>
-        </w:rPr>
-        <w:t>博士：牛津大學理學碩士（</w:t>
-      </w:r>
-      <w:r>
-        <w:rPr>
-          <w:rFonts w:hint="eastAsia"/>
-        </w:rPr>
-        <w:t>MS</w:t>
-      </w:r>
-      <w:r>
-        <w:rPr>
-          <w:rFonts w:hint="eastAsia"/>
-        </w:rPr>
-        <w:t>）及哲學博士（</w:t>
-      </w:r>
-      <w:r>
-        <w:rPr>
-          <w:rFonts w:hint="eastAsia"/>
-        </w:rPr>
-        <w:t>DPhil</w:t>
-      </w:r>
-      <w:r>
-        <w:rPr>
-          <w:rFonts w:hint="eastAsia"/>
-        </w:rPr>
-        <w:t>）學位，現任牛津大學及普林斯頓大學教職人員</w:t>
-      </w:r>
-      <w:proofErr w:type="spellEnd"/>
-      <w:r>
-        <w:rPr>
-          <w:rFonts w:hint="eastAsia"/>
-        </w:rPr>
-        <w:t>。</w:t>
-      </w:r>
-    </w:p>
-    <w:p>
-      <w:pPr>
-        <w:rPr>
-          <w:rFonts w:hint="eastAsia"/>
-        </w:rPr>
-      </w:pPr>
-      <w:r>
-        <w:rPr>
-          <w:rFonts w:hint="eastAsia"/>
-        </w:rPr>
-        <w:t xml:space="preserve">Jo Vitale </w:t>
-      </w:r>
-      <w:r>
-        <w:rPr>
-          <w:rFonts w:hint="eastAsia"/>
-        </w:rPr>
-        <w:t>博士：牛津大學舊約聖經研究哲學博士（</w:t>
-      </w:r>
-      <w:r>
-        <w:rPr>
-          <w:rFonts w:hint="eastAsia"/>
-        </w:rPr>
-        <w:t>DPhil</w:t>
-      </w:r>
-      <w:r>
-        <w:rPr>
-          <w:rFonts w:hint="eastAsia"/>
-        </w:rPr>
-        <w:t>）。她的研究重點包括聖經中的女性人物、美的議題，以及如何超越「指責文化」（</w:t>
-      </w:r>
-      <w:r>
-        <w:rPr>
-          <w:rFonts w:hint="eastAsia"/>
-        </w:rPr>
-        <w:t>blame culture</w:t>
-      </w:r>
-      <w:r>
-        <w:rPr>
-          <w:rFonts w:hint="eastAsia"/>
-        </w:rPr>
-        <w:t>）。</w:t>
-      </w:r>
-    </w:p>
-    <w:p>
-      <w:pPr>
-        <w:rPr>
-          <w:rFonts w:hint="eastAsia"/>
-        </w:rPr>
-      </w:pPr>
-    </w:p>
-    <w:p>
-      <w:pPr>
-        <w:rPr>
-          <w:rFonts w:hint="eastAsia"/>
-        </w:rPr>
-      </w:pPr>
-      <w:r>
-        <w:rPr>
-          <w:rFonts w:hint="eastAsia"/>
-        </w:rPr>
-        <w:t xml:space="preserve">Vince </w:t>
-      </w:r>
-      <w:r>
-        <w:rPr>
-          <w:rFonts w:hint="eastAsia"/>
-        </w:rPr>
-        <w:t>與</w:t>
-      </w:r>
-      <w:r>
-        <w:rPr>
-          <w:rFonts w:hint="eastAsia"/>
-        </w:rPr>
-        <w:t xml:space="preserve"> Jo Vitale </w:t>
-      </w:r>
-      <w:proofErr w:type="spellStart"/>
-      <w:r>
-        <w:rPr>
-          <w:rFonts w:hint="eastAsia"/>
-        </w:rPr>
-        <w:t>育有兩個年幼的兒子，分別名為</w:t>
-      </w:r>
-      <w:proofErr w:type="spellEnd"/>
-      <w:r>
-        <w:rPr>
-          <w:rFonts w:hint="eastAsia"/>
-        </w:rPr>
-        <w:t xml:space="preserve"> Raphael </w:t>
-      </w:r>
-      <w:r>
-        <w:rPr>
-          <w:rFonts w:hint="eastAsia"/>
-        </w:rPr>
-        <w:t>和</w:t>
-      </w:r>
-      <w:r>
-        <w:rPr>
-          <w:rFonts w:hint="eastAsia"/>
-        </w:rPr>
-        <w:t xml:space="preserve"> Jonathan</w:t>
-      </w:r>
-      <w:r>
-        <w:rPr>
-          <w:rFonts w:hint="eastAsia"/>
-        </w:rPr>
-        <w:t>。</w:t>
-      </w:r>
-    </w:p>
-    <w:p>
-      <w:pPr>
-        <w:rPr>
-          <w:rFonts w:hint="eastAsia"/>
-        </w:rPr>
-      </w:pPr>
-      <w:r>
-        <w:rPr>
-          <w:rFonts w:hint="eastAsia"/>
-        </w:rPr>
-        <w:t xml:space="preserve">Phil </w:t>
-      </w:r>
-      <w:r>
-        <w:rPr>
-          <w:rFonts w:hint="eastAsia"/>
-        </w:rPr>
-        <w:t>與</w:t>
-      </w:r>
-      <w:r>
-        <w:rPr>
-          <w:rFonts w:hint="eastAsia"/>
-        </w:rPr>
-        <w:t xml:space="preserve"> Alyssa EuBank </w:t>
-      </w:r>
-      <w:proofErr w:type="spellStart"/>
-      <w:r>
-        <w:rPr>
-          <w:rFonts w:hint="eastAsia"/>
-        </w:rPr>
-        <w:t>夫婦則育有四個孩子</w:t>
-      </w:r>
-      <w:proofErr w:type="spellEnd"/>
-      <w:r>
-        <w:rPr>
-          <w:rFonts w:hint="eastAsia"/>
-        </w:rPr>
-        <w:t>。</w:t>
-      </w:r>
-    </w:p>
-    <w:p>
-      <w:pPr>
-        <w:rPr>
-          <w:rFonts w:hint="eastAsia"/>
-        </w:rPr>
-      </w:pPr>
-    </w:p>
-    <w:p>
-      <w:pPr>
-        <w:rPr>
-          <w:rFonts w:hint="eastAsia"/>
-        </w:rPr>
-      </w:pPr>
-      <w:r>
-        <w:rPr>
-          <w:rFonts w:hint="eastAsia"/>
-        </w:rPr>
-        <w:t xml:space="preserve">1. </w:t>
-      </w:r>
-      <w:proofErr w:type="spellStart"/>
-      <w:r>
-        <w:rPr>
-          <w:rFonts w:hint="eastAsia"/>
-        </w:rPr>
-        <w:t>Phil</w:t>
-      </w:r>
-      <w:r>
-        <w:rPr>
-          <w:rFonts w:hint="eastAsia"/>
-        </w:rPr>
-        <w:t>：對話始於「信仰」與「生命的智慧</w:t>
-      </w:r>
-      <w:proofErr w:type="spellEnd"/>
-      <w:r>
-        <w:rPr>
-          <w:rFonts w:hint="eastAsia"/>
-        </w:rPr>
-        <w:t>」。</w:t>
-      </w:r>
-    </w:p>
-    <w:p>
-      <w:pPr>
-        <w:rPr>
-          <w:rFonts w:hint="eastAsia"/>
-        </w:rPr>
-      </w:pPr>
-      <w:r>
-        <w:rPr>
-          <w:rFonts w:hint="eastAsia"/>
-        </w:rPr>
-        <w:t xml:space="preserve">Jo </w:t>
-      </w:r>
-      <w:proofErr w:type="spellStart"/>
-      <w:r>
-        <w:rPr>
-          <w:rFonts w:hint="eastAsia"/>
-        </w:rPr>
-        <w:t>是普林斯頓大學的研究員，而</w:t>
-      </w:r>
-      <w:proofErr w:type="spellEnd"/>
-      <w:r>
-        <w:rPr>
-          <w:rFonts w:hint="eastAsia"/>
-        </w:rPr>
-        <w:t xml:space="preserve"> Vince </w:t>
-      </w:r>
-      <w:proofErr w:type="spellStart"/>
-      <w:r>
-        <w:rPr>
-          <w:rFonts w:hint="eastAsia"/>
-        </w:rPr>
-        <w:t>的父親是牧師。兩人對上帝有著不同的視角與體會。相較於恐懼，愛是更強大的驅動力</w:t>
-      </w:r>
-      <w:proofErr w:type="spellEnd"/>
-      <w:r>
-        <w:rPr>
-          <w:rFonts w:hint="eastAsia"/>
-        </w:rPr>
-        <w:t>。</w:t>
-      </w:r>
-    </w:p>
-    <w:p>
-      <w:pPr>
-        <w:rPr>
-          <w:rFonts w:hint="eastAsia"/>
-        </w:rPr>
-      </w:pPr>
-      <w:r>
-        <w:rPr>
-          <w:rFonts w:hint="eastAsia"/>
-        </w:rPr>
-        <w:t xml:space="preserve">a. </w:t>
-      </w:r>
-      <w:proofErr w:type="spellStart"/>
-      <w:r>
-        <w:rPr>
-          <w:rFonts w:hint="eastAsia"/>
-        </w:rPr>
-        <w:t>Vince</w:t>
-      </w:r>
-      <w:r>
-        <w:rPr>
-          <w:rFonts w:hint="eastAsia"/>
-        </w:rPr>
-        <w:t>：起初我在普林斯頓大學只專注於神經科學研究和運動。後來，我認識了妻子</w:t>
-      </w:r>
-      <w:proofErr w:type="spellEnd"/>
-      <w:r>
-        <w:rPr>
-          <w:rFonts w:hint="eastAsia"/>
-        </w:rPr>
-        <w:t xml:space="preserve"> </w:t>
-      </w:r>
-      <w:proofErr w:type="spellStart"/>
-      <w:r>
-        <w:rPr>
-          <w:rFonts w:hint="eastAsia"/>
-        </w:rPr>
-        <w:t>Jo</w:t>
-      </w:r>
-      <w:r>
-        <w:rPr>
-          <w:rFonts w:hint="eastAsia"/>
-        </w:rPr>
-        <w:t>，並開始真正認識耶穌</w:t>
-      </w:r>
-      <w:proofErr w:type="spellEnd"/>
-      <w:r>
-        <w:rPr>
-          <w:rFonts w:hint="eastAsia"/>
-        </w:rPr>
-        <w:t>。</w:t>
-      </w:r>
-    </w:p>
-    <w:p>
-      <w:pPr>
-        <w:rPr>
-          <w:rFonts w:hint="eastAsia"/>
-        </w:rPr>
-      </w:pPr>
-      <w:r>
-        <w:rPr>
-          <w:rFonts w:hint="eastAsia"/>
-        </w:rPr>
-        <w:t xml:space="preserve">b. </w:t>
-      </w:r>
-      <w:proofErr w:type="spellStart"/>
-      <w:r>
-        <w:rPr>
-          <w:rFonts w:hint="eastAsia"/>
-        </w:rPr>
-        <w:t>Jo</w:t>
-      </w:r>
-      <w:r>
-        <w:rPr>
-          <w:rFonts w:hint="eastAsia"/>
-        </w:rPr>
-        <w:t>：我的父母都是牧師</w:t>
-      </w:r>
-      <w:proofErr w:type="spellEnd"/>
-      <w:r>
-        <w:rPr>
-          <w:rFonts w:hint="eastAsia"/>
-        </w:rPr>
-        <w:t>。</w:t>
-      </w:r>
-      <w:r>
-        <w:rPr>
-          <w:rFonts w:hint="eastAsia"/>
-        </w:rPr>
-        <w:t xml:space="preserve"> </w:t>
-      </w:r>
-      <w:proofErr w:type="spellStart"/>
-      <w:r>
-        <w:rPr>
-          <w:rFonts w:hint="eastAsia"/>
-        </w:rPr>
-        <w:t>Jo</w:t>
-      </w:r>
-      <w:r>
-        <w:rPr>
-          <w:rFonts w:hint="eastAsia"/>
-        </w:rPr>
-        <w:t>（指她自己）與我（指</w:t>
-      </w:r>
-      <w:proofErr w:type="spellEnd"/>
-      <w:r>
-        <w:rPr>
-          <w:rFonts w:hint="eastAsia"/>
-        </w:rPr>
-        <w:t xml:space="preserve"> </w:t>
-      </w:r>
-      <w:proofErr w:type="spellStart"/>
-      <w:r>
-        <w:rPr>
-          <w:rFonts w:hint="eastAsia"/>
-        </w:rPr>
-        <w:t>Vince</w:t>
-      </w:r>
-      <w:r>
-        <w:rPr>
-          <w:rFonts w:hint="eastAsia"/>
-        </w:rPr>
-        <w:t>）一同研讀聖經，並分享彼此的生命經驗</w:t>
-      </w:r>
-      <w:proofErr w:type="spellEnd"/>
-      <w:r>
-        <w:rPr>
-          <w:rFonts w:hint="eastAsia"/>
-        </w:rPr>
-        <w:t>。</w:t>
-      </w:r>
-    </w:p>
-    <w:p>
-      <w:pPr>
-        <w:rPr>
-          <w:rFonts w:hint="eastAsia"/>
-        </w:rPr>
-      </w:pPr>
-      <w:r>
-        <w:rPr>
-          <w:rFonts w:hint="eastAsia"/>
-        </w:rPr>
-        <w:t xml:space="preserve">2. </w:t>
-      </w:r>
-      <w:proofErr w:type="spellStart"/>
-      <w:r>
-        <w:rPr>
-          <w:rFonts w:hint="eastAsia"/>
-        </w:rPr>
-        <w:t>Phil</w:t>
-      </w:r>
-      <w:r>
-        <w:rPr>
-          <w:rFonts w:hint="eastAsia"/>
-        </w:rPr>
-        <w:t>：關於「居所」與「工作</w:t>
-      </w:r>
-      <w:proofErr w:type="spellEnd"/>
-      <w:r>
-        <w:rPr>
-          <w:rFonts w:hint="eastAsia"/>
-        </w:rPr>
-        <w:t>」。</w:t>
-      </w:r>
-    </w:p>
-    <w:p>
-      <w:pPr>
-        <w:rPr>
-          <w:rFonts w:hint="eastAsia"/>
-        </w:rPr>
-      </w:pPr>
-      <w:r>
-        <w:rPr>
-          <w:rFonts w:hint="eastAsia"/>
-        </w:rPr>
-        <w:t>a. Vince</w:t>
-      </w:r>
-      <w:r>
-        <w:rPr>
-          <w:rFonts w:hint="eastAsia"/>
-        </w:rPr>
-        <w:t>：我的研究領域是神經科學。這一領域競爭激烈，這對我們的靈魂構成了極大的挑戰與危險。相較於恐懼，愛與信任才是更強大的驅動力。</w:t>
-      </w:r>
-    </w:p>
-    <w:p>
-      <w:pPr>
-        <w:rPr>
-          <w:rFonts w:hint="eastAsia"/>
-        </w:rPr>
-      </w:pPr>
-      <w:r>
-        <w:rPr>
-          <w:rFonts w:hint="eastAsia"/>
-        </w:rPr>
-        <w:t>b. Alyssa</w:t>
-      </w:r>
-      <w:r>
-        <w:rPr>
-          <w:rFonts w:hint="eastAsia"/>
-        </w:rPr>
-        <w:t>：我們搬到了灣區定居。在過去的</w:t>
-      </w:r>
-      <w:r>
-        <w:rPr>
-          <w:rFonts w:hint="eastAsia"/>
-        </w:rPr>
-        <w:t>16</w:t>
-      </w:r>
-      <w:r>
-        <w:rPr>
-          <w:rFonts w:hint="eastAsia"/>
-        </w:rPr>
-        <w:t>年裡，我一直全職在家撫養四個孩子。這裡的人們在事業上都取得了巨大的成功。與這些成功人士相比，我覺得自己似乎「一事無成」；但我轉而將目光投向了社區中的人際連結與關係。</w:t>
-      </w:r>
-    </w:p>
-    <w:p>
-      <w:pPr>
-        <w:rPr>
-          <w:rFonts w:hint="eastAsia"/>
-        </w:rPr>
-      </w:pPr>
-      <w:r>
-        <w:rPr>
-          <w:rFonts w:hint="eastAsia"/>
-        </w:rPr>
-        <w:t xml:space="preserve">3. </w:t>
-      </w:r>
-      <w:proofErr w:type="spellStart"/>
-      <w:r>
-        <w:rPr>
-          <w:rFonts w:hint="eastAsia"/>
-        </w:rPr>
-        <w:t>Phil</w:t>
-      </w:r>
-      <w:r>
-        <w:rPr>
-          <w:rFonts w:hint="eastAsia"/>
-        </w:rPr>
-        <w:t>：關於「智慧」與「知識</w:t>
-      </w:r>
-      <w:proofErr w:type="spellEnd"/>
-      <w:r>
-        <w:rPr>
-          <w:rFonts w:hint="eastAsia"/>
-        </w:rPr>
-        <w:t>」。</w:t>
-      </w:r>
-    </w:p>
-    <w:p>
-      <w:pPr>
-        <w:rPr>
-          <w:rFonts w:hint="eastAsia"/>
-        </w:rPr>
-      </w:pPr>
-      <w:r>
-        <w:rPr>
-          <w:rFonts w:hint="eastAsia"/>
-        </w:rPr>
-        <w:t>a. Jo</w:t>
-      </w:r>
-      <w:r>
-        <w:rPr>
-          <w:rFonts w:hint="eastAsia"/>
-        </w:rPr>
-        <w:t>：人工智慧（</w:t>
-      </w:r>
-      <w:r>
-        <w:rPr>
-          <w:rFonts w:hint="eastAsia"/>
-        </w:rPr>
-        <w:t>AI</w:t>
-      </w:r>
-      <w:r>
-        <w:rPr>
-          <w:rFonts w:hint="eastAsia"/>
-        </w:rPr>
-        <w:t>）正在開啟一種全新的生活方式。我們應積極擁抱人工智慧所帶來的知識與技術，將其作為一種媒介，結合確鑿的證據與耶穌的教導，去影響與觸動人心。</w:t>
-      </w:r>
-      <w:r>
-        <w:rPr>
-          <w:rFonts w:hint="eastAsia"/>
-        </w:rPr>
-        <w:t xml:space="preserve"> b. </w:t>
-      </w:r>
-      <w:proofErr w:type="spellStart"/>
-      <w:r>
-        <w:rPr>
-          <w:rFonts w:hint="eastAsia"/>
-        </w:rPr>
         <w:t>Alyssa</w:t>
       </w:r>
       <w:r>
         <w:rPr>
           <w:rFonts w:hint="eastAsia"/>
         </w:rPr>
-        <w:t>：網路上有大量的資源，但我限制了孩子們對這些資源的接觸</w:t>
+        <w:t>：網路上擁有大量的資源，但我對孩子們使用這些資源進行了限制</w:t>
       </w:r>
       <w:proofErr w:type="spellEnd"/>
       <w:r>
@@ -2793,7 +2819,7 @@
         <w:rPr>
           <w:rFonts w:hint="eastAsia"/>
         </w:rPr>
-        <w:t>：每當我心中存有深奧的疑問時，我都會向上帝尋求指引，詢問我該如何行事</w:t>
+        <w:t>：每當我心中產生深層的疑問時，我都會向上帝尋求指引，詢問自己該如何行事</w:t>
       </w:r>
       <w:proofErr w:type="spellEnd"/>
       <w:r>
@@ -2826,7 +2852,7 @@
         <w:rPr>
           <w:rFonts w:hint="eastAsia"/>
         </w:rPr>
-        <w:t>：我與上帝之間有著貫穿日常生活的深度對話</w:t>
+        <w:t>：我與上帝之間有著貫穿日常生活的、親密的對話關係</w:t>
       </w:r>
       <w:proofErr w:type="spellEnd"/>
       <w:r>
@@ -2859,7 +2885,7 @@
         <w:rPr>
           <w:rFonts w:hint="eastAsia"/>
         </w:rPr>
-        <w:t>：當你身陷困境時，你終將能夠安然度過</w:t>
+        <w:t>：當你遭遇艱難處境時，你終將能夠安然度過</w:t>
       </w:r>
       <w:proofErr w:type="spellEnd"/>
       <w:r>
@@ -2892,7 +2918,7 @@
         <w:rPr>
           <w:rFonts w:hint="eastAsia"/>
         </w:rPr>
-        <w:t>：當你心中懷有對永恆的信念時，你將如何面對並穿越那些艱難險阻</w:t>
+        <w:t>：當你心中懷有「永恆」的信念時，你將如何面對並穿越那些艱難困境</w:t>
       </w:r>
       <w:proofErr w:type="spellEnd"/>
       <w:r>
@@ -2908,70 +2934,86 @@
           <w:rFonts w:hint="eastAsia"/>
         </w:rPr>
       </w:pPr>
+      <w:r>
+        <w:rPr>
+          <w:rFonts w:hint="eastAsia"/>
+        </w:rPr>
+        <w:t>Vince</w:t>
+      </w:r>
+      <w:r>
+        <w:rPr>
+          <w:rFonts w:hint="eastAsia"/>
+        </w:rPr>
+        <w:t>：</w:t>
+      </w:r>
+      <w:r>
+        <w:rPr>
+          <w:rFonts w:hint="eastAsia"/>
+        </w:rPr>
+        <w:t>Jo</w:t>
+      </w:r>
+      <w:r>
+        <w:rPr>
+          <w:rFonts w:hint="eastAsia"/>
+        </w:rPr>
+        <w:t>曾收到甲狀腺切片報告，顯示罹癌幾率高達</w:t>
+      </w:r>
+      <w:r>
+        <w:rPr>
+          <w:rFonts w:hint="eastAsia"/>
+        </w:rPr>
+        <w:t>50%</w:t>
+      </w:r>
+      <w:r>
+        <w:rPr>
+          <w:rFonts w:hint="eastAsia"/>
+        </w:rPr>
+        <w:t>。她接受了手術，切除了半側甲狀腺，最後熬過了那段艱難的時光。我們之所以能度過難關，正是因為我們緊緊靠著上帝那永恆的計畫。</w:t>
+      </w:r>
+    </w:p>
+    <w:p>
+      <w:r>
+        <w:rPr>
+          <w:rFonts w:hint="eastAsia"/>
+        </w:rPr>
+        <w:t xml:space="preserve">7. </w:t>
+      </w:r>
       <w:proofErr w:type="spellStart"/>
       <w:r>
         <w:rPr>
           <w:rFonts w:hint="eastAsia"/>
         </w:rPr>
+        <w:t>Phil</w:t>
+      </w:r>
+      <w:r>
+        <w:rPr>
+          <w:rFonts w:hint="eastAsia"/>
+        </w:rPr>
+        <w:t>：我們祈求上帝醫治</w:t>
+      </w:r>
+      <w:r>
+        <w:rPr>
+          <w:rFonts w:hint="eastAsia"/>
+        </w:rPr>
+        <w:t>Jo</w:t>
+      </w:r>
+      <w:r>
+        <w:rPr>
+          <w:rFonts w:hint="eastAsia"/>
+        </w:rPr>
+        <w:t>，並賜予</w:t>
+      </w:r>
+      <w:r>
+        <w:rPr>
+          <w:rFonts w:hint="eastAsia"/>
+        </w:rPr>
         <w:t>Vince</w:t>
       </w:r>
       <w:r>
         <w:rPr>
           <w:rFonts w:hint="eastAsia"/>
         </w:rPr>
-        <w:t>：我曾接受過手術，切除了半側甲狀腺；在那段艱難的時期裡，我向上帝祈求指引，尋求祂為我預備的行動方案</w:t>
-      </w:r>
-      <w:proofErr w:type="spellEnd"/>
-      <w:r>
-        <w:rPr>
-          <w:rFonts w:hint="eastAsia"/>
-        </w:rPr>
-        <w:t>。</w:t>
-      </w:r>
-    </w:p>
-    <w:p>
-      <w:r>
-        <w:rPr>
-          <w:rFonts w:hint="eastAsia"/>
-        </w:rPr>
-        <w:t xml:space="preserve">7. </w:t>
-      </w:r>
-      <w:proofErr w:type="spellStart"/>
-      <w:r>
-        <w:rPr>
-          <w:rFonts w:hint="eastAsia"/>
-        </w:rPr>
-        <w:t>Phil</w:t>
-      </w:r>
-      <w:r>
-        <w:rPr>
-          <w:rFonts w:hint="eastAsia"/>
-        </w:rPr>
-        <w:t>：讓我們一同禱告，祈求上帝醫治</w:t>
-      </w:r>
-      <w:r>
-        <w:rPr>
-          <w:rFonts w:hint="eastAsia"/>
-        </w:rPr>
-        <w:t>Vince</w:t>
-      </w:r>
-      <w:r>
-        <w:rPr>
-          <w:rFonts w:hint="eastAsia"/>
-        </w:rPr>
-        <w:t>，並賜予</w:t>
-      </w:r>
-      <w:r>
-        <w:rPr>
-          <w:rFonts w:hint="eastAsia"/>
-        </w:rPr>
-        <w:t>Jo</w:t>
-      </w:r>
-      <w:r>
-        <w:rPr>
-          <w:rFonts w:hint="eastAsia"/>
-        </w:rPr>
-        <w:t>智慧，引導她前進</w:t>
+        <w:t>智慧，引導他前進</w:t>
       </w:r>
       <w:proofErr w:type="spellEnd"/>
       <w:r>
@@ -2989,6 +3031,11 @@
       </w:r>
     </w:p>
     <w:p>
+      <w:pPr>
+        <w:rPr>
+          <w:rFonts w:hint="eastAsia"/>
+        </w:rPr>
+      </w:pPr>
       <w:r>
         <w:rPr>
           <w:rFonts w:hint="eastAsia"/>
@@ -3075,6 +3122,11 @@
       </w:r>
     </w:p>
     <w:p>
+      <w:pPr>
+        <w:rPr>
+          <w:rFonts w:hint="eastAsia"/>
+        </w:rPr>
+      </w:pPr>
       <w:r>
         <w:rPr>
           <w:rFonts w:hint="eastAsia"/>
@@ -3083,6 +3135,11 @@
       </w:r>
     </w:p>
     <w:p>
+      <w:pPr>
+        <w:rPr>
+          <w:rFonts w:hint="eastAsia"/>
+        </w:rPr>
+      </w:pPr>
       <w:r>
         <w:rPr>
           <w:rFonts w:hint="eastAsia"/>
@@ -3194,8 +3251,19 @@
         <w:t>）</w:t>
       </w:r>
     </w:p>
-    <w:p/>
-    <w:p>
+    <w:p>
+      <w:pPr>
+        <w:rPr>
+          <w:rFonts w:hint="eastAsia"/>
+        </w:rPr>
+      </w:pPr>
+    </w:p>
+    <w:p>
+      <w:pPr>
+        <w:rPr>
+          <w:rFonts w:hint="eastAsia"/>
+        </w:rPr>
+      </w:pPr>
       <w:r>
         <w:rPr>
           <w:rFonts w:hint="eastAsia"/>
@@ -3239,8 +3307,19 @@
         <w:t>ユーバンク夫妻による、ポッドキャスト形式の率直な会話が繰り広げられます。</w:t>
       </w:r>
     </w:p>
-    <w:p/>
-    <w:p>
+    <w:p>
+      <w:pPr>
+        <w:rPr>
+          <w:rFonts w:hint="eastAsia"/>
+        </w:rPr>
+      </w:pPr>
+    </w:p>
+    <w:p>
+      <w:pPr>
+        <w:rPr>
+          <w:rFonts w:hint="eastAsia"/>
+        </w:rPr>
+      </w:pPr>
       <w:r>
         <w:rPr>
           <w:rFonts w:hint="eastAsia"/>
@@ -3285,6 +3364,11 @@
       </w:r>
     </w:p>
     <w:p>
+      <w:pPr>
+        <w:rPr>
+          <w:rFonts w:hint="eastAsia"/>
+        </w:rPr>
+      </w:pPr>
       <w:r>
         <w:rPr>
           <w:rFonts w:hint="eastAsia"/>
@@ -3313,28 +3397,273 @@
         <w:rPr>
           <w:rFonts w:hint="eastAsia"/>
         </w:rPr>
-        <w:t>）</w:t>
+        <w:t>）を取得。聖書の女性たち、美、そして「非難の文化（</w:t>
+      </w:r>
+      <w:r>
+        <w:rPr>
+          <w:rFonts w:hint="eastAsia"/>
+        </w:rPr>
+        <w:t>blame culture</w:t>
+      </w:r>
+      <w:r>
+        <w:rPr>
+          <w:rFonts w:hint="eastAsia"/>
+        </w:rPr>
+        <w:t>）」</w:t>
       </w:r>
       <w:proofErr w:type="spellStart"/>
       <w:r>
         <w:rPr>
           <w:rFonts w:hint="eastAsia"/>
         </w:rPr>
-        <w:t>を取得。聖書の女性たち、美、そして「非難の文化（</w:t>
-      </w:r>
-      <w:r>
-        <w:rPr>
-          <w:rFonts w:hint="eastAsia"/>
-        </w:rPr>
-        <w:t>blame</w:t>
+        <w:t>の克服をテーマに研究を行っている</w:t>
       </w:r>
       <w:proofErr w:type="spellEnd"/>
       <w:r>
         <w:rPr>
           <w:rFonts w:hint="eastAsia"/>
         </w:rPr>
-        <w:t xml:space="preserve"> culture</w:t>
-      </w:r>
+        <w:t>。</w:t>
+      </w:r>
+    </w:p>
+    <w:p>
+      <w:pPr>
+        <w:rPr>
+          <w:rFonts w:hint="eastAsia"/>
+        </w:rPr>
+      </w:pPr>
+    </w:p>
+    <w:p>
+      <w:pPr>
+        <w:rPr>
+          <w:rFonts w:hint="eastAsia"/>
+        </w:rPr>
+      </w:pPr>
+      <w:proofErr w:type="spellStart"/>
+      <w:r>
+        <w:rPr>
+          <w:rFonts w:hint="eastAsia"/>
+        </w:rPr>
+        <w:t>ヴィンス＆ジョ</w:t>
+      </w:r>
+      <w:proofErr w:type="spellEnd"/>
+      <w:r>
+        <w:rPr>
+          <w:rFonts w:hint="eastAsia"/>
+        </w:rPr>
+        <w:t>ー</w:t>
+      </w:r>
+      <w:r>
+        <w:rPr>
+          <w:rFonts w:ascii="MS Mincho" w:eastAsia="MS Mincho" w:hAnsi="MS Mincho" w:cs="MS Mincho" w:hint="eastAsia"/>
+        </w:rPr>
+        <w:t>・</w:t>
+      </w:r>
+      <w:proofErr w:type="spellStart"/>
+      <w:r>
+        <w:rPr>
+          <w:rFonts w:ascii="SimSun" w:hAnsi="SimSun" w:cs="SimSun" w:hint="eastAsia"/>
+        </w:rPr>
+        <w:t>ヴィターレ夫妻には、ラファエルとジョナサンという幼い二人の息子がいる</w:t>
+      </w:r>
+      <w:proofErr w:type="spellEnd"/>
+      <w:r>
+        <w:rPr>
+          <w:rFonts w:ascii="SimSun" w:hAnsi="SimSun" w:cs="SimSun" w:hint="eastAsia"/>
+        </w:rPr>
+        <w:t>。</w:t>
+      </w:r>
+    </w:p>
+    <w:p>
+      <w:pPr>
+        <w:rPr>
+          <w:rFonts w:hint="eastAsia"/>
+        </w:rPr>
+      </w:pPr>
+      <w:r>
+        <w:rPr>
+          <w:rFonts w:hint="eastAsia"/>
+        </w:rPr>
+        <w:t>フィル＆アリッサ</w:t>
+      </w:r>
+      <w:r>
+        <w:rPr>
+          <w:rFonts w:ascii="MS Mincho" w:eastAsia="MS Mincho" w:hAnsi="MS Mincho" w:cs="MS Mincho" w:hint="eastAsia"/>
+        </w:rPr>
+        <w:t>・</w:t>
+      </w:r>
+      <w:r>
+        <w:rPr>
+          <w:rFonts w:ascii="SimSun" w:hAnsi="SimSun" w:cs="SimSun" w:hint="eastAsia"/>
+        </w:rPr>
+        <w:t>ユーバンク夫妻には、</w:t>
+      </w:r>
+      <w:r>
+        <w:rPr>
+          <w:rFonts w:hint="eastAsia"/>
+        </w:rPr>
+        <w:t>4</w:t>
+      </w:r>
+      <w:r>
+        <w:rPr>
+          <w:rFonts w:hint="eastAsia"/>
+        </w:rPr>
+        <w:t>人の子供がいる。</w:t>
+      </w:r>
+    </w:p>
+    <w:p>
+      <w:pPr>
+        <w:rPr>
+          <w:rFonts w:hint="eastAsia"/>
+        </w:rPr>
+      </w:pPr>
+    </w:p>
+    <w:p>
+      <w:pPr>
+        <w:rPr>
+          <w:rFonts w:hint="eastAsia"/>
+        </w:rPr>
+      </w:pPr>
+      <w:r>
+        <w:rPr>
+          <w:rFonts w:hint="eastAsia"/>
+        </w:rPr>
+        <w:t xml:space="preserve">1. </w:t>
+      </w:r>
+      <w:proofErr w:type="spellStart"/>
+      <w:r>
+        <w:rPr>
+          <w:rFonts w:hint="eastAsia"/>
+        </w:rPr>
+        <w:t>フィル：会話は「信仰」と「人生の知恵」というテーマから始まる</w:t>
+      </w:r>
+      <w:proofErr w:type="spellEnd"/>
+      <w:r>
+        <w:rPr>
+          <w:rFonts w:hint="eastAsia"/>
+        </w:rPr>
+        <w:t>。</w:t>
+      </w:r>
+    </w:p>
+    <w:p>
+      <w:pPr>
+        <w:rPr>
+          <w:rFonts w:hint="eastAsia"/>
+        </w:rPr>
+      </w:pPr>
+      <w:r>
+        <w:rPr>
+          <w:rFonts w:hint="eastAsia"/>
+        </w:rPr>
+        <w:t>ジョーはプリンストン大学の研究者であり、ヴィンスの父親は牧師である。二人は神に対する異なる視点を持っている。愛は、恐れよりもはるかに強力な原動力となる。</w:t>
+      </w:r>
+    </w:p>
+    <w:p>
+      <w:pPr>
+        <w:rPr>
+          <w:rFonts w:hint="eastAsia"/>
+        </w:rPr>
+      </w:pPr>
+      <w:r>
+        <w:rPr>
+          <w:rFonts w:hint="eastAsia"/>
+        </w:rPr>
+        <w:t xml:space="preserve">a. </w:t>
+      </w:r>
+      <w:r>
+        <w:rPr>
+          <w:rFonts w:hint="eastAsia"/>
+        </w:rPr>
+        <w:t>ヴィンス：プリンストン大学では、神経科学の研究とスポーツ活動にのみ専念していた。その後、妻となるジョーと出会い、イエス</w:t>
+      </w:r>
+      <w:r>
+        <w:rPr>
+          <w:rFonts w:ascii="MS Mincho" w:eastAsia="MS Mincho" w:hAnsi="MS Mincho" w:cs="MS Mincho" w:hint="eastAsia"/>
+        </w:rPr>
+        <w:t>・</w:t>
+      </w:r>
+      <w:r>
+        <w:rPr>
+          <w:rFonts w:ascii="SimSun" w:hAnsi="SimSun" w:cs="SimSun" w:hint="eastAsia"/>
+        </w:rPr>
+        <w:t>キリストについて知るようになった。</w:t>
+      </w:r>
+    </w:p>
+    <w:p>
+      <w:pPr>
+        <w:rPr>
+          <w:rFonts w:hint="eastAsia"/>
+        </w:rPr>
+      </w:pPr>
+      <w:r>
+        <w:rPr>
+          <w:rFonts w:hint="eastAsia"/>
+        </w:rPr>
+        <w:t xml:space="preserve">b. </w:t>
+      </w:r>
+      <w:proofErr w:type="spellStart"/>
+      <w:r>
+        <w:rPr>
+          <w:rFonts w:hint="eastAsia"/>
+        </w:rPr>
+        <w:t>ジョ</w:t>
+      </w:r>
+      <w:proofErr w:type="spellEnd"/>
+      <w:r>
+        <w:rPr>
+          <w:rFonts w:hint="eastAsia"/>
+        </w:rPr>
+        <w:t>ー：</w:t>
+      </w:r>
+      <w:proofErr w:type="spellStart"/>
+      <w:r>
+        <w:rPr>
+          <w:rFonts w:hint="eastAsia"/>
+        </w:rPr>
+        <w:t>私の両親は牧師だ。ヴィンスと私は共に聖書を学び、互いの経験を分かち合っている</w:t>
+      </w:r>
+      <w:proofErr w:type="spellEnd"/>
+      <w:r>
+        <w:rPr>
+          <w:rFonts w:hint="eastAsia"/>
+        </w:rPr>
+        <w:t>。</w:t>
+      </w:r>
+    </w:p>
+    <w:p>
+      <w:pPr>
+        <w:rPr>
+          <w:rFonts w:hint="eastAsia"/>
+        </w:rPr>
+      </w:pPr>
+      <w:r>
+        <w:rPr>
+          <w:rFonts w:hint="eastAsia"/>
+        </w:rPr>
+        <w:t xml:space="preserve">2. </w:t>
+      </w:r>
+      <w:proofErr w:type="spellStart"/>
+      <w:r>
+        <w:rPr>
+          <w:rFonts w:hint="eastAsia"/>
+        </w:rPr>
+        <w:t>フィル</w:t>
+      </w:r>
+      <w:proofErr w:type="spellEnd"/>
+      <w:r>
+        <w:rPr>
+          <w:rFonts w:hint="eastAsia"/>
+        </w:rPr>
+        <w:t>：「</w:t>
+      </w:r>
+      <w:proofErr w:type="spellStart"/>
+      <w:r>
+        <w:rPr>
+          <w:rFonts w:hint="eastAsia"/>
+        </w:rPr>
+        <w:t>場所（環境</w:t>
+      </w:r>
+      <w:proofErr w:type="spellEnd"/>
       <w:r>
         <w:rPr>
           <w:rFonts w:hint="eastAsia"/>
@@ -3346,99 +3675,356 @@
         <w:rPr>
           <w:rFonts w:hint="eastAsia"/>
         </w:rPr>
-        <w:t>の克服をテーマに研究を行っている</w:t>
+        <w:t>と「仕事」について</w:t>
       </w:r>
       <w:proofErr w:type="spellEnd"/>
       <w:r>
         <w:rPr>
           <w:rFonts w:hint="eastAsia"/>
         </w:rPr>
+        <w:t>：</w:t>
+      </w:r>
+    </w:p>
+    <w:p>
+      <w:pPr>
+        <w:rPr>
+          <w:rFonts w:hint="eastAsia"/>
+        </w:rPr>
+      </w:pPr>
+      <w:r>
+        <w:rPr>
+          <w:rFonts w:hint="eastAsia"/>
+        </w:rPr>
+        <w:t xml:space="preserve">a. </w:t>
+      </w:r>
+      <w:r>
+        <w:rPr>
+          <w:rFonts w:hint="eastAsia"/>
+        </w:rPr>
+        <w:t>ヴィンス：私の研究分野は神経科学だ。そこには激しい競争があり、私たちの魂にとって非常に危険な側面もはらんでいる。愛と信頼こそが、恐れに勝る偉大な原動力となる。</w:t>
+      </w:r>
+    </w:p>
+    <w:p>
+      <w:pPr>
+        <w:rPr>
+          <w:rFonts w:hint="eastAsia"/>
+        </w:rPr>
+      </w:pPr>
+      <w:r>
+        <w:rPr>
+          <w:rFonts w:hint="eastAsia"/>
+        </w:rPr>
+        <w:t xml:space="preserve">b. </w:t>
+      </w:r>
+      <w:r>
+        <w:rPr>
+          <w:rFonts w:hint="eastAsia"/>
+        </w:rPr>
+        <w:t>アリッサ：私たちはベイエリア（サンフランシスコ湾岸地域）へ移住し、以来</w:t>
+      </w:r>
+      <w:r>
+        <w:rPr>
+          <w:rFonts w:hint="eastAsia"/>
+        </w:rPr>
+        <w:t>16</w:t>
+      </w:r>
+      <w:r>
+        <w:rPr>
+          <w:rFonts w:hint="eastAsia"/>
+        </w:rPr>
+        <w:t>年間にわたり、専業主婦として</w:t>
+      </w:r>
+      <w:r>
+        <w:rPr>
+          <w:rFonts w:hint="eastAsia"/>
+        </w:rPr>
+        <w:t>4</w:t>
+      </w:r>
+      <w:r>
+        <w:rPr>
+          <w:rFonts w:hint="eastAsia"/>
+        </w:rPr>
+        <w:t>人の子供たちを育ててきた。この地域の住人たちは、キャリアにおいて極めて大きな成功を収めている。そうした成功者たちと比べれば、私は「何もしていない」に等</w:t>
+      </w:r>
+      <w:r>
+        <w:rPr>
+          <w:rFonts w:hint="eastAsia"/>
+        </w:rPr>
+        <w:lastRenderedPageBreak/>
+        <w:t>しいかもしれない。しかし私は、地域社会における人々の「つながり」にこそ目を向けている。</w:t>
+      </w:r>
+    </w:p>
+    <w:p>
+      <w:pPr>
+        <w:rPr>
+          <w:rFonts w:hint="eastAsia"/>
+        </w:rPr>
+      </w:pPr>
+      <w:r>
+        <w:rPr>
+          <w:rFonts w:hint="eastAsia"/>
+        </w:rPr>
+        <w:t xml:space="preserve">3. </w:t>
+      </w:r>
+      <w:proofErr w:type="spellStart"/>
+      <w:r>
+        <w:rPr>
+          <w:rFonts w:hint="eastAsia"/>
+        </w:rPr>
+        <w:t>フィル</w:t>
+      </w:r>
+      <w:proofErr w:type="spellEnd"/>
+      <w:r>
+        <w:rPr>
+          <w:rFonts w:hint="eastAsia"/>
+        </w:rPr>
+        <w:t>：「</w:t>
+      </w:r>
+      <w:proofErr w:type="spellStart"/>
+      <w:r>
+        <w:rPr>
+          <w:rFonts w:hint="eastAsia"/>
+        </w:rPr>
+        <w:t>知恵」と「知識」について</w:t>
+      </w:r>
+      <w:proofErr w:type="spellEnd"/>
+      <w:r>
+        <w:rPr>
+          <w:rFonts w:hint="eastAsia"/>
+        </w:rPr>
+        <w:t>：</w:t>
+      </w:r>
+    </w:p>
+    <w:p>
+      <w:pPr>
+        <w:rPr>
+          <w:rFonts w:hint="eastAsia"/>
+        </w:rPr>
+      </w:pPr>
+      <w:r>
+        <w:rPr>
+          <w:rFonts w:hint="eastAsia"/>
+        </w:rPr>
+        <w:t xml:space="preserve">a. </w:t>
+      </w:r>
+      <w:r>
+        <w:rPr>
+          <w:rFonts w:hint="eastAsia"/>
+        </w:rPr>
+        <w:t>ジョー：</w:t>
+      </w:r>
+      <w:r>
+        <w:rPr>
+          <w:rFonts w:hint="eastAsia"/>
+        </w:rPr>
+        <w:t>AI</w:t>
+      </w:r>
+      <w:r>
+        <w:rPr>
+          <w:rFonts w:hint="eastAsia"/>
+        </w:rPr>
+        <w:t>（人工知能）の登場により、新たな生き方がもたらされつつある。私たちは</w:t>
+      </w:r>
+      <w:r>
+        <w:rPr>
+          <w:rFonts w:hint="eastAsia"/>
+        </w:rPr>
+        <w:t>AI</w:t>
+      </w:r>
+      <w:r>
+        <w:rPr>
+          <w:rFonts w:hint="eastAsia"/>
+        </w:rPr>
+        <w:t>がもたらす知識を活用し、</w:t>
+      </w:r>
+      <w:r>
+        <w:rPr>
+          <w:rFonts w:hint="eastAsia"/>
+        </w:rPr>
+        <w:t>AI</w:t>
+      </w:r>
+      <w:r>
+        <w:rPr>
+          <w:rFonts w:hint="eastAsia"/>
+        </w:rPr>
+        <w:t>の技術的アプローチを取り入れながら、確かな根拠（エビデンス）とイエスの教えをもって人々に影響を与えていきたいと考えている。</w:t>
+      </w:r>
+      <w:r>
+        <w:rPr>
+          <w:rFonts w:hint="eastAsia"/>
+        </w:rPr>
+        <w:t xml:space="preserve"> b. Alyssa</w:t>
+      </w:r>
+      <w:r>
+        <w:rPr>
+          <w:rFonts w:hint="eastAsia"/>
+        </w:rPr>
+        <w:t>：インターネット上には膨大な数の情報源（リソース）が存在します。そのため、私は子供たちがそれらにアクセスする範囲を制限するようにしています。</w:t>
+      </w:r>
+    </w:p>
+    <w:p>
+      <w:pPr>
+        <w:rPr>
+          <w:rFonts w:hint="eastAsia"/>
+        </w:rPr>
+      </w:pPr>
+      <w:r>
+        <w:rPr>
+          <w:rFonts w:hint="eastAsia"/>
+        </w:rPr>
+        <w:t xml:space="preserve">4. </w:t>
+      </w:r>
+      <w:proofErr w:type="spellStart"/>
+      <w:r>
+        <w:rPr>
+          <w:rFonts w:hint="eastAsia"/>
+        </w:rPr>
+        <w:t>Phil</w:t>
+      </w:r>
+      <w:r>
+        <w:rPr>
+          <w:rFonts w:hint="eastAsia"/>
+        </w:rPr>
+        <w:t>：結婚生活をどのように営むか</w:t>
+      </w:r>
+      <w:proofErr w:type="spellEnd"/>
+    </w:p>
+    <w:p>
+      <w:pPr>
+        <w:rPr>
+          <w:rFonts w:hint="eastAsia"/>
+        </w:rPr>
+      </w:pPr>
+      <w:r>
+        <w:rPr>
+          <w:rFonts w:hint="eastAsia"/>
+        </w:rPr>
+        <w:t>a. Vince</w:t>
+      </w:r>
+      <w:r>
+        <w:rPr>
+          <w:rFonts w:hint="eastAsia"/>
+        </w:rPr>
+        <w:t>：神様は、あなたについてどう思っておられるでしょうか？私自身、月を追うごとに、より良いあり方へと成長できていると感じています。神様は私たちに、無条件の愛を注いでくださるのです。</w:t>
+      </w:r>
+    </w:p>
+    <w:p>
+      <w:pPr>
+        <w:rPr>
+          <w:rFonts w:hint="eastAsia"/>
+        </w:rPr>
+      </w:pPr>
+      <w:r>
+        <w:rPr>
+          <w:rFonts w:hint="eastAsia"/>
+        </w:rPr>
+        <w:t xml:space="preserve">b. </w:t>
+      </w:r>
+      <w:proofErr w:type="spellStart"/>
+      <w:r>
+        <w:rPr>
+          <w:rFonts w:hint="eastAsia"/>
+        </w:rPr>
+        <w:t>Jo</w:t>
+      </w:r>
+      <w:r>
+        <w:rPr>
+          <w:rFonts w:hint="eastAsia"/>
+        </w:rPr>
+        <w:t>：私たちは互いを通じて神様の愛を体験し、その愛を分かち合っています</w:t>
+      </w:r>
+      <w:proofErr w:type="spellEnd"/>
+      <w:r>
+        <w:rPr>
+          <w:rFonts w:hint="eastAsia"/>
+        </w:rPr>
         <w:t>。</w:t>
       </w:r>
     </w:p>
-    <w:p/>
-    <w:p>
+    <w:p>
+      <w:pPr>
+        <w:rPr>
+          <w:rFonts w:hint="eastAsia"/>
+        </w:rPr>
+      </w:pPr>
+      <w:r>
+        <w:rPr>
+          <w:rFonts w:hint="eastAsia"/>
+        </w:rPr>
+        <w:t xml:space="preserve">5. </w:t>
+      </w:r>
       <w:proofErr w:type="spellStart"/>
       <w:r>
         <w:rPr>
           <w:rFonts w:hint="eastAsia"/>
         </w:rPr>
-        <w:t>ヴィンス＆ジョ</w:t>
+        <w:t>Phil</w:t>
+      </w:r>
+      <w:r>
+        <w:rPr>
+          <w:rFonts w:hint="eastAsia"/>
+        </w:rPr>
+        <w:t>：日々の実践について</w:t>
       </w:r>
       <w:proofErr w:type="spellEnd"/>
-      <w:r>
-        <w:rPr>
-          <w:rFonts w:hint="eastAsia"/>
-        </w:rPr>
-        <w:t>ー</w:t>
-      </w:r>
-      <w:r>
-        <w:rPr>
-          <w:rFonts w:ascii="MS Mincho" w:eastAsia="MS Mincho" w:hAnsi="MS Mincho" w:cs="MS Mincho" w:hint="eastAsia"/>
-        </w:rPr>
-        <w:t>・</w:t>
+    </w:p>
+    <w:p>
+      <w:pPr>
+        <w:rPr>
+          <w:rFonts w:hint="eastAsia"/>
+        </w:rPr>
+      </w:pPr>
+      <w:r>
+        <w:rPr>
+          <w:rFonts w:hint="eastAsia"/>
+        </w:rPr>
+        <w:t xml:space="preserve">a. </w:t>
       </w:r>
       <w:proofErr w:type="spellStart"/>
       <w:r>
         <w:rPr>
-          <w:rFonts w:ascii="SimSun" w:hAnsi="SimSun" w:cs="SimSun" w:hint="eastAsia"/>
-        </w:rPr>
-        <w:t>ヴィターレ夫妻には、ラファエルとジョナサンという幼い二人の息子がいる</w:t>
+          <w:rFonts w:hint="eastAsia"/>
+        </w:rPr>
+        <w:t>Vince</w:t>
+      </w:r>
+      <w:r>
+        <w:rPr>
+          <w:rFonts w:hint="eastAsia"/>
+        </w:rPr>
+        <w:t>：心に深く重い問いが生じたとき、私は神様に「自分はどうすべきか」と問いかけます</w:t>
       </w:r>
       <w:proofErr w:type="spellEnd"/>
       <w:r>
         <w:rPr>
-          <w:rFonts w:ascii="SimSun" w:hAnsi="SimSun" w:cs="SimSun" w:hint="eastAsia"/>
+          <w:rFonts w:hint="eastAsia"/>
         </w:rPr>
         <w:t>。</w:t>
       </w:r>
     </w:p>
     <w:p>
-      <w:r>
-        <w:rPr>
-          <w:rFonts w:hint="eastAsia"/>
-        </w:rPr>
-        <w:t>フィル＆アリッサ</w:t>
-      </w:r>
-      <w:r>
-        <w:rPr>
-          <w:rFonts w:ascii="MS Mincho" w:eastAsia="MS Mincho" w:hAnsi="MS Mincho" w:cs="MS Mincho" w:hint="eastAsia"/>
-        </w:rPr>
-        <w:t>・</w:t>
-      </w:r>
-      <w:r>
-        <w:rPr>
-          <w:rFonts w:ascii="SimSun" w:hAnsi="SimSun" w:cs="SimSun" w:hint="eastAsia"/>
-        </w:rPr>
-        <w:t>ユーバンク夫妻には、</w:t>
-      </w:r>
-      <w:r>
-        <w:rPr>
-          <w:rFonts w:hint="eastAsia"/>
-        </w:rPr>
-        <w:t>4</w:t>
-      </w:r>
-      <w:r>
-        <w:rPr>
-          <w:rFonts w:hint="eastAsia"/>
-        </w:rPr>
-        <w:t>人の子供がいる。</w:t>
-      </w:r>
-    </w:p>
-    <w:p/>
-    <w:p>
-      <w:r>
-        <w:rPr>
-          <w:rFonts w:hint="eastAsia"/>
-        </w:rPr>
-        <w:t xml:space="preserve">1. </w:t>
+      <w:pPr>
+        <w:rPr>
+          <w:rFonts w:hint="eastAsia"/>
+        </w:rPr>
+      </w:pPr>
+      <w:r>
+        <w:rPr>
+          <w:rFonts w:hint="eastAsia"/>
+        </w:rPr>
+        <w:t xml:space="preserve">b. </w:t>
       </w:r>
       <w:proofErr w:type="spellStart"/>
       <w:r>
         <w:rPr>
           <w:rFonts w:hint="eastAsia"/>
         </w:rPr>
-        <w:t>フィル：会話は「信仰」と「人生の知恵」というテーマから始まる</w:t>
+        <w:t>Jo</w:t>
+      </w:r>
+      <w:r>
+        <w:rPr>
+          <w:rFonts w:hint="eastAsia"/>
+        </w:rPr>
+        <w:t>：私は日々の生活のあらゆる場面で、神様と対話をしています</w:t>
       </w:r>
       <w:proofErr w:type="spellEnd"/>
       <w:r>
@@ -3449,538 +4035,166 @@
       </w:r>
     </w:p>
     <w:p>
-      <w:r>
-        <w:rPr>
-          <w:rFonts w:hint="eastAsia"/>
-        </w:rPr>
-        <w:t>ジョーはプリンストン大学の研究者であり、ヴィンスの父親は牧師である。二人は神に対する異なる視点を持っている。愛は、恐れよりもはるかに強力な原動力となる。</w:t>
-      </w:r>
-    </w:p>
-    <w:p>
-      <w:r>
-        <w:rPr>
-          <w:rFonts w:hint="eastAsia"/>
-        </w:rPr>
-        <w:t xml:space="preserve">a. </w:t>
-      </w:r>
-      <w:r>
-        <w:rPr>
-          <w:rFonts w:hint="eastAsia"/>
-        </w:rPr>
-        <w:t>ヴィンス：プリンストン大学では、神経科学の研究とスポーツ活動にのみ専念していた。その後、妻となるジョーと出会い、イエス</w:t>
-      </w:r>
-      <w:r>
-        <w:rPr>
-          <w:rFonts w:ascii="MS Mincho" w:eastAsia="MS Mincho" w:hAnsi="MS Mincho" w:cs="MS Mincho" w:hint="eastAsia"/>
-        </w:rPr>
-        <w:t>・</w:t>
-      </w:r>
-      <w:r>
-        <w:rPr>
-          <w:rFonts w:ascii="SimSun" w:hAnsi="SimSun" w:cs="SimSun" w:hint="eastAsia"/>
-        </w:rPr>
-        <w:t>キリストについて知るようになった。</w:t>
-      </w:r>
-    </w:p>
-    <w:p>
-      <w:r>
-        <w:rPr>
-          <w:rFonts w:hint="eastAsia"/>
-        </w:rPr>
-        <w:t xml:space="preserve">b. </w:t>
+      <w:pPr>
+        <w:rPr>
+          <w:rFonts w:hint="eastAsia"/>
+        </w:rPr>
+      </w:pPr>
+      <w:r>
+        <w:rPr>
+          <w:rFonts w:hint="eastAsia"/>
+        </w:rPr>
+        <w:t xml:space="preserve">c. </w:t>
       </w:r>
       <w:proofErr w:type="spellStart"/>
       <w:r>
         <w:rPr>
           <w:rFonts w:hint="eastAsia"/>
         </w:rPr>
-        <w:t>ジョ</w:t>
+        <w:t>Alyssa</w:t>
+      </w:r>
+      <w:r>
+        <w:rPr>
+          <w:rFonts w:hint="eastAsia"/>
+        </w:rPr>
+        <w:t>：たとえ困難な状況に直面したとしても、必ずそれを乗り越えていくことができるはずです</w:t>
       </w:r>
       <w:proofErr w:type="spellEnd"/>
       <w:r>
         <w:rPr>
           <w:rFonts w:hint="eastAsia"/>
         </w:rPr>
-        <w:t>ー：</w:t>
+        <w:t>。</w:t>
+      </w:r>
+    </w:p>
+    <w:p>
+      <w:pPr>
+        <w:rPr>
+          <w:rFonts w:hint="eastAsia"/>
+        </w:rPr>
+      </w:pPr>
+      <w:r>
+        <w:rPr>
+          <w:rFonts w:hint="eastAsia"/>
+        </w:rPr>
+        <w:t xml:space="preserve">6. </w:t>
       </w:r>
       <w:proofErr w:type="spellStart"/>
       <w:r>
         <w:rPr>
           <w:rFonts w:hint="eastAsia"/>
         </w:rPr>
-        <w:t>私の両親は牧師だ。ヴィンスと私は共に聖書を学び、互いの経験を分かち合っている</w:t>
+        <w:t>Phil</w:t>
+      </w:r>
+      <w:r>
+        <w:rPr>
+          <w:rFonts w:hint="eastAsia"/>
+        </w:rPr>
+        <w:t>：もしあなたの内側に「永遠」が宿っているとしたら、困難な時をどのように歩んでいくことになるでしょうか</w:t>
       </w:r>
       <w:proofErr w:type="spellEnd"/>
       <w:r>
         <w:rPr>
           <w:rFonts w:hint="eastAsia"/>
         </w:rPr>
+        <w:t>？</w:t>
+      </w:r>
+    </w:p>
+    <w:p>
+      <w:pPr>
+        <w:rPr>
+          <w:rFonts w:hint="eastAsia"/>
+        </w:rPr>
+      </w:pPr>
+      <w:r>
+        <w:rPr>
+          <w:rFonts w:hint="eastAsia"/>
+        </w:rPr>
+        <w:t>Vince</w:t>
+      </w:r>
+      <w:r>
+        <w:rPr>
+          <w:rFonts w:hint="eastAsia"/>
+        </w:rPr>
+        <w:t>：</w:t>
+      </w:r>
+      <w:r>
+        <w:rPr>
+          <w:rFonts w:hint="eastAsia"/>
+        </w:rPr>
+        <w:t>Jo</w:t>
+      </w:r>
+      <w:r>
+        <w:rPr>
+          <w:rFonts w:hint="eastAsia"/>
+        </w:rPr>
+        <w:t>の甲状腺の生体検査の結果、</w:t>
+      </w:r>
+      <w:r>
+        <w:rPr>
+          <w:rFonts w:hint="eastAsia"/>
+        </w:rPr>
+        <w:t>50%</w:t>
+      </w:r>
+      <w:r>
+        <w:rPr>
+          <w:rFonts w:hint="eastAsia"/>
+        </w:rPr>
+        <w:t>の確率で癌であるという診断が下されました。彼女は手術を受け、甲状腺の半分を切除しましたが、その困難な時期を無事に乗り越えることができました。私たちは、神様が定めてくださった「永遠の計画」と共に、その試練を歩み抜いたのです。</w:t>
+      </w:r>
+    </w:p>
+    <w:p>
+      <w:r>
+        <w:rPr>
+          <w:rFonts w:hint="eastAsia"/>
+        </w:rPr>
+        <w:t xml:space="preserve">7. </w:t>
+      </w:r>
+      <w:proofErr w:type="spellStart"/>
+      <w:r>
+        <w:rPr>
+          <w:rFonts w:hint="eastAsia"/>
+        </w:rPr>
+        <w:t>Phil</w:t>
+      </w:r>
+      <w:r>
+        <w:rPr>
+          <w:rFonts w:hint="eastAsia"/>
+        </w:rPr>
+        <w:t>：私たちは、神様が</w:t>
+      </w:r>
+      <w:r>
+        <w:rPr>
+          <w:rFonts w:hint="eastAsia"/>
+        </w:rPr>
+        <w:t>Jo</w:t>
+      </w:r>
+      <w:r>
+        <w:rPr>
+          <w:rFonts w:hint="eastAsia"/>
+        </w:rPr>
+        <w:t>を癒やしてくださるよう、また</w:t>
+      </w:r>
+      <w:r>
+        <w:rPr>
+          <w:rFonts w:hint="eastAsia"/>
+        </w:rPr>
+        <w:t>Vince</w:t>
+      </w:r>
+      <w:r>
+        <w:rPr>
+          <w:rFonts w:hint="eastAsia"/>
+        </w:rPr>
+        <w:t>が知恵をもって歩んでいけるよう、お祈りいたします</w:t>
+      </w:r>
+      <w:proofErr w:type="spellEnd"/>
+      <w:r>
+        <w:rPr>
+          <w:rFonts w:hint="eastAsia"/>
+        </w:rPr>
         <w:t>。</w:t>
       </w:r>
     </w:p>
-    <w:p>
-      <w:r>
-        <w:rPr>
-          <w:rFonts w:hint="eastAsia"/>
-        </w:rPr>
-        <w:t xml:space="preserve">2. </w:t>
-      </w:r>
-      <w:proofErr w:type="spellStart"/>
-      <w:r>
-        <w:rPr>
-          <w:rFonts w:hint="eastAsia"/>
-        </w:rPr>
-        <w:t>フィル</w:t>
-      </w:r>
-      <w:proofErr w:type="spellEnd"/>
-      <w:r>
-        <w:rPr>
-          <w:rFonts w:hint="eastAsia"/>
-        </w:rPr>
-        <w:t>：「</w:t>
-      </w:r>
-      <w:proofErr w:type="spellStart"/>
-      <w:r>
-        <w:rPr>
-          <w:rFonts w:hint="eastAsia"/>
-        </w:rPr>
-        <w:t>場所（環境</w:t>
-      </w:r>
-      <w:proofErr w:type="spellEnd"/>
-      <w:r>
-        <w:rPr>
-          <w:rFonts w:hint="eastAsia"/>
-        </w:rPr>
-        <w:t>）」</w:t>
-      </w:r>
-      <w:proofErr w:type="spellStart"/>
-      <w:r>
-        <w:rPr>
-          <w:rFonts w:hint="eastAsia"/>
-        </w:rPr>
-        <w:t>と「仕事」について</w:t>
-      </w:r>
-      <w:proofErr w:type="spellEnd"/>
-      <w:r>
-        <w:rPr>
-          <w:rFonts w:hint="eastAsia"/>
-        </w:rPr>
-        <w:t>：</w:t>
-      </w:r>
-    </w:p>
-    <w:p>
-      <w:r>
-        <w:rPr>
-          <w:rFonts w:hint="eastAsia"/>
-        </w:rPr>
-        <w:t xml:space="preserve">a. </w:t>
-      </w:r>
-      <w:r>
-        <w:rPr>
-          <w:rFonts w:hint="eastAsia"/>
-        </w:rPr>
-        <w:t>ヴィンス：私の研究分野は神経科学だ。そこには激しい競争があり、私たちの魂にとって非常に危険な側面もはらんでいる。愛と信頼こそが、恐れに勝る偉大な原動力となる。</w:t>
-      </w:r>
-    </w:p>
-    <w:p>
-      <w:r>
-        <w:rPr>
-          <w:rFonts w:hint="eastAsia"/>
-        </w:rPr>
-        <w:t xml:space="preserve">b. </w:t>
-      </w:r>
-      <w:r>
-        <w:rPr>
-          <w:rFonts w:hint="eastAsia"/>
-        </w:rPr>
-        <w:t>アリッサ：私たちはベイエリア（サンフランシスコ湾岸地域）へ移住し、以来</w:t>
-      </w:r>
-      <w:r>
-        <w:rPr>
-          <w:rFonts w:hint="eastAsia"/>
-        </w:rPr>
-        <w:t>16</w:t>
-      </w:r>
-      <w:r>
-        <w:rPr>
-          <w:rFonts w:hint="eastAsia"/>
-        </w:rPr>
-        <w:t>年間にわたり、専業主婦として</w:t>
-      </w:r>
-      <w:r>
-        <w:rPr>
-          <w:rFonts w:hint="eastAsia"/>
-        </w:rPr>
-        <w:t>4</w:t>
-      </w:r>
-      <w:r>
-        <w:rPr>
-          <w:rFonts w:hint="eastAsia"/>
-        </w:rPr>
-        <w:t>人の子供たちを育ててきた。この地域の住人たちは、キャリアにおいて極めて大きな成功を収めている。そうした成功者たちと比べれば、私は「何もしていない」に等しいかもしれない。しかし私は、地域社会における人々の「つながり」にこそ目を向けている。</w:t>
-      </w:r>
-    </w:p>
-    <w:p>
-      <w:r>
-        <w:rPr>
-          <w:rFonts w:hint="eastAsia"/>
-        </w:rPr>
-        <w:lastRenderedPageBreak/>
-        <w:t xml:space="preserve">3. </w:t>
-      </w:r>
-      <w:proofErr w:type="spellStart"/>
-      <w:r>
-        <w:rPr>
-          <w:rFonts w:hint="eastAsia"/>
-        </w:rPr>
-        <w:t>フィル</w:t>
-      </w:r>
-      <w:proofErr w:type="spellEnd"/>
-      <w:r>
-        <w:rPr>
-          <w:rFonts w:hint="eastAsia"/>
-        </w:rPr>
-        <w:t>：「</w:t>
-      </w:r>
-      <w:proofErr w:type="spellStart"/>
-      <w:r>
-        <w:rPr>
-          <w:rFonts w:hint="eastAsia"/>
-        </w:rPr>
-        <w:t>知恵」と「知識」について</w:t>
-      </w:r>
-      <w:proofErr w:type="spellEnd"/>
-      <w:r>
-        <w:rPr>
-          <w:rFonts w:hint="eastAsia"/>
-        </w:rPr>
-        <w:t>：</w:t>
-      </w:r>
-    </w:p>
-    <w:p>
-      <w:r>
-        <w:rPr>
-          <w:rFonts w:hint="eastAsia"/>
-        </w:rPr>
-        <w:t xml:space="preserve">a. </w:t>
-      </w:r>
-      <w:r>
-        <w:rPr>
-          <w:rFonts w:hint="eastAsia"/>
-        </w:rPr>
-        <w:t>ジョー：</w:t>
-      </w:r>
-      <w:r>
-        <w:rPr>
-          <w:rFonts w:hint="eastAsia"/>
-        </w:rPr>
-        <w:t>AI</w:t>
-      </w:r>
-      <w:r>
-        <w:rPr>
-          <w:rFonts w:hint="eastAsia"/>
-        </w:rPr>
-        <w:t>（人工知能）の登場により、新たな生き方がもたらされつつある。私たちは</w:t>
-      </w:r>
-      <w:r>
-        <w:rPr>
-          <w:rFonts w:hint="eastAsia"/>
-        </w:rPr>
-        <w:t>AI</w:t>
-      </w:r>
-      <w:r>
-        <w:rPr>
-          <w:rFonts w:hint="eastAsia"/>
-        </w:rPr>
-        <w:t>がもたらす知識を活用し、</w:t>
-      </w:r>
-      <w:r>
-        <w:rPr>
-          <w:rFonts w:hint="eastAsia"/>
-        </w:rPr>
-        <w:t>AI</w:t>
-      </w:r>
-      <w:r>
-        <w:rPr>
-          <w:rFonts w:hint="eastAsia"/>
-        </w:rPr>
-        <w:t>の技術的アプローチを取り入れながら、確かな根拠（エビデンス）とイエスの教えをもって人々に影響を与えていきたいと考えている。</w:t>
-      </w:r>
-      <w:r>
-        <w:rPr>
-          <w:rFonts w:hint="eastAsia"/>
-        </w:rPr>
-        <w:t xml:space="preserve"> b. Alyssa</w:t>
-      </w:r>
-      <w:r>
-        <w:rPr>
-          <w:rFonts w:hint="eastAsia"/>
-        </w:rPr>
-        <w:t>：インターネット上には膨大な数の情報源（リソース）が存在します。そのため、私は子供たちがそれらにアクセスする範囲を制限するようにしています。</w:t>
-      </w:r>
-    </w:p>
-    <w:p>
-      <w:r>
-        <w:rPr>
-          <w:rFonts w:hint="eastAsia"/>
-        </w:rPr>
-        <w:t xml:space="preserve">4. </w:t>
-      </w:r>
-      <w:proofErr w:type="spellStart"/>
-      <w:r>
-        <w:rPr>
-          <w:rFonts w:hint="eastAsia"/>
-        </w:rPr>
-        <w:t>Phil</w:t>
-      </w:r>
-      <w:r>
-        <w:rPr>
-          <w:rFonts w:hint="eastAsia"/>
-        </w:rPr>
-        <w:t>：結婚生活をどのように営むか</w:t>
-      </w:r>
-      <w:proofErr w:type="spellEnd"/>
-    </w:p>
-    <w:p>
-      <w:r>
-        <w:rPr>
-          <w:rFonts w:hint="eastAsia"/>
-        </w:rPr>
-        <w:t>a. Vince</w:t>
-      </w:r>
-      <w:r>
-        <w:rPr>
-          <w:rFonts w:hint="eastAsia"/>
-        </w:rPr>
-        <w:t>：神様は、あなたについてどう思っておられるでしょうか？私自身、月を追うごとに、より良いあり方へと成長できていると感じています。神様は私たちに、無条件の愛を注いでくださるのです。</w:t>
-      </w:r>
-    </w:p>
-    <w:p>
-      <w:r>
-        <w:rPr>
-          <w:rFonts w:hint="eastAsia"/>
-        </w:rPr>
-        <w:t xml:space="preserve">b. </w:t>
-      </w:r>
-      <w:proofErr w:type="spellStart"/>
-      <w:r>
-        <w:rPr>
-          <w:rFonts w:hint="eastAsia"/>
-        </w:rPr>
-        <w:t>Jo</w:t>
-      </w:r>
-      <w:r>
-        <w:rPr>
-          <w:rFonts w:hint="eastAsia"/>
-        </w:rPr>
-        <w:t>：私たちは互いに、神様の愛を体験し、分かち合っています</w:t>
-      </w:r>
-      <w:proofErr w:type="spellEnd"/>
-      <w:r>
-        <w:rPr>
-          <w:rFonts w:hint="eastAsia"/>
-        </w:rPr>
-        <w:t>。</w:t>
-      </w:r>
-    </w:p>
-    <w:p>
-      <w:r>
-        <w:rPr>
-          <w:rFonts w:hint="eastAsia"/>
-        </w:rPr>
-        <w:t xml:space="preserve">5. </w:t>
-      </w:r>
-      <w:proofErr w:type="spellStart"/>
-      <w:r>
-        <w:rPr>
-          <w:rFonts w:hint="eastAsia"/>
-        </w:rPr>
-        <w:t>Phil</w:t>
-      </w:r>
-      <w:r>
-        <w:rPr>
-          <w:rFonts w:hint="eastAsia"/>
-        </w:rPr>
-        <w:t>：日々の実践</w:t>
-      </w:r>
-      <w:proofErr w:type="spellEnd"/>
-    </w:p>
-    <w:p>
-      <w:r>
-        <w:rPr>
-          <w:rFonts w:hint="eastAsia"/>
-        </w:rPr>
-        <w:t xml:space="preserve">a. </w:t>
-      </w:r>
-      <w:proofErr w:type="spellStart"/>
-      <w:r>
-        <w:rPr>
-          <w:rFonts w:hint="eastAsia"/>
-        </w:rPr>
-        <w:t>Vince</w:t>
-      </w:r>
-      <w:r>
-        <w:rPr>
-          <w:rFonts w:hint="eastAsia"/>
-        </w:rPr>
-        <w:t>：心に深く重い問いが生じたとき、私は神様に「自分はどうすべきか」と問いかけます</w:t>
-      </w:r>
-      <w:proofErr w:type="spellEnd"/>
-      <w:r>
-        <w:rPr>
-          <w:rFonts w:hint="eastAsia"/>
-        </w:rPr>
-        <w:t>。</w:t>
-      </w:r>
-    </w:p>
-    <w:p>
-      <w:r>
-        <w:rPr>
-          <w:rFonts w:hint="eastAsia"/>
-        </w:rPr>
-        <w:t xml:space="preserve">b. </w:t>
-      </w:r>
-      <w:proofErr w:type="spellStart"/>
-      <w:r>
-        <w:rPr>
-          <w:rFonts w:hint="eastAsia"/>
-        </w:rPr>
-        <w:t>Jo</w:t>
-      </w:r>
-      <w:r>
-        <w:rPr>
-          <w:rFonts w:hint="eastAsia"/>
-        </w:rPr>
-        <w:t>：私は神様と、人生のあらゆることについて対話（会話）をしています</w:t>
-      </w:r>
-      <w:proofErr w:type="spellEnd"/>
-      <w:r>
-        <w:rPr>
-          <w:rFonts w:hint="eastAsia"/>
-        </w:rPr>
-        <w:t>。</w:t>
-      </w:r>
-    </w:p>
-    <w:p>
-      <w:r>
-        <w:rPr>
-          <w:rFonts w:hint="eastAsia"/>
-        </w:rPr>
-        <w:t xml:space="preserve">c. </w:t>
-      </w:r>
-      <w:proofErr w:type="spellStart"/>
-      <w:r>
-        <w:rPr>
-          <w:rFonts w:hint="eastAsia"/>
-        </w:rPr>
-        <w:t>Alyssa</w:t>
-      </w:r>
-      <w:r>
-        <w:rPr>
-          <w:rFonts w:hint="eastAsia"/>
-        </w:rPr>
-        <w:t>：困難な状況に直面したとしても、必ずそれを乗り越えていくことができるはずです</w:t>
-      </w:r>
-      <w:proofErr w:type="spellEnd"/>
-      <w:r>
-        <w:rPr>
-          <w:rFonts w:hint="eastAsia"/>
-        </w:rPr>
-        <w:t>。</w:t>
-      </w:r>
-    </w:p>
-    <w:p>
-      <w:r>
-        <w:rPr>
-          <w:rFonts w:hint="eastAsia"/>
-        </w:rPr>
-        <w:t xml:space="preserve">6. </w:t>
-      </w:r>
-      <w:proofErr w:type="spellStart"/>
-      <w:r>
-        <w:rPr>
-          <w:rFonts w:hint="eastAsia"/>
-        </w:rPr>
-        <w:t>Phil</w:t>
-      </w:r>
-      <w:r>
-        <w:rPr>
-          <w:rFonts w:hint="eastAsia"/>
-        </w:rPr>
-        <w:t>：もしあなたの内側に「永遠」が宿っているとしたら、困難な時をどのように歩んでいくでしょうか</w:t>
-      </w:r>
-      <w:proofErr w:type="spellEnd"/>
-      <w:r>
-        <w:rPr>
-          <w:rFonts w:hint="eastAsia"/>
-        </w:rPr>
-        <w:t>？</w:t>
-      </w:r>
-    </w:p>
-    <w:p>
-      <w:r>
-        <w:rPr>
-          <w:rFonts w:hint="eastAsia"/>
-        </w:rPr>
-        <w:t>Vince</w:t>
-      </w:r>
-      <w:r>
-        <w:rPr>
-          <w:rFonts w:hint="eastAsia"/>
-        </w:rPr>
-        <w:t>：私は甲状腺の半分を切除するという手術を受け、その困難な時期を乗り越えました。その間、私は神様に「これからどうすべきか」という行動指針（プラン）を求めたのです。</w:t>
-      </w:r>
-    </w:p>
-    <w:p>
-      <w:r>
-        <w:rPr>
-          <w:rFonts w:hint="eastAsia"/>
-        </w:rPr>
-        <w:t xml:space="preserve">7. </w:t>
-      </w:r>
-      <w:proofErr w:type="spellStart"/>
-      <w:r>
-        <w:rPr>
-          <w:rFonts w:hint="eastAsia"/>
-        </w:rPr>
-        <w:t>Phil</w:t>
-      </w:r>
-      <w:r>
-        <w:rPr>
-          <w:rFonts w:hint="eastAsia"/>
-        </w:rPr>
-        <w:t>：私たちは、神様が</w:t>
-      </w:r>
-      <w:r>
-        <w:rPr>
-          <w:rFonts w:hint="eastAsia"/>
-        </w:rPr>
-        <w:t>Vince</w:t>
-      </w:r>
-      <w:r>
-        <w:rPr>
-          <w:rFonts w:hint="eastAsia"/>
-        </w:rPr>
-        <w:t>を癒やしてくださるよう、また</w:t>
-      </w:r>
-      <w:r>
-        <w:rPr>
-          <w:rFonts w:hint="eastAsia"/>
-        </w:rPr>
-        <w:t>Jo</w:t>
-      </w:r>
-      <w:r>
-        <w:rPr>
-          <w:rFonts w:hint="eastAsia"/>
-        </w:rPr>
-        <w:t>が知恵をもって人生を歩んでいけるよう、お祈りいたします</w:t>
-      </w:r>
-      <w:proofErr w:type="spellEnd"/>
-    </w:p>
-    <w:p/>
-    <w:p/>
-    <w:p/>
-    <w:p/>
     <w:sectPr>
       <w:footerReference w:type="default" r:id="rId20"/>
       <w:pgSz w:w="12240" w:h="15840"/>

--- a/Church/2026/2026_0516_MenloChurch.docx
+++ b/Church/2026/2026_0516_MenloChurch.docx
@@ -40,7 +40,13 @@
         <w:t>10</w:t>
       </w:r>
       <w:r>
-        <w:t>/2028)</w:t>
+        <w:t>/</w:t>
+      </w:r>
+      <w:r>
+        <w:t>2026</w:t>
+      </w:r>
+      <w:r>
+        <w:t>)</w:t>
       </w:r>
     </w:p>
     <w:p>
@@ -1533,7 +1539,13 @@
         <w:t xml:space="preserve">, </w:t>
       </w:r>
       <w:r>
-        <w:t>Menlo Church Worship (Summary of last week, 05/10/2028)</w:t>
+        <w:t>Menlo Church Worship (Summary of last week, 05/10/</w:t>
+      </w:r>
+      <w:r>
+        <w:t>2026</w:t>
+      </w:r>
+      <w:r>
+        <w:t>)</w:t>
       </w:r>
     </w:p>
     <w:p>
@@ -1772,11 +1784,6 @@
       </w:r>
     </w:p>
     <w:p>
-      <w:pPr>
-        <w:rPr>
-          <w:rFonts w:hint="eastAsia"/>
-        </w:rPr>
-      </w:pPr>
       <w:r>
         <w:br/>
       </w:r>
@@ -1810,6 +1817,7 @@
         </w:rPr>
         <w:t>16</w:t>
       </w:r>
+      <w:proofErr w:type="spellStart"/>
       <w:r>
         <w:rPr>
           <w:rFonts w:hint="eastAsia"/>
@@ -1820,7 +1828,14 @@
         <w:rPr>
           <w:rFonts w:hint="eastAsia"/>
         </w:rPr>
-        <w:t xml:space="preserve">Menlo Church </w:t>
+        <w:t>Menlo</w:t>
+      </w:r>
+      <w:proofErr w:type="spellEnd"/>
+      <w:r>
+        <w:rPr>
+          <w:rFonts w:hint="eastAsia"/>
+        </w:rPr>
+        <w:t xml:space="preserve"> Church </w:t>
       </w:r>
       <w:r>
         <w:rPr>
@@ -1832,7 +1847,7 @@
         <w:rPr>
           <w:rFonts w:hint="eastAsia"/>
         </w:rPr>
-        <w:t>2028</w:t>
+        <w:t>2026</w:t>
       </w:r>
       <w:r>
         <w:rPr>
@@ -1866,11 +1881,6 @@
       </w:r>
     </w:p>
     <w:p>
-      <w:pPr>
-        <w:rPr>
-          <w:rFonts w:hint="eastAsia"/>
-        </w:rPr>
-      </w:pPr>
       <w:r>
         <w:rPr>
           <w:rFonts w:hint="eastAsia"/>
@@ -1879,11 +1889,6 @@
       </w:r>
     </w:p>
     <w:p>
-      <w:pPr>
-        <w:rPr>
-          <w:rFonts w:hint="eastAsia"/>
-        </w:rPr>
-      </w:pPr>
       <w:proofErr w:type="spellStart"/>
       <w:r>
         <w:rPr>
@@ -1985,19 +1990,8 @@
         <w:t>）</w:t>
       </w:r>
     </w:p>
-    <w:p>
-      <w:pPr>
-        <w:rPr>
-          <w:rFonts w:hint="eastAsia"/>
-        </w:rPr>
-      </w:pPr>
-    </w:p>
-    <w:p>
-      <w:pPr>
-        <w:rPr>
-          <w:rFonts w:hint="eastAsia"/>
-        </w:rPr>
-      </w:pPr>
+    <w:p/>
+    <w:p>
       <w:r>
         <w:rPr>
           <w:rFonts w:hint="eastAsia"/>
@@ -2085,19 +2079,8 @@
         <w:t>。</w:t>
       </w:r>
     </w:p>
-    <w:p>
-      <w:pPr>
-        <w:rPr>
-          <w:rFonts w:hint="eastAsia"/>
-        </w:rPr>
-      </w:pPr>
-    </w:p>
-    <w:p>
-      <w:pPr>
-        <w:rPr>
-          <w:rFonts w:hint="eastAsia"/>
-        </w:rPr>
-      </w:pPr>
+    <w:p/>
+    <w:p>
       <w:r>
         <w:rPr>
           <w:rFonts w:hint="eastAsia"/>
@@ -2144,11 +2127,6 @@
       </w:r>
     </w:p>
     <w:p>
-      <w:pPr>
-        <w:rPr>
-          <w:rFonts w:hint="eastAsia"/>
-        </w:rPr>
-      </w:pPr>
       <w:r>
         <w:rPr>
           <w:rFonts w:hint="eastAsia"/>
@@ -2186,19 +2164,8 @@
         <w:t>）。</w:t>
       </w:r>
     </w:p>
-    <w:p>
-      <w:pPr>
-        <w:rPr>
-          <w:rFonts w:hint="eastAsia"/>
-        </w:rPr>
-      </w:pPr>
-    </w:p>
-    <w:p>
-      <w:pPr>
-        <w:rPr>
-          <w:rFonts w:hint="eastAsia"/>
-        </w:rPr>
-      </w:pPr>
+    <w:p/>
+    <w:p>
       <w:r>
         <w:rPr>
           <w:rFonts w:hint="eastAsia"/>
@@ -2251,11 +2218,6 @@
       </w:r>
     </w:p>
     <w:p>
-      <w:pPr>
-        <w:rPr>
-          <w:rFonts w:hint="eastAsia"/>
-        </w:rPr>
-      </w:pPr>
       <w:r>
         <w:rPr>
           <w:rFonts w:hint="eastAsia"/>
@@ -2289,19 +2251,8 @@
         <w:t>。</w:t>
       </w:r>
     </w:p>
-    <w:p>
-      <w:pPr>
-        <w:rPr>
-          <w:rFonts w:hint="eastAsia"/>
-        </w:rPr>
-      </w:pPr>
-    </w:p>
-    <w:p>
-      <w:pPr>
-        <w:rPr>
-          <w:rFonts w:hint="eastAsia"/>
-        </w:rPr>
-      </w:pPr>
+    <w:p/>
+    <w:p>
       <w:r>
         <w:rPr>
           <w:rFonts w:hint="eastAsia"/>
@@ -2330,11 +2281,6 @@
       </w:r>
     </w:p>
     <w:p>
-      <w:pPr>
-        <w:rPr>
-          <w:rFonts w:hint="eastAsia"/>
-        </w:rPr>
-      </w:pPr>
       <w:r>
         <w:rPr>
           <w:rFonts w:hint="eastAsia"/>
@@ -2371,11 +2317,6 @@
       </w:r>
     </w:p>
     <w:p>
-      <w:pPr>
-        <w:rPr>
-          <w:rFonts w:hint="eastAsia"/>
-        </w:rPr>
-      </w:pPr>
       <w:r>
         <w:rPr>
           <w:rFonts w:hint="eastAsia"/>
@@ -2424,11 +2365,6 @@
       </w:r>
     </w:p>
     <w:p>
-      <w:pPr>
-        <w:rPr>
-          <w:rFonts w:hint="eastAsia"/>
-        </w:rPr>
-      </w:pPr>
       <w:r>
         <w:rPr>
           <w:rFonts w:hint="eastAsia"/>
@@ -2503,11 +2439,6 @@
       </w:r>
     </w:p>
     <w:p>
-      <w:pPr>
-        <w:rPr>
-          <w:rFonts w:hint="eastAsia"/>
-        </w:rPr>
-      </w:pPr>
       <w:r>
         <w:rPr>
           <w:rFonts w:hint="eastAsia"/>
@@ -2536,11 +2467,6 @@
       </w:r>
     </w:p>
     <w:p>
-      <w:pPr>
-        <w:rPr>
-          <w:rFonts w:hint="eastAsia"/>
-        </w:rPr>
-      </w:pPr>
       <w:r>
         <w:rPr>
           <w:rFonts w:hint="eastAsia"/>
@@ -2555,11 +2481,6 @@
       </w:r>
     </w:p>
     <w:p>
-      <w:pPr>
-        <w:rPr>
-          <w:rFonts w:hint="eastAsia"/>
-        </w:rPr>
-      </w:pPr>
       <w:r>
         <w:rPr>
           <w:rFonts w:hint="eastAsia"/>
@@ -2586,11 +2507,6 @@
       </w:r>
     </w:p>
     <w:p>
-      <w:pPr>
-        <w:rPr>
-          <w:rFonts w:hint="eastAsia"/>
-        </w:rPr>
-      </w:pPr>
       <w:r>
         <w:rPr>
           <w:rFonts w:hint="eastAsia"/>
@@ -2619,11 +2535,6 @@
       </w:r>
     </w:p>
     <w:p>
-      <w:pPr>
-        <w:rPr>
-          <w:rFonts w:hint="eastAsia"/>
-        </w:rPr>
-      </w:pPr>
       <w:r>
         <w:rPr>
           <w:rFonts w:hint="eastAsia"/>
@@ -2676,11 +2587,6 @@
       </w:r>
     </w:p>
     <w:p>
-      <w:pPr>
-        <w:rPr>
-          <w:rFonts w:hint="eastAsia"/>
-        </w:rPr>
-      </w:pPr>
       <w:r>
         <w:rPr>
           <w:rFonts w:hint="eastAsia"/>
@@ -2703,11 +2609,6 @@
       <w:proofErr w:type="spellEnd"/>
     </w:p>
     <w:p>
-      <w:pPr>
-        <w:rPr>
-          <w:rFonts w:hint="eastAsia"/>
-        </w:rPr>
-      </w:pPr>
       <w:r>
         <w:rPr>
           <w:rFonts w:hint="eastAsia"/>
@@ -2736,11 +2637,6 @@
       </w:r>
     </w:p>
     <w:p>
-      <w:pPr>
-        <w:rPr>
-          <w:rFonts w:hint="eastAsia"/>
-        </w:rPr>
-      </w:pPr>
       <w:r>
         <w:rPr>
           <w:rFonts w:hint="eastAsia"/>
@@ -2769,11 +2665,6 @@
       </w:r>
     </w:p>
     <w:p>
-      <w:pPr>
-        <w:rPr>
-          <w:rFonts w:hint="eastAsia"/>
-        </w:rPr>
-      </w:pPr>
       <w:r>
         <w:rPr>
           <w:rFonts w:hint="eastAsia"/>
@@ -2796,11 +2687,6 @@
       <w:proofErr w:type="spellEnd"/>
     </w:p>
     <w:p>
-      <w:pPr>
-        <w:rPr>
-          <w:rFonts w:hint="eastAsia"/>
-        </w:rPr>
-      </w:pPr>
       <w:r>
         <w:rPr>
           <w:rFonts w:hint="eastAsia"/>
@@ -2830,11 +2716,6 @@
       </w:r>
     </w:p>
     <w:p>
-      <w:pPr>
-        <w:rPr>
-          <w:rFonts w:hint="eastAsia"/>
-        </w:rPr>
-      </w:pPr>
       <w:r>
         <w:rPr>
           <w:rFonts w:hint="eastAsia"/>
@@ -2863,11 +2744,6 @@
       </w:r>
     </w:p>
     <w:p>
-      <w:pPr>
-        <w:rPr>
-          <w:rFonts w:hint="eastAsia"/>
-        </w:rPr>
-      </w:pPr>
       <w:r>
         <w:rPr>
           <w:rFonts w:hint="eastAsia"/>
@@ -2896,11 +2772,6 @@
       </w:r>
     </w:p>
     <w:p>
-      <w:pPr>
-        <w:rPr>
-          <w:rFonts w:hint="eastAsia"/>
-        </w:rPr>
-      </w:pPr>
       <w:r>
         <w:rPr>
           <w:rFonts w:hint="eastAsia"/>
@@ -2929,11 +2800,6 @@
       </w:r>
     </w:p>
     <w:p>
-      <w:pPr>
-        <w:rPr>
-          <w:rFonts w:hint="eastAsia"/>
-        </w:rPr>
-      </w:pPr>
       <w:r>
         <w:rPr>
           <w:rFonts w:hint="eastAsia"/>
@@ -3031,11 +2897,6 @@
       </w:r>
     </w:p>
     <w:p>
-      <w:pPr>
-        <w:rPr>
-          <w:rFonts w:hint="eastAsia"/>
-        </w:rPr>
-      </w:pPr>
       <w:r>
         <w:rPr>
           <w:rFonts w:hint="eastAsia"/>
@@ -3088,7 +2949,7 @@
         <w:rPr>
           <w:rFonts w:hint="eastAsia"/>
         </w:rPr>
-        <w:t>2028</w:t>
+        <w:t>2026</w:t>
       </w:r>
       <w:r>
         <w:rPr>
@@ -3122,11 +2983,6 @@
       </w:r>
     </w:p>
     <w:p>
-      <w:pPr>
-        <w:rPr>
-          <w:rFonts w:hint="eastAsia"/>
-        </w:rPr>
-      </w:pPr>
       <w:r>
         <w:rPr>
           <w:rFonts w:hint="eastAsia"/>
@@ -3135,11 +2991,6 @@
       </w:r>
     </w:p>
     <w:p>
-      <w:pPr>
-        <w:rPr>
-          <w:rFonts w:hint="eastAsia"/>
-        </w:rPr>
-      </w:pPr>
       <w:r>
         <w:rPr>
           <w:rFonts w:hint="eastAsia"/>
@@ -3251,19 +3102,8 @@
         <w:t>）</w:t>
       </w:r>
     </w:p>
-    <w:p>
-      <w:pPr>
-        <w:rPr>
-          <w:rFonts w:hint="eastAsia"/>
-        </w:rPr>
-      </w:pPr>
-    </w:p>
-    <w:p>
-      <w:pPr>
-        <w:rPr>
-          <w:rFonts w:hint="eastAsia"/>
-        </w:rPr>
-      </w:pPr>
+    <w:p/>
+    <w:p>
       <w:r>
         <w:rPr>
           <w:rFonts w:hint="eastAsia"/>
@@ -3307,19 +3147,8 @@
         <w:t>ユーバンク夫妻による、ポッドキャスト形式の率直な会話が繰り広げられます。</w:t>
       </w:r>
     </w:p>
-    <w:p>
-      <w:pPr>
-        <w:rPr>
-          <w:rFonts w:hint="eastAsia"/>
-        </w:rPr>
-      </w:pPr>
-    </w:p>
-    <w:p>
-      <w:pPr>
-        <w:rPr>
-          <w:rFonts w:hint="eastAsia"/>
-        </w:rPr>
-      </w:pPr>
+    <w:p/>
+    <w:p>
       <w:r>
         <w:rPr>
           <w:rFonts w:hint="eastAsia"/>
@@ -3364,11 +3193,6 @@
       </w:r>
     </w:p>
     <w:p>
-      <w:pPr>
-        <w:rPr>
-          <w:rFonts w:hint="eastAsia"/>
-        </w:rPr>
-      </w:pPr>
       <w:r>
         <w:rPr>
           <w:rFonts w:hint="eastAsia"/>
@@ -3397,13 +3221,27 @@
         <w:rPr>
           <w:rFonts w:hint="eastAsia"/>
         </w:rPr>
-        <w:t>）を取得。聖書の女性たち、美、そして「非難の文化（</w:t>
-      </w:r>
-      <w:r>
-        <w:rPr>
-          <w:rFonts w:hint="eastAsia"/>
-        </w:rPr>
-        <w:t>blame culture</w:t>
+        <w:t>）</w:t>
+      </w:r>
+      <w:proofErr w:type="spellStart"/>
+      <w:r>
+        <w:rPr>
+          <w:rFonts w:hint="eastAsia"/>
+        </w:rPr>
+        <w:t>を取得。聖書の女性たち、美、そして「非難の文化（</w:t>
+      </w:r>
+      <w:r>
+        <w:rPr>
+          <w:rFonts w:hint="eastAsia"/>
+        </w:rPr>
+        <w:t>blame</w:t>
+      </w:r>
+      <w:proofErr w:type="spellEnd"/>
+      <w:r>
+        <w:rPr>
+          <w:rFonts w:hint="eastAsia"/>
+        </w:rPr>
+        <w:t xml:space="preserve"> culture</w:t>
       </w:r>
       <w:r>
         <w:rPr>
@@ -3426,19 +3264,8 @@
         <w:t>。</w:t>
       </w:r>
     </w:p>
-    <w:p>
-      <w:pPr>
-        <w:rPr>
-          <w:rFonts w:hint="eastAsia"/>
-        </w:rPr>
-      </w:pPr>
-    </w:p>
-    <w:p>
-      <w:pPr>
-        <w:rPr>
-          <w:rFonts w:hint="eastAsia"/>
-        </w:rPr>
-      </w:pPr>
+    <w:p/>
+    <w:p>
       <w:proofErr w:type="spellStart"/>
       <w:r>
         <w:rPr>
@@ -3475,11 +3302,6 @@
       </w:r>
     </w:p>
     <w:p>
-      <w:pPr>
-        <w:rPr>
-          <w:rFonts w:hint="eastAsia"/>
-        </w:rPr>
-      </w:pPr>
       <w:r>
         <w:rPr>
           <w:rFonts w:hint="eastAsia"/>
@@ -3511,19 +3333,8 @@
         <w:t>人の子供がいる。</w:t>
       </w:r>
     </w:p>
-    <w:p>
-      <w:pPr>
-        <w:rPr>
-          <w:rFonts w:hint="eastAsia"/>
-        </w:rPr>
-      </w:pPr>
-    </w:p>
-    <w:p>
-      <w:pPr>
-        <w:rPr>
-          <w:rFonts w:hint="eastAsia"/>
-        </w:rPr>
-      </w:pPr>
+    <w:p/>
+    <w:p>
       <w:r>
         <w:rPr>
           <w:rFonts w:hint="eastAsia"/>
@@ -3546,11 +3357,6 @@
       </w:r>
     </w:p>
     <w:p>
-      <w:pPr>
-        <w:rPr>
-          <w:rFonts w:hint="eastAsia"/>
-        </w:rPr>
-      </w:pPr>
       <w:r>
         <w:rPr>
           <w:rFonts w:hint="eastAsia"/>
@@ -3559,11 +3365,6 @@
       </w:r>
     </w:p>
     <w:p>
-      <w:pPr>
-        <w:rPr>
-          <w:rFonts w:hint="eastAsia"/>
-        </w:rPr>
-      </w:pPr>
       <w:r>
         <w:rPr>
           <w:rFonts w:hint="eastAsia"/>
@@ -3590,11 +3391,6 @@
       </w:r>
     </w:p>
     <w:p>
-      <w:pPr>
-        <w:rPr>
-          <w:rFonts w:hint="eastAsia"/>
-        </w:rPr>
-      </w:pPr>
       <w:r>
         <w:rPr>
           <w:rFonts w:hint="eastAsia"/>
@@ -3631,11 +3427,6 @@
       </w:r>
     </w:p>
     <w:p>
-      <w:pPr>
-        <w:rPr>
-          <w:rFonts w:hint="eastAsia"/>
-        </w:rPr>
-      </w:pPr>
       <w:r>
         <w:rPr>
           <w:rFonts w:hint="eastAsia"/>
@@ -3686,11 +3477,6 @@
       </w:r>
     </w:p>
     <w:p>
-      <w:pPr>
-        <w:rPr>
-          <w:rFonts w:hint="eastAsia"/>
-        </w:rPr>
-      </w:pPr>
       <w:r>
         <w:rPr>
           <w:rFonts w:hint="eastAsia"/>
@@ -3705,11 +3491,6 @@
       </w:r>
     </w:p>
     <w:p>
-      <w:pPr>
-        <w:rPr>
-          <w:rFonts w:hint="eastAsia"/>
-        </w:rPr>
-      </w:pPr>
       <w:r>
         <w:rPr>
           <w:rFonts w:hint="eastAsia"/>
@@ -3755,11 +3536,6 @@
       </w:r>
     </w:p>
     <w:p>
-      <w:pPr>
-        <w:rPr>
-          <w:rFonts w:hint="eastAsia"/>
-        </w:rPr>
-      </w:pPr>
       <w:r>
         <w:rPr>
           <w:rFonts w:hint="eastAsia"/>
@@ -3796,11 +3572,6 @@
       </w:r>
     </w:p>
     <w:p>
-      <w:pPr>
-        <w:rPr>
-          <w:rFonts w:hint="eastAsia"/>
-        </w:rPr>
-      </w:pPr>
       <w:r>
         <w:rPr>
           <w:rFonts w:hint="eastAsia"/>
@@ -3863,11 +3634,6 @@
       </w:r>
     </w:p>
     <w:p>
-      <w:pPr>
-        <w:rPr>
-          <w:rFonts w:hint="eastAsia"/>
-        </w:rPr>
-      </w:pPr>
       <w:r>
         <w:rPr>
           <w:rFonts w:hint="eastAsia"/>
@@ -3890,11 +3656,6 @@
       <w:proofErr w:type="spellEnd"/>
     </w:p>
     <w:p>
-      <w:pPr>
-        <w:rPr>
-          <w:rFonts w:hint="eastAsia"/>
-        </w:rPr>
-      </w:pPr>
       <w:r>
         <w:rPr>
           <w:rFonts w:hint="eastAsia"/>
@@ -3909,11 +3670,6 @@
       </w:r>
     </w:p>
     <w:p>
-      <w:pPr>
-        <w:rPr>
-          <w:rFonts w:hint="eastAsia"/>
-        </w:rPr>
-      </w:pPr>
       <w:r>
         <w:rPr>
           <w:rFonts w:hint="eastAsia"/>
@@ -3942,11 +3698,6 @@
       </w:r>
     </w:p>
     <w:p>
-      <w:pPr>
-        <w:rPr>
-          <w:rFonts w:hint="eastAsia"/>
-        </w:rPr>
-      </w:pPr>
       <w:r>
         <w:rPr>
           <w:rFonts w:hint="eastAsia"/>
@@ -3969,11 +3720,6 @@
       <w:proofErr w:type="spellEnd"/>
     </w:p>
     <w:p>
-      <w:pPr>
-        <w:rPr>
-          <w:rFonts w:hint="eastAsia"/>
-        </w:rPr>
-      </w:pPr>
       <w:r>
         <w:rPr>
           <w:rFonts w:hint="eastAsia"/>
@@ -4002,11 +3748,6 @@
       </w:r>
     </w:p>
     <w:p>
-      <w:pPr>
-        <w:rPr>
-          <w:rFonts w:hint="eastAsia"/>
-        </w:rPr>
-      </w:pPr>
       <w:r>
         <w:rPr>
           <w:rFonts w:hint="eastAsia"/>
@@ -4035,11 +3776,6 @@
       </w:r>
     </w:p>
     <w:p>
-      <w:pPr>
-        <w:rPr>
-          <w:rFonts w:hint="eastAsia"/>
-        </w:rPr>
-      </w:pPr>
       <w:r>
         <w:rPr>
           <w:rFonts w:hint="eastAsia"/>
@@ -4068,11 +3804,6 @@
       </w:r>
     </w:p>
     <w:p>
-      <w:pPr>
-        <w:rPr>
-          <w:rFonts w:hint="eastAsia"/>
-        </w:rPr>
-      </w:pPr>
       <w:r>
         <w:rPr>
           <w:rFonts w:hint="eastAsia"/>
@@ -4101,11 +3832,6 @@
       </w:r>
     </w:p>
     <w:p>
-      <w:pPr>
-        <w:rPr>
-          <w:rFonts w:hint="eastAsia"/>
-        </w:rPr>
-      </w:pPr>
       <w:r>
         <w:rPr>
           <w:rFonts w:hint="eastAsia"/>
@@ -8221,6 +7947,7 @@
   <w:style w:type="character" w:default="1" w:styleId="DefaultParagraphFont">
     <w:name w:val="Default Paragraph Font"/>
     <w:uiPriority w:val="1"/>
+    <w:semiHidden/>
     <w:unhideWhenUsed/>
   </w:style>
   <w:style w:type="table" w:default="1" w:styleId="TableNormal">
